--- a/templates/contract_template_vars.docx
+++ b/templates/contract_template_vars.docx
@@ -49,13 +49,32 @@
           <w:sz w:val="24"/>
           <w:szCs w:val="24"/>
         </w:rPr>
-        <w:t>на проведение финансовых операций № {{CONTRACT_NUMBER}}</w:t>
+        <w:t xml:space="preserve">на проведение финансовых операций </w:t>
       </w:r>
       <w:r>
         <w:rPr>
           <w:rFonts w:ascii="Times New Roman" w:hAnsi="Times New Roman"/>
           <w:b/>
-          <w:color w:val="000000" w:themeColor="text1"/>
+          <w:sz w:val="24"/>
+          <w:szCs w:val="24"/>
+        </w:rPr>
+        <w:t xml:space="preserve">№ </w:t>
+      </w:r>
+      <w:r>
+        <w:rPr>
+          <w:rFonts w:ascii="Times New Roman" w:hAnsi="Times New Roman"/>
+          <w:b/>
+          <w:color w:val="FF0000"/>
+          <w:sz w:val="24"/>
+          <w:szCs w:val="24"/>
+        </w:rPr>
+        <w:t>{{CONTRACT_NUMBER}}</w:t>
+      </w:r>
+      <w:r>
+        <w:rPr>
+          <w:rFonts w:ascii="Times New Roman" w:hAnsi="Times New Roman"/>
+          <w:b/>
+          <w:color w:val="FF0000"/>
           <w:sz w:val="24"/>
           <w:szCs w:val="24"/>
         </w:rPr>
@@ -94,7 +113,15 @@
           <w:sz w:val="24"/>
           <w:szCs w:val="24"/>
         </w:rPr>
-        <w:t>г. Москва                                                                                                 «{{CONTRACT_DATE}}»</w:t>
+        <w:t xml:space="preserve">г. Москва                                                                                             </w:t>
+      </w:r>
+      <w:r>
+        <w:rPr>
+          <w:rFonts w:ascii="Times New Roman" w:hAnsi="Times New Roman"/>
+          <w:sz w:val="24"/>
+          <w:szCs w:val="24"/>
+        </w:rPr>
+        <w:t xml:space="preserve"> </w:t>
       </w:r>
       <w:proofErr w:type="gramStart"/>
       <w:r>
@@ -103,14 +130,91 @@
           <w:sz w:val="24"/>
           <w:szCs w:val="24"/>
         </w:rPr>
+        <w:t xml:space="preserve">   </w:t>
+      </w:r>
+      <w:r>
+        <w:rPr>
+          <w:rFonts w:ascii="Times New Roman" w:hAnsi="Times New Roman"/>
+          <w:sz w:val="24"/>
+          <w:szCs w:val="24"/>
+        </w:rPr>
+        <w:t>«</w:t>
       </w:r>
       <w:proofErr w:type="gramEnd"/>
       <w:r>
         <w:rPr>
           <w:rFonts w:ascii="Times New Roman" w:hAnsi="Times New Roman"/>
-          <w:sz w:val="24"/>
-          <w:szCs w:val="24"/>
-        </w:rPr>
+          <w:color w:val="FF0000"/>
+          <w:sz w:val="24"/>
+          <w:szCs w:val="24"/>
+        </w:rPr>
+        <w:t>{{CONTRACT_DAY}}</w:t>
+      </w:r>
+      <w:r>
+        <w:rPr>
+          <w:rFonts w:ascii="Times New Roman" w:hAnsi="Times New Roman"/>
+          <w:sz w:val="24"/>
+          <w:szCs w:val="24"/>
+        </w:rPr>
+        <w:t>»</w:t>
+      </w:r>
+      <w:r>
+        <w:rPr>
+          <w:rFonts w:ascii="Times New Roman" w:hAnsi="Times New Roman"/>
+          <w:sz w:val="24"/>
+          <w:szCs w:val="24"/>
+        </w:rPr>
+        <w:t xml:space="preserve"> </w:t>
+      </w:r>
+      <w:r>
+        <w:rPr>
+          <w:rFonts w:ascii="Times New Roman" w:hAnsi="Times New Roman"/>
+          <w:color w:val="FF0000"/>
+          <w:sz w:val="24"/>
+          <w:szCs w:val="24"/>
+        </w:rPr>
+        <w:t>{{CONTRACT_MONTH}}</w:t>
+      </w:r>
+      <w:r>
+        <w:rPr>
+          <w:rFonts w:ascii="Times New Roman" w:hAnsi="Times New Roman"/>
+          <w:sz w:val="24"/>
+          <w:szCs w:val="24"/>
+        </w:rPr>
+        <w:t xml:space="preserve"> </w:t>
+      </w:r>
+      <w:r>
+        <w:rPr>
+          <w:rFonts w:ascii="Times New Roman" w:hAnsi="Times New Roman"/>
+          <w:sz w:val="24"/>
+          <w:szCs w:val="24"/>
+        </w:rPr>
+        <w:t>20</w:t>
+      </w:r>
+      <w:r>
+        <w:rPr>
+          <w:rFonts w:ascii="Times New Roman" w:hAnsi="Times New Roman"/>
+          <w:color w:val="FF0000"/>
+          <w:sz w:val="24"/>
+          <w:szCs w:val="24"/>
+        </w:rPr>
+        <w:t>{{CONTRACT_YEAR_2}}</w:t>
+      </w:r>
+      <w:r>
+        <w:rPr>
+          <w:rFonts w:ascii="Times New Roman" w:hAnsi="Times New Roman"/>
+          <w:color w:val="FF0000"/>
+          <w:sz w:val="24"/>
+          <w:szCs w:val="24"/>
+        </w:rPr>
+      </w:r>
+      <w:r>
+        <w:rPr>
+          <w:rFonts w:ascii="Times New Roman" w:hAnsi="Times New Roman"/>
+          <w:sz w:val="24"/>
+          <w:szCs w:val="24"/>
+        </w:rPr>
+        <w:t xml:space="preserve"> г.</w:t>
       </w:r>
     </w:p>
     <w:p>
@@ -147,20 +251,498 @@
           <w:sz w:val="24"/>
           <w:szCs w:val="24"/>
         </w:rPr>
-        <w:t>Общество с ограниченной ответственностью «Авто ЛР»</w:t>
-      </w:r>
-      <w:r>
-        <w:rPr>
-          <w:rFonts w:ascii="Times New Roman" w:hAnsi="Times New Roman"/>
-          <w:sz w:val="24"/>
-          <w:szCs w:val="24"/>
-        </w:rPr>
-        <w:t>, именуемое в дальнейшем «Агент», в лице Генерального директора Смолина Бориса Анатольевича, действующего на основании Устава, с одной стороны, и {{CLIENT_FULL_NAME}}, {{CLIENT_BIRTH_DATE}} года рождения, паспорт {{PASSPORT_NUMBER}} выдан {{PASSPORT_ISSUED_BY}} дата выдачи {{PASSPORT_ISSUE_DATE}}, код подразделения: {{PASSPORT_CODE}}, зарегистрированный (</w:t>
+        <w:t>Общество с ограниченной ответственностью «</w:t>
+      </w:r>
+      <w:r>
+        <w:rPr>
+          <w:rFonts w:ascii="Times New Roman" w:hAnsi="Times New Roman"/>
+          <w:b/>
+          <w:bCs/>
+          <w:sz w:val="24"/>
+          <w:szCs w:val="24"/>
+        </w:rPr>
+        <w:t xml:space="preserve">Авто </w:t>
+      </w:r>
+      <w:r>
+        <w:rPr>
+          <w:rFonts w:ascii="Times New Roman" w:hAnsi="Times New Roman"/>
+          <w:b/>
+          <w:bCs/>
+          <w:sz w:val="24"/>
+          <w:szCs w:val="24"/>
+        </w:rPr>
+        <w:t>ЛР»</w:t>
+      </w:r>
+      <w:r>
+        <w:rPr>
+          <w:rFonts w:ascii="Times New Roman" w:hAnsi="Times New Roman"/>
+          <w:sz w:val="24"/>
+          <w:szCs w:val="24"/>
+        </w:rPr>
+        <w:t xml:space="preserve">, именуемое в дальнейшем «Агент», в лице Генерального директора </w:t>
+      </w:r>
+      <w:r>
+        <w:rPr>
+          <w:rFonts w:ascii="Times New Roman" w:hAnsi="Times New Roman"/>
+          <w:sz w:val="24"/>
+          <w:szCs w:val="24"/>
+        </w:rPr>
+        <w:t>Смолина Бориса Анатольевича</w:t>
+      </w:r>
+      <w:r>
+        <w:rPr>
+          <w:rFonts w:ascii="Times New Roman" w:hAnsi="Times New Roman"/>
+          <w:sz w:val="24"/>
+          <w:szCs w:val="24"/>
+        </w:rPr>
+        <w:t>, действующего на основании Устава, с одной стороны, и</w:t>
+      </w:r>
+      <w:r>
+        <w:rPr>
+          <w:rFonts w:ascii="Times New Roman" w:hAnsi="Times New Roman"/>
+          <w:sz w:val="24"/>
+          <w:szCs w:val="24"/>
+        </w:rPr>
+        <w:t xml:space="preserve"> </w:t>
       </w:r>
       <w:proofErr w:type="spellStart"/>
       <w:r>
         <w:rPr>
           <w:rFonts w:ascii="Times New Roman" w:hAnsi="Times New Roman"/>
+          <w:color w:val="FF0000"/>
+          <w:sz w:val="24"/>
+          <w:szCs w:val="24"/>
+        </w:rPr>
+        <w:t>{{CLIENT_DETAILS}}</w:t>
+      </w:r>
+      <w:proofErr w:type="spellEnd"/>
+      <w:r>
+        <w:rPr>
+          <w:rFonts w:ascii="Times New Roman" w:hAnsi="Times New Roman"/>
+          <w:color w:val="FF0000"/>
+          <w:sz w:val="24"/>
+          <w:szCs w:val="24"/>
+        </w:rPr>
+      </w:r>
+      <w:r>
+        <w:rPr>
+          <w:rFonts w:ascii="Times New Roman" w:hAnsi="Times New Roman"/>
+          <w:color w:val="FF0000"/>
+          <w:sz w:val="24"/>
+          <w:szCs w:val="24"/>
+        </w:rPr>
+      </w:r>
+      <w:r>
+        <w:rPr>
+          <w:rFonts w:ascii="Times New Roman" w:hAnsi="Times New Roman"/>
+          <w:color w:val="FF0000"/>
+          <w:sz w:val="24"/>
+          <w:szCs w:val="24"/>
+        </w:rPr>
+      </w:r>
+      <w:r>
+        <w:rPr>
+          <w:rFonts w:ascii="Times New Roman" w:hAnsi="Times New Roman"/>
+          <w:color w:val="FF0000"/>
+          <w:sz w:val="24"/>
+          <w:szCs w:val="24"/>
+        </w:rPr>
+      </w:r>
+      <w:r>
+        <w:rPr>
+          <w:rFonts w:ascii="Times New Roman" w:hAnsi="Times New Roman"/>
+          <w:color w:val="FF0000"/>
+          <w:sz w:val="24"/>
+          <w:szCs w:val="24"/>
+        </w:rPr>
+      </w:r>
+      <w:r>
+        <w:rPr>
+          <w:rFonts w:ascii="Times New Roman" w:hAnsi="Times New Roman"/>
+          <w:color w:val="FF0000"/>
+          <w:sz w:val="24"/>
+          <w:szCs w:val="24"/>
+        </w:rPr>
+      </w:r>
+      <w:r>
+        <w:rPr>
+          <w:rFonts w:ascii="Times New Roman" w:hAnsi="Times New Roman"/>
+          <w:color w:val="FF0000"/>
+          <w:sz w:val="24"/>
+          <w:szCs w:val="24"/>
+        </w:rPr>
+      </w:r>
+      <w:r>
+        <w:rPr>
+          <w:rFonts w:ascii="Times New Roman" w:hAnsi="Times New Roman"/>
+          <w:color w:val="FF0000"/>
+          <w:sz w:val="24"/>
+          <w:szCs w:val="24"/>
+        </w:rPr>
+      </w:r>
+      <w:r>
+        <w:rPr>
+          <w:rFonts w:ascii="Times New Roman" w:hAnsi="Times New Roman"/>
+          <w:color w:val="FF0000"/>
+          <w:sz w:val="24"/>
+          <w:szCs w:val="24"/>
+        </w:rPr>
+      </w:r>
+      <w:r>
+        <w:rPr>
+          <w:rFonts w:ascii="Times New Roman" w:hAnsi="Times New Roman"/>
+          <w:color w:val="FF0000"/>
+          <w:sz w:val="24"/>
+          <w:szCs w:val="24"/>
+        </w:rPr>
+      </w:r>
+      <w:r>
+        <w:rPr>
+          <w:rFonts w:ascii="Times New Roman" w:hAnsi="Times New Roman"/>
+          <w:color w:val="FF0000"/>
+          <w:sz w:val="24"/>
+          <w:szCs w:val="24"/>
+        </w:rPr>
+      </w:r>
+      <w:r>
+        <w:rPr>
+          <w:rFonts w:ascii="Times New Roman" w:hAnsi="Times New Roman"/>
+          <w:color w:val="FF0000"/>
+          <w:sz w:val="24"/>
+          <w:szCs w:val="24"/>
+        </w:rPr>
+      </w:r>
+      <w:r>
+        <w:rPr>
+          <w:rFonts w:ascii="Times New Roman" w:hAnsi="Times New Roman"/>
+          <w:color w:val="FF0000"/>
+          <w:sz w:val="24"/>
+          <w:szCs w:val="24"/>
+        </w:rPr>
+      </w:r>
+      <w:r>
+        <w:rPr>
+          <w:rFonts w:ascii="Times New Roman" w:hAnsi="Times New Roman"/>
+          <w:color w:val="FF0000"/>
+          <w:sz w:val="24"/>
+          <w:szCs w:val="24"/>
+        </w:rPr>
+      </w:r>
+      <w:r>
+        <w:rPr>
+          <w:rFonts w:ascii="Times New Roman" w:hAnsi="Times New Roman"/>
+          <w:color w:val="FF0000"/>
+          <w:sz w:val="24"/>
+          <w:szCs w:val="24"/>
+        </w:rPr>
+      </w:r>
+      <w:r>
+        <w:rPr>
+          <w:rFonts w:ascii="Times New Roman" w:hAnsi="Times New Roman"/>
+          <w:color w:val="FF0000"/>
+          <w:sz w:val="24"/>
+          <w:szCs w:val="24"/>
+        </w:rPr>
+      </w:r>
+      <w:r>
+        <w:rPr>
+          <w:rFonts w:ascii="Times New Roman" w:hAnsi="Times New Roman"/>
+          <w:color w:val="FF0000"/>
+          <w:sz w:val="24"/>
+          <w:szCs w:val="24"/>
+        </w:rPr>
+      </w:r>
+      <w:r>
+        <w:rPr>
+          <w:rFonts w:ascii="Times New Roman" w:hAnsi="Times New Roman"/>
+          <w:color w:val="FF0000"/>
+          <w:sz w:val="24"/>
+          <w:szCs w:val="24"/>
+        </w:rPr>
+      </w:r>
+      <w:r>
+        <w:rPr>
+          <w:rFonts w:ascii="Times New Roman" w:hAnsi="Times New Roman"/>
+          <w:color w:val="FF0000"/>
+          <w:sz w:val="24"/>
+          <w:szCs w:val="24"/>
+        </w:rPr>
+      </w:r>
+      <w:r>
+        <w:rPr>
+          <w:rFonts w:ascii="Times New Roman" w:hAnsi="Times New Roman"/>
+          <w:color w:val="FF0000"/>
+          <w:sz w:val="24"/>
+          <w:szCs w:val="24"/>
+        </w:rPr>
+      </w:r>
+      <w:r>
+        <w:rPr>
+          <w:rFonts w:ascii="Times New Roman" w:hAnsi="Times New Roman"/>
+          <w:color w:val="FF0000"/>
+          <w:sz w:val="24"/>
+          <w:szCs w:val="24"/>
+        </w:rPr>
+      </w:r>
+      <w:r>
+        <w:rPr>
+          <w:rFonts w:ascii="Times New Roman" w:hAnsi="Times New Roman"/>
+          <w:color w:val="FF0000"/>
+          <w:sz w:val="24"/>
+          <w:szCs w:val="24"/>
+        </w:rPr>
+      </w:r>
+      <w:r>
+        <w:rPr>
+          <w:rFonts w:ascii="Times New Roman" w:hAnsi="Times New Roman"/>
+          <w:color w:val="FF0000"/>
+          <w:sz w:val="24"/>
+          <w:szCs w:val="24"/>
+        </w:rPr>
+      </w:r>
+      <w:r>
+        <w:rPr>
+          <w:rFonts w:ascii="Times New Roman" w:hAnsi="Times New Roman"/>
+          <w:color w:val="FF0000"/>
+          <w:sz w:val="24"/>
+          <w:szCs w:val="24"/>
+        </w:rPr>
+      </w:r>
+      <w:r>
+        <w:rPr>
+          <w:rFonts w:ascii="Times New Roman" w:hAnsi="Times New Roman"/>
+          <w:color w:val="FF0000"/>
+          <w:sz w:val="24"/>
+          <w:szCs w:val="24"/>
+        </w:rPr>
+      </w:r>
+      <w:r>
+        <w:rPr>
+          <w:rFonts w:ascii="Times New Roman" w:hAnsi="Times New Roman"/>
+          <w:color w:val="FF0000"/>
+          <w:sz w:val="24"/>
+          <w:szCs w:val="24"/>
+        </w:rPr>
+      </w:r>
+      <w:r>
+        <w:rPr>
+          <w:rFonts w:ascii="Times New Roman" w:hAnsi="Times New Roman"/>
+          <w:color w:val="FF0000"/>
+          <w:sz w:val="24"/>
+          <w:szCs w:val="24"/>
+        </w:rPr>
+      </w:r>
+      <w:r>
+        <w:rPr>
+          <w:rFonts w:ascii="Times New Roman" w:hAnsi="Times New Roman"/>
+          <w:color w:val="FF0000"/>
+          <w:sz w:val="24"/>
+          <w:szCs w:val="24"/>
+        </w:rPr>
+      </w:r>
+      <w:r>
+        <w:rPr>
+          <w:rFonts w:ascii="Times New Roman" w:hAnsi="Times New Roman"/>
+          <w:color w:val="FF0000"/>
+          <w:sz w:val="24"/>
+          <w:szCs w:val="24"/>
+        </w:rPr>
+      </w:r>
+      <w:r>
+        <w:rPr>
+          <w:rFonts w:ascii="Times New Roman" w:hAnsi="Times New Roman"/>
+          <w:color w:val="FF0000"/>
+          <w:sz w:val="24"/>
+          <w:szCs w:val="24"/>
+        </w:rPr>
+      </w:r>
+      <w:r>
+        <w:rPr>
+          <w:rFonts w:ascii="Times New Roman" w:hAnsi="Times New Roman"/>
+          <w:color w:val="FF0000"/>
+          <w:sz w:val="24"/>
+          <w:szCs w:val="24"/>
+        </w:rPr>
+      </w:r>
+      <w:r>
+        <w:rPr>
+          <w:rFonts w:ascii="Times New Roman" w:hAnsi="Times New Roman"/>
+          <w:color w:val="FF0000"/>
+          <w:sz w:val="24"/>
+          <w:szCs w:val="24"/>
+        </w:rPr>
+      </w:r>
+      <w:r>
+        <w:rPr>
+          <w:rFonts w:ascii="Times New Roman" w:hAnsi="Times New Roman"/>
+          <w:color w:val="FF0000"/>
+          <w:sz w:val="24"/>
+          <w:szCs w:val="24"/>
+        </w:rPr>
+      </w:r>
+      <w:r>
+        <w:rPr>
+          <w:rFonts w:ascii="Times New Roman" w:hAnsi="Times New Roman"/>
+          <w:color w:val="FF0000"/>
+          <w:sz w:val="24"/>
+          <w:szCs w:val="24"/>
+        </w:rPr>
+      </w:r>
+      <w:r>
+        <w:rPr>
+          <w:rFonts w:ascii="Times New Roman" w:hAnsi="Times New Roman"/>
+          <w:color w:val="FF0000"/>
+          <w:sz w:val="24"/>
+          <w:szCs w:val="24"/>
+        </w:rPr>
+      </w:r>
+      <w:r>
+        <w:rPr>
+          <w:rFonts w:ascii="Times New Roman" w:hAnsi="Times New Roman"/>
+          <w:color w:val="FF0000"/>
+          <w:sz w:val="24"/>
+          <w:szCs w:val="24"/>
+        </w:rPr>
+      </w:r>
+      <w:r>
+        <w:rPr>
+          <w:rFonts w:ascii="Times New Roman" w:hAnsi="Times New Roman"/>
+          <w:color w:val="FF0000"/>
+          <w:sz w:val="24"/>
+          <w:szCs w:val="24"/>
+        </w:rPr>
+      </w:r>
+      <w:r>
+        <w:rPr>
+          <w:rFonts w:ascii="Times New Roman" w:hAnsi="Times New Roman"/>
+          <w:color w:val="FF0000"/>
+          <w:sz w:val="24"/>
+          <w:szCs w:val="24"/>
+        </w:rPr>
+      </w:r>
+      <w:r>
+        <w:rPr>
+          <w:rFonts w:ascii="Times New Roman" w:hAnsi="Times New Roman"/>
+          <w:color w:val="FF0000"/>
+          <w:sz w:val="24"/>
+          <w:szCs w:val="24"/>
+        </w:rPr>
+      </w:r>
+      <w:r>
+        <w:rPr>
+          <w:rFonts w:ascii="Times New Roman" w:hAnsi="Times New Roman"/>
+          <w:color w:val="FF0000"/>
+          <w:sz w:val="24"/>
+          <w:szCs w:val="24"/>
+        </w:rPr>
+      </w:r>
+      <w:r>
+        <w:rPr>
+          <w:rFonts w:ascii="Times New Roman" w:hAnsi="Times New Roman"/>
+          <w:color w:val="FF0000"/>
+          <w:sz w:val="24"/>
+          <w:szCs w:val="24"/>
+        </w:rPr>
+      </w:r>
+      <w:proofErr w:type="spellStart"/>
+      <w:r>
+        <w:rPr>
+          <w:rFonts w:ascii="Times New Roman" w:hAnsi="Times New Roman"/>
+          <w:color w:val="FF0000"/>
+          <w:sz w:val="24"/>
+          <w:szCs w:val="24"/>
+        </w:rPr>
+      </w:r>
+      <w:proofErr w:type="spellEnd"/>
+      <w:r>
+        <w:rPr>
+          <w:rFonts w:ascii="Times New Roman" w:hAnsi="Times New Roman"/>
+          <w:color w:val="FF0000"/>
+          <w:sz w:val="24"/>
+          <w:szCs w:val="24"/>
+        </w:rPr>
+      </w:r>
+      <w:r>
+        <w:rPr>
+          <w:rFonts w:ascii="Times New Roman" w:hAnsi="Times New Roman"/>
+          <w:color w:val="FF0000"/>
+          <w:sz w:val="24"/>
+          <w:szCs w:val="24"/>
+        </w:rPr>
+      </w:r>
+      <w:r>
+        <w:rPr>
+          <w:rFonts w:ascii="Times New Roman" w:hAnsi="Times New Roman"/>
+          <w:color w:val="FF0000"/>
+          <w:sz w:val="24"/>
+          <w:szCs w:val="24"/>
+        </w:rPr>
+      </w:r>
+      <w:proofErr w:type="spellStart"/>
+      <w:r>
+        <w:rPr>
+          <w:rFonts w:ascii="Times New Roman" w:hAnsi="Times New Roman"/>
+          <w:color w:val="FF0000"/>
+          <w:sz w:val="24"/>
+          <w:szCs w:val="24"/>
+        </w:rPr>
+      </w:r>
+      <w:proofErr w:type="spellEnd"/>
+      <w:r>
+        <w:rPr>
+          <w:rFonts w:ascii="Times New Roman" w:hAnsi="Times New Roman"/>
+          <w:color w:val="FF0000"/>
+          <w:sz w:val="24"/>
+          <w:szCs w:val="24"/>
+        </w:rPr>
+      </w:r>
+      <w:proofErr w:type="spellStart"/>
+      <w:r>
+        <w:rPr>
+          <w:rFonts w:ascii="Times New Roman" w:hAnsi="Times New Roman"/>
+          <w:color w:val="FF0000"/>
+          <w:sz w:val="24"/>
+          <w:szCs w:val="24"/>
+        </w:rPr>
+      </w:r>
+      <w:proofErr w:type="spellEnd"/>
+      <w:r>
+        <w:rPr>
+          <w:rFonts w:ascii="Times New Roman" w:hAnsi="Times New Roman"/>
+          <w:color w:val="FF0000"/>
+          <w:sz w:val="24"/>
+          <w:szCs w:val="24"/>
+        </w:rPr>
+      </w:r>
+      <w:r>
+        <w:rPr>
+          <w:rFonts w:ascii="Times New Roman" w:hAnsi="Times New Roman"/>
+          <w:color w:val="FF0000"/>
+          <w:sz w:val="24"/>
+          <w:szCs w:val="24"/>
+        </w:rPr>
+        <w:t>{{CLIENT_SEPARATOR}}</w:t>
+      </w:r>
+      <w:r>
+        <w:rPr>
+          <w:rFonts w:ascii="Times New Roman" w:hAnsi="Times New Roman"/>
+          <w:sz w:val="24"/>
+          <w:szCs w:val="24"/>
+        </w:rPr>
+        <w:t>именуем</w:t>
+      </w:r>
+      <w:r>
+        <w:rPr>
+          <w:rFonts w:ascii="Times New Roman" w:hAnsi="Times New Roman"/>
+          <w:sz w:val="24"/>
+          <w:szCs w:val="24"/>
+        </w:rPr>
+        <w:t>ый (</w:t>
+      </w:r>
+      <w:proofErr w:type="spellStart"/>
+      <w:r>
+        <w:rPr>
+          <w:rFonts w:ascii="Times New Roman" w:hAnsi="Times New Roman"/>
           <w:sz w:val="24"/>
           <w:szCs w:val="24"/>
         </w:rPr>
@@ -173,25 +755,23 @@
           <w:sz w:val="24"/>
           <w:szCs w:val="24"/>
         </w:rPr>
-        <w:t>) по адресу: Г. МОСКВА, ВН.ТЕР.Г. МУНИЦИПАЛЬНЫЙ ОКРУГ СОКОЛЬНИКИ, УЛ. МАТРОССКАЯ ТИШИНА, Д. 23/7 К. 1, КВ. 92 именуемый (</w:t>
-      </w:r>
-      <w:proofErr w:type="spellStart"/>
-      <w:r>
-        <w:rPr>
-          <w:rFonts w:ascii="Times New Roman" w:hAnsi="Times New Roman"/>
-          <w:sz w:val="24"/>
-          <w:szCs w:val="24"/>
-        </w:rPr>
-        <w:t>ая</w:t>
-      </w:r>
-      <w:proofErr w:type="spellEnd"/>
-      <w:r>
-        <w:rPr>
-          <w:rFonts w:ascii="Times New Roman" w:hAnsi="Times New Roman"/>
-          <w:sz w:val="24"/>
-          <w:szCs w:val="24"/>
-        </w:rPr>
-        <w:t>) в дальнейшем «Принципал», с другой стороны, вместе именуемые «Стороны», заключили настоящий Договор о нижеследующем:</w:t>
+        <w:t>)</w:t>
+      </w:r>
+      <w:r>
+        <w:rPr>
+          <w:rFonts w:ascii="Times New Roman" w:hAnsi="Times New Roman"/>
+          <w:sz w:val="24"/>
+          <w:szCs w:val="24"/>
+        </w:rPr>
+        <w:t xml:space="preserve"> </w:t>
+      </w:r>
+      <w:r>
+        <w:rPr>
+          <w:rFonts w:ascii="Times New Roman" w:hAnsi="Times New Roman"/>
+          <w:sz w:val="24"/>
+          <w:szCs w:val="24"/>
+        </w:rPr>
+        <w:t>в дальнейшем «Принципал», с другой стороны, вместе именуемые «Стороны», заключили настоящий Договор о нижеследующем:</w:t>
       </w:r>
     </w:p>
     <w:p>
@@ -208,7 +788,7 @@
     </w:p>
     <w:p>
       <w:pPr>
-        <w:pStyle w:val="a7"/>
+        <w:pStyle w:val="af2"/>
         <w:numPr>
           <w:ilvl w:val="0"/>
           <w:numId w:val="1"/>
@@ -216,6 +796,7 @@
         <w:spacing w:after="0" w:line="240" w:lineRule="auto"/>
         <w:jc w:val="center"/>
         <w:rPr>
+          <w:rFonts w:ascii="Times New Roman" w:hAnsi="Times New Roman"/>
           <w:b/>
           <w:bCs/>
           <w:sz w:val="24"/>
@@ -224,6 +805,7 @@
       </w:pPr>
       <w:r>
         <w:rPr>
+          <w:rFonts w:ascii="Times New Roman" w:hAnsi="Times New Roman"/>
           <w:b/>
           <w:bCs/>
           <w:sz w:val="24"/>
@@ -234,7 +816,7 @@
     </w:p>
     <w:p>
       <w:pPr>
-        <w:pStyle w:val="a7"/>
+        <w:pStyle w:val="af2"/>
         <w:numPr>
           <w:ilvl w:val="1"/>
           <w:numId w:val="1"/>
@@ -243,31 +825,51 @@
         <w:ind w:left="0" w:firstLine="709"/>
         <w:jc w:val="both"/>
         <w:rPr>
-          <w:sz w:val="24"/>
-          <w:szCs w:val="24"/>
-        </w:rPr>
-      </w:pPr>
-      <w:r>
-        <w:rPr>
-          <w:sz w:val="24"/>
-          <w:szCs w:val="24"/>
-        </w:rPr>
-        <w:t>Агент обязуется за вознаграждение от своего имени, по поручению и за счет Принципала осуществить юридические и иные действия по проведению финансовых операций оплаты приобретения в собственность Принципала и транспортировки на территорию Российской федерации транспортного средства, отвечающего следующим характеристикам, изложенным в Приложении № 1 к настоящему Договору.</w:t>
-      </w:r>
-    </w:p>
-    <w:p>
-      <w:pPr>
-        <w:pStyle w:val="a7"/>
+          <w:rFonts w:ascii="Times New Roman" w:hAnsi="Times New Roman"/>
+          <w:sz w:val="24"/>
+          <w:szCs w:val="24"/>
+        </w:rPr>
+      </w:pPr>
+      <w:r>
+        <w:rPr>
+          <w:rFonts w:ascii="Times New Roman" w:hAnsi="Times New Roman"/>
+          <w:sz w:val="24"/>
+          <w:szCs w:val="24"/>
+        </w:rPr>
+        <w:t xml:space="preserve">Агент обязуется за вознаграждение от своего имени, по поручению и за счет Принципала осуществить юридические и иные действия по проведению финансовых операций оплаты приобретения в собственность Принципала </w:t>
+      </w:r>
+      <w:r>
+        <w:rPr>
+          <w:rFonts w:ascii="Times New Roman" w:hAnsi="Times New Roman"/>
+          <w:sz w:val="24"/>
+          <w:szCs w:val="24"/>
+        </w:rPr>
+        <w:t xml:space="preserve">и транспортировки на территорию Российской федерации </w:t>
+      </w:r>
+      <w:r>
+        <w:rPr>
+          <w:rFonts w:ascii="Times New Roman" w:hAnsi="Times New Roman"/>
+          <w:sz w:val="24"/>
+          <w:szCs w:val="24"/>
+        </w:rPr>
+        <w:t>транспортного средства, отвечающего следующим характеристикам, изложенным в Приложении № 1 к настоящему Договору.</w:t>
+      </w:r>
+    </w:p>
+    <w:p>
+      <w:pPr>
+        <w:pStyle w:val="af2"/>
         <w:spacing w:after="0" w:line="240" w:lineRule="auto"/>
         <w:ind w:left="0" w:firstLine="708"/>
         <w:jc w:val="both"/>
         <w:rPr>
-          <w:sz w:val="24"/>
-          <w:szCs w:val="24"/>
-        </w:rPr>
-      </w:pPr>
-      <w:r>
-        <w:rPr>
+          <w:rFonts w:ascii="Times New Roman" w:hAnsi="Times New Roman"/>
+          <w:sz w:val="24"/>
+          <w:szCs w:val="24"/>
+        </w:rPr>
+      </w:pPr>
+      <w:r>
+        <w:rPr>
+          <w:rFonts w:ascii="Times New Roman" w:hAnsi="Times New Roman"/>
           <w:sz w:val="24"/>
           <w:szCs w:val="24"/>
         </w:rPr>
@@ -276,26 +878,100 @@
     </w:p>
     <w:p>
       <w:pPr>
-        <w:pStyle w:val="a7"/>
+        <w:pStyle w:val="af2"/>
         <w:spacing w:after="0" w:line="240" w:lineRule="auto"/>
         <w:ind w:left="0" w:firstLine="708"/>
         <w:jc w:val="both"/>
         <w:rPr>
-          <w:sz w:val="24"/>
-          <w:szCs w:val="24"/>
-        </w:rPr>
-      </w:pPr>
-      <w:r>
-        <w:rPr>
-          <w:sz w:val="24"/>
-          <w:szCs w:val="24"/>
-        </w:rPr>
-        <w:t>Стороны согласовали, что юридические и иные действия по проведению финансовых операций не ограничиваются только оплатой транспортного средства и его транспортировки, а также могут включать иные сопутствующие платежи, необходимые для доставки транспортного средства на территорию Российской Федерации, в том числе оплату страхования, погрузки, разгрузки, оформления необходимых документов.</w:t>
-      </w:r>
-    </w:p>
-    <w:p>
-      <w:pPr>
-        <w:pStyle w:val="a7"/>
+          <w:rFonts w:ascii="Times New Roman" w:hAnsi="Times New Roman"/>
+          <w:sz w:val="24"/>
+          <w:szCs w:val="24"/>
+        </w:rPr>
+      </w:pPr>
+      <w:r>
+        <w:rPr>
+          <w:rFonts w:ascii="Times New Roman" w:hAnsi="Times New Roman"/>
+          <w:sz w:val="24"/>
+          <w:szCs w:val="24"/>
+        </w:rPr>
+        <w:t>Стороны согласовали, что юридические и иные действия по проведению финансовых операций не ограничиваются только оплатой транспортного средства и его транспортировк</w:t>
+      </w:r>
+      <w:r>
+        <w:rPr>
+          <w:rFonts w:ascii="Times New Roman" w:hAnsi="Times New Roman"/>
+          <w:sz w:val="24"/>
+          <w:szCs w:val="24"/>
+        </w:rPr>
+        <w:t>и</w:t>
+      </w:r>
+      <w:r>
+        <w:rPr>
+          <w:rFonts w:ascii="Times New Roman" w:hAnsi="Times New Roman"/>
+          <w:sz w:val="24"/>
+          <w:szCs w:val="24"/>
+        </w:rPr>
+        <w:t>, а</w:t>
+      </w:r>
+      <w:r>
+        <w:rPr>
+          <w:rFonts w:ascii="Times New Roman" w:hAnsi="Times New Roman"/>
+          <w:sz w:val="24"/>
+          <w:szCs w:val="24"/>
+        </w:rPr>
+        <w:t xml:space="preserve"> также</w:t>
+      </w:r>
+      <w:r>
+        <w:rPr>
+          <w:rFonts w:ascii="Times New Roman" w:hAnsi="Times New Roman"/>
+          <w:sz w:val="24"/>
+          <w:szCs w:val="24"/>
+        </w:rPr>
+        <w:t xml:space="preserve"> </w:t>
+      </w:r>
+      <w:r>
+        <w:rPr>
+          <w:rFonts w:ascii="Times New Roman" w:hAnsi="Times New Roman"/>
+          <w:sz w:val="24"/>
+          <w:szCs w:val="24"/>
+        </w:rPr>
+        <w:t xml:space="preserve">могут включать иные </w:t>
+      </w:r>
+      <w:r>
+        <w:rPr>
+          <w:rFonts w:ascii="Times New Roman" w:hAnsi="Times New Roman"/>
+          <w:sz w:val="24"/>
+          <w:szCs w:val="24"/>
+        </w:rPr>
+        <w:t xml:space="preserve">сопутствующие </w:t>
+      </w:r>
+      <w:r>
+        <w:rPr>
+          <w:rFonts w:ascii="Times New Roman" w:hAnsi="Times New Roman"/>
+          <w:sz w:val="24"/>
+          <w:szCs w:val="24"/>
+        </w:rPr>
+        <w:t>платежи, необходимые для доставки транспортного средства на территорию Российской Федерации</w:t>
+      </w:r>
+      <w:r>
+        <w:rPr>
+          <w:rFonts w:ascii="Times New Roman" w:hAnsi="Times New Roman"/>
+          <w:sz w:val="24"/>
+          <w:szCs w:val="24"/>
+        </w:rPr>
+        <w:t>, в том числе оплату страхования, погрузки, разгрузки, оформления необходимых документов</w:t>
+      </w:r>
+      <w:r>
+        <w:rPr>
+          <w:rFonts w:ascii="Times New Roman" w:hAnsi="Times New Roman"/>
+          <w:sz w:val="24"/>
+          <w:szCs w:val="24"/>
+        </w:rPr>
+        <w:t>.</w:t>
+      </w:r>
+    </w:p>
+    <w:p>
+      <w:pPr>
+        <w:pStyle w:val="af2"/>
         <w:numPr>
           <w:ilvl w:val="1"/>
           <w:numId w:val="1"/>
@@ -304,21 +980,135 @@
         <w:ind w:left="0" w:firstLine="709"/>
         <w:jc w:val="both"/>
         <w:rPr>
-          <w:sz w:val="24"/>
-          <w:szCs w:val="24"/>
-        </w:rPr>
-      </w:pPr>
-      <w:r>
-        <w:rPr>
-          <w:sz w:val="24"/>
-          <w:szCs w:val="24"/>
-        </w:rPr>
-        <w:t>Стороны согласовали, что срок исполнения поручения, определенного в пункте 1.1. настоящего Договора, составляет 10 рабочих дней с даты поступления денежных средств в распоряжение Агента, в соответствии с пунктами 2.2.1 и 3.2 настоящего Договора.</w:t>
-      </w:r>
-    </w:p>
-    <w:p>
-      <w:pPr>
-        <w:pStyle w:val="a7"/>
+          <w:rFonts w:ascii="Times New Roman" w:hAnsi="Times New Roman"/>
+          <w:sz w:val="24"/>
+          <w:szCs w:val="24"/>
+        </w:rPr>
+      </w:pPr>
+      <w:r>
+        <w:rPr>
+          <w:rFonts w:ascii="Times New Roman" w:hAnsi="Times New Roman"/>
+          <w:sz w:val="24"/>
+          <w:szCs w:val="24"/>
+        </w:rPr>
+        <w:t>Стороны согласовали</w:t>
+      </w:r>
+      <w:r>
+        <w:rPr>
+          <w:rFonts w:ascii="Times New Roman" w:hAnsi="Times New Roman"/>
+          <w:sz w:val="24"/>
+          <w:szCs w:val="24"/>
+        </w:rPr>
+        <w:t>, что с</w:t>
+      </w:r>
+      <w:r>
+        <w:rPr>
+          <w:rFonts w:ascii="Times New Roman" w:hAnsi="Times New Roman"/>
+          <w:sz w:val="24"/>
+          <w:szCs w:val="24"/>
+        </w:rPr>
+        <w:t xml:space="preserve">рок исполнения поручения, определенного в пункте 1.1. настоящего </w:t>
+      </w:r>
+      <w:r>
+        <w:rPr>
+          <w:rFonts w:ascii="Times New Roman" w:hAnsi="Times New Roman"/>
+          <w:sz w:val="24"/>
+          <w:szCs w:val="24"/>
+        </w:rPr>
+        <w:t>Д</w:t>
+      </w:r>
+      <w:r>
+        <w:rPr>
+          <w:rFonts w:ascii="Times New Roman" w:hAnsi="Times New Roman"/>
+          <w:sz w:val="24"/>
+          <w:szCs w:val="24"/>
+        </w:rPr>
+        <w:t>оговора</w:t>
+      </w:r>
+      <w:r>
+        <w:rPr>
+          <w:rFonts w:ascii="Times New Roman" w:hAnsi="Times New Roman"/>
+          <w:sz w:val="24"/>
+          <w:szCs w:val="24"/>
+        </w:rPr>
+        <w:t>,</w:t>
+      </w:r>
+      <w:r>
+        <w:rPr>
+          <w:rFonts w:ascii="Times New Roman" w:hAnsi="Times New Roman"/>
+          <w:sz w:val="24"/>
+          <w:szCs w:val="24"/>
+        </w:rPr>
+        <w:t xml:space="preserve"> </w:t>
+      </w:r>
+      <w:r>
+        <w:rPr>
+          <w:rFonts w:ascii="Times New Roman" w:hAnsi="Times New Roman"/>
+          <w:sz w:val="24"/>
+          <w:szCs w:val="24"/>
+        </w:rPr>
+        <w:t>составляет</w:t>
+      </w:r>
+      <w:r>
+        <w:rPr>
+          <w:rFonts w:ascii="Times New Roman" w:hAnsi="Times New Roman"/>
+          <w:sz w:val="24"/>
+          <w:szCs w:val="24"/>
+        </w:rPr>
+        <w:t xml:space="preserve"> 10 рабочих дней с даты поступления денежных средств в </w:t>
+      </w:r>
+      <w:r>
+        <w:rPr>
+          <w:rFonts w:ascii="Times New Roman" w:hAnsi="Times New Roman"/>
+          <w:sz w:val="24"/>
+          <w:szCs w:val="24"/>
+        </w:rPr>
+        <w:t xml:space="preserve">распоряжение </w:t>
+      </w:r>
+      <w:r>
+        <w:rPr>
+          <w:rFonts w:ascii="Times New Roman" w:hAnsi="Times New Roman"/>
+          <w:sz w:val="24"/>
+          <w:szCs w:val="24"/>
+        </w:rPr>
+        <w:t>Агента</w:t>
+      </w:r>
+      <w:r>
+        <w:rPr>
+          <w:rFonts w:ascii="Times New Roman" w:hAnsi="Times New Roman"/>
+          <w:sz w:val="24"/>
+          <w:szCs w:val="24"/>
+        </w:rPr>
+        <w:t>,</w:t>
+      </w:r>
+      <w:r>
+        <w:rPr>
+          <w:rFonts w:ascii="Times New Roman" w:hAnsi="Times New Roman"/>
+          <w:sz w:val="24"/>
+          <w:szCs w:val="24"/>
+        </w:rPr>
+        <w:t xml:space="preserve"> </w:t>
+      </w:r>
+      <w:r>
+        <w:rPr>
+          <w:rFonts w:ascii="Times New Roman" w:hAnsi="Times New Roman"/>
+          <w:sz w:val="24"/>
+          <w:szCs w:val="24"/>
+        </w:rPr>
+        <w:t>в соответствии с пунктами 2.2.1 и 3.2 настоящего Договора</w:t>
+      </w:r>
+      <w:r>
+        <w:rPr>
+          <w:rFonts w:ascii="Times New Roman" w:hAnsi="Times New Roman"/>
+          <w:sz w:val="24"/>
+          <w:szCs w:val="24"/>
+        </w:rPr>
+        <w:t>.</w:t>
+      </w:r>
+    </w:p>
+    <w:p>
+      <w:pPr>
+        <w:pStyle w:val="af2"/>
         <w:numPr>
           <w:ilvl w:val="1"/>
           <w:numId w:val="1"/>
@@ -327,12 +1117,14 @@
         <w:ind w:left="0" w:firstLine="709"/>
         <w:jc w:val="both"/>
         <w:rPr>
-          <w:sz w:val="24"/>
-          <w:szCs w:val="24"/>
-        </w:rPr>
-      </w:pPr>
-      <w:r>
-        <w:rPr>
+          <w:rFonts w:ascii="Times New Roman" w:hAnsi="Times New Roman"/>
+          <w:sz w:val="24"/>
+          <w:szCs w:val="24"/>
+        </w:rPr>
+      </w:pPr>
+      <w:r>
+        <w:rPr>
+          <w:rFonts w:ascii="Times New Roman" w:hAnsi="Times New Roman"/>
           <w:sz w:val="24"/>
           <w:szCs w:val="24"/>
         </w:rPr>
@@ -359,58 +1151,106 @@
           <w:sz w:val="24"/>
           <w:szCs w:val="24"/>
         </w:rPr>
-        <w:t>1.4. Стороны признают, что юридическую силу имеют пересылаемые посредством электронной почты и указанных в настоящем пункте мессенджеров, документы (вложения электронных писем и отдельных сообщений).</w:t>
-      </w:r>
-    </w:p>
-    <w:p>
-      <w:pPr>
-        <w:pStyle w:val="a3"/>
+        <w:t>1.</w:t>
+      </w:r>
+      <w:r>
+        <w:rPr>
+          <w:rFonts w:ascii="Times New Roman" w:hAnsi="Times New Roman"/>
+          <w:color w:val="auto"/>
+          <w:sz w:val="24"/>
+          <w:szCs w:val="24"/>
+        </w:rPr>
+        <w:t>4</w:t>
+      </w:r>
+      <w:r>
+        <w:rPr>
+          <w:rFonts w:ascii="Times New Roman" w:hAnsi="Times New Roman"/>
+          <w:color w:val="auto"/>
+          <w:sz w:val="24"/>
+          <w:szCs w:val="24"/>
+        </w:rPr>
+        <w:t xml:space="preserve">. </w:t>
+      </w:r>
+      <w:r>
+        <w:rPr>
+          <w:rFonts w:ascii="Times New Roman" w:hAnsi="Times New Roman"/>
+          <w:color w:val="auto"/>
+          <w:sz w:val="24"/>
+          <w:szCs w:val="24"/>
+        </w:rPr>
+        <w:t>Стороны признают, что ю</w:t>
+      </w:r>
+      <w:r>
+        <w:rPr>
+          <w:rFonts w:ascii="Times New Roman" w:hAnsi="Times New Roman"/>
+          <w:color w:val="auto"/>
+          <w:sz w:val="24"/>
+          <w:szCs w:val="24"/>
+        </w:rPr>
+        <w:t>ридическую силу имеют пересылаемые посредством электронной почты и указанных в настоящем пункте мессенджеров</w:t>
+      </w:r>
+      <w:r>
+        <w:rPr>
+          <w:rFonts w:ascii="Times New Roman" w:hAnsi="Times New Roman"/>
+          <w:color w:val="auto"/>
+          <w:sz w:val="24"/>
+          <w:szCs w:val="24"/>
+        </w:rPr>
+        <w:t>,</w:t>
+      </w:r>
+      <w:r>
+        <w:rPr>
+          <w:rFonts w:ascii="Times New Roman" w:hAnsi="Times New Roman"/>
+          <w:color w:val="auto"/>
+          <w:sz w:val="24"/>
+          <w:szCs w:val="24"/>
+        </w:rPr>
+        <w:t xml:space="preserve"> документы (вложения электронных писем и отдельных сообщений).</w:t>
+      </w:r>
+    </w:p>
+    <w:p>
+      <w:pPr>
+        <w:pStyle w:val="af8"/>
         <w:rPr>
           <w:color w:val="FF0000"/>
         </w:rPr>
       </w:pPr>
       <w:r>
-        <w:t>Принципал ведет переписку с только с одного адреса электронной почты. {{CLIENT_EMAIL}}</w:t>
-      </w:r>
-      <w:proofErr w:type="spellStart"/>
-      <w:r>
-        <w:rPr>
-          <w:color w:val="000000" w:themeColor="text1"/>
-          <w:lang w:val="en-US"/>
-        </w:rPr>
-      </w:r>
-      <w:proofErr w:type="spellEnd"/>
-      <w:r>
-        <w:rPr>
-          <w:color w:val="000000" w:themeColor="text1"/>
-        </w:rPr>
-      </w:r>
-      <w:r>
-        <w:rPr>
-          <w:color w:val="000000" w:themeColor="text1"/>
-          <w:lang w:val="en-US"/>
-        </w:rPr>
-      </w:r>
-      <w:r>
-        <w:rPr>
-          <w:color w:val="000000" w:themeColor="text1"/>
-        </w:rPr>
-      </w:r>
-      <w:proofErr w:type="spellStart"/>
-      <w:r>
-        <w:rPr>
-          <w:color w:val="000000" w:themeColor="text1"/>
-          <w:lang w:val="en-US"/>
-        </w:rPr>
-      </w:r>
-      <w:proofErr w:type="spellEnd"/>
-    </w:p>
-    <w:p>
-      <w:pPr>
-        <w:pStyle w:val="a3"/>
-      </w:pPr>
-      <w:r>
-        <w:t>Агент ведет переписку только с одного адреса электронной почты: ZakazLisaRulit@yandex.ru</w:t>
+        <w:t xml:space="preserve">Принципал ведет переписку с </w:t>
+      </w:r>
+      <w:r>
+        <w:t xml:space="preserve">только с </w:t>
+      </w:r>
+      <w:r>
+        <w:t>одного адреса электронной почт</w:t>
+      </w:r>
+      <w:r>
+        <w:t>ы.</w:t>
+      </w:r>
+      <w:r>
+        <w:t xml:space="preserve"> </w:t>
+      </w:r>
+      <w:r>
+        <w:rPr>
+          <w:rFonts w:ascii="Helvetica" w:hAnsi="Helvetica"/>
+          <w:color w:val="FF0000"/>
+          <w:shd w:val="clear" w:color="auto" w:fill="FFFFFF"/>
+        </w:rPr>
+        <w:t>{{CLIENT_EMAIL}}</w:t>
+      </w:r>
+    </w:p>
+    <w:p>
+      <w:pPr>
+        <w:pStyle w:val="af8"/>
+      </w:pPr>
+      <w:r>
+        <w:t xml:space="preserve">Агент ведет переписку </w:t>
+      </w:r>
+      <w:r>
+        <w:t xml:space="preserve">только с </w:t>
+      </w:r>
+      <w:r>
+        <w:t>одного адреса электронной почты: ZakazLisaRulit@yandex.ru</w:t>
       </w:r>
     </w:p>
     <w:p>
@@ -433,7 +1273,43 @@
           <w:sz w:val="24"/>
           <w:szCs w:val="24"/>
         </w:rPr>
-        <w:t xml:space="preserve">Для ведения переписки Стороны вправе использовать один из 3 –х мессенджеров: </w:t>
+        <w:t>Для ведения переписки Сто</w:t>
+      </w:r>
+      <w:r>
+        <w:rPr>
+          <w:rFonts w:ascii="Times New Roman" w:hAnsi="Times New Roman"/>
+          <w:color w:val="auto"/>
+          <w:sz w:val="24"/>
+          <w:szCs w:val="24"/>
+        </w:rPr>
+        <w:t>роны вправе использовать один из 3 –х</w:t>
+      </w:r>
+      <w:r>
+        <w:rPr>
+          <w:rFonts w:ascii="Times New Roman" w:hAnsi="Times New Roman"/>
+          <w:color w:val="auto"/>
+          <w:sz w:val="24"/>
+          <w:szCs w:val="24"/>
+        </w:rPr>
+        <w:t xml:space="preserve"> мессенджеров</w:t>
+      </w:r>
+      <w:r>
+        <w:rPr>
+          <w:rFonts w:ascii="Times New Roman" w:hAnsi="Times New Roman"/>
+          <w:color w:val="auto"/>
+          <w:sz w:val="24"/>
+          <w:szCs w:val="24"/>
+        </w:rPr>
+        <w:t>:</w:t>
+      </w:r>
+      <w:r>
+        <w:rPr>
+          <w:rFonts w:ascii="Times New Roman" w:hAnsi="Times New Roman"/>
+          <w:color w:val="auto"/>
+          <w:sz w:val="24"/>
+          <w:szCs w:val="24"/>
+        </w:rPr>
+        <w:t xml:space="preserve"> </w:t>
       </w:r>
       <w:proofErr w:type="spellStart"/>
       <w:r>
@@ -493,7 +1369,70 @@
           <w:sz w:val="24"/>
           <w:szCs w:val="24"/>
         </w:rPr>
-        <w:t>, MAX; переписка происходит посредством отправки текстовых сообщений с номера телефона:</w:t>
+        <w:t>, MAX</w:t>
+      </w:r>
+      <w:r>
+        <w:rPr>
+          <w:rFonts w:ascii="Times New Roman" w:hAnsi="Times New Roman"/>
+          <w:color w:val="auto"/>
+          <w:sz w:val="24"/>
+          <w:szCs w:val="24"/>
+        </w:rPr>
+        <w:t>;</w:t>
+      </w:r>
+      <w:r>
+        <w:rPr>
+          <w:rFonts w:ascii="Times New Roman" w:hAnsi="Times New Roman"/>
+          <w:color w:val="auto"/>
+          <w:sz w:val="24"/>
+          <w:szCs w:val="24"/>
+        </w:rPr>
+        <w:t xml:space="preserve"> переписка происходит</w:t>
+      </w:r>
+      <w:r>
+        <w:rPr>
+          <w:rFonts w:ascii="Times New Roman" w:hAnsi="Times New Roman"/>
+          <w:color w:val="auto"/>
+          <w:sz w:val="24"/>
+          <w:szCs w:val="24"/>
+        </w:rPr>
+        <w:t xml:space="preserve"> посредством отправки</w:t>
+      </w:r>
+      <w:r>
+        <w:rPr>
+          <w:rFonts w:ascii="Times New Roman" w:hAnsi="Times New Roman"/>
+          <w:color w:val="auto"/>
+          <w:sz w:val="24"/>
+          <w:szCs w:val="24"/>
+        </w:rPr>
+        <w:t xml:space="preserve"> текстовых сообщений </w:t>
+      </w:r>
+      <w:r>
+        <w:rPr>
+          <w:rFonts w:ascii="Times New Roman" w:hAnsi="Times New Roman"/>
+          <w:color w:val="auto"/>
+          <w:sz w:val="24"/>
+          <w:szCs w:val="24"/>
+        </w:rPr>
+        <w:t>с</w:t>
+      </w:r>
+      <w:r>
+        <w:rPr>
+          <w:rFonts w:ascii="Times New Roman" w:hAnsi="Times New Roman"/>
+          <w:color w:val="auto"/>
+          <w:sz w:val="24"/>
+          <w:szCs w:val="24"/>
+        </w:rPr>
+        <w:t xml:space="preserve"> номера телефона</w:t>
+      </w:r>
+      <w:r>
+        <w:rPr>
+          <w:rFonts w:ascii="Times New Roman" w:hAnsi="Times New Roman"/>
+          <w:color w:val="auto"/>
+          <w:sz w:val="24"/>
+          <w:szCs w:val="24"/>
+        </w:rPr>
+        <w:t>:</w:t>
       </w:r>
     </w:p>
     <w:p>
@@ -516,7 +1455,25 @@
           <w:sz w:val="24"/>
           <w:szCs w:val="24"/>
         </w:rPr>
-        <w:t>Принципал использует только один номер телефона {{CLIENT_PHONE}};</w:t>
+        <w:t xml:space="preserve">Принципал использует только один номер телефона </w:t>
+      </w:r>
+      <w:r>
+        <w:rPr>
+          <w:rFonts w:ascii="Times New Roman" w:hAnsi="Times New Roman"/>
+          <w:color w:val="FF0000"/>
+          <w:sz w:val="24"/>
+          <w:szCs w:val="24"/>
+        </w:rPr>
+        <w:t>{{CLIENT_PHONE}}</w:t>
+      </w:r>
+      <w:r>
+        <w:rPr>
+          <w:rFonts w:ascii="Times New Roman" w:hAnsi="Times New Roman"/>
+          <w:color w:val="auto"/>
+          <w:sz w:val="24"/>
+          <w:szCs w:val="24"/>
+        </w:rPr>
+        <w:t>;</w:t>
       </w:r>
     </w:p>
     <w:p>
@@ -539,7 +1496,88 @@
           <w:sz w:val="24"/>
           <w:szCs w:val="24"/>
         </w:rPr>
-        <w:t>Агент использует только один номер телефона +7 916 968 88 29.</w:t>
+        <w:t>Агент использует только один номер телефона +7</w:t>
+      </w:r>
+      <w:r>
+        <w:rPr>
+          <w:rFonts w:ascii="Times New Roman" w:hAnsi="Times New Roman"/>
+          <w:color w:val="auto"/>
+          <w:sz w:val="24"/>
+          <w:szCs w:val="24"/>
+        </w:rPr>
+        <w:t> 9</w:t>
+      </w:r>
+      <w:r>
+        <w:rPr>
+          <w:rFonts w:ascii="Times New Roman" w:hAnsi="Times New Roman"/>
+          <w:color w:val="auto"/>
+          <w:sz w:val="24"/>
+          <w:szCs w:val="24"/>
+        </w:rPr>
+        <w:t>16</w:t>
+      </w:r>
+      <w:r>
+        <w:rPr>
+          <w:rFonts w:ascii="Times New Roman" w:hAnsi="Times New Roman"/>
+          <w:color w:val="auto"/>
+          <w:sz w:val="24"/>
+          <w:szCs w:val="24"/>
+        </w:rPr>
+        <w:t> </w:t>
+      </w:r>
+      <w:r>
+        <w:rPr>
+          <w:rFonts w:ascii="Times New Roman" w:hAnsi="Times New Roman"/>
+          <w:color w:val="auto"/>
+          <w:sz w:val="24"/>
+          <w:szCs w:val="24"/>
+        </w:rPr>
+        <w:t>968</w:t>
+      </w:r>
+      <w:r>
+        <w:rPr>
+          <w:rFonts w:ascii="Times New Roman" w:hAnsi="Times New Roman"/>
+          <w:color w:val="auto"/>
+          <w:sz w:val="24"/>
+          <w:szCs w:val="24"/>
+        </w:rPr>
+        <w:t xml:space="preserve"> </w:t>
+      </w:r>
+      <w:r>
+        <w:rPr>
+          <w:rFonts w:ascii="Times New Roman" w:hAnsi="Times New Roman"/>
+          <w:color w:val="auto"/>
+          <w:sz w:val="24"/>
+          <w:szCs w:val="24"/>
+        </w:rPr>
+        <w:t>88</w:t>
+      </w:r>
+      <w:r>
+        <w:rPr>
+          <w:rFonts w:ascii="Times New Roman" w:hAnsi="Times New Roman"/>
+          <w:color w:val="auto"/>
+          <w:sz w:val="24"/>
+          <w:szCs w:val="24"/>
+        </w:rPr>
+        <w:t xml:space="preserve"> </w:t>
+      </w:r>
+      <w:r>
+        <w:rPr>
+          <w:rFonts w:ascii="Times New Roman" w:hAnsi="Times New Roman"/>
+          <w:color w:val="auto"/>
+          <w:sz w:val="24"/>
+          <w:szCs w:val="24"/>
+        </w:rPr>
+        <w:t>29</w:t>
+      </w:r>
+      <w:r>
+        <w:rPr>
+          <w:rFonts w:ascii="Times New Roman" w:hAnsi="Times New Roman"/>
+          <w:color w:val="auto"/>
+          <w:sz w:val="24"/>
+          <w:szCs w:val="24"/>
+        </w:rPr>
+        <w:t>.</w:t>
       </w:r>
     </w:p>
     <w:p>
@@ -585,7 +1623,7 @@
           <w:sz w:val="24"/>
           <w:szCs w:val="24"/>
         </w:rPr>
-        <w:t xml:space="preserve">Стороны признают юридическую силу за электронными письмами и признают их равнозначными документам на бумажных носителях, подписанным собственноручной </w:t>
+        <w:t xml:space="preserve">Стороны признают юридическую силу за электронными письмами и признают их равнозначными документам на бумажных носителях, подписанным собственноручной подписью. Электронные документы и информация, полученные/направленные Принципалом или Агентом по указанным электронным почтовым адресам или по номерам телефонов в мессенджерах, имеют юридическую силу оригиналов таких документов (информации), выполненных на бумажном носителе, и являются обязательными для Сторон. Стороны обязуются незамедлительно сообщать друг другу всю информацию, влияющую на исполнение </w:t>
       </w:r>
       <w:r>
         <w:rPr>
@@ -595,7 +1633,7 @@
           <w:szCs w:val="24"/>
         </w:rPr>
         <w:lastRenderedPageBreak/>
-        <w:t>подписью. Электронные документы и информация, полученные/направленные Принципалом или Агентом по указанным электронным почтовым адресам или по номерам телефонов в мессенджерах, имеют юридическую силу оригиналов таких документов (информации), выполненных на бумажном носителе, и являются обязательными для Сторон. Стороны обязуются незамедлительно сообщать друг другу всю информацию, влияющую на исполнение обязательств по настоящему Соглашению по адресам электронной почты, указанным в настоящем пункте или номерам телефонов в мессенджерах.</w:t>
+        <w:t>обязательств по настоящему Соглашению по адресам электронной почты, указанным в настоящем пункте или номерам телефонов в мессенджерах.</w:t>
       </w:r>
     </w:p>
     <w:p>
@@ -618,7 +1656,61 @@
           <w:sz w:val="24"/>
           <w:szCs w:val="24"/>
         </w:rPr>
-        <w:t>Ответственность за получение сообщений и уведомлений, вышеуказанным, в настоящем пункте способом, лежит на получающей Стороне, за исключением случаев, когда неполучение сообщения вызвано результатом неисправности систем связи вне сферы контроля такой Стороны, действий (бездействия) интернет – провайдеров или форс – мажорных обстоятельств. В этом случае Стороны осуществляют обмен документами на бумажном носителе путем отправки заказных писем через Почту России или при личном присутствии Сторон.</w:t>
+        <w:t>Ответственность за получение сообщений и уведомлений</w:t>
+      </w:r>
+      <w:r>
+        <w:rPr>
+          <w:rFonts w:ascii="Times New Roman" w:hAnsi="Times New Roman"/>
+          <w:color w:val="auto"/>
+          <w:sz w:val="24"/>
+          <w:szCs w:val="24"/>
+        </w:rPr>
+        <w:t>,</w:t>
+      </w:r>
+      <w:r>
+        <w:rPr>
+          <w:rFonts w:ascii="Times New Roman" w:hAnsi="Times New Roman"/>
+          <w:color w:val="auto"/>
+          <w:sz w:val="24"/>
+          <w:szCs w:val="24"/>
+        </w:rPr>
+        <w:t xml:space="preserve"> вышеуказанным</w:t>
+      </w:r>
+      <w:r>
+        <w:rPr>
+          <w:rFonts w:ascii="Times New Roman" w:hAnsi="Times New Roman"/>
+          <w:color w:val="auto"/>
+          <w:sz w:val="24"/>
+          <w:szCs w:val="24"/>
+        </w:rPr>
+        <w:t>,</w:t>
+      </w:r>
+      <w:r>
+        <w:rPr>
+          <w:rFonts w:ascii="Times New Roman" w:hAnsi="Times New Roman"/>
+          <w:color w:val="auto"/>
+          <w:sz w:val="24"/>
+          <w:szCs w:val="24"/>
+        </w:rPr>
+        <w:t xml:space="preserve"> в настоящем пункте способом</w:t>
+      </w:r>
+      <w:r>
+        <w:rPr>
+          <w:rFonts w:ascii="Times New Roman" w:hAnsi="Times New Roman"/>
+          <w:color w:val="auto"/>
+          <w:sz w:val="24"/>
+          <w:szCs w:val="24"/>
+        </w:rPr>
+        <w:t>,</w:t>
+      </w:r>
+      <w:r>
+        <w:rPr>
+          <w:rFonts w:ascii="Times New Roman" w:hAnsi="Times New Roman"/>
+          <w:color w:val="auto"/>
+          <w:sz w:val="24"/>
+          <w:szCs w:val="24"/>
+        </w:rPr>
+        <w:t xml:space="preserve"> лежит на получающей Стороне, за исключением случаев, когда неполучение сообщения вызвано результатом неисправности систем связи вне сферы контроля такой Стороны, действий (бездействия) интернет – провайдеров или форс – мажорных обстоятельств. В этом случае Стороны осуществляют обмен документами на бумажном носителе путем отправки заказных писем через Почту России или при личном присутствии Сторон.</w:t>
       </w:r>
     </w:p>
     <w:p>
@@ -636,7 +1728,7 @@
     </w:p>
     <w:p>
       <w:pPr>
-        <w:pStyle w:val="a7"/>
+        <w:pStyle w:val="af2"/>
         <w:numPr>
           <w:ilvl w:val="0"/>
           <w:numId w:val="1"/>
@@ -648,6 +1740,7 @@
         <w:ind w:left="0" w:firstLine="0"/>
         <w:jc w:val="center"/>
         <w:rPr>
+          <w:rFonts w:ascii="Times New Roman" w:hAnsi="Times New Roman"/>
           <w:b/>
           <w:color w:val="auto"/>
           <w:sz w:val="24"/>
@@ -656,6 +1749,7 @@
       </w:pPr>
       <w:r>
         <w:rPr>
+          <w:rFonts w:ascii="Times New Roman" w:hAnsi="Times New Roman"/>
           <w:b/>
           <w:color w:val="auto"/>
           <w:sz w:val="24"/>
@@ -665,6 +1759,7 @@
       </w:r>
       <w:r>
         <w:rPr>
+          <w:rFonts w:ascii="Times New Roman" w:hAnsi="Times New Roman"/>
           <w:b/>
           <w:color w:val="auto"/>
           <w:spacing w:val="14"/>
@@ -675,6 +1770,7 @@
       </w:r>
       <w:r>
         <w:rPr>
+          <w:rFonts w:ascii="Times New Roman" w:hAnsi="Times New Roman"/>
           <w:b/>
           <w:color w:val="auto"/>
           <w:sz w:val="24"/>
@@ -684,6 +1780,7 @@
       </w:r>
       <w:r>
         <w:rPr>
+          <w:rFonts w:ascii="Times New Roman" w:hAnsi="Times New Roman"/>
           <w:b/>
           <w:color w:val="auto"/>
           <w:spacing w:val="15"/>
@@ -694,6 +1791,7 @@
       </w:r>
       <w:r>
         <w:rPr>
+          <w:rFonts w:ascii="Times New Roman" w:hAnsi="Times New Roman"/>
           <w:b/>
           <w:color w:val="auto"/>
           <w:sz w:val="24"/>
@@ -703,6 +1801,7 @@
       </w:r>
       <w:r>
         <w:rPr>
+          <w:rFonts w:ascii="Times New Roman" w:hAnsi="Times New Roman"/>
           <w:b/>
           <w:color w:val="auto"/>
           <w:spacing w:val="15"/>
@@ -713,6 +1812,7 @@
       </w:r>
       <w:r>
         <w:rPr>
+          <w:rFonts w:ascii="Times New Roman" w:hAnsi="Times New Roman"/>
           <w:b/>
           <w:color w:val="auto"/>
           <w:sz w:val="24"/>
@@ -780,7 +1880,7 @@
     </w:p>
     <w:p>
       <w:pPr>
-        <w:pStyle w:val="a7"/>
+        <w:pStyle w:val="af2"/>
         <w:numPr>
           <w:ilvl w:val="2"/>
           <w:numId w:val="1"/>
@@ -789,23 +1889,43 @@
         <w:ind w:left="0" w:firstLine="0"/>
         <w:jc w:val="both"/>
         <w:rPr>
-          <w:color w:val="auto"/>
-          <w:sz w:val="24"/>
-          <w:szCs w:val="24"/>
-        </w:rPr>
-      </w:pPr>
-      <w:r>
-        <w:rPr>
-          <w:color w:val="auto"/>
-          <w:sz w:val="24"/>
-          <w:szCs w:val="24"/>
-        </w:rPr>
-        <w:t>Осуществить прием денежных средств от Принципала.</w:t>
-      </w:r>
-    </w:p>
-    <w:p>
-      <w:pPr>
-        <w:pStyle w:val="a7"/>
+          <w:rFonts w:ascii="Times New Roman" w:hAnsi="Times New Roman"/>
+          <w:color w:val="auto"/>
+          <w:sz w:val="24"/>
+          <w:szCs w:val="24"/>
+        </w:rPr>
+      </w:pPr>
+      <w:r>
+        <w:rPr>
+          <w:rFonts w:ascii="Times New Roman" w:hAnsi="Times New Roman"/>
+          <w:color w:val="auto"/>
+          <w:sz w:val="24"/>
+          <w:szCs w:val="24"/>
+        </w:rPr>
+        <w:t xml:space="preserve">Осуществить прием </w:t>
+      </w:r>
+      <w:r>
+        <w:rPr>
+          <w:rFonts w:ascii="Times New Roman" w:hAnsi="Times New Roman"/>
+          <w:color w:val="auto"/>
+          <w:sz w:val="24"/>
+          <w:szCs w:val="24"/>
+        </w:rPr>
+        <w:t xml:space="preserve">денежных средств </w:t>
+      </w:r>
+      <w:r>
+        <w:rPr>
+          <w:rFonts w:ascii="Times New Roman" w:hAnsi="Times New Roman"/>
+          <w:color w:val="auto"/>
+          <w:sz w:val="24"/>
+          <w:szCs w:val="24"/>
+        </w:rPr>
+        <w:t>от Принципала.</w:t>
+      </w:r>
+    </w:p>
+    <w:p>
+      <w:pPr>
+        <w:pStyle w:val="af2"/>
         <w:numPr>
           <w:ilvl w:val="2"/>
           <w:numId w:val="1"/>
@@ -814,23 +1934,88 @@
         <w:ind w:left="0" w:firstLine="0"/>
         <w:jc w:val="both"/>
         <w:rPr>
-          <w:color w:val="auto"/>
-          <w:sz w:val="24"/>
-          <w:szCs w:val="24"/>
-        </w:rPr>
-      </w:pPr>
-      <w:r>
-        <w:rPr>
-          <w:color w:val="auto"/>
-          <w:sz w:val="24"/>
-          <w:szCs w:val="24"/>
-        </w:rPr>
-        <w:t>Произвести поиск и заключение соответствующих договоров с третьими лицами для выполнения обязательств по проведению финансовой операций, обеспечить поступление денежных средств Продавцу. Согласие Принципала на выбор контрагентов Агента не требуется, Агент несет ответственность за действия третьих лиц, выбранных Агентом, как за свои собственные.</w:t>
-      </w:r>
-    </w:p>
-    <w:p>
-      <w:pPr>
-        <w:pStyle w:val="a7"/>
+          <w:rFonts w:ascii="Times New Roman" w:hAnsi="Times New Roman"/>
+          <w:color w:val="auto"/>
+          <w:sz w:val="24"/>
+          <w:szCs w:val="24"/>
+        </w:rPr>
+      </w:pPr>
+      <w:r>
+        <w:rPr>
+          <w:rFonts w:ascii="Times New Roman" w:hAnsi="Times New Roman"/>
+          <w:color w:val="auto"/>
+          <w:sz w:val="24"/>
+          <w:szCs w:val="24"/>
+        </w:rPr>
+        <w:t>Произвести поиск и заключение</w:t>
+      </w:r>
+      <w:r>
+        <w:rPr>
+          <w:rFonts w:ascii="Times New Roman" w:hAnsi="Times New Roman"/>
+          <w:color w:val="auto"/>
+          <w:sz w:val="24"/>
+          <w:szCs w:val="24"/>
+        </w:rPr>
+        <w:t xml:space="preserve"> соответствующих договоров с </w:t>
+      </w:r>
+      <w:r>
+        <w:rPr>
+          <w:rFonts w:ascii="Times New Roman" w:hAnsi="Times New Roman"/>
+          <w:color w:val="auto"/>
+          <w:sz w:val="24"/>
+          <w:szCs w:val="24"/>
+        </w:rPr>
+        <w:t xml:space="preserve">третьими лицами </w:t>
+      </w:r>
+      <w:r>
+        <w:rPr>
+          <w:rFonts w:ascii="Times New Roman" w:hAnsi="Times New Roman"/>
+          <w:color w:val="auto"/>
+          <w:sz w:val="24"/>
+          <w:szCs w:val="24"/>
+        </w:rPr>
+        <w:t>для выполнения обязательств по проведению финансовой операций</w:t>
+      </w:r>
+      <w:r>
+        <w:rPr>
+          <w:rFonts w:ascii="Times New Roman" w:hAnsi="Times New Roman"/>
+          <w:color w:val="auto"/>
+          <w:sz w:val="24"/>
+          <w:szCs w:val="24"/>
+        </w:rPr>
+        <w:t>,</w:t>
+      </w:r>
+      <w:r>
+        <w:rPr>
+          <w:rFonts w:ascii="Times New Roman" w:hAnsi="Times New Roman"/>
+          <w:color w:val="auto"/>
+          <w:sz w:val="24"/>
+          <w:szCs w:val="24"/>
+        </w:rPr>
+        <w:t xml:space="preserve"> обеспечить поступление денежных средств Продавцу. Согласие Принципала на выбор контрагентов Агента не требуется, Агент несет ответственность за действия третьих лиц, выбранных Агентом</w:t>
+      </w:r>
+      <w:r>
+        <w:rPr>
+          <w:rFonts w:ascii="Times New Roman" w:hAnsi="Times New Roman"/>
+          <w:color w:val="auto"/>
+          <w:sz w:val="24"/>
+          <w:szCs w:val="24"/>
+        </w:rPr>
+        <w:t>,</w:t>
+      </w:r>
+      <w:r>
+        <w:rPr>
+          <w:rFonts w:ascii="Times New Roman" w:hAnsi="Times New Roman"/>
+          <w:color w:val="auto"/>
+          <w:sz w:val="24"/>
+          <w:szCs w:val="24"/>
+        </w:rPr>
+        <w:t xml:space="preserve"> как за свои собственные.</w:t>
+      </w:r>
+    </w:p>
+    <w:p>
+      <w:pPr>
+        <w:pStyle w:val="af2"/>
         <w:numPr>
           <w:ilvl w:val="2"/>
           <w:numId w:val="1"/>
@@ -839,52 +2024,219 @@
         <w:ind w:left="0" w:firstLine="0"/>
         <w:jc w:val="both"/>
         <w:rPr>
-          <w:color w:val="auto"/>
-          <w:sz w:val="24"/>
-          <w:szCs w:val="24"/>
-        </w:rPr>
-      </w:pPr>
-      <w:r>
-        <w:rPr>
-          <w:color w:val="auto"/>
-          <w:sz w:val="24"/>
-          <w:szCs w:val="24"/>
-        </w:rPr>
-        <w:t>Осуществить необходимые действия по совершению финансовой операции в разумный срок после исполнения обязательств Принципала, установленных пунктом 2.2.1 Договора, с учетом положений пункта 1.2 настоящего Договора.</w:t>
+          <w:rFonts w:ascii="Times New Roman" w:hAnsi="Times New Roman"/>
+          <w:color w:val="auto"/>
+          <w:sz w:val="24"/>
+          <w:szCs w:val="24"/>
+        </w:rPr>
+      </w:pPr>
+      <w:r>
+        <w:rPr>
+          <w:rFonts w:ascii="Times New Roman" w:hAnsi="Times New Roman"/>
+          <w:color w:val="auto"/>
+          <w:sz w:val="24"/>
+          <w:szCs w:val="24"/>
+        </w:rPr>
+        <w:t>Осуществить необходимые действия по совершению финансовой операции в разумный срок после исполнения обязательств Принципала, установленных пунктом 2.2.</w:t>
+      </w:r>
+      <w:r>
+        <w:rPr>
+          <w:rFonts w:ascii="Times New Roman" w:hAnsi="Times New Roman"/>
+          <w:color w:val="auto"/>
+          <w:sz w:val="24"/>
+          <w:szCs w:val="24"/>
+        </w:rPr>
+        <w:t>1</w:t>
+      </w:r>
+      <w:r>
+        <w:rPr>
+          <w:rFonts w:ascii="Times New Roman" w:hAnsi="Times New Roman"/>
+          <w:color w:val="auto"/>
+          <w:sz w:val="24"/>
+          <w:szCs w:val="24"/>
+        </w:rPr>
+        <w:t xml:space="preserve"> Договора</w:t>
+      </w:r>
+      <w:r>
+        <w:rPr>
+          <w:rFonts w:ascii="Times New Roman" w:hAnsi="Times New Roman"/>
+          <w:color w:val="auto"/>
+          <w:sz w:val="24"/>
+          <w:szCs w:val="24"/>
+        </w:rPr>
+        <w:t>, с учетом положений пункта 1.2 настоящего Договора</w:t>
+      </w:r>
+      <w:r>
+        <w:rPr>
+          <w:rFonts w:ascii="Times New Roman" w:hAnsi="Times New Roman"/>
+          <w:color w:val="auto"/>
+          <w:sz w:val="24"/>
+          <w:szCs w:val="24"/>
+        </w:rPr>
+        <w:t>.</w:t>
       </w:r>
       <w:r>
         <w:t xml:space="preserve"> </w:t>
       </w:r>
       <w:r>
         <w:rPr>
-          <w:color w:val="auto"/>
-          <w:sz w:val="24"/>
-          <w:szCs w:val="24"/>
-        </w:rPr>
-        <w:t xml:space="preserve">При изменении официального курса Центрального Банка России валюты платежа, по отношению к рублю, более чем на 1 </w:t>
+          <w:rFonts w:ascii="Times New Roman" w:hAnsi="Times New Roman"/>
+          <w:color w:val="auto"/>
+          <w:sz w:val="24"/>
+          <w:szCs w:val="24"/>
+        </w:rPr>
+        <w:t xml:space="preserve">При изменении </w:t>
+      </w:r>
+      <w:r>
+        <w:rPr>
+          <w:rFonts w:ascii="Times New Roman" w:hAnsi="Times New Roman"/>
+          <w:color w:val="auto"/>
+          <w:sz w:val="24"/>
+          <w:szCs w:val="24"/>
+        </w:rPr>
+        <w:t xml:space="preserve">официального </w:t>
+      </w:r>
+      <w:r>
+        <w:rPr>
+          <w:rFonts w:ascii="Times New Roman" w:hAnsi="Times New Roman"/>
+          <w:color w:val="auto"/>
+          <w:sz w:val="24"/>
+          <w:szCs w:val="24"/>
+        </w:rPr>
+        <w:t xml:space="preserve">курса </w:t>
+      </w:r>
+      <w:r>
+        <w:rPr>
+          <w:rFonts w:ascii="Times New Roman" w:hAnsi="Times New Roman"/>
+          <w:color w:val="auto"/>
+          <w:sz w:val="24"/>
+          <w:szCs w:val="24"/>
+        </w:rPr>
+        <w:t xml:space="preserve">Центрального Банка России </w:t>
+      </w:r>
+      <w:r>
+        <w:rPr>
+          <w:rFonts w:ascii="Times New Roman" w:hAnsi="Times New Roman"/>
+          <w:color w:val="auto"/>
+          <w:sz w:val="24"/>
+          <w:szCs w:val="24"/>
+        </w:rPr>
+        <w:t xml:space="preserve">валюты </w:t>
+      </w:r>
+      <w:r>
+        <w:rPr>
+          <w:rFonts w:ascii="Times New Roman" w:hAnsi="Times New Roman"/>
+          <w:color w:val="auto"/>
+          <w:sz w:val="24"/>
+          <w:szCs w:val="24"/>
+        </w:rPr>
+        <w:t>платежа</w:t>
+      </w:r>
+      <w:r>
+        <w:rPr>
+          <w:rFonts w:ascii="Times New Roman" w:hAnsi="Times New Roman"/>
+          <w:color w:val="auto"/>
+          <w:sz w:val="24"/>
+          <w:szCs w:val="24"/>
+        </w:rPr>
+        <w:t>,</w:t>
+      </w:r>
+      <w:r>
+        <w:rPr>
+          <w:rFonts w:ascii="Times New Roman" w:hAnsi="Times New Roman"/>
+          <w:color w:val="auto"/>
+          <w:sz w:val="24"/>
+          <w:szCs w:val="24"/>
+        </w:rPr>
+        <w:t xml:space="preserve"> </w:t>
+      </w:r>
+      <w:r>
+        <w:rPr>
+          <w:rFonts w:ascii="Times New Roman" w:hAnsi="Times New Roman"/>
+          <w:color w:val="auto"/>
+          <w:sz w:val="24"/>
+          <w:szCs w:val="24"/>
+        </w:rPr>
+        <w:t>по отношению к рублю</w:t>
+      </w:r>
+      <w:r>
+        <w:rPr>
+          <w:rFonts w:ascii="Times New Roman" w:hAnsi="Times New Roman"/>
+          <w:color w:val="auto"/>
+          <w:sz w:val="24"/>
+          <w:szCs w:val="24"/>
+        </w:rPr>
+        <w:t>,</w:t>
+      </w:r>
+      <w:r>
+        <w:rPr>
+          <w:rFonts w:ascii="Times New Roman" w:hAnsi="Times New Roman"/>
+          <w:color w:val="auto"/>
+          <w:sz w:val="24"/>
+          <w:szCs w:val="24"/>
+        </w:rPr>
+        <w:t xml:space="preserve"> более чем на 1 </w:t>
       </w:r>
       <w:proofErr w:type="gramStart"/>
       <w:r>
         <w:rPr>
-          <w:color w:val="auto"/>
-          <w:sz w:val="24"/>
-          <w:szCs w:val="24"/>
-        </w:rPr>
-        <w:t>%( один</w:t>
+          <w:rFonts w:ascii="Times New Roman" w:hAnsi="Times New Roman"/>
+          <w:color w:val="auto"/>
+          <w:sz w:val="24"/>
+          <w:szCs w:val="24"/>
+        </w:rPr>
+        <w:t>%</w:t>
+      </w:r>
+      <w:r>
+        <w:rPr>
+          <w:rFonts w:ascii="Times New Roman" w:hAnsi="Times New Roman"/>
+          <w:color w:val="auto"/>
+          <w:sz w:val="24"/>
+          <w:szCs w:val="24"/>
+        </w:rPr>
+        <w:t>( один</w:t>
       </w:r>
       <w:proofErr w:type="gramEnd"/>
       <w:r>
         <w:rPr>
-          <w:color w:val="auto"/>
-          <w:sz w:val="24"/>
-          <w:szCs w:val="24"/>
-        </w:rPr>
-        <w:t>), стороны дополнительно согласовывают условия и/или размер платежа.</w:t>
-      </w:r>
-    </w:p>
-    <w:p>
-      <w:pPr>
-        <w:pStyle w:val="a7"/>
+          <w:rFonts w:ascii="Times New Roman" w:hAnsi="Times New Roman"/>
+          <w:color w:val="auto"/>
+          <w:sz w:val="24"/>
+          <w:szCs w:val="24"/>
+        </w:rPr>
+        <w:t>)</w:t>
+      </w:r>
+      <w:r>
+        <w:rPr>
+          <w:rFonts w:ascii="Times New Roman" w:hAnsi="Times New Roman"/>
+          <w:color w:val="auto"/>
+          <w:sz w:val="24"/>
+          <w:szCs w:val="24"/>
+        </w:rPr>
+        <w:t xml:space="preserve">, стороны дополнительно согласовывают </w:t>
+      </w:r>
+      <w:r>
+        <w:rPr>
+          <w:rFonts w:ascii="Times New Roman" w:hAnsi="Times New Roman"/>
+          <w:color w:val="auto"/>
+          <w:sz w:val="24"/>
+          <w:szCs w:val="24"/>
+        </w:rPr>
+        <w:t xml:space="preserve">условия и/или </w:t>
+      </w:r>
+      <w:r>
+        <w:rPr>
+          <w:rFonts w:ascii="Times New Roman" w:hAnsi="Times New Roman"/>
+          <w:color w:val="auto"/>
+          <w:sz w:val="24"/>
+          <w:szCs w:val="24"/>
+        </w:rPr>
+        <w:t>размер платежа.</w:t>
+      </w:r>
+    </w:p>
+    <w:p>
+      <w:pPr>
+        <w:pStyle w:val="af2"/>
         <w:numPr>
           <w:ilvl w:val="2"/>
           <w:numId w:val="1"/>
@@ -893,18 +2245,56 @@
         <w:ind w:left="0" w:firstLine="0"/>
         <w:jc w:val="both"/>
         <w:rPr>
-          <w:color w:val="auto"/>
-          <w:sz w:val="24"/>
-          <w:szCs w:val="24"/>
-        </w:rPr>
-      </w:pPr>
-      <w:r>
-        <w:rPr>
-          <w:color w:val="auto"/>
-          <w:sz w:val="24"/>
-          <w:szCs w:val="24"/>
-        </w:rPr>
-        <w:t>По запросу Принципала, в течение 3 дней после получения (обновления информации) сообщать Принципалу сведения о ходе исполнения поручения.</w:t>
+          <w:rFonts w:ascii="Times New Roman" w:hAnsi="Times New Roman"/>
+          <w:color w:val="auto"/>
+          <w:sz w:val="24"/>
+          <w:szCs w:val="24"/>
+        </w:rPr>
+      </w:pPr>
+      <w:r>
+        <w:rPr>
+          <w:rFonts w:ascii="Times New Roman" w:hAnsi="Times New Roman"/>
+          <w:color w:val="auto"/>
+          <w:sz w:val="24"/>
+          <w:szCs w:val="24"/>
+        </w:rPr>
+        <w:t>По запросу Принципала</w:t>
+      </w:r>
+      <w:r>
+        <w:rPr>
+          <w:rFonts w:ascii="Times New Roman" w:hAnsi="Times New Roman"/>
+          <w:color w:val="auto"/>
+          <w:sz w:val="24"/>
+          <w:szCs w:val="24"/>
+        </w:rPr>
+        <w:t>,</w:t>
+      </w:r>
+      <w:r>
+        <w:rPr>
+          <w:rFonts w:ascii="Times New Roman" w:hAnsi="Times New Roman"/>
+          <w:color w:val="auto"/>
+          <w:sz w:val="24"/>
+          <w:szCs w:val="24"/>
+        </w:rPr>
+        <w:t xml:space="preserve"> в</w:t>
+      </w:r>
+      <w:r>
+        <w:rPr>
+          <w:rFonts w:ascii="Times New Roman" w:hAnsi="Times New Roman"/>
+          <w:color w:val="auto"/>
+          <w:sz w:val="24"/>
+          <w:szCs w:val="24"/>
+        </w:rPr>
+        <w:t xml:space="preserve"> течение 3 дней после получения (обновления информации) с</w:t>
+      </w:r>
+      <w:r>
+        <w:rPr>
+          <w:rFonts w:ascii="Times New Roman" w:hAnsi="Times New Roman"/>
+          <w:color w:val="auto"/>
+          <w:sz w:val="24"/>
+          <w:szCs w:val="24"/>
+        </w:rPr>
+        <w:t>ообщать Принципалу сведения о ходе исполнения поручения.</w:t>
       </w:r>
     </w:p>
     <w:p>
@@ -925,7 +2315,124 @@
           <w:sz w:val="24"/>
           <w:szCs w:val="24"/>
         </w:rPr>
-        <w:t>2.1.5. При необходимости, в целях соблюдения требований действующего валютного законодательства, запросить от Принципала необходимые документы для постановки договора на учет в уполномоченном банке, согласно требованиям валютного законодательства Российской Федерации.</w:t>
+        <w:t>2.1.</w:t>
+      </w:r>
+      <w:r>
+        <w:rPr>
+          <w:rFonts w:ascii="Times New Roman" w:hAnsi="Times New Roman"/>
+          <w:color w:val="auto"/>
+          <w:sz w:val="24"/>
+          <w:szCs w:val="24"/>
+        </w:rPr>
+        <w:t>5.</w:t>
+      </w:r>
+      <w:r>
+        <w:rPr>
+          <w:rFonts w:ascii="Times New Roman" w:hAnsi="Times New Roman"/>
+          <w:color w:val="auto"/>
+          <w:sz w:val="24"/>
+          <w:szCs w:val="24"/>
+        </w:rPr>
+        <w:t xml:space="preserve"> </w:t>
+      </w:r>
+      <w:r>
+        <w:rPr>
+          <w:rFonts w:ascii="Times New Roman" w:hAnsi="Times New Roman"/>
+          <w:color w:val="auto"/>
+          <w:sz w:val="24"/>
+          <w:szCs w:val="24"/>
+        </w:rPr>
+        <w:t>При необходимости</w:t>
+      </w:r>
+      <w:r>
+        <w:rPr>
+          <w:rFonts w:ascii="Times New Roman" w:hAnsi="Times New Roman"/>
+          <w:color w:val="auto"/>
+          <w:sz w:val="24"/>
+          <w:szCs w:val="24"/>
+        </w:rPr>
+        <w:t>,</w:t>
+      </w:r>
+      <w:r>
+        <w:rPr>
+          <w:rFonts w:ascii="Times New Roman" w:hAnsi="Times New Roman"/>
+          <w:color w:val="auto"/>
+          <w:sz w:val="24"/>
+          <w:szCs w:val="24"/>
+        </w:rPr>
+        <w:t xml:space="preserve"> в целях соблюдения требований действующего </w:t>
+      </w:r>
+      <w:r>
+        <w:rPr>
+          <w:rFonts w:ascii="Times New Roman" w:hAnsi="Times New Roman"/>
+          <w:color w:val="auto"/>
+          <w:sz w:val="24"/>
+          <w:szCs w:val="24"/>
+        </w:rPr>
+        <w:t xml:space="preserve">валютного </w:t>
+      </w:r>
+      <w:r>
+        <w:rPr>
+          <w:rFonts w:ascii="Times New Roman" w:hAnsi="Times New Roman"/>
+          <w:color w:val="auto"/>
+          <w:sz w:val="24"/>
+          <w:szCs w:val="24"/>
+        </w:rPr>
+        <w:t>законодательства</w:t>
+      </w:r>
+      <w:r>
+        <w:rPr>
+          <w:rFonts w:ascii="Times New Roman" w:hAnsi="Times New Roman"/>
+          <w:color w:val="auto"/>
+          <w:sz w:val="24"/>
+          <w:szCs w:val="24"/>
+        </w:rPr>
+        <w:t>,</w:t>
+      </w:r>
+      <w:r>
+        <w:rPr>
+          <w:rFonts w:ascii="Times New Roman" w:hAnsi="Times New Roman"/>
+          <w:color w:val="auto"/>
+          <w:sz w:val="24"/>
+          <w:szCs w:val="24"/>
+        </w:rPr>
+        <w:t xml:space="preserve"> запросить от Принципала необходимые документы для постановки договора на учет в уполномоченном банке</w:t>
+      </w:r>
+      <w:r>
+        <w:rPr>
+          <w:rFonts w:ascii="Times New Roman" w:hAnsi="Times New Roman"/>
+          <w:color w:val="auto"/>
+          <w:sz w:val="24"/>
+          <w:szCs w:val="24"/>
+        </w:rPr>
+        <w:t>,</w:t>
+      </w:r>
+      <w:r>
+        <w:rPr>
+          <w:rFonts w:ascii="Times New Roman" w:hAnsi="Times New Roman"/>
+          <w:color w:val="auto"/>
+          <w:sz w:val="24"/>
+          <w:szCs w:val="24"/>
+        </w:rPr>
+        <w:t xml:space="preserve"> согласно требованиям валютного законодательства</w:t>
+      </w:r>
+      <w:r>
+        <w:rPr>
+          <w:rFonts w:ascii="Times New Roman" w:hAnsi="Times New Roman"/>
+          <w:color w:val="auto"/>
+          <w:sz w:val="24"/>
+          <w:szCs w:val="24"/>
+        </w:rPr>
+        <w:t xml:space="preserve"> Российской Федерации</w:t>
+      </w:r>
+      <w:r>
+        <w:rPr>
+          <w:rFonts w:ascii="Times New Roman" w:hAnsi="Times New Roman"/>
+          <w:color w:val="auto"/>
+          <w:sz w:val="24"/>
+          <w:szCs w:val="24"/>
+        </w:rPr>
+        <w:t>.</w:t>
       </w:r>
     </w:p>
     <w:p>
@@ -946,7 +2453,79 @@
           <w:sz w:val="24"/>
           <w:szCs w:val="24"/>
         </w:rPr>
-        <w:t>2.1.6. Представить Принципалу письменный Отчет об исполнении настоящего Договора по форме Приложения № 2 к настоящему Договору.</w:t>
+        <w:t>2.1.</w:t>
+      </w:r>
+      <w:r>
+        <w:rPr>
+          <w:rFonts w:ascii="Times New Roman" w:hAnsi="Times New Roman"/>
+          <w:color w:val="auto"/>
+          <w:sz w:val="24"/>
+          <w:szCs w:val="24"/>
+        </w:rPr>
+        <w:t>6</w:t>
+      </w:r>
+      <w:r>
+        <w:rPr>
+          <w:rFonts w:ascii="Times New Roman" w:hAnsi="Times New Roman"/>
+          <w:color w:val="auto"/>
+          <w:sz w:val="24"/>
+          <w:szCs w:val="24"/>
+        </w:rPr>
+        <w:t>. Представ</w:t>
+      </w:r>
+      <w:r>
+        <w:rPr>
+          <w:rFonts w:ascii="Times New Roman" w:hAnsi="Times New Roman"/>
+          <w:color w:val="auto"/>
+          <w:sz w:val="24"/>
+          <w:szCs w:val="24"/>
+        </w:rPr>
+        <w:t>ить</w:t>
+      </w:r>
+      <w:r>
+        <w:rPr>
+          <w:rFonts w:ascii="Times New Roman" w:hAnsi="Times New Roman"/>
+          <w:color w:val="auto"/>
+          <w:sz w:val="24"/>
+          <w:szCs w:val="24"/>
+        </w:rPr>
+        <w:t xml:space="preserve"> Принципалу письменный Отчет об исполнении настоящего </w:t>
+      </w:r>
+      <w:r>
+        <w:rPr>
+          <w:rFonts w:ascii="Times New Roman" w:hAnsi="Times New Roman"/>
+          <w:color w:val="auto"/>
+          <w:sz w:val="24"/>
+          <w:szCs w:val="24"/>
+        </w:rPr>
+        <w:t>Д</w:t>
+      </w:r>
+      <w:r>
+        <w:rPr>
+          <w:rFonts w:ascii="Times New Roman" w:hAnsi="Times New Roman"/>
+          <w:color w:val="auto"/>
+          <w:sz w:val="24"/>
+          <w:szCs w:val="24"/>
+        </w:rPr>
+        <w:t xml:space="preserve">оговора по форме Приложения № 2 к настоящему </w:t>
+      </w:r>
+      <w:r>
+        <w:rPr>
+          <w:rFonts w:ascii="Times New Roman" w:hAnsi="Times New Roman"/>
+          <w:color w:val="auto"/>
+          <w:sz w:val="24"/>
+          <w:szCs w:val="24"/>
+        </w:rPr>
+        <w:t>Д</w:t>
+      </w:r>
+      <w:r>
+        <w:rPr>
+          <w:rFonts w:ascii="Times New Roman" w:hAnsi="Times New Roman"/>
+          <w:color w:val="auto"/>
+          <w:sz w:val="24"/>
+          <w:szCs w:val="24"/>
+        </w:rPr>
+        <w:t>оговору.</w:t>
       </w:r>
     </w:p>
     <w:p>
@@ -967,7 +2546,79 @@
           <w:sz w:val="24"/>
           <w:szCs w:val="24"/>
         </w:rPr>
-        <w:t>2.1.7. Незамедлительно информировать Принципала о всех обстоятельствах, препятствующих и (или) затрудняющих исполнение Агентом обязательств по настоящему Договору.</w:t>
+        <w:t>2.1.</w:t>
+      </w:r>
+      <w:r>
+        <w:rPr>
+          <w:rFonts w:ascii="Times New Roman" w:hAnsi="Times New Roman"/>
+          <w:color w:val="auto"/>
+          <w:sz w:val="24"/>
+          <w:szCs w:val="24"/>
+        </w:rPr>
+        <w:t>7</w:t>
+      </w:r>
+      <w:r>
+        <w:rPr>
+          <w:rFonts w:ascii="Times New Roman" w:hAnsi="Times New Roman"/>
+          <w:color w:val="auto"/>
+          <w:sz w:val="24"/>
+          <w:szCs w:val="24"/>
+        </w:rPr>
+        <w:t xml:space="preserve">. Незамедлительно информировать Принципала о всех обстоятельствах, препятствующих и (или) затрудняющих исполнение Агентом </w:t>
+      </w:r>
+      <w:r>
+        <w:rPr>
+          <w:rFonts w:ascii="Times New Roman" w:hAnsi="Times New Roman"/>
+          <w:color w:val="auto"/>
+          <w:sz w:val="24"/>
+          <w:szCs w:val="24"/>
+        </w:rPr>
+        <w:t xml:space="preserve">обязательств по </w:t>
+      </w:r>
+      <w:r>
+        <w:rPr>
+          <w:rFonts w:ascii="Times New Roman" w:hAnsi="Times New Roman"/>
+          <w:color w:val="auto"/>
+          <w:sz w:val="24"/>
+          <w:szCs w:val="24"/>
+        </w:rPr>
+        <w:t>настояще</w:t>
+      </w:r>
+      <w:r>
+        <w:rPr>
+          <w:rFonts w:ascii="Times New Roman" w:hAnsi="Times New Roman"/>
+          <w:color w:val="auto"/>
+          <w:sz w:val="24"/>
+          <w:szCs w:val="24"/>
+        </w:rPr>
+        <w:t>му</w:t>
+      </w:r>
+      <w:r>
+        <w:rPr>
+          <w:rFonts w:ascii="Times New Roman" w:hAnsi="Times New Roman"/>
+          <w:color w:val="auto"/>
+          <w:sz w:val="24"/>
+          <w:szCs w:val="24"/>
+        </w:rPr>
+        <w:t xml:space="preserve"> Договор</w:t>
+      </w:r>
+      <w:r>
+        <w:rPr>
+          <w:rFonts w:ascii="Times New Roman" w:hAnsi="Times New Roman"/>
+          <w:color w:val="auto"/>
+          <w:sz w:val="24"/>
+          <w:szCs w:val="24"/>
+        </w:rPr>
+        <w:t>у</w:t>
+      </w:r>
+      <w:r>
+        <w:rPr>
+          <w:rFonts w:ascii="Times New Roman" w:hAnsi="Times New Roman"/>
+          <w:color w:val="auto"/>
+          <w:sz w:val="24"/>
+          <w:szCs w:val="24"/>
+        </w:rPr>
+        <w:t>.</w:t>
       </w:r>
     </w:p>
     <w:p>
@@ -988,7 +2639,34 @@
           <w:sz w:val="24"/>
           <w:szCs w:val="24"/>
         </w:rPr>
-        <w:t>2.1.8. Не передавать третьим лицам информацию, полученную от Принципала, являющуюся конфиденциальной либо содержащую коммерческую тайну, которая может стать известна Агенту в процессе заключения или исполнения им настоящего Договора.</w:t>
+        <w:t>2.1.</w:t>
+      </w:r>
+      <w:r>
+        <w:rPr>
+          <w:rFonts w:ascii="Times New Roman" w:hAnsi="Times New Roman"/>
+          <w:color w:val="auto"/>
+          <w:sz w:val="24"/>
+          <w:szCs w:val="24"/>
+        </w:rPr>
+        <w:t>8</w:t>
+      </w:r>
+      <w:r>
+        <w:rPr>
+          <w:rFonts w:ascii="Times New Roman" w:hAnsi="Times New Roman"/>
+          <w:color w:val="auto"/>
+          <w:sz w:val="24"/>
+          <w:szCs w:val="24"/>
+        </w:rPr>
+        <w:t>. Не передавать третьим лицам информацию, полученную от Принципала, являющуюся конфиденциальной либо содержащую коммерческую тайну, которая может стать известна Агенту в процессе заключения или исполнения им настоящего Договора</w:t>
+      </w:r>
+      <w:r>
+        <w:rPr>
+          <w:rFonts w:ascii="Times New Roman" w:hAnsi="Times New Roman"/>
+          <w:color w:val="auto"/>
+          <w:sz w:val="24"/>
+          <w:szCs w:val="24"/>
+        </w:rPr>
+        <w:t>.</w:t>
       </w:r>
     </w:p>
     <w:p>
@@ -1009,7 +2687,52 @@
           <w:sz w:val="24"/>
           <w:szCs w:val="24"/>
         </w:rPr>
-        <w:t>2.1.9. Выполнять все указания Принципала, относящиеся к исполнению настоящего Договора, и не противоречащие действующему законодательству и нормам настоящего Договора.</w:t>
+        <w:t>2.1.</w:t>
+      </w:r>
+      <w:r>
+        <w:rPr>
+          <w:rFonts w:ascii="Times New Roman" w:hAnsi="Times New Roman"/>
+          <w:color w:val="auto"/>
+          <w:sz w:val="24"/>
+          <w:szCs w:val="24"/>
+        </w:rPr>
+        <w:t>9</w:t>
+      </w:r>
+      <w:r>
+        <w:rPr>
+          <w:rFonts w:ascii="Times New Roman" w:hAnsi="Times New Roman"/>
+          <w:color w:val="auto"/>
+          <w:sz w:val="24"/>
+          <w:szCs w:val="24"/>
+        </w:rPr>
+        <w:t>. Выполнять все указания Принципала, относящиеся к</w:t>
+      </w:r>
+      <w:r>
+        <w:rPr>
+          <w:rFonts w:ascii="Times New Roman" w:hAnsi="Times New Roman"/>
+          <w:color w:val="auto"/>
+          <w:sz w:val="24"/>
+          <w:szCs w:val="24"/>
+        </w:rPr>
+        <w:t xml:space="preserve"> исполнению настоящего Договора, и не противоречащие действующему законодательству и нормам настоящего </w:t>
+      </w:r>
+      <w:r>
+        <w:rPr>
+          <w:rFonts w:ascii="Times New Roman" w:hAnsi="Times New Roman"/>
+          <w:color w:val="auto"/>
+          <w:sz w:val="24"/>
+          <w:szCs w:val="24"/>
+        </w:rPr>
+        <w:t>Д</w:t>
+      </w:r>
+      <w:r>
+        <w:rPr>
+          <w:rFonts w:ascii="Times New Roman" w:hAnsi="Times New Roman"/>
+          <w:color w:val="auto"/>
+          <w:sz w:val="24"/>
+          <w:szCs w:val="24"/>
+        </w:rPr>
+        <w:t>оговора.</w:t>
       </w:r>
     </w:p>
     <w:p>
@@ -1052,7 +2775,25 @@
           <w:sz w:val="24"/>
           <w:szCs w:val="24"/>
         </w:rPr>
-        <w:t>2.1.10.</w:t>
+        <w:t>2.1.</w:t>
+      </w:r>
+      <w:r>
+        <w:rPr>
+          <w:rFonts w:ascii="Times New Roman" w:hAnsi="Times New Roman"/>
+          <w:color w:val="auto"/>
+          <w:sz w:val="24"/>
+          <w:szCs w:val="24"/>
+        </w:rPr>
+        <w:t>10</w:t>
+      </w:r>
+      <w:r>
+        <w:rPr>
+          <w:rFonts w:ascii="Times New Roman" w:hAnsi="Times New Roman"/>
+          <w:color w:val="auto"/>
+          <w:sz w:val="24"/>
+          <w:szCs w:val="24"/>
+        </w:rPr>
+        <w:t>.</w:t>
       </w:r>
       <w:r>
         <w:rPr>
@@ -1062,7 +2803,34 @@
           <w:szCs w:val="24"/>
         </w:rPr>
         <w:tab/>
-        <w:t>Отступить от данных ему Принципалом указаний, если по обстоятельствам поручения это необходимо в интересах Принципала.</w:t>
+        <w:t xml:space="preserve">Отступить от данных ему Принципалом указаний, если по обстоятельствам </w:t>
+      </w:r>
+      <w:r>
+        <w:rPr>
+          <w:rFonts w:ascii="Times New Roman" w:hAnsi="Times New Roman"/>
+          <w:color w:val="auto"/>
+          <w:sz w:val="24"/>
+          <w:szCs w:val="24"/>
+        </w:rPr>
+        <w:t xml:space="preserve">поручения </w:t>
+      </w:r>
+      <w:r>
+        <w:rPr>
+          <w:rFonts w:ascii="Times New Roman" w:hAnsi="Times New Roman"/>
+          <w:color w:val="auto"/>
+          <w:sz w:val="24"/>
+          <w:szCs w:val="24"/>
+        </w:rPr>
+        <w:t>это необходимо в интересах Принципала</w:t>
+      </w:r>
+      <w:r>
+        <w:rPr>
+          <w:rFonts w:ascii="Times New Roman" w:hAnsi="Times New Roman"/>
+          <w:color w:val="auto"/>
+          <w:sz w:val="24"/>
+          <w:szCs w:val="24"/>
+        </w:rPr>
+        <w:t>.</w:t>
       </w:r>
     </w:p>
     <w:p>
@@ -1083,8 +2851,25 @@
           <w:sz w:val="24"/>
           <w:szCs w:val="24"/>
         </w:rPr>
-        <w:lastRenderedPageBreak/>
-        <w:t>2.1.11.</w:t>
+        <w:t>2.1.</w:t>
+      </w:r>
+      <w:r>
+        <w:rPr>
+          <w:rFonts w:ascii="Times New Roman" w:hAnsi="Times New Roman"/>
+          <w:color w:val="auto"/>
+          <w:sz w:val="24"/>
+          <w:szCs w:val="24"/>
+        </w:rPr>
+        <w:t>11</w:t>
+      </w:r>
+      <w:r>
+        <w:rPr>
+          <w:rFonts w:ascii="Times New Roman" w:hAnsi="Times New Roman"/>
+          <w:color w:val="auto"/>
+          <w:sz w:val="24"/>
+          <w:szCs w:val="24"/>
+        </w:rPr>
+        <w:t>.</w:t>
       </w:r>
       <w:r>
         <w:rPr>
@@ -1094,7 +2879,79 @@
           <w:szCs w:val="24"/>
         </w:rPr>
         <w:tab/>
-        <w:t>Приостанавливать исполнение Поручения, если Принципал не выполняет свои обязательства по настоящему Договору, в том числе по предоставлению запрошенных Агентом документов для постановки договора на валютный учет, оплаты средств для исполнения финансового поручения и вознаграждения Агента. При этом наступление неблагоприятных последствий от приостановления лежит на Принципале.</w:t>
+        <w:t>Приостанавливать исполнение Поручения, если Принципал не выполняет свои обязательства по настоящему Договору</w:t>
+      </w:r>
+      <w:r>
+        <w:rPr>
+          <w:rFonts w:ascii="Times New Roman" w:hAnsi="Times New Roman"/>
+          <w:color w:val="auto"/>
+          <w:sz w:val="24"/>
+          <w:szCs w:val="24"/>
+        </w:rPr>
+        <w:t>, в том числе по предоставлению запрошенных Агенто</w:t>
+      </w:r>
+      <w:r>
+        <w:rPr>
+          <w:rFonts w:ascii="Times New Roman" w:hAnsi="Times New Roman"/>
+          <w:color w:val="auto"/>
+          <w:sz w:val="24"/>
+          <w:szCs w:val="24"/>
+        </w:rPr>
+        <w:t>м</w:t>
+      </w:r>
+      <w:r>
+        <w:rPr>
+          <w:rFonts w:ascii="Times New Roman" w:hAnsi="Times New Roman"/>
+          <w:color w:val="auto"/>
+          <w:sz w:val="24"/>
+          <w:szCs w:val="24"/>
+        </w:rPr>
+        <w:t xml:space="preserve"> документов для постановки договора на валютный учет</w:t>
+      </w:r>
+      <w:r>
+        <w:rPr>
+          <w:rFonts w:ascii="Times New Roman" w:hAnsi="Times New Roman"/>
+          <w:color w:val="auto"/>
+          <w:sz w:val="24"/>
+          <w:szCs w:val="24"/>
+        </w:rPr>
+        <w:t xml:space="preserve">, оплаты </w:t>
+      </w:r>
+      <w:r>
+        <w:rPr>
+          <w:rFonts w:ascii="Times New Roman" w:hAnsi="Times New Roman"/>
+          <w:color w:val="auto"/>
+          <w:sz w:val="24"/>
+          <w:szCs w:val="24"/>
+        </w:rPr>
+        <w:t xml:space="preserve">средств для исполнения финансового поручения </w:t>
+      </w:r>
+      <w:r>
+        <w:rPr>
+          <w:rFonts w:ascii="Times New Roman" w:hAnsi="Times New Roman"/>
+          <w:color w:val="auto"/>
+          <w:sz w:val="24"/>
+          <w:szCs w:val="24"/>
+        </w:rPr>
+        <w:t>и вознаграждения Агента</w:t>
+      </w:r>
+      <w:r>
+        <w:rPr>
+          <w:rFonts w:ascii="Times New Roman" w:hAnsi="Times New Roman"/>
+          <w:color w:val="auto"/>
+          <w:sz w:val="24"/>
+          <w:szCs w:val="24"/>
+        </w:rPr>
+        <w:t>.</w:t>
+      </w:r>
+      <w:r>
+        <w:rPr>
+          <w:rFonts w:ascii="Times New Roman" w:hAnsi="Times New Roman"/>
+          <w:color w:val="auto"/>
+          <w:sz w:val="24"/>
+          <w:szCs w:val="24"/>
+        </w:rPr>
+        <w:t xml:space="preserve"> При этом наступление неблагоприятных последствий от приостановления лежит на Принципале.</w:t>
       </w:r>
     </w:p>
     <w:p>
@@ -1115,7 +2972,25 @@
           <w:sz w:val="24"/>
           <w:szCs w:val="24"/>
         </w:rPr>
-        <w:t>2.1.12.</w:t>
+        <w:t>2.1.</w:t>
+      </w:r>
+      <w:r>
+        <w:rPr>
+          <w:rFonts w:ascii="Times New Roman" w:hAnsi="Times New Roman"/>
+          <w:color w:val="auto"/>
+          <w:sz w:val="24"/>
+          <w:szCs w:val="24"/>
+        </w:rPr>
+        <w:t>12</w:t>
+      </w:r>
+      <w:r>
+        <w:rPr>
+          <w:rFonts w:ascii="Times New Roman" w:hAnsi="Times New Roman"/>
+          <w:color w:val="auto"/>
+          <w:sz w:val="24"/>
+          <w:szCs w:val="24"/>
+        </w:rPr>
+        <w:t>.</w:t>
       </w:r>
       <w:r>
         <w:rPr>
@@ -1125,7 +3000,52 @@
           <w:szCs w:val="24"/>
         </w:rPr>
         <w:tab/>
-        <w:t>Воспользоваться услугами третьих лиц (в частности, но не ограничиваясь, финансовых компаний, банков и т.д.) для исполнения своих обязательств в рамках настоящего Договора.</w:t>
+        <w:t xml:space="preserve">Воспользоваться услугами третьих лиц (в частности, но не ограничиваясь, </w:t>
+      </w:r>
+      <w:r>
+        <w:rPr>
+          <w:rFonts w:ascii="Times New Roman" w:hAnsi="Times New Roman"/>
+          <w:color w:val="auto"/>
+          <w:sz w:val="24"/>
+          <w:szCs w:val="24"/>
+        </w:rPr>
+        <w:t>финансовых компаний</w:t>
+      </w:r>
+      <w:r>
+        <w:rPr>
+          <w:rFonts w:ascii="Times New Roman" w:hAnsi="Times New Roman"/>
+          <w:color w:val="auto"/>
+          <w:sz w:val="24"/>
+          <w:szCs w:val="24"/>
+        </w:rPr>
+        <w:t xml:space="preserve">, </w:t>
+      </w:r>
+      <w:r>
+        <w:rPr>
+          <w:rFonts w:ascii="Times New Roman" w:hAnsi="Times New Roman"/>
+          <w:color w:val="auto"/>
+          <w:sz w:val="24"/>
+          <w:szCs w:val="24"/>
+        </w:rPr>
+        <w:t xml:space="preserve">банков и т.д.) для исполнения своих обязательств в рамках </w:t>
+      </w:r>
+      <w:r>
+        <w:rPr>
+          <w:rFonts w:ascii="Times New Roman" w:hAnsi="Times New Roman"/>
+          <w:color w:val="auto"/>
+          <w:sz w:val="24"/>
+          <w:szCs w:val="24"/>
+        </w:rPr>
+        <w:t xml:space="preserve">настоящего </w:t>
+      </w:r>
+      <w:r>
+        <w:rPr>
+          <w:rFonts w:ascii="Times New Roman" w:hAnsi="Times New Roman"/>
+          <w:color w:val="auto"/>
+          <w:sz w:val="24"/>
+          <w:szCs w:val="24"/>
+        </w:rPr>
+        <w:t>Договора.</w:t>
       </w:r>
     </w:p>
     <w:p>
@@ -1144,7 +3064,25 @@
           <w:sz w:val="24"/>
           <w:szCs w:val="24"/>
         </w:rPr>
-        <w:t>2.1.13.</w:t>
+        <w:t>2.1.</w:t>
+      </w:r>
+      <w:r>
+        <w:rPr>
+          <w:rFonts w:ascii="Times New Roman" w:hAnsi="Times New Roman"/>
+          <w:color w:val="auto"/>
+          <w:sz w:val="24"/>
+          <w:szCs w:val="24"/>
+        </w:rPr>
+        <w:t>13</w:t>
+      </w:r>
+      <w:r>
+        <w:rPr>
+          <w:rFonts w:ascii="Times New Roman" w:hAnsi="Times New Roman"/>
+          <w:color w:val="auto"/>
+          <w:sz w:val="24"/>
+          <w:szCs w:val="24"/>
+        </w:rPr>
+        <w:t>.</w:t>
       </w:r>
       <w:r>
         <w:rPr>
@@ -1170,7 +3108,79 @@
           <w:sz w:val="24"/>
           <w:szCs w:val="24"/>
         </w:rPr>
-        <w:t>Принципал обязан обеспечить контроль правильности оформления документов и выполнение иных обязательств по настоящему Договору.</w:t>
+        <w:t xml:space="preserve">Принципал </w:t>
+      </w:r>
+      <w:r>
+        <w:rPr>
+          <w:rFonts w:ascii="Times New Roman" w:hAnsi="Times New Roman"/>
+          <w:color w:val="auto"/>
+          <w:sz w:val="24"/>
+          <w:szCs w:val="24"/>
+        </w:rPr>
+        <w:t xml:space="preserve">обязан обеспечить </w:t>
+      </w:r>
+      <w:r>
+        <w:rPr>
+          <w:rFonts w:ascii="Times New Roman" w:hAnsi="Times New Roman"/>
+          <w:color w:val="auto"/>
+          <w:sz w:val="24"/>
+          <w:szCs w:val="24"/>
+        </w:rPr>
+        <w:t>контроль правильност</w:t>
+      </w:r>
+      <w:r>
+        <w:rPr>
+          <w:rFonts w:ascii="Times New Roman" w:hAnsi="Times New Roman"/>
+          <w:color w:val="auto"/>
+          <w:sz w:val="24"/>
+          <w:szCs w:val="24"/>
+        </w:rPr>
+        <w:t xml:space="preserve">и </w:t>
+      </w:r>
+      <w:r>
+        <w:rPr>
+          <w:rFonts w:ascii="Times New Roman" w:hAnsi="Times New Roman"/>
+          <w:color w:val="auto"/>
+          <w:sz w:val="24"/>
+          <w:szCs w:val="24"/>
+        </w:rPr>
+        <w:t xml:space="preserve">оформления документов и выполнение </w:t>
+      </w:r>
+      <w:r>
+        <w:rPr>
+          <w:rFonts w:ascii="Times New Roman" w:hAnsi="Times New Roman"/>
+          <w:color w:val="auto"/>
+          <w:sz w:val="24"/>
+          <w:szCs w:val="24"/>
+        </w:rPr>
+        <w:t xml:space="preserve">иных </w:t>
+      </w:r>
+      <w:r>
+        <w:rPr>
+          <w:rFonts w:ascii="Times New Roman" w:hAnsi="Times New Roman"/>
+          <w:color w:val="auto"/>
+          <w:sz w:val="24"/>
+          <w:szCs w:val="24"/>
+        </w:rPr>
+        <w:t xml:space="preserve">обязательств </w:t>
+      </w:r>
+      <w:r>
+        <w:rPr>
+          <w:rFonts w:ascii="Times New Roman" w:hAnsi="Times New Roman"/>
+          <w:color w:val="auto"/>
+          <w:sz w:val="24"/>
+          <w:szCs w:val="24"/>
+        </w:rPr>
+        <w:t>по настоящему Договору</w:t>
+      </w:r>
+      <w:r>
+        <w:rPr>
+          <w:rFonts w:ascii="Times New Roman" w:hAnsi="Times New Roman"/>
+          <w:color w:val="auto"/>
+          <w:sz w:val="24"/>
+          <w:szCs w:val="24"/>
+        </w:rPr>
+        <w:t>.</w:t>
       </w:r>
     </w:p>
     <w:p>
@@ -1194,7 +3204,27 @@
           <w:sz w:val="24"/>
           <w:szCs w:val="24"/>
         </w:rPr>
-        <w:t>2.2. Права и обязанности Принципала:</w:t>
+        <w:t>2.2.</w:t>
+      </w:r>
+      <w:r>
+        <w:rPr>
+          <w:rFonts w:ascii="Times New Roman" w:hAnsi="Times New Roman"/>
+          <w:bCs/>
+          <w:color w:val="auto"/>
+          <w:sz w:val="24"/>
+          <w:szCs w:val="24"/>
+        </w:rPr>
+        <w:t xml:space="preserve"> </w:t>
+      </w:r>
+      <w:r>
+        <w:rPr>
+          <w:rFonts w:ascii="Times New Roman" w:hAnsi="Times New Roman"/>
+          <w:bCs/>
+          <w:color w:val="auto"/>
+          <w:sz w:val="24"/>
+          <w:szCs w:val="24"/>
+        </w:rPr>
+        <w:t>Права и обязанности Принципала:</w:t>
       </w:r>
     </w:p>
     <w:p>
@@ -1216,6 +3246,7 @@
           <w:sz w:val="24"/>
           <w:szCs w:val="24"/>
         </w:rPr>
+        <w:lastRenderedPageBreak/>
         <w:t>Принципал обязан:</w:t>
       </w:r>
     </w:p>
@@ -1237,7 +3268,160 @@
           <w:sz w:val="24"/>
           <w:szCs w:val="24"/>
         </w:rPr>
-        <w:t>2.2.1. Оплатить Агенту денежные средства для исполнения поручения в соответствии с данными Приложения № 1 к Договору не позднее 3 дней с момента заключения настоящего Договора. При изменении официального курса Центрального Банка России валюты платежа по отношению к рублю более чем на 1 % (один), Стороны дополнительно согласовывают условия и размер платежа. Отказ или задержка выплаты средств, предназначенных для исполнения поручения, является основанием для приостановления исполнения обязательств Агента по Договору и считается просрочкой кредитора, к которой применяются последствия, установленные статьей 406 Гражданского кодекса Российской Федерации.</w:t>
+        <w:t>2.2.1.</w:t>
+      </w:r>
+      <w:r>
+        <w:rPr>
+          <w:rFonts w:ascii="Times New Roman" w:hAnsi="Times New Roman"/>
+          <w:color w:val="auto"/>
+          <w:sz w:val="24"/>
+          <w:szCs w:val="24"/>
+        </w:rPr>
+        <w:t xml:space="preserve"> </w:t>
+      </w:r>
+      <w:r>
+        <w:rPr>
+          <w:rFonts w:ascii="Times New Roman" w:hAnsi="Times New Roman"/>
+          <w:color w:val="auto"/>
+          <w:sz w:val="24"/>
+          <w:szCs w:val="24"/>
+        </w:rPr>
+        <w:t>Оплатить</w:t>
+      </w:r>
+      <w:r>
+        <w:rPr>
+          <w:rFonts w:ascii="Times New Roman" w:hAnsi="Times New Roman"/>
+          <w:color w:val="auto"/>
+          <w:sz w:val="24"/>
+          <w:szCs w:val="24"/>
+        </w:rPr>
+        <w:t xml:space="preserve"> Агенту денежные средства для исполнения поручения в соответствии с данными Приложения № 1 к Договору не позднее 3 дней с момента заключения настоящего Договора. </w:t>
+      </w:r>
+      <w:r>
+        <w:rPr>
+          <w:rFonts w:ascii="Times New Roman" w:hAnsi="Times New Roman"/>
+          <w:color w:val="auto"/>
+          <w:sz w:val="24"/>
+          <w:szCs w:val="24"/>
+        </w:rPr>
+        <w:t xml:space="preserve">При изменении </w:t>
+      </w:r>
+      <w:r>
+        <w:rPr>
+          <w:rFonts w:ascii="Times New Roman" w:hAnsi="Times New Roman"/>
+          <w:color w:val="auto"/>
+          <w:sz w:val="24"/>
+          <w:szCs w:val="24"/>
+        </w:rPr>
+        <w:t xml:space="preserve">официального курса Центрального Банка России </w:t>
+      </w:r>
+      <w:r>
+        <w:rPr>
+          <w:rFonts w:ascii="Times New Roman" w:hAnsi="Times New Roman"/>
+          <w:color w:val="auto"/>
+          <w:sz w:val="24"/>
+          <w:szCs w:val="24"/>
+        </w:rPr>
+        <w:t>валюты</w:t>
+      </w:r>
+      <w:r>
+        <w:rPr>
+          <w:rFonts w:ascii="Times New Roman" w:hAnsi="Times New Roman"/>
+          <w:color w:val="auto"/>
+          <w:sz w:val="24"/>
+          <w:szCs w:val="24"/>
+        </w:rPr>
+        <w:t xml:space="preserve"> </w:t>
+      </w:r>
+      <w:r>
+        <w:rPr>
+          <w:rFonts w:ascii="Times New Roman" w:hAnsi="Times New Roman"/>
+          <w:color w:val="auto"/>
+          <w:sz w:val="24"/>
+          <w:szCs w:val="24"/>
+        </w:rPr>
+        <w:t>платежа по</w:t>
+      </w:r>
+      <w:r>
+        <w:rPr>
+          <w:rFonts w:ascii="Times New Roman" w:hAnsi="Times New Roman"/>
+          <w:color w:val="auto"/>
+          <w:sz w:val="24"/>
+          <w:szCs w:val="24"/>
+        </w:rPr>
+        <w:t xml:space="preserve"> отношению к рублю более чем на 1 %</w:t>
+      </w:r>
+      <w:r>
+        <w:rPr>
+          <w:rFonts w:ascii="Times New Roman" w:hAnsi="Times New Roman"/>
+          <w:color w:val="auto"/>
+          <w:sz w:val="24"/>
+          <w:szCs w:val="24"/>
+        </w:rPr>
+        <w:t xml:space="preserve"> (один)</w:t>
+      </w:r>
+      <w:r>
+        <w:rPr>
+          <w:rFonts w:ascii="Times New Roman" w:hAnsi="Times New Roman"/>
+          <w:color w:val="auto"/>
+          <w:sz w:val="24"/>
+          <w:szCs w:val="24"/>
+        </w:rPr>
+        <w:t xml:space="preserve">, </w:t>
+      </w:r>
+      <w:r>
+        <w:rPr>
+          <w:rFonts w:ascii="Times New Roman" w:hAnsi="Times New Roman"/>
+          <w:color w:val="auto"/>
+          <w:sz w:val="24"/>
+          <w:szCs w:val="24"/>
+        </w:rPr>
+        <w:t>С</w:t>
+      </w:r>
+      <w:r>
+        <w:rPr>
+          <w:rFonts w:ascii="Times New Roman" w:hAnsi="Times New Roman"/>
+          <w:color w:val="auto"/>
+          <w:sz w:val="24"/>
+          <w:szCs w:val="24"/>
+        </w:rPr>
+        <w:t xml:space="preserve">тороны дополнительно согласовывают </w:t>
+      </w:r>
+      <w:r>
+        <w:rPr>
+          <w:rFonts w:ascii="Times New Roman" w:hAnsi="Times New Roman"/>
+          <w:color w:val="auto"/>
+          <w:sz w:val="24"/>
+          <w:szCs w:val="24"/>
+        </w:rPr>
+        <w:t xml:space="preserve">условия и </w:t>
+      </w:r>
+      <w:r>
+        <w:rPr>
+          <w:rFonts w:ascii="Times New Roman" w:hAnsi="Times New Roman"/>
+          <w:color w:val="auto"/>
+          <w:sz w:val="24"/>
+          <w:szCs w:val="24"/>
+        </w:rPr>
+        <w:t xml:space="preserve">размер платежа. </w:t>
+      </w:r>
+      <w:r>
+        <w:rPr>
+          <w:rFonts w:ascii="Times New Roman" w:hAnsi="Times New Roman"/>
+          <w:color w:val="auto"/>
+          <w:sz w:val="24"/>
+          <w:szCs w:val="24"/>
+        </w:rPr>
+        <w:t>Отказ или задержка выплаты средств, предназначенных для исполнения поручения, является основанием для приостановления исполнения обязательств Агента по Договору и считается просрочкой кредитора, к которой применяются последствия, установленные статьей 406 Гражданского кодекса Российской Федерации</w:t>
+      </w:r>
+      <w:r>
+        <w:rPr>
+          <w:rFonts w:ascii="Times New Roman" w:hAnsi="Times New Roman"/>
+          <w:color w:val="auto"/>
+          <w:sz w:val="24"/>
+          <w:szCs w:val="24"/>
+        </w:rPr>
+        <w:t>.</w:t>
       </w:r>
     </w:p>
     <w:p>
@@ -1258,7 +3442,16 @@
           <w:sz w:val="24"/>
           <w:szCs w:val="24"/>
         </w:rPr>
-        <w:t>2.2.2. Оплатить расходы Агента, связанные с исполнением Договора (при наличии).</w:t>
+        <w:t>2.2.2. Оплатить расходы Агента, связанные с исполнением Договора (при наличии)</w:t>
+      </w:r>
+      <w:r>
+        <w:rPr>
+          <w:rFonts w:ascii="Times New Roman" w:hAnsi="Times New Roman"/>
+          <w:color w:val="auto"/>
+          <w:sz w:val="24"/>
+          <w:szCs w:val="24"/>
+        </w:rPr>
+        <w:t>.</w:t>
       </w:r>
     </w:p>
     <w:p>
@@ -1279,7 +3472,52 @@
           <w:sz w:val="24"/>
           <w:szCs w:val="24"/>
         </w:rPr>
-        <w:t>2.2.3. По запросу Агента предоставить информацию, необходимую для надлежащего исполнения настоящего Договора.</w:t>
+        <w:t>2.2.</w:t>
+      </w:r>
+      <w:r>
+        <w:rPr>
+          <w:rFonts w:ascii="Times New Roman" w:hAnsi="Times New Roman"/>
+          <w:color w:val="auto"/>
+          <w:sz w:val="24"/>
+          <w:szCs w:val="24"/>
+        </w:rPr>
+        <w:t>3</w:t>
+      </w:r>
+      <w:r>
+        <w:rPr>
+          <w:rFonts w:ascii="Times New Roman" w:hAnsi="Times New Roman"/>
+          <w:color w:val="auto"/>
+          <w:sz w:val="24"/>
+          <w:szCs w:val="24"/>
+        </w:rPr>
+        <w:t>.</w:t>
+      </w:r>
+      <w:r>
+        <w:rPr>
+          <w:rFonts w:ascii="Times New Roman" w:hAnsi="Times New Roman"/>
+          <w:color w:val="auto"/>
+          <w:sz w:val="24"/>
+          <w:szCs w:val="24"/>
+        </w:rPr>
+        <w:t xml:space="preserve"> По запросу Агента предоставить информацию, необходимую для надлежащего исполнения </w:t>
+      </w:r>
+      <w:r>
+        <w:rPr>
+          <w:rFonts w:ascii="Times New Roman" w:hAnsi="Times New Roman"/>
+          <w:color w:val="auto"/>
+          <w:sz w:val="24"/>
+          <w:szCs w:val="24"/>
+        </w:rPr>
+        <w:t xml:space="preserve">настоящего </w:t>
+      </w:r>
+      <w:r>
+        <w:rPr>
+          <w:rFonts w:ascii="Times New Roman" w:hAnsi="Times New Roman"/>
+          <w:color w:val="auto"/>
+          <w:sz w:val="24"/>
+          <w:szCs w:val="24"/>
+        </w:rPr>
+        <w:t>Договора.</w:t>
       </w:r>
     </w:p>
     <w:p>
@@ -1303,7 +3541,25 @@
           <w:sz w:val="24"/>
           <w:szCs w:val="24"/>
         </w:rPr>
-        <w:t>2.2.4. Выплатить Агенту вознаграждение в соответствии с условиями настоящего Договора.</w:t>
+        <w:t>2.2.</w:t>
+      </w:r>
+      <w:r>
+        <w:rPr>
+          <w:rFonts w:ascii="Times New Roman" w:hAnsi="Times New Roman"/>
+          <w:color w:val="auto"/>
+          <w:sz w:val="24"/>
+          <w:szCs w:val="24"/>
+        </w:rPr>
+        <w:t>4</w:t>
+      </w:r>
+      <w:r>
+        <w:rPr>
+          <w:rFonts w:ascii="Times New Roman" w:hAnsi="Times New Roman"/>
+          <w:color w:val="auto"/>
+          <w:sz w:val="24"/>
+          <w:szCs w:val="24"/>
+        </w:rPr>
+        <w:t>. Выплатить Агенту вознаграждение в соответствии с условиями настоящего Договора.</w:t>
       </w:r>
       <w:r>
         <w:t xml:space="preserve"> </w:t>
@@ -1339,7 +3595,250 @@
           <w:sz w:val="24"/>
           <w:szCs w:val="24"/>
         </w:rPr>
-        <w:t>2.2.5. Рассмотреть отчет Агента об исполнении настоящего Договора и в течение 3 дней со дня получения Отчета подписать его, направив подписанный Принципалом экземпляр Отчета Агенту. При наличии мотивированных возражений по содержанию, Принципал в указанный в настоящем пункте срок обязан направить такие возражения Агенту. Если в установленный настоящим пунктом срок Принципал не сообщит Агенту о своих мотивированных возражениях по Отчету, то Отчет считается принятым и подписанным Принципалом, а поручение исполненным в срок и без замечаний.</w:t>
+        <w:t>2.2.</w:t>
+      </w:r>
+      <w:r>
+        <w:rPr>
+          <w:rFonts w:ascii="Times New Roman" w:hAnsi="Times New Roman"/>
+          <w:color w:val="auto"/>
+          <w:sz w:val="24"/>
+          <w:szCs w:val="24"/>
+        </w:rPr>
+        <w:t>5</w:t>
+      </w:r>
+      <w:r>
+        <w:rPr>
+          <w:rFonts w:ascii="Times New Roman" w:hAnsi="Times New Roman"/>
+          <w:color w:val="auto"/>
+          <w:sz w:val="24"/>
+          <w:szCs w:val="24"/>
+        </w:rPr>
+        <w:t xml:space="preserve">. Рассмотреть отчет Агента об исполнении настоящего Договора и в течение </w:t>
+      </w:r>
+      <w:r>
+        <w:rPr>
+          <w:rFonts w:ascii="Times New Roman" w:hAnsi="Times New Roman"/>
+          <w:color w:val="auto"/>
+          <w:sz w:val="24"/>
+          <w:szCs w:val="24"/>
+        </w:rPr>
+        <w:t>3</w:t>
+      </w:r>
+      <w:r>
+        <w:rPr>
+          <w:rFonts w:ascii="Times New Roman" w:hAnsi="Times New Roman"/>
+          <w:color w:val="auto"/>
+          <w:sz w:val="24"/>
+          <w:szCs w:val="24"/>
+        </w:rPr>
+        <w:t xml:space="preserve"> дн</w:t>
+      </w:r>
+      <w:r>
+        <w:rPr>
+          <w:rFonts w:ascii="Times New Roman" w:hAnsi="Times New Roman"/>
+          <w:color w:val="auto"/>
+          <w:sz w:val="24"/>
+          <w:szCs w:val="24"/>
+        </w:rPr>
+        <w:t>ей</w:t>
+      </w:r>
+      <w:r>
+        <w:rPr>
+          <w:rFonts w:ascii="Times New Roman" w:hAnsi="Times New Roman"/>
+          <w:color w:val="auto"/>
+          <w:sz w:val="24"/>
+          <w:szCs w:val="24"/>
+        </w:rPr>
+        <w:t xml:space="preserve"> со дня получения </w:t>
+      </w:r>
+      <w:r>
+        <w:rPr>
+          <w:rFonts w:ascii="Times New Roman" w:hAnsi="Times New Roman"/>
+          <w:color w:val="auto"/>
+          <w:sz w:val="24"/>
+          <w:szCs w:val="24"/>
+        </w:rPr>
+        <w:t>О</w:t>
+      </w:r>
+      <w:r>
+        <w:rPr>
+          <w:rFonts w:ascii="Times New Roman" w:hAnsi="Times New Roman"/>
+          <w:color w:val="auto"/>
+          <w:sz w:val="24"/>
+          <w:szCs w:val="24"/>
+        </w:rPr>
+        <w:t>тчета</w:t>
+      </w:r>
+      <w:r>
+        <w:rPr>
+          <w:rFonts w:ascii="Times New Roman" w:hAnsi="Times New Roman"/>
+          <w:color w:val="auto"/>
+          <w:sz w:val="24"/>
+          <w:szCs w:val="24"/>
+        </w:rPr>
+        <w:t xml:space="preserve"> подписать его, направив </w:t>
+      </w:r>
+      <w:r>
+        <w:rPr>
+          <w:rFonts w:ascii="Times New Roman" w:hAnsi="Times New Roman"/>
+          <w:color w:val="auto"/>
+          <w:sz w:val="24"/>
+          <w:szCs w:val="24"/>
+        </w:rPr>
+        <w:t xml:space="preserve">подписанный Принципалом </w:t>
+      </w:r>
+      <w:r>
+        <w:rPr>
+          <w:rFonts w:ascii="Times New Roman" w:hAnsi="Times New Roman"/>
+          <w:color w:val="auto"/>
+          <w:sz w:val="24"/>
+          <w:szCs w:val="24"/>
+        </w:rPr>
+        <w:t>экземпляр Отчета Агенту</w:t>
+      </w:r>
+      <w:r>
+        <w:rPr>
+          <w:rFonts w:ascii="Times New Roman" w:hAnsi="Times New Roman"/>
+          <w:color w:val="auto"/>
+          <w:sz w:val="24"/>
+          <w:szCs w:val="24"/>
+        </w:rPr>
+        <w:t xml:space="preserve">. </w:t>
+      </w:r>
+      <w:r>
+        <w:rPr>
+          <w:rFonts w:ascii="Times New Roman" w:hAnsi="Times New Roman"/>
+          <w:color w:val="auto"/>
+          <w:sz w:val="24"/>
+          <w:szCs w:val="24"/>
+        </w:rPr>
+        <w:t>При наличии</w:t>
+      </w:r>
+      <w:r>
+        <w:rPr>
+          <w:rFonts w:ascii="Times New Roman" w:hAnsi="Times New Roman"/>
+          <w:color w:val="auto"/>
+          <w:sz w:val="24"/>
+          <w:szCs w:val="24"/>
+        </w:rPr>
+        <w:t xml:space="preserve"> </w:t>
+      </w:r>
+      <w:r>
+        <w:rPr>
+          <w:rFonts w:ascii="Times New Roman" w:hAnsi="Times New Roman"/>
+          <w:color w:val="auto"/>
+          <w:sz w:val="24"/>
+          <w:szCs w:val="24"/>
+        </w:rPr>
+        <w:t xml:space="preserve">мотивированных возражений по содержанию, Принципал в указанный в настоящем пункте срок обязан направить такие возражения Агенту. </w:t>
+      </w:r>
+      <w:r>
+        <w:rPr>
+          <w:rFonts w:ascii="Times New Roman" w:hAnsi="Times New Roman"/>
+          <w:color w:val="auto"/>
+          <w:sz w:val="24"/>
+          <w:szCs w:val="24"/>
+        </w:rPr>
+        <w:t xml:space="preserve">Если в </w:t>
+      </w:r>
+      <w:r>
+        <w:rPr>
+          <w:rFonts w:ascii="Times New Roman" w:hAnsi="Times New Roman"/>
+          <w:color w:val="auto"/>
+          <w:sz w:val="24"/>
+          <w:szCs w:val="24"/>
+        </w:rPr>
+        <w:t xml:space="preserve">установленный настоящим пунктом </w:t>
+      </w:r>
+      <w:r>
+        <w:rPr>
+          <w:rFonts w:ascii="Times New Roman" w:hAnsi="Times New Roman"/>
+          <w:color w:val="auto"/>
+          <w:sz w:val="24"/>
+          <w:szCs w:val="24"/>
+        </w:rPr>
+        <w:t xml:space="preserve">срок Принципал не сообщит Агенту о своих </w:t>
+      </w:r>
+      <w:r>
+        <w:rPr>
+          <w:rFonts w:ascii="Times New Roman" w:hAnsi="Times New Roman"/>
+          <w:color w:val="auto"/>
+          <w:sz w:val="24"/>
+          <w:szCs w:val="24"/>
+        </w:rPr>
+        <w:t xml:space="preserve">мотивированных </w:t>
+      </w:r>
+      <w:r>
+        <w:rPr>
+          <w:rFonts w:ascii="Times New Roman" w:hAnsi="Times New Roman"/>
+          <w:color w:val="auto"/>
+          <w:sz w:val="24"/>
+          <w:szCs w:val="24"/>
+        </w:rPr>
+        <w:t xml:space="preserve">возражениях по </w:t>
+      </w:r>
+      <w:r>
+        <w:rPr>
+          <w:rFonts w:ascii="Times New Roman" w:hAnsi="Times New Roman"/>
+          <w:color w:val="auto"/>
+          <w:sz w:val="24"/>
+          <w:szCs w:val="24"/>
+        </w:rPr>
+        <w:t>О</w:t>
+      </w:r>
+      <w:r>
+        <w:rPr>
+          <w:rFonts w:ascii="Times New Roman" w:hAnsi="Times New Roman"/>
+          <w:color w:val="auto"/>
+          <w:sz w:val="24"/>
+          <w:szCs w:val="24"/>
+        </w:rPr>
+        <w:t xml:space="preserve">тчету, то </w:t>
+      </w:r>
+      <w:r>
+        <w:rPr>
+          <w:rFonts w:ascii="Times New Roman" w:hAnsi="Times New Roman"/>
+          <w:color w:val="auto"/>
+          <w:sz w:val="24"/>
+          <w:szCs w:val="24"/>
+        </w:rPr>
+        <w:t>О</w:t>
+      </w:r>
+      <w:r>
+        <w:rPr>
+          <w:rFonts w:ascii="Times New Roman" w:hAnsi="Times New Roman"/>
+          <w:color w:val="auto"/>
+          <w:sz w:val="24"/>
+          <w:szCs w:val="24"/>
+        </w:rPr>
+        <w:t xml:space="preserve">тчет считается принятым </w:t>
+      </w:r>
+      <w:r>
+        <w:rPr>
+          <w:rFonts w:ascii="Times New Roman" w:hAnsi="Times New Roman"/>
+          <w:color w:val="auto"/>
+          <w:sz w:val="24"/>
+          <w:szCs w:val="24"/>
+        </w:rPr>
+        <w:t xml:space="preserve">и подписанным </w:t>
+      </w:r>
+      <w:r>
+        <w:rPr>
+          <w:rFonts w:ascii="Times New Roman" w:hAnsi="Times New Roman"/>
+          <w:color w:val="auto"/>
+          <w:sz w:val="24"/>
+          <w:szCs w:val="24"/>
+        </w:rPr>
+        <w:t>Принципалом</w:t>
+      </w:r>
+      <w:r>
+        <w:rPr>
+          <w:rFonts w:ascii="Times New Roman" w:hAnsi="Times New Roman"/>
+          <w:color w:val="auto"/>
+          <w:sz w:val="24"/>
+          <w:szCs w:val="24"/>
+        </w:rPr>
+        <w:t>, а поручение исполненным в срок и без замечаний.</w:t>
       </w:r>
     </w:p>
     <w:p>
@@ -1363,7 +3862,25 @@
           <w:sz w:val="24"/>
           <w:szCs w:val="24"/>
         </w:rPr>
-        <w:t>2.2.6. Принять от Агента все исполненное им по Договору.</w:t>
+        <w:t>2.2.</w:t>
+      </w:r>
+      <w:r>
+        <w:rPr>
+          <w:rFonts w:ascii="Times New Roman" w:hAnsi="Times New Roman"/>
+          <w:color w:val="auto"/>
+          <w:sz w:val="24"/>
+          <w:szCs w:val="24"/>
+        </w:rPr>
+        <w:t>6</w:t>
+      </w:r>
+      <w:r>
+        <w:rPr>
+          <w:rFonts w:ascii="Times New Roman" w:hAnsi="Times New Roman"/>
+          <w:color w:val="auto"/>
+          <w:sz w:val="24"/>
+          <w:szCs w:val="24"/>
+        </w:rPr>
+        <w:t>. Принять от Агента все исполненное им по Договору.</w:t>
       </w:r>
     </w:p>
     <w:p>
@@ -1433,7 +3950,117 @@
           <w:sz w:val="24"/>
           <w:szCs w:val="24"/>
         </w:rPr>
-        <w:t>в размере 100 000 (сто тысяч) рублей, НДС не облагается,</w:t>
+        <w:t xml:space="preserve">в размере </w:t>
+      </w:r>
+      <w:r>
+        <w:rPr>
+          <w:rFonts w:ascii="Times New Roman" w:hAnsi="Times New Roman"/>
+          <w:b/>
+          <w:color w:val="auto"/>
+          <w:sz w:val="24"/>
+          <w:szCs w:val="24"/>
+        </w:rPr>
+        <w:t>1</w:t>
+      </w:r>
+      <w:r>
+        <w:rPr>
+          <w:rFonts w:ascii="Times New Roman" w:hAnsi="Times New Roman"/>
+          <w:b/>
+          <w:color w:val="auto"/>
+          <w:sz w:val="24"/>
+          <w:szCs w:val="24"/>
+        </w:rPr>
+        <w:t>00 000</w:t>
+      </w:r>
+      <w:r>
+        <w:rPr>
+          <w:rFonts w:ascii="Times New Roman" w:hAnsi="Times New Roman"/>
+          <w:b/>
+          <w:color w:val="auto"/>
+          <w:sz w:val="24"/>
+          <w:szCs w:val="24"/>
+        </w:rPr>
+        <w:t xml:space="preserve"> </w:t>
+      </w:r>
+      <w:r>
+        <w:rPr>
+          <w:rFonts w:ascii="Times New Roman" w:hAnsi="Times New Roman"/>
+          <w:b/>
+          <w:color w:val="auto"/>
+          <w:sz w:val="24"/>
+          <w:szCs w:val="24"/>
+        </w:rPr>
+        <w:t xml:space="preserve">(сто тысяч) </w:t>
+      </w:r>
+      <w:r>
+        <w:rPr>
+          <w:rFonts w:ascii="Times New Roman" w:hAnsi="Times New Roman"/>
+          <w:b/>
+          <w:color w:val="auto"/>
+          <w:sz w:val="24"/>
+          <w:szCs w:val="24"/>
+        </w:rPr>
+        <w:t>руб</w:t>
+      </w:r>
+      <w:r>
+        <w:rPr>
+          <w:rFonts w:ascii="Times New Roman" w:hAnsi="Times New Roman"/>
+          <w:b/>
+          <w:color w:val="auto"/>
+          <w:sz w:val="24"/>
+          <w:szCs w:val="24"/>
+        </w:rPr>
+        <w:t>л</w:t>
+      </w:r>
+      <w:r>
+        <w:rPr>
+          <w:rFonts w:ascii="Times New Roman" w:hAnsi="Times New Roman"/>
+          <w:b/>
+          <w:color w:val="auto"/>
+          <w:sz w:val="24"/>
+          <w:szCs w:val="24"/>
+        </w:rPr>
+        <w:t>ей</w:t>
+      </w:r>
+      <w:r>
+        <w:rPr>
+          <w:rFonts w:ascii="Times New Roman" w:hAnsi="Times New Roman"/>
+          <w:b/>
+          <w:color w:val="auto"/>
+          <w:sz w:val="24"/>
+          <w:szCs w:val="24"/>
+        </w:rPr>
+        <w:t xml:space="preserve">, НДС </w:t>
+      </w:r>
+      <w:r>
+        <w:rPr>
+          <w:rFonts w:ascii="Times New Roman" w:hAnsi="Times New Roman"/>
+          <w:b/>
+          <w:color w:val="auto"/>
+          <w:sz w:val="24"/>
+          <w:szCs w:val="24"/>
+        </w:rPr>
+        <w:t xml:space="preserve">не </w:t>
+      </w:r>
+      <w:r>
+        <w:rPr>
+          <w:rFonts w:ascii="Times New Roman" w:hAnsi="Times New Roman"/>
+          <w:b/>
+          <w:color w:val="auto"/>
+          <w:sz w:val="24"/>
+          <w:szCs w:val="24"/>
+        </w:rPr>
+        <w:t>облагается</w:t>
+      </w:r>
+      <w:r>
+        <w:rPr>
+          <w:rFonts w:ascii="Times New Roman" w:hAnsi="Times New Roman"/>
+          <w:b/>
+          <w:color w:val="auto"/>
+          <w:sz w:val="24"/>
+          <w:szCs w:val="24"/>
+        </w:rPr>
+        <w:t>,</w:t>
       </w:r>
       <w:r>
         <w:rPr>
@@ -1443,7 +4070,27 @@
           <w:sz w:val="24"/>
           <w:szCs w:val="24"/>
         </w:rPr>
-        <w:t xml:space="preserve"> в срок, не позднее 3 дней с момента </w:t>
+        <w:t xml:space="preserve"> в срок</w:t>
+      </w:r>
+      <w:r>
+        <w:rPr>
+          <w:rFonts w:ascii="Times New Roman" w:hAnsi="Times New Roman"/>
+          <w:bCs/>
+          <w:color w:val="auto"/>
+          <w:sz w:val="24"/>
+          <w:szCs w:val="24"/>
+        </w:rPr>
+        <w:t>,</w:t>
+      </w:r>
+      <w:r>
+        <w:rPr>
+          <w:rFonts w:ascii="Times New Roman" w:hAnsi="Times New Roman"/>
+          <w:bCs/>
+          <w:color w:val="auto"/>
+          <w:sz w:val="24"/>
+          <w:szCs w:val="24"/>
+        </w:rPr>
+        <w:t xml:space="preserve"> не позднее 3 дней с момента </w:t>
       </w:r>
       <w:r>
         <w:rPr>
@@ -1488,7 +4135,70 @@
           <w:sz w:val="24"/>
           <w:szCs w:val="24"/>
         </w:rPr>
-        <w:t>Принципал выплачивает Агенту вознаграждение путем перечисления денежных средств по реквизитам, указанным Агентом, или вносит наличные денежные средства в кассу Агента, авансовым платежом в течение 3 дней с момента заключения настоящего Договора.</w:t>
+        <w:t xml:space="preserve">Принципал </w:t>
+      </w:r>
+      <w:r>
+        <w:rPr>
+          <w:rFonts w:ascii="Times New Roman" w:hAnsi="Times New Roman"/>
+          <w:color w:val="auto"/>
+          <w:sz w:val="24"/>
+          <w:szCs w:val="24"/>
+        </w:rPr>
+        <w:t xml:space="preserve">выплачивает </w:t>
+      </w:r>
+      <w:r>
+        <w:rPr>
+          <w:rFonts w:ascii="Times New Roman" w:hAnsi="Times New Roman"/>
+          <w:color w:val="auto"/>
+          <w:sz w:val="24"/>
+          <w:szCs w:val="24"/>
+        </w:rPr>
+        <w:t xml:space="preserve">Агенту </w:t>
+      </w:r>
+      <w:r>
+        <w:rPr>
+          <w:rFonts w:ascii="Times New Roman" w:hAnsi="Times New Roman"/>
+          <w:color w:val="auto"/>
+          <w:sz w:val="24"/>
+          <w:szCs w:val="24"/>
+        </w:rPr>
+        <w:t xml:space="preserve">вознаграждение </w:t>
+      </w:r>
+      <w:r>
+        <w:rPr>
+          <w:rFonts w:ascii="Times New Roman" w:hAnsi="Times New Roman"/>
+          <w:color w:val="auto"/>
+          <w:sz w:val="24"/>
+          <w:szCs w:val="24"/>
+        </w:rPr>
+        <w:t>путем перечисления денежных средств</w:t>
+      </w:r>
+      <w:r>
+        <w:rPr>
+          <w:rFonts w:ascii="Times New Roman" w:hAnsi="Times New Roman"/>
+          <w:color w:val="auto"/>
+          <w:sz w:val="24"/>
+          <w:szCs w:val="24"/>
+        </w:rPr>
+        <w:t xml:space="preserve"> по реквизитам, указанным Агентом, или вносит наличные денежные средства в кассу Агента</w:t>
+      </w:r>
+      <w:r>
+        <w:rPr>
+          <w:rFonts w:ascii="Times New Roman" w:hAnsi="Times New Roman"/>
+          <w:color w:val="auto"/>
+          <w:sz w:val="24"/>
+          <w:szCs w:val="24"/>
+        </w:rPr>
+        <w:t>, авансовым платежом в течение 3 дней с момента заключения настоящего Договора</w:t>
+      </w:r>
+      <w:r>
+        <w:rPr>
+          <w:rFonts w:ascii="Times New Roman" w:hAnsi="Times New Roman"/>
+          <w:color w:val="auto"/>
+          <w:sz w:val="24"/>
+          <w:szCs w:val="24"/>
+        </w:rPr>
+        <w:t>.</w:t>
       </w:r>
       <w:r>
         <w:t xml:space="preserve"> </w:t>
@@ -1525,7 +4235,52 @@
           <w:sz w:val="24"/>
           <w:szCs w:val="24"/>
         </w:rPr>
-        <w:t xml:space="preserve">Исполнение Агентом поручения по настоящему Договору является встречным по отношению к обязательству Принципала уплатить вознаграждение и выплатить Агенту средства, предназначенные для исполнения поручения, согласно пункту 2.2.1 настоящего Договора. </w:t>
+        <w:t xml:space="preserve">Исполнение Агентом поручения по настоящему Договору является встречным по отношению к обязательству Принципала уплатить вознаграждение и </w:t>
+      </w:r>
+      <w:r>
+        <w:rPr>
+          <w:rFonts w:ascii="Times New Roman" w:hAnsi="Times New Roman"/>
+          <w:color w:val="auto"/>
+          <w:sz w:val="24"/>
+          <w:szCs w:val="24"/>
+        </w:rPr>
+        <w:t xml:space="preserve">выплатить </w:t>
+      </w:r>
+      <w:r>
+        <w:rPr>
+          <w:rFonts w:ascii="Times New Roman" w:hAnsi="Times New Roman"/>
+          <w:color w:val="auto"/>
+          <w:sz w:val="24"/>
+          <w:szCs w:val="24"/>
+        </w:rPr>
+        <w:t>Агенту</w:t>
+      </w:r>
+      <w:r>
+        <w:rPr>
+          <w:rFonts w:ascii="Times New Roman" w:hAnsi="Times New Roman"/>
+          <w:color w:val="auto"/>
+          <w:sz w:val="24"/>
+          <w:szCs w:val="24"/>
+        </w:rPr>
+        <w:t xml:space="preserve"> </w:t>
+      </w:r>
+      <w:r>
+        <w:rPr>
+          <w:rFonts w:ascii="Times New Roman" w:hAnsi="Times New Roman"/>
+          <w:color w:val="auto"/>
+          <w:sz w:val="24"/>
+          <w:szCs w:val="24"/>
+        </w:rPr>
+        <w:t xml:space="preserve">средства, предназначенные для исполнения поручения, </w:t>
+      </w:r>
+      <w:r>
+        <w:rPr>
+          <w:rFonts w:ascii="Times New Roman" w:hAnsi="Times New Roman"/>
+          <w:color w:val="auto"/>
+          <w:sz w:val="24"/>
+          <w:szCs w:val="24"/>
+        </w:rPr>
+        <w:t xml:space="preserve">согласно пункту 2.2.1 настоящего Договора. </w:t>
       </w:r>
     </w:p>
     <w:p>
@@ -1543,7 +4298,7 @@
     </w:p>
     <w:p>
       <w:pPr>
-        <w:pStyle w:val="a7"/>
+        <w:pStyle w:val="af2"/>
         <w:numPr>
           <w:ilvl w:val="0"/>
           <w:numId w:val="2"/>
@@ -1552,6 +4307,7 @@
         <w:ind w:left="0" w:firstLine="0"/>
         <w:jc w:val="center"/>
         <w:rPr>
+          <w:rFonts w:ascii="Times New Roman" w:hAnsi="Times New Roman"/>
           <w:b/>
           <w:color w:val="auto"/>
           <w:sz w:val="24"/>
@@ -1560,6 +4316,7 @@
       </w:pPr>
       <w:r>
         <w:rPr>
+          <w:rFonts w:ascii="Times New Roman" w:hAnsi="Times New Roman"/>
           <w:b/>
           <w:color w:val="auto"/>
           <w:sz w:val="24"/>
@@ -1570,7 +4327,7 @@
     </w:p>
     <w:p>
       <w:pPr>
-        <w:pStyle w:val="a7"/>
+        <w:pStyle w:val="af2"/>
         <w:numPr>
           <w:ilvl w:val="1"/>
           <w:numId w:val="3"/>
@@ -1579,23 +4336,61 @@
         <w:ind w:left="0" w:firstLine="709"/>
         <w:jc w:val="both"/>
         <w:rPr>
-          <w:color w:val="auto"/>
-          <w:sz w:val="24"/>
-          <w:szCs w:val="24"/>
-        </w:rPr>
-      </w:pPr>
-      <w:r>
-        <w:rPr>
-          <w:color w:val="auto"/>
-          <w:sz w:val="24"/>
-          <w:szCs w:val="24"/>
-        </w:rPr>
-        <w:t>Агент не несет ответственность за сроки исполнения инвойса или договора купли-продажи (поставки) транспортного средства, заключенного Принципалом с Продавцом.</w:t>
-      </w:r>
-    </w:p>
-    <w:p>
-      <w:pPr>
-        <w:pStyle w:val="a7"/>
+          <w:rFonts w:ascii="Times New Roman" w:hAnsi="Times New Roman"/>
+          <w:color w:val="auto"/>
+          <w:sz w:val="24"/>
+          <w:szCs w:val="24"/>
+        </w:rPr>
+      </w:pPr>
+      <w:r>
+        <w:rPr>
+          <w:rFonts w:ascii="Times New Roman" w:hAnsi="Times New Roman"/>
+          <w:color w:val="auto"/>
+          <w:sz w:val="24"/>
+          <w:szCs w:val="24"/>
+        </w:rPr>
+        <w:t xml:space="preserve">Агент не несет ответственность за </w:t>
+      </w:r>
+      <w:r>
+        <w:rPr>
+          <w:rFonts w:ascii="Times New Roman" w:hAnsi="Times New Roman"/>
+          <w:color w:val="auto"/>
+          <w:sz w:val="24"/>
+          <w:szCs w:val="24"/>
+        </w:rPr>
+        <w:t xml:space="preserve">сроки исполнения </w:t>
+      </w:r>
+      <w:r>
+        <w:rPr>
+          <w:rFonts w:ascii="Times New Roman" w:hAnsi="Times New Roman"/>
+          <w:color w:val="auto"/>
+          <w:sz w:val="24"/>
+          <w:szCs w:val="24"/>
+        </w:rPr>
+        <w:t xml:space="preserve">инвойса или </w:t>
+      </w:r>
+      <w:r>
+        <w:rPr>
+          <w:rFonts w:ascii="Times New Roman" w:hAnsi="Times New Roman"/>
+          <w:color w:val="auto"/>
+          <w:sz w:val="24"/>
+          <w:szCs w:val="24"/>
+        </w:rPr>
+        <w:t>договора купли-продажи (поставки) транспортного средства, заключенного Принципалом с Продавцом</w:t>
+      </w:r>
+      <w:r>
+        <w:rPr>
+          <w:rFonts w:ascii="Times New Roman" w:hAnsi="Times New Roman"/>
+          <w:color w:val="auto"/>
+          <w:sz w:val="24"/>
+          <w:szCs w:val="24"/>
+        </w:rPr>
+        <w:t>.</w:t>
+      </w:r>
+    </w:p>
+    <w:p>
+      <w:pPr>
+        <w:pStyle w:val="af2"/>
         <w:numPr>
           <w:ilvl w:val="1"/>
           <w:numId w:val="3"/>
@@ -1604,13 +4399,15 @@
         <w:ind w:left="0" w:firstLine="709"/>
         <w:jc w:val="both"/>
         <w:rPr>
-          <w:color w:val="auto"/>
-          <w:sz w:val="24"/>
-          <w:szCs w:val="24"/>
-        </w:rPr>
-      </w:pPr>
-      <w:r>
-        <w:rPr>
+          <w:rFonts w:ascii="Times New Roman" w:hAnsi="Times New Roman"/>
+          <w:color w:val="auto"/>
+          <w:sz w:val="24"/>
+          <w:szCs w:val="24"/>
+        </w:rPr>
+      </w:pPr>
+      <w:r>
+        <w:rPr>
+          <w:rFonts w:ascii="Times New Roman" w:hAnsi="Times New Roman"/>
           <w:color w:val="auto"/>
           <w:sz w:val="24"/>
           <w:szCs w:val="24"/>
@@ -1620,7 +4417,7 @@
     </w:p>
     <w:p>
       <w:pPr>
-        <w:pStyle w:val="a7"/>
+        <w:pStyle w:val="af2"/>
         <w:numPr>
           <w:ilvl w:val="1"/>
           <w:numId w:val="3"/>
@@ -1629,23 +4426,44 @@
         <w:ind w:left="0" w:firstLine="709"/>
         <w:jc w:val="both"/>
         <w:rPr>
-          <w:color w:val="auto"/>
-          <w:sz w:val="24"/>
-          <w:szCs w:val="24"/>
-        </w:rPr>
-      </w:pPr>
-      <w:r>
-        <w:rPr>
-          <w:color w:val="auto"/>
-          <w:sz w:val="24"/>
-          <w:szCs w:val="24"/>
-        </w:rPr>
-        <w:t>В случае, если Агент осуществил действия по проведению финансовых операций для оплаты приобретения в собственность Принципала транспортного средства и иных сопутствующих услуг, однако Принципал в последующем изъявил намерение отказаться от договора купли-продажи и приобретения транспортного средства, то Стороны согласовали, что совершение Агентом действия по проведению финансовых операций свидетельствует о полном исполнении обязательств Агентом по настоящему Договору. Стороны согласовали, что доказательством исполнения обязательств Агента по выполнению финансовых операций являются соответствующие платежные поручения или иной документ, свидетельствующий о получении денежных средств и расчет за транспортное средство от Продавца по инвойсу, представляемый Агентом одновременно с Отчетом в порядке, предусмотренном настоящим Договором для обмена информацией.</w:t>
-      </w:r>
-    </w:p>
-    <w:p>
-      <w:pPr>
-        <w:pStyle w:val="a7"/>
+          <w:rFonts w:ascii="Times New Roman" w:hAnsi="Times New Roman"/>
+          <w:color w:val="auto"/>
+          <w:sz w:val="24"/>
+          <w:szCs w:val="24"/>
+        </w:rPr>
+      </w:pPr>
+      <w:r>
+        <w:rPr>
+          <w:rFonts w:ascii="Times New Roman" w:hAnsi="Times New Roman"/>
+          <w:color w:val="auto"/>
+          <w:sz w:val="24"/>
+          <w:szCs w:val="24"/>
+        </w:rPr>
+        <w:t xml:space="preserve">В случае, если Агент осуществил действия по проведению финансовых операций для оплаты приобретения в собственность Принципала транспортного средства и иных сопутствующих услуг, однако Принципал в последующем изъявил намерение отказаться от договора купли-продажи и приобретения транспортного средства, то Стороны согласовали, что совершение Агентом действия по проведению финансовых операций свидетельствует о полном исполнении обязательств Агентом по настоящему Договору. Стороны согласовали, что доказательством исполнения обязательств Агента по выполнению финансовых операций являются соответствующие платежные поручения или иной документ, свидетельствующий о получении денежных средств и расчет за транспортное средство от Продавца по инвойсу, </w:t>
+      </w:r>
+      <w:r>
+        <w:rPr>
+          <w:rFonts w:ascii="Times New Roman" w:hAnsi="Times New Roman"/>
+          <w:color w:val="auto"/>
+          <w:sz w:val="24"/>
+          <w:szCs w:val="24"/>
+        </w:rPr>
+        <w:lastRenderedPageBreak/>
+        <w:t>представляемый Агентом одновременно с Отчетом в порядке, предусмотренном настоящим Договором для обмена информацией</w:t>
+      </w:r>
+      <w:r>
+        <w:rPr>
+          <w:rFonts w:ascii="Times New Roman" w:hAnsi="Times New Roman"/>
+          <w:color w:val="auto"/>
+          <w:sz w:val="24"/>
+          <w:szCs w:val="24"/>
+        </w:rPr>
+        <w:t>.</w:t>
+      </w:r>
+    </w:p>
+    <w:p>
+      <w:pPr>
+        <w:pStyle w:val="af2"/>
         <w:numPr>
           <w:ilvl w:val="1"/>
           <w:numId w:val="3"/>
@@ -1654,34 +4472,56 @@
         <w:ind w:left="0" w:firstLine="709"/>
         <w:jc w:val="both"/>
         <w:rPr>
-          <w:color w:val="auto"/>
-          <w:sz w:val="24"/>
-          <w:szCs w:val="24"/>
-        </w:rPr>
-      </w:pPr>
-      <w:r>
-        <w:rPr>
-          <w:color w:val="auto"/>
-          <w:sz w:val="24"/>
-          <w:szCs w:val="24"/>
-        </w:rPr>
-        <w:t>Агент не несет ответственности за последствия проведения платежей по таможенному оформлению транспортного средства Принципала или уплаты утилизационного сбора третьими лицами, а не самостоятельно собственником транспортного средства.</w:t>
-      </w:r>
-    </w:p>
-    <w:p>
-      <w:pPr>
-        <w:pStyle w:val="a7"/>
+          <w:rFonts w:ascii="Times New Roman" w:hAnsi="Times New Roman"/>
+          <w:color w:val="auto"/>
+          <w:sz w:val="24"/>
+          <w:szCs w:val="24"/>
+        </w:rPr>
+      </w:pPr>
+      <w:r>
+        <w:rPr>
+          <w:rFonts w:ascii="Times New Roman" w:hAnsi="Times New Roman"/>
+          <w:color w:val="auto"/>
+          <w:sz w:val="24"/>
+          <w:szCs w:val="24"/>
+        </w:rPr>
+        <w:t>Агент не несет ответстве</w:t>
+      </w:r>
+      <w:r>
+        <w:rPr>
+          <w:rFonts w:ascii="Times New Roman" w:hAnsi="Times New Roman"/>
+          <w:color w:val="auto"/>
+          <w:sz w:val="24"/>
+          <w:szCs w:val="24"/>
+        </w:rPr>
+        <w:t>нности за последствия проведения</w:t>
+      </w:r>
+      <w:r>
+        <w:rPr>
+          <w:rFonts w:ascii="Times New Roman" w:hAnsi="Times New Roman"/>
+          <w:color w:val="auto"/>
+          <w:sz w:val="24"/>
+          <w:szCs w:val="24"/>
+        </w:rPr>
+        <w:t xml:space="preserve"> платежей по таможенному оформлению транспортного средства Принципала или уплаты утилизационного сбора третьими лицами, а не самостоятельно собственником транспортного средства.</w:t>
+      </w:r>
+    </w:p>
+    <w:p>
+      <w:pPr>
+        <w:pStyle w:val="af2"/>
         <w:spacing w:after="0" w:line="240" w:lineRule="auto"/>
         <w:ind w:left="709"/>
         <w:jc w:val="both"/>
         <w:rPr>
-          <w:color w:val="auto"/>
-          <w:sz w:val="24"/>
-          <w:szCs w:val="24"/>
-        </w:rPr>
-      </w:pPr>
-      <w:r>
-        <w:rPr>
+          <w:rFonts w:ascii="Times New Roman" w:hAnsi="Times New Roman"/>
+          <w:color w:val="auto"/>
+          <w:sz w:val="24"/>
+          <w:szCs w:val="24"/>
+        </w:rPr>
+      </w:pPr>
+      <w:r>
+        <w:rPr>
+          <w:rFonts w:ascii="Times New Roman" w:hAnsi="Times New Roman"/>
           <w:color w:val="auto"/>
           <w:sz w:val="24"/>
           <w:szCs w:val="24"/>
@@ -1842,7 +4682,7 @@
     </w:p>
     <w:p>
       <w:pPr>
-        <w:pStyle w:val="a7"/>
+        <w:pStyle w:val="af2"/>
         <w:numPr>
           <w:ilvl w:val="0"/>
           <w:numId w:val="2"/>
@@ -1851,6 +4691,7 @@
         <w:ind w:left="0" w:firstLine="0"/>
         <w:jc w:val="center"/>
         <w:rPr>
+          <w:rFonts w:ascii="Times New Roman" w:hAnsi="Times New Roman"/>
           <w:b/>
           <w:color w:val="auto"/>
           <w:sz w:val="24"/>
@@ -1859,6 +4700,7 @@
       </w:pPr>
       <w:r>
         <w:rPr>
+          <w:rFonts w:ascii="Times New Roman" w:hAnsi="Times New Roman"/>
           <w:b/>
           <w:color w:val="auto"/>
           <w:sz w:val="24"/>
@@ -1886,8 +4728,25 @@
           <w:sz w:val="24"/>
           <w:szCs w:val="24"/>
         </w:rPr>
-        <w:lastRenderedPageBreak/>
-        <w:t>6.1. Настоящий Договор вступает в силу с момента его подписания Сторонами и действует до полного исполнения Сторонами всех обязательств по данному Договору.</w:t>
+        <w:t>6.1.</w:t>
+      </w:r>
+      <w:r>
+        <w:rPr>
+          <w:rFonts w:ascii="Times New Roman" w:hAnsi="Times New Roman"/>
+          <w:color w:val="auto"/>
+          <w:sz w:val="24"/>
+          <w:szCs w:val="24"/>
+        </w:rPr>
+        <w:t xml:space="preserve"> </w:t>
+      </w:r>
+      <w:r>
+        <w:rPr>
+          <w:rFonts w:ascii="Times New Roman" w:hAnsi="Times New Roman"/>
+          <w:color w:val="auto"/>
+          <w:sz w:val="24"/>
+          <w:szCs w:val="24"/>
+        </w:rPr>
+        <w:t>Настоящий Договор вступает в силу с момента его подписания Сторонами и действует до полного исполнения Сторонами всех обязательств по данному Договору.</w:t>
       </w:r>
     </w:p>
     <w:p>
@@ -1909,7 +4768,25 @@
           <w:sz w:val="24"/>
           <w:szCs w:val="24"/>
         </w:rPr>
-        <w:t>6.2. Настоящий Договор может быть расторгнут по взаимному соглашению Сторон, совершенному в письменной форме с соблюдением всех положений данного Договора, за подписью уполномоченных лиц Сторон.</w:t>
+        <w:t>6.2.</w:t>
+      </w:r>
+      <w:r>
+        <w:rPr>
+          <w:rFonts w:ascii="Times New Roman" w:hAnsi="Times New Roman"/>
+          <w:color w:val="auto"/>
+          <w:sz w:val="24"/>
+          <w:szCs w:val="24"/>
+        </w:rPr>
+        <w:t xml:space="preserve"> </w:t>
+      </w:r>
+      <w:r>
+        <w:rPr>
+          <w:rFonts w:ascii="Times New Roman" w:hAnsi="Times New Roman"/>
+          <w:color w:val="auto"/>
+          <w:sz w:val="24"/>
+          <w:szCs w:val="24"/>
+        </w:rPr>
+        <w:t>Настоящий Договор может быть расторгнут по взаимному соглашению Сторон, совершенному в письменной форме с соблюдением всех положений данного Договора, за подписью уполномоченных лиц Сторон.</w:t>
       </w:r>
     </w:p>
     <w:p>
@@ -1927,7 +4804,7 @@
     </w:p>
     <w:p>
       <w:pPr>
-        <w:pStyle w:val="a7"/>
+        <w:pStyle w:val="af2"/>
         <w:numPr>
           <w:ilvl w:val="0"/>
           <w:numId w:val="2"/>
@@ -1936,6 +4813,7 @@
         <w:ind w:left="0" w:firstLine="0"/>
         <w:jc w:val="center"/>
         <w:rPr>
+          <w:rFonts w:ascii="Times New Roman" w:hAnsi="Times New Roman"/>
           <w:b/>
           <w:sz w:val="24"/>
           <w:szCs w:val="24"/>
@@ -1943,6 +4821,7 @@
       </w:pPr>
       <w:r>
         <w:rPr>
+          <w:rFonts w:ascii="Times New Roman" w:hAnsi="Times New Roman"/>
           <w:b/>
           <w:sz w:val="24"/>
           <w:szCs w:val="24"/>
@@ -1984,7 +4863,7 @@
     </w:p>
     <w:p>
       <w:pPr>
-        <w:pStyle w:val="a7"/>
+        <w:pStyle w:val="af2"/>
         <w:numPr>
           <w:ilvl w:val="0"/>
           <w:numId w:val="2"/>
@@ -1993,6 +4872,7 @@
         <w:ind w:left="0" w:firstLine="0"/>
         <w:jc w:val="center"/>
         <w:rPr>
+          <w:rFonts w:ascii="Times New Roman" w:hAnsi="Times New Roman"/>
           <w:b/>
           <w:sz w:val="24"/>
           <w:szCs w:val="24"/>
@@ -2000,6 +4880,7 @@
       </w:pPr>
       <w:r>
         <w:rPr>
+          <w:rFonts w:ascii="Times New Roman" w:hAnsi="Times New Roman"/>
           <w:b/>
           <w:sz w:val="24"/>
           <w:szCs w:val="24"/>
@@ -2033,7 +4914,39 @@
           <w:szCs w:val="24"/>
         </w:rPr>
         <w:tab/>
-        <w:t>Любые изменения и дополнения к настоящему Договору действительны при условии, если они совершены в письменной форме и подписаны Сторонами или надлежаще уполномоченными на это представителями Сторон. Если изменения и дополнения согласовываются Сторонами посредством переписки по электронной почте, определенной в настоящем Договоре, все письма должны быть направлены с адресов электронной почты, указанных в настоящем Договоре.</w:t>
+        <w:t>Любые изменения и дополнения к настоящему Договору действительны при условии, если они совершены в письменной форме и подписаны Сторонами или надлежаще уполномоченными на это представителями Сторон. Если изменения и дополнения согласовываются Сторонами посредством переписки по электронной почте</w:t>
+      </w:r>
+      <w:r>
+        <w:rPr>
+          <w:rFonts w:ascii="Times New Roman" w:hAnsi="Times New Roman"/>
+          <w:sz w:val="24"/>
+          <w:szCs w:val="24"/>
+        </w:rPr>
+        <w:t>, определенн</w:t>
+      </w:r>
+      <w:r>
+        <w:rPr>
+          <w:rFonts w:ascii="Times New Roman" w:hAnsi="Times New Roman"/>
+          <w:sz w:val="24"/>
+          <w:szCs w:val="24"/>
+        </w:rPr>
+        <w:t>ой</w:t>
+      </w:r>
+      <w:r>
+        <w:rPr>
+          <w:rFonts w:ascii="Times New Roman" w:hAnsi="Times New Roman"/>
+          <w:sz w:val="24"/>
+          <w:szCs w:val="24"/>
+        </w:rPr>
+        <w:t xml:space="preserve"> в настоящем Договоре</w:t>
+      </w:r>
+      <w:r>
+        <w:rPr>
+          <w:rFonts w:ascii="Times New Roman" w:hAnsi="Times New Roman"/>
+          <w:sz w:val="24"/>
+          <w:szCs w:val="24"/>
+        </w:rPr>
+        <w:t>, все письма должны быть направлены с адресов электронной почты, указанных в настоящем Договоре.</w:t>
       </w:r>
     </w:p>
     <w:p>
@@ -2053,6 +4966,7 @@
           <w:sz w:val="24"/>
           <w:szCs w:val="24"/>
         </w:rPr>
+        <w:lastRenderedPageBreak/>
         <w:t>8.2.</w:t>
       </w:r>
       <w:r>
@@ -2195,7 +5109,23 @@
           <w:sz w:val="24"/>
           <w:szCs w:val="24"/>
         </w:rPr>
-        <w:t>8.7. Стороны принимают все необходимые меры для того, чтобы их сотрудники, субагенты, правопреемники без предварительного согласия другой Стороны не информировали третьих лиц о деталях настоящего Договора и Приложений к нему.</w:t>
+        <w:t xml:space="preserve">8.7. Стороны принимают все необходимые меры для того, чтобы их сотрудники, </w:t>
+      </w:r>
+      <w:r>
+        <w:rPr>
+          <w:rFonts w:ascii="Times New Roman" w:hAnsi="Times New Roman"/>
+          <w:sz w:val="24"/>
+          <w:szCs w:val="24"/>
+        </w:rPr>
+        <w:t>суб</w:t>
+      </w:r>
+      <w:r>
+        <w:rPr>
+          <w:rFonts w:ascii="Times New Roman" w:hAnsi="Times New Roman"/>
+          <w:sz w:val="24"/>
+          <w:szCs w:val="24"/>
+        </w:rPr>
+        <w:t>агенты, правопреемники без предварительного согласия другой Стороны не информировали третьих лиц о деталях настоящего Договора и Приложений к нему.</w:t>
       </w:r>
     </w:p>
     <w:p>
@@ -2244,7 +5174,6 @@
           <w:sz w:val="24"/>
           <w:szCs w:val="24"/>
         </w:rPr>
-        <w:lastRenderedPageBreak/>
         <w:t>8.9.</w:t>
       </w:r>
       <w:r>
@@ -2287,14 +5216,22 @@
           <w:sz w:val="24"/>
           <w:szCs w:val="24"/>
         </w:rPr>
-        <w:t>9.  АДРЕСА И ПЛАТЕЖНЫЕ РЕКВИЗИТЫ СТОРОН</w:t>
+        <w:t>9</w:t>
+      </w:r>
+      <w:r>
+        <w:rPr>
+          <w:rFonts w:ascii="Times New Roman" w:hAnsi="Times New Roman"/>
+          <w:b/>
+          <w:sz w:val="24"/>
+          <w:szCs w:val="24"/>
+        </w:rPr>
+        <w:t>.  АДРЕСА И ПЛАТЕЖНЫЕ РЕКВИЗИТЫ СТОРОН</w:t>
       </w:r>
     </w:p>
     <w:tbl>
       <w:tblPr>
-        <w:tblStyle w:val="a8"/>
+        <w:tblStyle w:val="af1"/>
         <w:tblW w:w="0" w:type="auto"/>
-        <w:tblInd w:w="0" w:type="dxa"/>
         <w:tblBorders>
           <w:top w:val="none" w:sz="0" w:space="0" w:color="auto"/>
           <w:left w:val="none" w:sz="0" w:space="0" w:color="auto"/>
@@ -2314,10 +5251,15 @@
         <w:tc>
           <w:tcPr>
             <w:tcW w:w="4697" w:type="dxa"/>
+            <w:tcBorders>
+              <w:top w:val="nil"/>
+              <w:left w:val="nil"/>
+              <w:right w:val="nil"/>
+            </w:tcBorders>
           </w:tcPr>
           <w:p>
             <w:pPr>
-              <w:spacing w:line="240" w:lineRule="auto"/>
+              <w:spacing w:after="0" w:line="240" w:lineRule="auto"/>
               <w:jc w:val="both"/>
               <w:rPr>
                 <w:rFonts w:ascii="Times New Roman" w:hAnsi="Times New Roman"/>
@@ -2331,10 +5273,15 @@
         <w:tc>
           <w:tcPr>
             <w:tcW w:w="4658" w:type="dxa"/>
+            <w:tcBorders>
+              <w:top w:val="nil"/>
+              <w:left w:val="nil"/>
+              <w:right w:val="nil"/>
+            </w:tcBorders>
           </w:tcPr>
           <w:p>
             <w:pPr>
-              <w:spacing w:line="240" w:lineRule="auto"/>
+              <w:spacing w:after="0" w:line="240" w:lineRule="auto"/>
               <w:ind w:firstLine="567"/>
               <w:jc w:val="both"/>
               <w:rPr>
@@ -2348,16 +5295,32 @@
         </w:tc>
       </w:tr>
       <w:tr>
+        <w:tblPrEx>
+          <w:tblBorders>
+            <w:top w:val="single" w:sz="4" w:space="0" w:color="000000"/>
+            <w:left w:val="single" w:sz="4" w:space="0" w:color="000000"/>
+            <w:bottom w:val="single" w:sz="4" w:space="0" w:color="000000"/>
+            <w:right w:val="single" w:sz="4" w:space="0" w:color="000000"/>
+            <w:insideH w:val="single" w:sz="4" w:space="0" w:color="000000"/>
+            <w:insideV w:val="single" w:sz="4" w:space="0" w:color="000000"/>
+          </w:tblBorders>
+        </w:tblPrEx>
         <w:tc>
           <w:tcPr>
             <w:tcW w:w="4697" w:type="dxa"/>
-            <w:hideMark/>
+            <w:tcBorders>
+              <w:top w:val="nil"/>
+              <w:left w:val="nil"/>
+              <w:bottom w:val="nil"/>
+              <w:right w:val="nil"/>
+            </w:tcBorders>
           </w:tcPr>
           <w:p>
             <w:pPr>
               <w:pStyle w:val="1"/>
               <w:rPr>
-                <w:rStyle w:val="4"/>
+                <w:rStyle w:val="43"/>
+                <w:rFonts w:ascii="Times New Roman" w:hAnsi="Times New Roman"/>
                 <w:bCs/>
                 <w:sz w:val="22"/>
                 <w:szCs w:val="22"/>
@@ -2366,7 +5329,7 @@
             <w:bookmarkStart w:id="0" w:name="_Hlk152754280"/>
             <w:r>
               <w:rPr>
-                <w:rStyle w:val="4"/>
+                <w:rStyle w:val="43"/>
                 <w:rFonts w:ascii="Times New Roman" w:hAnsi="Times New Roman"/>
                 <w:bCs/>
                 <w:sz w:val="22"/>
@@ -2378,9 +5341,8 @@
           <w:p>
             <w:pPr>
               <w:pStyle w:val="1"/>
-              <w:outlineLvl w:val="0"/>
-              <w:rPr>
-                <w:rStyle w:val="4"/>
+              <w:rPr>
+                <w:rStyle w:val="43"/>
                 <w:rFonts w:ascii="Times New Roman" w:hAnsi="Times New Roman"/>
                 <w:b w:val="0"/>
                 <w:sz w:val="22"/>
@@ -2389,7 +5351,7 @@
             </w:pPr>
             <w:r>
               <w:rPr>
-                <w:rStyle w:val="4"/>
+                <w:rStyle w:val="43"/>
                 <w:rFonts w:ascii="Times New Roman" w:hAnsi="Times New Roman"/>
                 <w:b w:val="0"/>
                 <w:sz w:val="22"/>
@@ -2401,9 +5363,8 @@
           <w:p>
             <w:pPr>
               <w:pStyle w:val="1"/>
-              <w:outlineLvl w:val="0"/>
-              <w:rPr>
-                <w:rStyle w:val="4"/>
+              <w:rPr>
+                <w:rStyle w:val="43"/>
                 <w:rFonts w:ascii="Times New Roman" w:hAnsi="Times New Roman"/>
                 <w:b w:val="0"/>
                 <w:sz w:val="22"/>
@@ -2412,7 +5373,7 @@
             </w:pPr>
             <w:r>
               <w:rPr>
-                <w:rStyle w:val="4"/>
+                <w:rStyle w:val="43"/>
                 <w:rFonts w:ascii="Times New Roman" w:hAnsi="Times New Roman"/>
                 <w:b w:val="0"/>
                 <w:sz w:val="22"/>
@@ -2424,9 +5385,8 @@
           <w:p>
             <w:pPr>
               <w:pStyle w:val="1"/>
-              <w:outlineLvl w:val="0"/>
-              <w:rPr>
-                <w:rStyle w:val="4"/>
+              <w:rPr>
+                <w:rStyle w:val="43"/>
                 <w:rFonts w:ascii="Times New Roman" w:hAnsi="Times New Roman"/>
                 <w:b w:val="0"/>
                 <w:sz w:val="22"/>
@@ -2435,7 +5395,7 @@
             </w:pPr>
             <w:r>
               <w:rPr>
-                <w:rStyle w:val="4"/>
+                <w:rStyle w:val="43"/>
                 <w:rFonts w:ascii="Times New Roman" w:hAnsi="Times New Roman"/>
                 <w:b w:val="0"/>
                 <w:sz w:val="22"/>
@@ -2447,9 +5407,8 @@
           <w:p>
             <w:pPr>
               <w:pStyle w:val="1"/>
-              <w:outlineLvl w:val="0"/>
-              <w:rPr>
-                <w:rStyle w:val="4"/>
+              <w:rPr>
+                <w:rStyle w:val="43"/>
                 <w:rFonts w:ascii="Times New Roman" w:hAnsi="Times New Roman"/>
                 <w:b w:val="0"/>
                 <w:sz w:val="22"/>
@@ -2458,7 +5417,7 @@
             </w:pPr>
             <w:r>
               <w:rPr>
-                <w:rStyle w:val="4"/>
+                <w:rStyle w:val="43"/>
                 <w:rFonts w:ascii="Times New Roman" w:hAnsi="Times New Roman"/>
                 <w:b w:val="0"/>
                 <w:sz w:val="22"/>
@@ -2470,9 +5429,8 @@
           <w:p>
             <w:pPr>
               <w:pStyle w:val="1"/>
-              <w:outlineLvl w:val="0"/>
-              <w:rPr>
-                <w:rStyle w:val="4"/>
+              <w:rPr>
+                <w:rStyle w:val="43"/>
                 <w:rFonts w:ascii="Times New Roman" w:hAnsi="Times New Roman"/>
                 <w:b w:val="0"/>
                 <w:sz w:val="22"/>
@@ -2481,21 +5439,40 @@
             </w:pPr>
             <w:r>
               <w:rPr>
-                <w:rStyle w:val="4"/>
+                <w:rStyle w:val="43"/>
                 <w:rFonts w:ascii="Times New Roman" w:hAnsi="Times New Roman"/>
                 <w:b w:val="0"/>
                 <w:sz w:val="22"/>
                 <w:szCs w:val="22"/>
               </w:rPr>
-              <w:t>Юр. адрес: 125367, город Москва, Полесский проезд, д. 16, стр. 1,</w:t>
+              <w:t xml:space="preserve">Юр. адрес: 125367, город Москва, </w:t>
+            </w:r>
+            <w:r>
+              <w:rPr>
+                <w:rStyle w:val="43"/>
+                <w:rFonts w:ascii="Times New Roman" w:hAnsi="Times New Roman"/>
+                <w:b w:val="0"/>
+                <w:sz w:val="22"/>
+                <w:szCs w:val="22"/>
+              </w:rPr>
+              <w:t>Полесский</w:t>
+            </w:r>
+            <w:r>
+              <w:rPr>
+                <w:rStyle w:val="43"/>
+                <w:rFonts w:ascii="Times New Roman" w:hAnsi="Times New Roman"/>
+                <w:b w:val="0"/>
+                <w:sz w:val="22"/>
+                <w:szCs w:val="22"/>
+              </w:rPr>
+              <w:t xml:space="preserve"> проезд, д. 16, стр. 1,</w:t>
             </w:r>
           </w:p>
           <w:p>
             <w:pPr>
               <w:pStyle w:val="1"/>
-              <w:outlineLvl w:val="0"/>
-              <w:rPr>
-                <w:rStyle w:val="4"/>
+              <w:rPr>
+                <w:rStyle w:val="43"/>
                 <w:rFonts w:ascii="Times New Roman" w:hAnsi="Times New Roman"/>
                 <w:b w:val="0"/>
                 <w:sz w:val="22"/>
@@ -2504,7 +5481,7 @@
             </w:pPr>
             <w:r>
               <w:rPr>
-                <w:rStyle w:val="4"/>
+                <w:rStyle w:val="43"/>
                 <w:rFonts w:ascii="Times New Roman" w:hAnsi="Times New Roman"/>
                 <w:b w:val="0"/>
                 <w:sz w:val="22"/>
@@ -2516,9 +5493,8 @@
           <w:p>
             <w:pPr>
               <w:pStyle w:val="1"/>
-              <w:outlineLvl w:val="0"/>
-              <w:rPr>
-                <w:rStyle w:val="4"/>
+              <w:rPr>
+                <w:rStyle w:val="43"/>
                 <w:rFonts w:ascii="Times New Roman" w:hAnsi="Times New Roman"/>
                 <w:b w:val="0"/>
                 <w:sz w:val="22"/>
@@ -2527,21 +5503,30 @@
             </w:pPr>
             <w:r>
               <w:rPr>
-                <w:rStyle w:val="4"/>
+                <w:rStyle w:val="43"/>
                 <w:rFonts w:ascii="Times New Roman" w:hAnsi="Times New Roman"/>
                 <w:b w:val="0"/>
                 <w:sz w:val="22"/>
                 <w:szCs w:val="22"/>
               </w:rPr>
-              <w:t>р/с 40702810904220000088</w:t>
+              <w:t xml:space="preserve">р/с </w:t>
+            </w:r>
+            <w:r>
+              <w:rPr>
+                <w:rStyle w:val="43"/>
+                <w:rFonts w:ascii="Times New Roman" w:hAnsi="Times New Roman"/>
+                <w:b w:val="0"/>
+                <w:sz w:val="22"/>
+                <w:szCs w:val="22"/>
+              </w:rPr>
+              <w:t>40702810904220000088</w:t>
             </w:r>
           </w:p>
           <w:p>
             <w:pPr>
               <w:pStyle w:val="1"/>
-              <w:outlineLvl w:val="0"/>
-              <w:rPr>
-                <w:rStyle w:val="4"/>
+              <w:rPr>
+                <w:rStyle w:val="43"/>
                 <w:rFonts w:ascii="Times New Roman" w:hAnsi="Times New Roman"/>
                 <w:b w:val="0"/>
                 <w:sz w:val="22"/>
@@ -2550,21 +5535,50 @@
             </w:pPr>
             <w:r>
               <w:rPr>
-                <w:rStyle w:val="4"/>
+                <w:rStyle w:val="43"/>
                 <w:rFonts w:ascii="Times New Roman" w:hAnsi="Times New Roman"/>
                 <w:b w:val="0"/>
                 <w:sz w:val="22"/>
                 <w:szCs w:val="22"/>
               </w:rPr>
-              <w:t>в АО «АЛЬФА-БАНК»</w:t>
+              <w:t xml:space="preserve">в АО </w:t>
+            </w:r>
+            <w:r>
+              <w:rPr>
+                <w:rStyle w:val="43"/>
+                <w:rFonts w:ascii="Times New Roman" w:hAnsi="Times New Roman"/>
+                <w:b w:val="0"/>
+                <w:sz w:val="22"/>
+                <w:szCs w:val="22"/>
+              </w:rPr>
+              <w:t>«</w:t>
+            </w:r>
+            <w:r>
+              <w:rPr>
+                <w:rStyle w:val="43"/>
+                <w:rFonts w:ascii="Times New Roman" w:hAnsi="Times New Roman"/>
+                <w:b w:val="0"/>
+                <w:sz w:val="22"/>
+                <w:szCs w:val="22"/>
+              </w:rPr>
+              <w:t>АЛЬФА-БАНК</w:t>
+            </w:r>
+            <w:r>
+              <w:rPr>
+                <w:rStyle w:val="43"/>
+                <w:rFonts w:ascii="Times New Roman" w:hAnsi="Times New Roman"/>
+                <w:b w:val="0"/>
+                <w:sz w:val="22"/>
+                <w:szCs w:val="22"/>
+              </w:rPr>
+              <w:t>»</w:t>
             </w:r>
           </w:p>
           <w:p>
             <w:pPr>
               <w:pStyle w:val="1"/>
-              <w:outlineLvl w:val="0"/>
-              <w:rPr>
-                <w:rStyle w:val="4"/>
+              <w:rPr>
+                <w:rStyle w:val="43"/>
                 <w:rFonts w:ascii="Times New Roman" w:hAnsi="Times New Roman"/>
                 <w:b w:val="0"/>
                 <w:sz w:val="22"/>
@@ -2573,7 +5587,7 @@
             </w:pPr>
             <w:r>
               <w:rPr>
-                <w:rStyle w:val="4"/>
+                <w:rStyle w:val="43"/>
                 <w:rFonts w:ascii="Times New Roman" w:hAnsi="Times New Roman"/>
                 <w:b w:val="0"/>
                 <w:sz w:val="22"/>
@@ -2584,11 +5598,15 @@
           </w:p>
           <w:p>
             <w:pPr>
-              <w:spacing w:line="240" w:lineRule="auto"/>
+              <w:spacing w:after="0" w:line="240" w:lineRule="auto"/>
+              <w:rPr>
+                <w:rFonts w:ascii="Times New Roman" w:hAnsi="Times New Roman"/>
+                <w:szCs w:val="22"/>
+              </w:rPr>
             </w:pPr>
             <w:r>
               <w:rPr>
-                <w:rStyle w:val="4"/>
+                <w:rStyle w:val="43"/>
                 <w:rFonts w:ascii="Times New Roman" w:hAnsi="Times New Roman"/>
                 <w:szCs w:val="22"/>
               </w:rPr>
@@ -2599,12 +5617,18 @@
         <w:tc>
           <w:tcPr>
             <w:tcW w:w="4658" w:type="dxa"/>
-            <w:hideMark/>
+            <w:tcBorders>
+              <w:top w:val="nil"/>
+              <w:left w:val="nil"/>
+              <w:bottom w:val="nil"/>
+              <w:right w:val="nil"/>
+            </w:tcBorders>
           </w:tcPr>
           <w:p>
             <w:pPr>
-              <w:pStyle w:val="a3"/>
-              <w:rPr>
+              <w:pStyle w:val="af8"/>
+              <w:rPr>
+                <w:color w:val="FF0000"/>
                 <w:sz w:val="22"/>
                 <w:szCs w:val="22"/>
               </w:rPr>
@@ -2616,61 +5640,129 @@
                 <w:sz w:val="22"/>
                 <w:szCs w:val="22"/>
               </w:rPr>
-              <w:t xml:space="preserve">Принципал: </w:t>
-            </w:r>
-            <w:r>
-              <w:rPr>
+              <w:t>Принципал:</w:t>
+            </w:r>
+            <w:r>
+              <w:rPr>
+                <w:b/>
+                <w:bCs/>
                 <w:sz w:val="22"/>
                 <w:szCs w:val="22"/>
               </w:rPr>
-              <w:t>{{CLIENT_FULL_NAME}}, {{CLIENT_BIRTH_DATE}} года рождения, паспорт {{PASSPORT_NUMBER}} выдан {{PASSPORT_ISSUED_BY}} дата выдачи {{PASSPORT_ISSUE_DATE}}, код подразделения: {{PASSPORT_CODE}}, зарегистрированный (ая) по адресу: {{REGISTRATION_ADDRESS}}</w:t>
+              <w:t xml:space="preserve"> </w:t>
             </w:r>
             <w:proofErr w:type="spellStart"/>
             <w:r>
               <w:rPr>
-                <w:sz w:val="22"/>
-                <w:szCs w:val="22"/>
-              </w:rPr>
+                <w:color w:val="FF0000"/>
+              </w:rPr>
+              <w:t>{{CLIENT_DETAILS}}</w:t>
             </w:r>
             <w:proofErr w:type="spellEnd"/>
             <w:r>
               <w:rPr>
-                <w:sz w:val="22"/>
-                <w:szCs w:val="22"/>
+                <w:color w:val="FF0000"/>
+              </w:rPr>
+            </w:r>
+            <w:proofErr w:type="spellStart"/>
+            <w:r>
+              <w:rPr>
+                <w:color w:val="FF0000"/>
+              </w:rPr>
+            </w:r>
+            <w:proofErr w:type="spellEnd"/>
+            <w:r>
+              <w:rPr>
+                <w:color w:val="FF0000"/>
+              </w:rPr>
+            </w:r>
+            <w:proofErr w:type="spellStart"/>
+            <w:r>
+              <w:rPr>
+                <w:color w:val="FF0000"/>
+              </w:rPr>
+            </w:r>
+            <w:proofErr w:type="spellEnd"/>
+            <w:r>
+              <w:rPr>
+                <w:color w:val="FF0000"/>
+              </w:rPr>
+            </w:r>
+            <w:proofErr w:type="spellStart"/>
+            <w:r>
+              <w:rPr>
+                <w:color w:val="FF0000"/>
+              </w:rPr>
+            </w:r>
+            <w:proofErr w:type="spellEnd"/>
+            <w:r>
+              <w:rPr>
+                <w:color w:val="FF0000"/>
               </w:rPr>
             </w:r>
           </w:p>
           <w:p>
             <w:pPr>
-              <w:pStyle w:val="a3"/>
-              <w:rPr>
-                <w:rStyle w:val="4"/>
-              </w:rPr>
-            </w:pPr>
-            <w:r>
-              <w:rPr>
-                <w:rStyle w:val="4"/>
+              <w:pStyle w:val="af8"/>
+              <w:rPr>
+                <w:rStyle w:val="43"/>
+                <w:color w:val="FF0000"/>
                 <w:sz w:val="22"/>
                 <w:szCs w:val="22"/>
               </w:rPr>
-              <w:t>ИНН.</w:t>
-            </w:r>
-            <w:r>
-              <w:rPr>
-                <w:rStyle w:val="4"/>
+            </w:pPr>
+            <w:r>
+              <w:rPr>
+                <w:rStyle w:val="43"/>
+                <w:color w:val="FF0000"/>
                 <w:sz w:val="22"/>
                 <w:szCs w:val="22"/>
-                <w:lang w:val="en-US"/>
-              </w:rPr>
-              <w:t xml:space="preserve"> {{CLIENT_INN}}</w:t>
+              </w:rPr>
+              <w:t>ИНН. {{CLIENT_INN}}</w:t>
+            </w:r>
+            <w:r>
+              <w:rPr>
+                <w:rStyle w:val="43"/>
+                <w:color w:val="FF0000"/>
+                <w:sz w:val="22"/>
+                <w:szCs w:val="22"/>
+              </w:rPr>
+            </w:r>
+            <w:r>
+              <w:rPr>
+                <w:rStyle w:val="43"/>
+                <w:color w:val="FF0000"/>
+                <w:sz w:val="22"/>
+                <w:szCs w:val="22"/>
+              </w:rPr>
+            </w:r>
+            <w:r>
+              <w:rPr>
+                <w:color w:val="FF0000"/>
+                <w:sz w:val="22"/>
+                <w:szCs w:val="22"/>
+              </w:rPr>
+            </w:r>
+            <w:r>
+              <w:rPr>
+                <w:rStyle w:val="43"/>
+                <w:color w:val="FF0000"/>
+                <w:sz w:val="22"/>
+                <w:szCs w:val="22"/>
+              </w:rPr>
             </w:r>
           </w:p>
           <w:p>
             <w:pPr>
-              <w:pStyle w:val="a3"/>
+              <w:pStyle w:val="af8"/>
+              <w:rPr>
+                <w:sz w:val="22"/>
+                <w:szCs w:val="22"/>
+              </w:rPr>
             </w:pPr>
             <w:r>
               <w:rPr>
+                <w:color w:val="FF0000"/>
                 <w:sz w:val="22"/>
                 <w:szCs w:val="22"/>
               </w:rPr>
@@ -2680,13 +5772,29 @@
         </w:tc>
       </w:tr>
       <w:tr>
+        <w:tblPrEx>
+          <w:tblBorders>
+            <w:top w:val="single" w:sz="4" w:space="0" w:color="000000"/>
+            <w:left w:val="single" w:sz="4" w:space="0" w:color="000000"/>
+            <w:bottom w:val="single" w:sz="4" w:space="0" w:color="000000"/>
+            <w:right w:val="single" w:sz="4" w:space="0" w:color="000000"/>
+            <w:insideH w:val="single" w:sz="4" w:space="0" w:color="000000"/>
+            <w:insideV w:val="single" w:sz="4" w:space="0" w:color="000000"/>
+          </w:tblBorders>
+        </w:tblPrEx>
         <w:tc>
           <w:tcPr>
             <w:tcW w:w="4697" w:type="dxa"/>
+            <w:tcBorders>
+              <w:top w:val="nil"/>
+              <w:left w:val="nil"/>
+              <w:bottom w:val="nil"/>
+              <w:right w:val="nil"/>
+            </w:tcBorders>
           </w:tcPr>
           <w:p>
             <w:pPr>
-              <w:spacing w:line="240" w:lineRule="auto"/>
+              <w:spacing w:after="0" w:line="240" w:lineRule="auto"/>
               <w:rPr>
                 <w:rFonts w:ascii="Times New Roman" w:hAnsi="Times New Roman"/>
                 <w:b/>
@@ -2706,7 +5814,7 @@
           </w:p>
           <w:p>
             <w:pPr>
-              <w:spacing w:line="240" w:lineRule="auto"/>
+              <w:spacing w:after="0" w:line="240" w:lineRule="auto"/>
               <w:rPr>
                 <w:rFonts w:ascii="Times New Roman" w:hAnsi="Times New Roman"/>
                 <w:sz w:val="24"/>
@@ -2724,7 +5832,7 @@
           </w:p>
           <w:p>
             <w:pPr>
-              <w:spacing w:line="240" w:lineRule="auto"/>
+              <w:spacing w:after="0" w:line="240" w:lineRule="auto"/>
               <w:rPr>
                 <w:rFonts w:ascii="Times New Roman" w:hAnsi="Times New Roman"/>
                 <w:sz w:val="24"/>
@@ -2734,7 +5842,7 @@
           </w:p>
           <w:p>
             <w:pPr>
-              <w:spacing w:line="240" w:lineRule="auto"/>
+              <w:spacing w:after="0" w:line="240" w:lineRule="auto"/>
               <w:rPr>
                 <w:rFonts w:ascii="Times New Roman" w:hAnsi="Times New Roman"/>
                 <w:sz w:val="24"/>
@@ -2747,12 +5855,28 @@
                 <w:sz w:val="24"/>
                 <w:szCs w:val="24"/>
               </w:rPr>
-              <w:t xml:space="preserve"> _______________ /Б.А. Смолин /</w:t>
+              <w:t xml:space="preserve"> _______________ /</w:t>
+            </w:r>
+            <w:r>
+              <w:rPr>
+                <w:rFonts w:ascii="Times New Roman" w:hAnsi="Times New Roman"/>
+                <w:sz w:val="24"/>
+                <w:szCs w:val="24"/>
+              </w:rPr>
+              <w:t xml:space="preserve">Б.А. Смолин </w:t>
+            </w:r>
+            <w:r>
+              <w:rPr>
+                <w:rFonts w:ascii="Times New Roman" w:hAnsi="Times New Roman"/>
+                <w:sz w:val="24"/>
+                <w:szCs w:val="24"/>
+              </w:rPr>
+              <w:t>/</w:t>
             </w:r>
           </w:p>
           <w:p>
             <w:pPr>
-              <w:spacing w:line="240" w:lineRule="auto"/>
+              <w:spacing w:after="0" w:line="240" w:lineRule="auto"/>
               <w:rPr>
                 <w:rFonts w:ascii="Times New Roman" w:hAnsi="Times New Roman"/>
                 <w:sz w:val="24"/>
@@ -2782,10 +5906,16 @@
         <w:tc>
           <w:tcPr>
             <w:tcW w:w="4658" w:type="dxa"/>
+            <w:tcBorders>
+              <w:top w:val="nil"/>
+              <w:left w:val="nil"/>
+              <w:bottom w:val="nil"/>
+              <w:right w:val="nil"/>
+            </w:tcBorders>
           </w:tcPr>
           <w:p>
             <w:pPr>
-              <w:spacing w:line="240" w:lineRule="auto"/>
+              <w:spacing w:after="0" w:line="240" w:lineRule="auto"/>
               <w:rPr>
                 <w:rFonts w:ascii="Times New Roman" w:hAnsi="Times New Roman"/>
                 <w:b/>
@@ -2805,7 +5935,7 @@
           </w:p>
           <w:p>
             <w:pPr>
-              <w:spacing w:line="240" w:lineRule="auto"/>
+              <w:spacing w:after="0" w:line="240" w:lineRule="auto"/>
               <w:rPr>
                 <w:sz w:val="24"/>
                 <w:szCs w:val="24"/>
@@ -2814,7 +5944,7 @@
           </w:p>
           <w:p>
             <w:pPr>
-              <w:spacing w:line="240" w:lineRule="auto"/>
+              <w:spacing w:after="0" w:line="240" w:lineRule="auto"/>
               <w:rPr>
                 <w:sz w:val="24"/>
                 <w:szCs w:val="24"/>
@@ -2823,7 +5953,7 @@
           </w:p>
           <w:p>
             <w:pPr>
-              <w:spacing w:line="240" w:lineRule="auto"/>
+              <w:spacing w:after="0" w:line="240" w:lineRule="auto"/>
               <w:jc w:val="right"/>
               <w:rPr>
                 <w:rFonts w:ascii="Times New Roman" w:hAnsi="Times New Roman"/>
@@ -2837,7 +5967,74 @@
                 <w:sz w:val="24"/>
                 <w:szCs w:val="24"/>
               </w:rPr>
-              <w:t>______________/ {{CLIENT_INITIALS}} /</w:t>
+              <w:t>______________/</w:t>
+            </w:r>
+            <w:r>
+              <w:rPr>
+                <w:rFonts w:ascii="Times New Roman" w:hAnsi="Times New Roman"/>
+                <w:sz w:val="24"/>
+                <w:szCs w:val="24"/>
+              </w:rPr>
+              <w:t xml:space="preserve"> </w:t>
+            </w:r>
+            <w:r>
+              <w:rPr>
+                <w:rFonts w:ascii="Times New Roman" w:hAnsi="Times New Roman"/>
+                <w:color w:val="FF0000"/>
+                <w:sz w:val="24"/>
+                <w:szCs w:val="24"/>
+              </w:rPr>
+              <w:t>{{CLIENT_INITIALS}}</w:t>
+            </w:r>
+            <w:r>
+              <w:rPr>
+                <w:rFonts w:ascii="Times New Roman" w:hAnsi="Times New Roman"/>
+                <w:color w:val="FF0000"/>
+                <w:sz w:val="24"/>
+                <w:szCs w:val="24"/>
+              </w:rPr>
+            </w:r>
+            <w:r>
+              <w:rPr>
+                <w:rFonts w:ascii="Times New Roman" w:hAnsi="Times New Roman"/>
+                <w:color w:val="FF0000"/>
+                <w:sz w:val="24"/>
+                <w:szCs w:val="24"/>
+              </w:rPr>
+            </w:r>
+            <w:r>
+              <w:rPr>
+                <w:rFonts w:ascii="Times New Roman" w:hAnsi="Times New Roman"/>
+                <w:color w:val="FF0000"/>
+                <w:sz w:val="24"/>
+                <w:szCs w:val="24"/>
+              </w:rPr>
+            </w:r>
+            <w:proofErr w:type="spellStart"/>
+            <w:r>
+              <w:rPr>
+                <w:rFonts w:ascii="Times New Roman" w:hAnsi="Times New Roman"/>
+                <w:color w:val="FF0000"/>
+                <w:sz w:val="24"/>
+                <w:szCs w:val="24"/>
+              </w:rPr>
+            </w:r>
+            <w:proofErr w:type="spellEnd"/>
+            <w:r>
+              <w:rPr>
+                <w:rFonts w:ascii="Times New Roman" w:hAnsi="Times New Roman"/>
+                <w:color w:val="FF0000"/>
+                <w:sz w:val="24"/>
+                <w:szCs w:val="24"/>
+              </w:rPr>
+            </w:r>
+            <w:r>
+              <w:rPr>
+                <w:rFonts w:ascii="Times New Roman" w:hAnsi="Times New Roman"/>
+                <w:sz w:val="24"/>
+                <w:szCs w:val="24"/>
+              </w:rPr>
+              <w:t>/</w:t>
             </w:r>
           </w:p>
         </w:tc>
@@ -2877,272 +6074,6 @@
     </w:p>
     <w:p>
       <w:pPr>
-        <w:spacing w:after="0" w:line="240" w:lineRule="auto"/>
-        <w:rPr>
-          <w:rFonts w:ascii="Times New Roman" w:hAnsi="Times New Roman"/>
-          <w:b/>
-          <w:sz w:val="24"/>
-          <w:szCs w:val="24"/>
-        </w:rPr>
-      </w:pPr>
-    </w:p>
-    <w:p>
-      <w:pPr>
-        <w:spacing w:after="0" w:line="240" w:lineRule="auto"/>
-        <w:rPr>
-          <w:rFonts w:ascii="Times New Roman" w:hAnsi="Times New Roman"/>
-          <w:b/>
-          <w:sz w:val="24"/>
-          <w:szCs w:val="24"/>
-        </w:rPr>
-      </w:pPr>
-    </w:p>
-    <w:p>
-      <w:pPr>
-        <w:spacing w:after="0" w:line="240" w:lineRule="auto"/>
-        <w:rPr>
-          <w:rFonts w:ascii="Times New Roman" w:hAnsi="Times New Roman"/>
-          <w:b/>
-          <w:sz w:val="24"/>
-          <w:szCs w:val="24"/>
-        </w:rPr>
-      </w:pPr>
-    </w:p>
-    <w:p>
-      <w:pPr>
-        <w:spacing w:after="0" w:line="240" w:lineRule="auto"/>
-        <w:rPr>
-          <w:rFonts w:ascii="Times New Roman" w:hAnsi="Times New Roman"/>
-          <w:b/>
-          <w:sz w:val="24"/>
-          <w:szCs w:val="24"/>
-        </w:rPr>
-      </w:pPr>
-    </w:p>
-    <w:p>
-      <w:pPr>
-        <w:spacing w:after="0" w:line="240" w:lineRule="auto"/>
-        <w:rPr>
-          <w:rFonts w:ascii="Times New Roman" w:hAnsi="Times New Roman"/>
-          <w:b/>
-          <w:sz w:val="24"/>
-          <w:szCs w:val="24"/>
-        </w:rPr>
-      </w:pPr>
-    </w:p>
-    <w:p>
-      <w:pPr>
-        <w:spacing w:after="0" w:line="240" w:lineRule="auto"/>
-        <w:rPr>
-          <w:rFonts w:ascii="Times New Roman" w:hAnsi="Times New Roman"/>
-          <w:b/>
-          <w:sz w:val="24"/>
-          <w:szCs w:val="24"/>
-        </w:rPr>
-      </w:pPr>
-    </w:p>
-    <w:p>
-      <w:pPr>
-        <w:spacing w:after="0" w:line="240" w:lineRule="auto"/>
-        <w:rPr>
-          <w:rFonts w:ascii="Times New Roman" w:hAnsi="Times New Roman"/>
-          <w:b/>
-          <w:sz w:val="24"/>
-          <w:szCs w:val="24"/>
-        </w:rPr>
-      </w:pPr>
-    </w:p>
-    <w:p>
-      <w:pPr>
-        <w:spacing w:after="0" w:line="240" w:lineRule="auto"/>
-        <w:rPr>
-          <w:rFonts w:ascii="Times New Roman" w:hAnsi="Times New Roman"/>
-          <w:b/>
-          <w:sz w:val="24"/>
-          <w:szCs w:val="24"/>
-        </w:rPr>
-      </w:pPr>
-    </w:p>
-    <w:p>
-      <w:pPr>
-        <w:spacing w:after="0" w:line="240" w:lineRule="auto"/>
-        <w:rPr>
-          <w:rFonts w:ascii="Times New Roman" w:hAnsi="Times New Roman"/>
-          <w:b/>
-          <w:sz w:val="24"/>
-          <w:szCs w:val="24"/>
-        </w:rPr>
-      </w:pPr>
-    </w:p>
-    <w:p>
-      <w:pPr>
-        <w:spacing w:after="0" w:line="240" w:lineRule="auto"/>
-        <w:rPr>
-          <w:rFonts w:ascii="Times New Roman" w:hAnsi="Times New Roman"/>
-          <w:b/>
-          <w:sz w:val="24"/>
-          <w:szCs w:val="24"/>
-        </w:rPr>
-      </w:pPr>
-    </w:p>
-    <w:p>
-      <w:pPr>
-        <w:spacing w:after="0" w:line="240" w:lineRule="auto"/>
-        <w:rPr>
-          <w:rFonts w:ascii="Times New Roman" w:hAnsi="Times New Roman"/>
-          <w:b/>
-          <w:sz w:val="24"/>
-          <w:szCs w:val="24"/>
-        </w:rPr>
-      </w:pPr>
-    </w:p>
-    <w:p>
-      <w:pPr>
-        <w:spacing w:after="0" w:line="240" w:lineRule="auto"/>
-        <w:rPr>
-          <w:rFonts w:ascii="Times New Roman" w:hAnsi="Times New Roman"/>
-          <w:b/>
-          <w:sz w:val="24"/>
-          <w:szCs w:val="24"/>
-        </w:rPr>
-      </w:pPr>
-    </w:p>
-    <w:p>
-      <w:pPr>
-        <w:spacing w:after="0" w:line="240" w:lineRule="auto"/>
-        <w:rPr>
-          <w:rFonts w:ascii="Times New Roman" w:hAnsi="Times New Roman"/>
-          <w:b/>
-          <w:sz w:val="24"/>
-          <w:szCs w:val="24"/>
-        </w:rPr>
-      </w:pPr>
-    </w:p>
-    <w:p>
-      <w:pPr>
-        <w:spacing w:after="0" w:line="240" w:lineRule="auto"/>
-        <w:rPr>
-          <w:rFonts w:ascii="Times New Roman" w:hAnsi="Times New Roman"/>
-          <w:b/>
-          <w:sz w:val="24"/>
-          <w:szCs w:val="24"/>
-        </w:rPr>
-      </w:pPr>
-    </w:p>
-    <w:p>
-      <w:pPr>
-        <w:spacing w:after="0" w:line="240" w:lineRule="auto"/>
-        <w:rPr>
-          <w:rFonts w:ascii="Times New Roman" w:hAnsi="Times New Roman"/>
-          <w:b/>
-          <w:sz w:val="24"/>
-          <w:szCs w:val="24"/>
-        </w:rPr>
-      </w:pPr>
-    </w:p>
-    <w:p>
-      <w:pPr>
-        <w:spacing w:after="0" w:line="240" w:lineRule="auto"/>
-        <w:rPr>
-          <w:rFonts w:ascii="Times New Roman" w:hAnsi="Times New Roman"/>
-          <w:b/>
-          <w:sz w:val="24"/>
-          <w:szCs w:val="24"/>
-        </w:rPr>
-      </w:pPr>
-    </w:p>
-    <w:p>
-      <w:pPr>
-        <w:spacing w:after="0" w:line="240" w:lineRule="auto"/>
-        <w:rPr>
-          <w:rFonts w:ascii="Times New Roman" w:hAnsi="Times New Roman"/>
-          <w:b/>
-          <w:sz w:val="24"/>
-          <w:szCs w:val="24"/>
-        </w:rPr>
-      </w:pPr>
-    </w:p>
-    <w:p>
-      <w:pPr>
-        <w:spacing w:after="0" w:line="240" w:lineRule="auto"/>
-        <w:rPr>
-          <w:rFonts w:ascii="Times New Roman" w:hAnsi="Times New Roman"/>
-          <w:b/>
-          <w:sz w:val="24"/>
-          <w:szCs w:val="24"/>
-        </w:rPr>
-      </w:pPr>
-    </w:p>
-    <w:p>
-      <w:pPr>
-        <w:spacing w:after="0" w:line="240" w:lineRule="auto"/>
-        <w:rPr>
-          <w:rFonts w:ascii="Times New Roman" w:hAnsi="Times New Roman"/>
-          <w:b/>
-          <w:sz w:val="24"/>
-          <w:szCs w:val="24"/>
-        </w:rPr>
-      </w:pPr>
-    </w:p>
-    <w:p>
-      <w:pPr>
-        <w:spacing w:after="0" w:line="240" w:lineRule="auto"/>
-        <w:rPr>
-          <w:rFonts w:ascii="Times New Roman" w:hAnsi="Times New Roman"/>
-          <w:b/>
-          <w:sz w:val="24"/>
-          <w:szCs w:val="24"/>
-        </w:rPr>
-      </w:pPr>
-    </w:p>
-    <w:p>
-      <w:pPr>
-        <w:spacing w:after="0" w:line="240" w:lineRule="auto"/>
-        <w:rPr>
-          <w:rFonts w:ascii="Times New Roman" w:hAnsi="Times New Roman"/>
-          <w:b/>
-          <w:sz w:val="24"/>
-          <w:szCs w:val="24"/>
-        </w:rPr>
-      </w:pPr>
-    </w:p>
-    <w:p>
-      <w:pPr>
-        <w:spacing w:after="0" w:line="240" w:lineRule="auto"/>
-        <w:rPr>
-          <w:rFonts w:ascii="Times New Roman" w:hAnsi="Times New Roman"/>
-          <w:b/>
-          <w:sz w:val="24"/>
-          <w:szCs w:val="24"/>
-        </w:rPr>
-      </w:pPr>
-    </w:p>
-    <w:p>
-      <w:pPr>
-        <w:spacing w:after="0" w:line="240" w:lineRule="auto"/>
-        <w:rPr>
-          <w:rFonts w:ascii="Times New Roman" w:hAnsi="Times New Roman"/>
-          <w:b/>
-          <w:sz w:val="24"/>
-          <w:szCs w:val="24"/>
-        </w:rPr>
-      </w:pPr>
-    </w:p>
-    <w:p>
-      <w:pPr>
-        <w:spacing w:after="0" w:line="240" w:lineRule="auto"/>
-        <w:rPr>
-          <w:rFonts w:ascii="Times New Roman" w:hAnsi="Times New Roman"/>
-          <w:b/>
-          <w:sz w:val="24"/>
-          <w:szCs w:val="24"/>
-        </w:rPr>
-      </w:pPr>
-      <w:bookmarkStart w:id="1" w:name="_GoBack"/>
-      <w:bookmarkEnd w:id="1"/>
-    </w:p>
-    <w:p>
-      <w:pPr>
         <w:pStyle w:val="1"/>
         <w:rPr>
           <w:rFonts w:ascii="Times New Roman" w:hAnsi="Times New Roman"/>
@@ -3181,7 +6112,6 @@
           <w:sz w:val="24"/>
           <w:szCs w:val="24"/>
         </w:rPr>
-        <w:lastRenderedPageBreak/>
         <w:t>Приложение</w:t>
       </w:r>
       <w:r>
@@ -3290,7 +6220,32 @@
           <w:sz w:val="24"/>
           <w:szCs w:val="24"/>
         </w:rPr>
-        <w:t>№ {{CONTRACT_NUMBER}} от «{{CONTRACT_DATE}}»</w:t>
+        <w:t>№</w:t>
+      </w:r>
+      <w:r>
+        <w:rPr>
+          <w:rFonts w:ascii="Times New Roman" w:hAnsi="Times New Roman"/>
+          <w:sz w:val="24"/>
+          <w:szCs w:val="24"/>
+        </w:rPr>
+        <w:t xml:space="preserve"> </w:t>
+      </w:r>
+      <w:r>
+        <w:rPr>
+          <w:rFonts w:ascii="Times New Roman" w:hAnsi="Times New Roman"/>
+          <w:color w:val="FF0000"/>
+          <w:sz w:val="24"/>
+          <w:szCs w:val="24"/>
+        </w:rPr>
+        <w:t>{{CONTRACT_NUMBER}}</w:t>
+      </w:r>
+      <w:r>
+        <w:rPr>
+          <w:rFonts w:ascii="Times New Roman" w:hAnsi="Times New Roman"/>
+          <w:color w:val="FF0000"/>
+          <w:sz w:val="24"/>
+          <w:szCs w:val="24"/>
+        </w:rPr>
       </w:r>
       <w:r>
         <w:rPr>
@@ -3299,6 +6254,7 @@
           <w:sz w:val="24"/>
           <w:szCs w:val="24"/>
         </w:rPr>
+        <w:t xml:space="preserve"> </w:t>
       </w:r>
       <w:r>
         <w:rPr>
@@ -3307,11 +6263,87 @@
           <w:sz w:val="24"/>
           <w:szCs w:val="24"/>
         </w:rPr>
-      </w:r>
-    </w:p>
-    <w:p>
-      <w:pPr>
-        <w:pStyle w:val="a4"/>
+        <w:t>от «</w:t>
+      </w:r>
+      <w:r>
+        <w:rPr>
+          <w:rFonts w:ascii="Times New Roman" w:hAnsi="Times New Roman"/>
+          <w:color w:val="FF0000"/>
+          <w:spacing w:val="-9"/>
+          <w:sz w:val="24"/>
+          <w:szCs w:val="24"/>
+        </w:rPr>
+        <w:t>{{CONTRACT_DAY}}</w:t>
+      </w:r>
+      <w:r>
+        <w:rPr>
+          <w:rFonts w:ascii="Times New Roman" w:hAnsi="Times New Roman"/>
+          <w:spacing w:val="-9"/>
+          <w:sz w:val="24"/>
+          <w:szCs w:val="24"/>
+        </w:rPr>
+        <w:t xml:space="preserve">» </w:t>
+      </w:r>
+      <w:r>
+        <w:rPr>
+          <w:rFonts w:ascii="Times New Roman" w:hAnsi="Times New Roman"/>
+          <w:color w:val="FF0000"/>
+          <w:spacing w:val="-9"/>
+          <w:sz w:val="24"/>
+          <w:szCs w:val="24"/>
+        </w:rPr>
+        <w:t>{{CONTRACT_MONTH}}</w:t>
+      </w:r>
+      <w:r>
+        <w:rPr>
+          <w:rFonts w:ascii="Times New Roman" w:hAnsi="Times New Roman"/>
+          <w:spacing w:val="-9"/>
+          <w:sz w:val="24"/>
+          <w:szCs w:val="24"/>
+        </w:rPr>
+        <w:t xml:space="preserve"> </w:t>
+      </w:r>
+      <w:r>
+        <w:rPr>
+          <w:rFonts w:ascii="Times New Roman" w:hAnsi="Times New Roman"/>
+          <w:spacing w:val="-9"/>
+          <w:sz w:val="24"/>
+          <w:szCs w:val="24"/>
+        </w:rPr>
+        <w:t>20</w:t>
+      </w:r>
+      <w:r>
+        <w:rPr>
+          <w:rFonts w:ascii="Times New Roman" w:hAnsi="Times New Roman"/>
+          <w:color w:val="FF0000"/>
+          <w:spacing w:val="-9"/>
+          <w:sz w:val="24"/>
+          <w:szCs w:val="24"/>
+        </w:rPr>
+        <w:t>{{CONTRACT_YEAR_2}}</w:t>
+      </w:r>
+      <w:r>
+        <w:rPr>
+          <w:rFonts w:ascii="Times New Roman" w:hAnsi="Times New Roman"/>
+          <w:color w:val="FF0000"/>
+          <w:spacing w:val="-9"/>
+          <w:sz w:val="24"/>
+          <w:szCs w:val="24"/>
+        </w:rPr>
+      </w:r>
+      <w:r>
+        <w:rPr>
+          <w:rFonts w:ascii="Times New Roman" w:hAnsi="Times New Roman"/>
+          <w:spacing w:val="-9"/>
+          <w:sz w:val="24"/>
+          <w:szCs w:val="24"/>
+        </w:rPr>
+        <w:t>г.</w:t>
+      </w:r>
+    </w:p>
+    <w:p>
+      <w:pPr>
+        <w:pStyle w:val="ab"/>
         <w:ind w:left="-567" w:firstLine="567"/>
         <w:jc w:val="both"/>
         <w:rPr>
@@ -3324,7 +6356,7 @@
     </w:p>
     <w:p>
       <w:pPr>
-        <w:pStyle w:val="a4"/>
+        <w:pStyle w:val="ab"/>
         <w:ind w:left="-567" w:firstLine="567"/>
         <w:jc w:val="both"/>
         <w:rPr>
@@ -3337,7 +6369,7 @@
     </w:p>
     <w:p>
       <w:pPr>
-        <w:pStyle w:val="a4"/>
+        <w:pStyle w:val="ab"/>
         <w:ind w:left="-567" w:firstLine="567"/>
         <w:jc w:val="both"/>
         <w:rPr>
@@ -3350,7 +6382,7 @@
     </w:p>
     <w:p>
       <w:pPr>
-        <w:pStyle w:val="a4"/>
+        <w:pStyle w:val="ab"/>
         <w:ind w:left="-567" w:firstLine="567"/>
         <w:jc w:val="both"/>
         <w:rPr>
@@ -3364,7 +6396,7 @@
     <w:tbl>
       <w:tblPr>
         <w:tblStyle w:val="TableNormal"/>
-        <w:tblW w:w="9240" w:type="dxa"/>
+        <w:tblW w:w="9236" w:type="dxa"/>
         <w:tblInd w:w="120" w:type="dxa"/>
         <w:tblBorders>
           <w:top w:val="single" w:sz="8" w:space="0" w:color="000000"/>
@@ -3378,8 +6410,8 @@
         <w:tblLook w:val="04A0" w:firstRow="1" w:lastRow="0" w:firstColumn="1" w:lastColumn="0" w:noHBand="0" w:noVBand="1"/>
       </w:tblPr>
       <w:tblGrid>
-        <w:gridCol w:w="4620"/>
-        <w:gridCol w:w="4620"/>
+        <w:gridCol w:w="4618"/>
+        <w:gridCol w:w="4618"/>
       </w:tblGrid>
       <w:tr>
         <w:trPr>
@@ -3394,7 +6426,6 @@
               <w:bottom w:val="single" w:sz="8" w:space="0" w:color="000000"/>
               <w:right w:val="single" w:sz="8" w:space="0" w:color="000000"/>
             </w:tcBorders>
-            <w:hideMark/>
           </w:tcPr>
           <w:p>
             <w:pPr>
@@ -3458,7 +6489,6 @@
               <w:bottom w:val="single" w:sz="8" w:space="0" w:color="000000"/>
               <w:right w:val="single" w:sz="8" w:space="0" w:color="000000"/>
             </w:tcBorders>
-            <w:hideMark/>
           </w:tcPr>
           <w:p>
             <w:pPr>
@@ -3525,7 +6555,6 @@
               <w:bottom w:val="single" w:sz="8" w:space="0" w:color="000000"/>
               <w:right w:val="single" w:sz="8" w:space="0" w:color="000000"/>
             </w:tcBorders>
-            <w:hideMark/>
           </w:tcPr>
           <w:p>
             <w:pPr>
@@ -3535,6 +6564,7 @@
               <w:jc w:val="both"/>
               <w:rPr>
                 <w:rFonts w:ascii="Times New Roman" w:hAnsi="Times New Roman"/>
+                <w:color w:val="FF0000"/>
                 <w:sz w:val="24"/>
                 <w:szCs w:val="24"/>
               </w:rPr>
@@ -3542,10 +6572,11 @@
             <w:r>
               <w:rPr>
                 <w:rFonts w:ascii="Times New Roman" w:hAnsi="Times New Roman"/>
-                <w:sz w:val="24"/>
-                <w:szCs w:val="24"/>
-              </w:rPr>
-              <w:t xml:space="preserve">{{CAR_BODY_TYPE}} </w:t>
+                <w:color w:val="FF0000"/>
+                <w:sz w:val="24"/>
+                <w:szCs w:val="24"/>
+              </w:rPr>
+              <w:t>{{CAR_BODY_TYPE}}</w:t>
             </w:r>
           </w:p>
         </w:tc>
@@ -3563,7 +6594,6 @@
               <w:bottom w:val="single" w:sz="8" w:space="0" w:color="000000"/>
               <w:right w:val="single" w:sz="8" w:space="0" w:color="000000"/>
             </w:tcBorders>
-            <w:hideMark/>
           </w:tcPr>
           <w:p>
             <w:pPr>
@@ -3613,13 +6643,13 @@
               <w:bottom w:val="single" w:sz="8" w:space="0" w:color="000000"/>
               <w:right w:val="single" w:sz="8" w:space="0" w:color="000000"/>
             </w:tcBorders>
-            <w:hideMark/>
           </w:tcPr>
           <w:p>
             <w:pPr>
               <w:pStyle w:val="TableParagraph"/>
               <w:tabs>
                 <w:tab w:val="left" w:pos="853"/>
+                <w:tab w:val="left" w:pos="1309"/>
                 <w:tab w:val="left" w:pos="1324"/>
               </w:tabs>
               <w:spacing w:before="0"/>
@@ -3627,6 +6657,7 @@
               <w:jc w:val="both"/>
               <w:rPr>
                 <w:rFonts w:ascii="Times New Roman" w:hAnsi="Times New Roman"/>
+                <w:color w:val="FF0000"/>
                 <w:sz w:val="24"/>
                 <w:szCs w:val="24"/>
                 <w:lang w:val="en-US"/>
@@ -3636,6 +6667,7 @@
             <w:r>
               <w:rPr>
                 <w:rFonts w:ascii="Times New Roman" w:hAnsi="Times New Roman"/>
+                <w:color w:val="FF0000"/>
                 <w:szCs w:val="22"/>
               </w:rPr>
               <w:t>{{CAR_BRAND}}</w:t>
@@ -3657,7 +6689,6 @@
               <w:bottom w:val="single" w:sz="8" w:space="0" w:color="000000"/>
               <w:right w:val="single" w:sz="8" w:space="0" w:color="000000"/>
             </w:tcBorders>
-            <w:hideMark/>
           </w:tcPr>
           <w:p>
             <w:pPr>
@@ -3707,7 +6738,6 @@
               <w:bottom w:val="single" w:sz="8" w:space="0" w:color="000000"/>
               <w:right w:val="single" w:sz="8" w:space="0" w:color="000000"/>
             </w:tcBorders>
-            <w:hideMark/>
           </w:tcPr>
           <w:p>
             <w:pPr>
@@ -3722,6 +6752,7 @@
               <w:ind w:left="0"/>
               <w:rPr>
                 <w:rFonts w:ascii="Times New Roman" w:hAnsi="Times New Roman"/>
+                <w:color w:val="FF0000"/>
                 <w:sz w:val="24"/>
                 <w:szCs w:val="24"/>
                 <w:lang w:val="en-US"/>
@@ -3730,10 +6761,19 @@
             <w:r>
               <w:rPr>
                 <w:rFonts w:ascii="Times New Roman" w:hAnsi="Times New Roman"/>
+                <w:color w:val="FF0000"/>
                 <w:szCs w:val="22"/>
                 <w:lang w:val="en-US"/>
               </w:rPr>
-              <w:t xml:space="preserve">{{CAR_MODEL}} </w:t>
+              <w:t>{{CAR_MODEL}}</w:t>
+            </w:r>
+            <w:r>
+              <w:rPr>
+                <w:rFonts w:ascii="Times New Roman" w:hAnsi="Times New Roman"/>
+                <w:color w:val="FF0000"/>
+                <w:szCs w:val="22"/>
+                <w:lang w:val="en-US"/>
+              </w:rPr>
             </w:r>
           </w:p>
         </w:tc>
@@ -3751,7 +6791,6 @@
               <w:bottom w:val="single" w:sz="8" w:space="0" w:color="000000"/>
               <w:right w:val="single" w:sz="8" w:space="0" w:color="000000"/>
             </w:tcBorders>
-            <w:hideMark/>
           </w:tcPr>
           <w:p>
             <w:pPr>
@@ -3818,7 +6857,6 @@
               <w:bottom w:val="single" w:sz="8" w:space="0" w:color="000000"/>
               <w:right w:val="single" w:sz="8" w:space="0" w:color="000000"/>
             </w:tcBorders>
-            <w:hideMark/>
           </w:tcPr>
           <w:p>
             <w:pPr>
@@ -3828,6 +6866,7 @@
               <w:jc w:val="both"/>
               <w:rPr>
                 <w:rFonts w:ascii="Times New Roman" w:hAnsi="Times New Roman"/>
+                <w:color w:val="FF0000"/>
                 <w:sz w:val="24"/>
                 <w:szCs w:val="24"/>
               </w:rPr>
@@ -3835,10 +6874,19 @@
             <w:r>
               <w:rPr>
                 <w:rFonts w:ascii="Times New Roman" w:hAnsi="Times New Roman"/>
+                <w:color w:val="FF0000"/>
                 <w:sz w:val="24"/>
                 <w:szCs w:val="24"/>
               </w:rPr>
               <w:t>{{CAR_YEAR}}</w:t>
+            </w:r>
+            <w:r>
+              <w:rPr>
+                <w:rFonts w:ascii="Times New Roman" w:hAnsi="Times New Roman"/>
+                <w:color w:val="FF0000"/>
+                <w:sz w:val="24"/>
+                <w:szCs w:val="24"/>
+              </w:rPr>
             </w:r>
           </w:p>
         </w:tc>
@@ -3856,7 +6904,6 @@
               <w:bottom w:val="single" w:sz="8" w:space="0" w:color="000000"/>
               <w:right w:val="single" w:sz="8" w:space="0" w:color="000000"/>
             </w:tcBorders>
-            <w:hideMark/>
           </w:tcPr>
           <w:p>
             <w:pPr>
@@ -3902,7 +6949,16 @@
                 <w:sz w:val="24"/>
                 <w:szCs w:val="24"/>
               </w:rPr>
-              <w:t xml:space="preserve"> или мощность двигателя </w:t>
+              <w:t xml:space="preserve"> </w:t>
+            </w:r>
+            <w:r>
+              <w:rPr>
+                <w:rFonts w:ascii="Times New Roman" w:hAnsi="Times New Roman"/>
+                <w:spacing w:val="1"/>
+                <w:sz w:val="24"/>
+                <w:szCs w:val="24"/>
+              </w:rPr>
+              <w:t xml:space="preserve">или мощность двигателя </w:t>
             </w:r>
           </w:p>
         </w:tc>
@@ -3915,7 +6971,6 @@
               <w:bottom w:val="single" w:sz="8" w:space="0" w:color="000000"/>
               <w:right w:val="single" w:sz="8" w:space="0" w:color="000000"/>
             </w:tcBorders>
-            <w:hideMark/>
           </w:tcPr>
           <w:p>
             <w:pPr>
@@ -3925,6 +6980,7 @@
               <w:jc w:val="both"/>
               <w:rPr>
                 <w:rFonts w:ascii="Times New Roman" w:hAnsi="Times New Roman"/>
+                <w:color w:val="FF0000"/>
                 <w:sz w:val="24"/>
                 <w:szCs w:val="24"/>
               </w:rPr>
@@ -3932,6 +6988,7 @@
             <w:r>
               <w:rPr>
                 <w:rFonts w:ascii="Times New Roman" w:hAnsi="Times New Roman"/>
+                <w:color w:val="FF0000"/>
                 <w:sz w:val="24"/>
                 <w:szCs w:val="24"/>
               </w:rPr>
@@ -3953,7 +7010,6 @@
               <w:bottom w:val="single" w:sz="8" w:space="0" w:color="000000"/>
               <w:right w:val="single" w:sz="8" w:space="0" w:color="000000"/>
             </w:tcBorders>
-            <w:hideMark/>
           </w:tcPr>
           <w:p>
             <w:pPr>
@@ -4020,7 +7076,6 @@
               <w:bottom w:val="single" w:sz="8" w:space="0" w:color="000000"/>
               <w:right w:val="single" w:sz="8" w:space="0" w:color="000000"/>
             </w:tcBorders>
-            <w:hideMark/>
           </w:tcPr>
           <w:p>
             <w:pPr>
@@ -4030,6 +7085,7 @@
               <w:jc w:val="both"/>
               <w:rPr>
                 <w:rFonts w:ascii="Times New Roman" w:hAnsi="Times New Roman"/>
+                <w:color w:val="FF0000"/>
                 <w:sz w:val="24"/>
                 <w:szCs w:val="24"/>
               </w:rPr>
@@ -4037,6 +7093,7 @@
             <w:r>
               <w:rPr>
                 <w:rFonts w:ascii="Times New Roman" w:hAnsi="Times New Roman"/>
+                <w:color w:val="FF0000"/>
                 <w:sz w:val="24"/>
                 <w:szCs w:val="24"/>
               </w:rPr>
@@ -4058,7 +7115,6 @@
               <w:bottom w:val="single" w:sz="8" w:space="0" w:color="000000"/>
               <w:right w:val="single" w:sz="8" w:space="0" w:color="000000"/>
             </w:tcBorders>
-            <w:hideMark/>
           </w:tcPr>
           <w:p>
             <w:pPr>
@@ -4108,7 +7164,6 @@
               <w:bottom w:val="single" w:sz="8" w:space="0" w:color="000000"/>
               <w:right w:val="single" w:sz="8" w:space="0" w:color="000000"/>
             </w:tcBorders>
-            <w:hideMark/>
           </w:tcPr>
           <w:p>
             <w:pPr>
@@ -4118,6 +7173,7 @@
               <w:jc w:val="both"/>
               <w:rPr>
                 <w:rFonts w:ascii="Times New Roman" w:hAnsi="Times New Roman"/>
+                <w:color w:val="FF0000"/>
                 <w:sz w:val="24"/>
                 <w:szCs w:val="24"/>
               </w:rPr>
@@ -4125,6 +7181,7 @@
             <w:r>
               <w:rPr>
                 <w:rFonts w:ascii="Times New Roman" w:hAnsi="Times New Roman"/>
+                <w:color w:val="FF0000"/>
                 <w:sz w:val="24"/>
                 <w:szCs w:val="24"/>
               </w:rPr>
@@ -4146,7 +7203,6 @@
               <w:bottom w:val="single" w:sz="8" w:space="0" w:color="000000"/>
               <w:right w:val="single" w:sz="8" w:space="0" w:color="000000"/>
             </w:tcBorders>
-            <w:hideMark/>
           </w:tcPr>
           <w:p>
             <w:pPr>
@@ -4196,7 +7252,6 @@
               <w:bottom w:val="single" w:sz="8" w:space="0" w:color="000000"/>
               <w:right w:val="single" w:sz="8" w:space="0" w:color="000000"/>
             </w:tcBorders>
-            <w:hideMark/>
           </w:tcPr>
           <w:p>
             <w:pPr>
@@ -4206,6 +7261,7 @@
               <w:jc w:val="both"/>
               <w:rPr>
                 <w:rFonts w:ascii="Times New Roman" w:hAnsi="Times New Roman"/>
+                <w:color w:val="FF0000"/>
                 <w:sz w:val="24"/>
                 <w:szCs w:val="24"/>
               </w:rPr>
@@ -4213,10 +7269,20 @@
             <w:r>
               <w:rPr>
                 <w:rFonts w:ascii="Times New Roman" w:hAnsi="Times New Roman"/>
-                <w:sz w:val="24"/>
-                <w:szCs w:val="24"/>
-              </w:rPr>
-              <w:t xml:space="preserve">         {{CAR_TRANSMISSION}} </w:t>
+                <w:color w:val="FF0000"/>
+                <w:sz w:val="24"/>
+                <w:szCs w:val="24"/>
+              </w:rPr>
+              <w:t xml:space="preserve">         </w:t>
+            </w:r>
+            <w:r>
+              <w:rPr>
+                <w:rFonts w:ascii="Times New Roman" w:hAnsi="Times New Roman"/>
+                <w:color w:val="FF0000"/>
+                <w:sz w:val="24"/>
+                <w:szCs w:val="24"/>
+              </w:rPr>
+              <w:t>{{CAR_TRANSMISSION}}</w:t>
             </w:r>
           </w:p>
         </w:tc>
@@ -4234,7 +7300,6 @@
               <w:bottom w:val="single" w:sz="8" w:space="0" w:color="000000"/>
               <w:right w:val="single" w:sz="8" w:space="0" w:color="000000"/>
             </w:tcBorders>
-            <w:hideMark/>
           </w:tcPr>
           <w:p>
             <w:pPr>
@@ -4284,7 +7349,6 @@
               <w:bottom w:val="single" w:sz="8" w:space="0" w:color="000000"/>
               <w:right w:val="single" w:sz="8" w:space="0" w:color="000000"/>
             </w:tcBorders>
-            <w:hideMark/>
           </w:tcPr>
           <w:p>
             <w:pPr>
@@ -4297,6 +7361,7 @@
               <w:jc w:val="both"/>
               <w:rPr>
                 <w:rFonts w:ascii="Times New Roman" w:hAnsi="Times New Roman"/>
+                <w:color w:val="FF0000"/>
                 <w:sz w:val="24"/>
                 <w:szCs w:val="24"/>
               </w:rPr>
@@ -4304,11 +7369,30 @@
             <w:r>
               <w:rPr>
                 <w:rFonts w:ascii="Times New Roman" w:hAnsi="Times New Roman"/>
+                <w:color w:val="FF0000"/>
                 <w:sz w:val="24"/>
                 <w:szCs w:val="24"/>
                 <w:lang w:val="en-US"/>
               </w:rPr>
               <w:t>{{CAR_CONFIGURATION}}</w:t>
+            </w:r>
+            <w:r>
+              <w:rPr>
+                <w:rFonts w:ascii="Times New Roman" w:hAnsi="Times New Roman"/>
+                <w:color w:val="FF0000"/>
+                <w:sz w:val="24"/>
+                <w:szCs w:val="24"/>
+                <w:lang w:val="en-US"/>
+              </w:rPr>
+            </w:r>
+            <w:r>
+              <w:rPr>
+                <w:rFonts w:ascii="Times New Roman" w:hAnsi="Times New Roman"/>
+                <w:color w:val="FF0000"/>
+                <w:sz w:val="24"/>
+                <w:szCs w:val="24"/>
+                <w:lang w:val="en-US"/>
+              </w:rPr>
             </w:r>
           </w:p>
         </w:tc>
@@ -4326,7 +7410,6 @@
               <w:bottom w:val="single" w:sz="8" w:space="0" w:color="000000"/>
               <w:right w:val="single" w:sz="8" w:space="0" w:color="000000"/>
             </w:tcBorders>
-            <w:hideMark/>
           </w:tcPr>
           <w:p>
             <w:pPr>
@@ -4376,7 +7459,6 @@
               <w:bottom w:val="single" w:sz="8" w:space="0" w:color="000000"/>
               <w:right w:val="single" w:sz="8" w:space="0" w:color="000000"/>
             </w:tcBorders>
-            <w:hideMark/>
           </w:tcPr>
           <w:p>
             <w:pPr>
@@ -4386,6 +7468,7 @@
               <w:jc w:val="both"/>
               <w:rPr>
                 <w:rFonts w:ascii="Times New Roman" w:hAnsi="Times New Roman"/>
+                <w:color w:val="FF0000"/>
                 <w:sz w:val="24"/>
                 <w:szCs w:val="24"/>
               </w:rPr>
@@ -4393,6 +7476,7 @@
             <w:r>
               <w:rPr>
                 <w:rFonts w:ascii="Times New Roman" w:hAnsi="Times New Roman"/>
+                <w:color w:val="FF0000"/>
                 <w:sz w:val="24"/>
                 <w:szCs w:val="24"/>
               </w:rPr>
@@ -4414,7 +7498,6 @@
               <w:bottom w:val="single" w:sz="8" w:space="0" w:color="000000"/>
               <w:right w:val="single" w:sz="8" w:space="0" w:color="000000"/>
             </w:tcBorders>
-            <w:hideMark/>
           </w:tcPr>
           <w:p>
             <w:pPr>
@@ -4481,7 +7564,6 @@
               <w:bottom w:val="single" w:sz="8" w:space="0" w:color="000000"/>
               <w:right w:val="single" w:sz="8" w:space="0" w:color="000000"/>
             </w:tcBorders>
-            <w:hideMark/>
           </w:tcPr>
           <w:p>
             <w:pPr>
@@ -4491,6 +7573,7 @@
               <w:jc w:val="both"/>
               <w:rPr>
                 <w:rFonts w:ascii="Times New Roman" w:hAnsi="Times New Roman"/>
+                <w:color w:val="FF0000"/>
                 <w:sz w:val="24"/>
                 <w:szCs w:val="24"/>
               </w:rPr>
@@ -4498,6 +7581,7 @@
             <w:r>
               <w:rPr>
                 <w:rFonts w:ascii="Times New Roman" w:hAnsi="Times New Roman"/>
+                <w:color w:val="FF0000"/>
                 <w:sz w:val="24"/>
                 <w:szCs w:val="24"/>
               </w:rPr>
@@ -4519,7 +7603,6 @@
               <w:bottom w:val="single" w:sz="8" w:space="0" w:color="000000"/>
               <w:right w:val="single" w:sz="8" w:space="0" w:color="000000"/>
             </w:tcBorders>
-            <w:hideMark/>
           </w:tcPr>
           <w:p>
             <w:pPr>
@@ -4539,7 +7622,87 @@
                 <w:sz w:val="24"/>
                 <w:szCs w:val="24"/>
               </w:rPr>
-              <w:t>1.12 Размер платежа по финансовому поручению (валюта). При изменении официального курса Центрального Банка России валюты платежа по отношению к рублю более чем на 1(Один) %, стороны дополнительно согласовывают условия и размер платежа.</w:t>
+              <w:t>1.1</w:t>
+            </w:r>
+            <w:r>
+              <w:rPr>
+                <w:rFonts w:ascii="Times New Roman" w:hAnsi="Times New Roman"/>
+                <w:sz w:val="24"/>
+                <w:szCs w:val="24"/>
+              </w:rPr>
+              <w:t>2</w:t>
+            </w:r>
+            <w:r>
+              <w:rPr>
+                <w:rFonts w:ascii="Times New Roman" w:hAnsi="Times New Roman"/>
+                <w:sz w:val="24"/>
+                <w:szCs w:val="24"/>
+              </w:rPr>
+              <w:t xml:space="preserve"> </w:t>
+            </w:r>
+            <w:r>
+              <w:rPr>
+                <w:rFonts w:ascii="Times New Roman" w:hAnsi="Times New Roman"/>
+                <w:sz w:val="24"/>
+                <w:szCs w:val="24"/>
+              </w:rPr>
+              <w:t>Размер платежа по финансовому поручению</w:t>
+            </w:r>
+            <w:r>
+              <w:rPr>
+                <w:rFonts w:ascii="Times New Roman" w:hAnsi="Times New Roman"/>
+                <w:sz w:val="24"/>
+                <w:szCs w:val="24"/>
+              </w:rPr>
+              <w:t xml:space="preserve"> (валюта). При изменении </w:t>
+            </w:r>
+            <w:r>
+              <w:rPr>
+                <w:rFonts w:ascii="Times New Roman" w:hAnsi="Times New Roman"/>
+                <w:sz w:val="24"/>
+                <w:szCs w:val="24"/>
+              </w:rPr>
+              <w:t xml:space="preserve">официального курса Центрального Банка России валюты платежа </w:t>
+            </w:r>
+            <w:r>
+              <w:rPr>
+                <w:rFonts w:ascii="Times New Roman" w:hAnsi="Times New Roman"/>
+                <w:sz w:val="24"/>
+                <w:szCs w:val="24"/>
+              </w:rPr>
+              <w:t>по отношению к рублю более чем на 1</w:t>
+            </w:r>
+            <w:r>
+              <w:rPr>
+                <w:rFonts w:ascii="Times New Roman" w:hAnsi="Times New Roman"/>
+                <w:sz w:val="24"/>
+                <w:szCs w:val="24"/>
+              </w:rPr>
+              <w:t>(Один)</w:t>
+            </w:r>
+            <w:r>
+              <w:rPr>
+                <w:rFonts w:ascii="Times New Roman" w:hAnsi="Times New Roman"/>
+                <w:sz w:val="24"/>
+                <w:szCs w:val="24"/>
+              </w:rPr>
+              <w:t xml:space="preserve"> %, стороны дополнительно согласовывают </w:t>
+            </w:r>
+            <w:r>
+              <w:rPr>
+                <w:rFonts w:ascii="Times New Roman" w:hAnsi="Times New Roman"/>
+                <w:sz w:val="24"/>
+                <w:szCs w:val="24"/>
+              </w:rPr>
+              <w:t xml:space="preserve">условия и </w:t>
+            </w:r>
+            <w:r>
+              <w:rPr>
+                <w:rFonts w:ascii="Times New Roman" w:hAnsi="Times New Roman"/>
+                <w:sz w:val="24"/>
+                <w:szCs w:val="24"/>
+              </w:rPr>
+              <w:t>размер платежа.</w:t>
             </w:r>
           </w:p>
         </w:tc>
@@ -4552,7 +7715,6 @@
               <w:bottom w:val="single" w:sz="8" w:space="0" w:color="000000"/>
               <w:right w:val="single" w:sz="8" w:space="0" w:color="000000"/>
             </w:tcBorders>
-            <w:hideMark/>
           </w:tcPr>
           <w:p>
             <w:pPr>
@@ -4562,6 +7724,7 @@
               <w:jc w:val="both"/>
               <w:rPr>
                 <w:rFonts w:ascii="Times New Roman" w:hAnsi="Times New Roman"/>
+                <w:color w:val="FF0000"/>
                 <w:sz w:val="24"/>
                 <w:szCs w:val="24"/>
               </w:rPr>
@@ -4569,10 +7732,43 @@
             <w:r>
               <w:rPr>
                 <w:rFonts w:ascii="Times New Roman" w:hAnsi="Times New Roman"/>
+                <w:color w:val="FF0000"/>
                 <w:sz w:val="24"/>
                 <w:szCs w:val="24"/>
               </w:rPr>
               <w:t>{{DEAL_AMOUNT}}</w:t>
+            </w:r>
+            <w:r>
+              <w:rPr>
+                <w:rFonts w:ascii="Times New Roman" w:hAnsi="Times New Roman"/>
+                <w:color w:val="FF0000"/>
+                <w:sz w:val="24"/>
+                <w:szCs w:val="24"/>
+              </w:rPr>
+            </w:r>
+            <w:r>
+              <w:rPr>
+                <w:rFonts w:ascii="Times New Roman" w:hAnsi="Times New Roman"/>
+                <w:color w:val="FF0000"/>
+                <w:sz w:val="24"/>
+                <w:szCs w:val="24"/>
+              </w:rPr>
+            </w:r>
+            <w:r>
+              <w:rPr>
+                <w:rFonts w:ascii="Times New Roman" w:hAnsi="Times New Roman"/>
+                <w:color w:val="FF0000"/>
+                <w:sz w:val="24"/>
+                <w:szCs w:val="24"/>
+              </w:rPr>
+            </w:r>
+            <w:r>
+              <w:rPr>
+                <w:rFonts w:ascii="Times New Roman" w:hAnsi="Times New Roman"/>
+                <w:color w:val="FF0000"/>
+                <w:sz w:val="24"/>
+                <w:szCs w:val="24"/>
+              </w:rPr>
             </w:r>
           </w:p>
         </w:tc>
@@ -4590,7 +7786,6 @@
               <w:bottom w:val="single" w:sz="8" w:space="0" w:color="000000"/>
               <w:right w:val="single" w:sz="8" w:space="0" w:color="000000"/>
             </w:tcBorders>
-            <w:hideMark/>
           </w:tcPr>
           <w:p>
             <w:pPr>
@@ -4623,7 +7818,6 @@
               <w:bottom w:val="single" w:sz="8" w:space="0" w:color="000000"/>
               <w:right w:val="single" w:sz="8" w:space="0" w:color="000000"/>
             </w:tcBorders>
-            <w:hideMark/>
           </w:tcPr>
           <w:p>
             <w:pPr>
@@ -4640,10 +7834,19 @@
             <w:r>
               <w:rPr>
                 <w:rFonts w:ascii="Times New Roman" w:hAnsi="Times New Roman"/>
+                <w:color w:val="FF0000"/>
                 <w:sz w:val="24"/>
                 <w:szCs w:val="24"/>
               </w:rPr>
               <w:t>{{CAR_OTHER}}</w:t>
+            </w:r>
+            <w:r>
+              <w:rPr>
+                <w:rFonts w:ascii="Times New Roman" w:hAnsi="Times New Roman"/>
+                <w:color w:val="FF0000"/>
+                <w:sz w:val="24"/>
+                <w:szCs w:val="24"/>
+              </w:rPr>
             </w:r>
           </w:p>
         </w:tc>
@@ -4651,7 +7854,7 @@
     </w:tbl>
     <w:p>
       <w:pPr>
-        <w:pStyle w:val="a4"/>
+        <w:pStyle w:val="ab"/>
         <w:ind w:left="-567" w:firstLine="567"/>
         <w:jc w:val="both"/>
         <w:rPr>
@@ -4663,7 +7866,7 @@
     </w:p>
     <w:p>
       <w:pPr>
-        <w:pStyle w:val="a4"/>
+        <w:pStyle w:val="ab"/>
         <w:ind w:left="0" w:firstLine="567"/>
         <w:jc w:val="both"/>
         <w:rPr>
@@ -4680,12 +7883,48 @@
           <w:sz w:val="24"/>
           <w:szCs w:val="24"/>
         </w:rPr>
-        <w:t>Реквизиты Продавца транспортного средства для получения платежа и исполнения финансового поручения:</w:t>
-      </w:r>
-    </w:p>
-    <w:p>
-      <w:pPr>
-        <w:pStyle w:val="a4"/>
+        <w:t xml:space="preserve">Реквизиты </w:t>
+      </w:r>
+      <w:r>
+        <w:rPr>
+          <w:rFonts w:ascii="Times New Roman" w:hAnsi="Times New Roman"/>
+          <w:bCs/>
+          <w:sz w:val="24"/>
+          <w:szCs w:val="24"/>
+        </w:rPr>
+        <w:t>П</w:t>
+      </w:r>
+      <w:r>
+        <w:rPr>
+          <w:rFonts w:ascii="Times New Roman" w:hAnsi="Times New Roman"/>
+          <w:bCs/>
+          <w:sz w:val="24"/>
+          <w:szCs w:val="24"/>
+        </w:rPr>
+        <w:t>родавца</w:t>
+      </w:r>
+      <w:r>
+        <w:rPr>
+          <w:rFonts w:ascii="Times New Roman" w:hAnsi="Times New Roman"/>
+          <w:bCs/>
+          <w:sz w:val="24"/>
+          <w:szCs w:val="24"/>
+        </w:rPr>
+        <w:t xml:space="preserve"> транспортного средства для получения платежа и исполнения финансового поручения</w:t>
+      </w:r>
+      <w:r>
+        <w:rPr>
+          <w:rFonts w:ascii="Times New Roman" w:hAnsi="Times New Roman"/>
+          <w:bCs/>
+          <w:sz w:val="24"/>
+          <w:szCs w:val="24"/>
+        </w:rPr>
+        <w:t>:</w:t>
+      </w:r>
+    </w:p>
+    <w:p>
+      <w:pPr>
+        <w:pStyle w:val="ab"/>
         <w:ind w:left="-567" w:firstLine="567"/>
         <w:jc w:val="both"/>
         <w:rPr>
@@ -4707,7 +7946,7 @@
     </w:p>
     <w:p>
       <w:pPr>
-        <w:pStyle w:val="a4"/>
+        <w:pStyle w:val="ab"/>
         <w:ind w:left="-567" w:firstLine="567"/>
         <w:jc w:val="both"/>
         <w:rPr>
@@ -4729,7 +7968,7 @@
     </w:p>
     <w:p>
       <w:pPr>
-        <w:pStyle w:val="a4"/>
+        <w:pStyle w:val="ab"/>
         <w:ind w:left="-567" w:firstLine="567"/>
         <w:jc w:val="both"/>
         <w:rPr>
@@ -4751,7 +7990,7 @@
     </w:p>
     <w:p>
       <w:pPr>
-        <w:pStyle w:val="a4"/>
+        <w:pStyle w:val="ab"/>
         <w:ind w:left="-567" w:firstLine="567"/>
         <w:jc w:val="both"/>
         <w:rPr>
@@ -4763,7 +8002,7 @@
     </w:p>
     <w:p>
       <w:pPr>
-        <w:pStyle w:val="a4"/>
+        <w:pStyle w:val="ab"/>
         <w:ind w:left="-567" w:firstLine="567"/>
         <w:jc w:val="both"/>
         <w:rPr>
@@ -4775,9 +8014,8 @@
     </w:p>
     <w:tbl>
       <w:tblPr>
-        <w:tblStyle w:val="a8"/>
+        <w:tblStyle w:val="af1"/>
         <w:tblW w:w="0" w:type="auto"/>
-        <w:tblInd w:w="0" w:type="dxa"/>
         <w:tblBorders>
           <w:top w:val="none" w:sz="0" w:space="0" w:color="auto"/>
           <w:left w:val="none" w:sz="0" w:space="0" w:color="auto"/>
@@ -4797,11 +8035,16 @@
         <w:tc>
           <w:tcPr>
             <w:tcW w:w="4678" w:type="dxa"/>
-            <w:hideMark/>
+            <w:tcBorders>
+              <w:top w:val="nil"/>
+              <w:left w:val="nil"/>
+              <w:bottom w:val="nil"/>
+              <w:right w:val="nil"/>
+            </w:tcBorders>
           </w:tcPr>
           <w:p>
             <w:pPr>
-              <w:spacing w:line="240" w:lineRule="auto"/>
+              <w:spacing w:after="0" w:line="240" w:lineRule="auto"/>
               <w:ind w:left="-567" w:firstLine="567"/>
               <w:jc w:val="both"/>
               <w:rPr>
@@ -4825,11 +8068,16 @@
         <w:tc>
           <w:tcPr>
             <w:tcW w:w="4678" w:type="dxa"/>
-            <w:hideMark/>
+            <w:tcBorders>
+              <w:top w:val="nil"/>
+              <w:left w:val="nil"/>
+              <w:bottom w:val="nil"/>
+              <w:right w:val="nil"/>
+            </w:tcBorders>
           </w:tcPr>
           <w:p>
             <w:pPr>
-              <w:spacing w:line="240" w:lineRule="auto"/>
+              <w:spacing w:after="0" w:line="240" w:lineRule="auto"/>
               <w:ind w:left="-567" w:firstLine="567"/>
               <w:jc w:val="both"/>
               <w:rPr>
@@ -4855,11 +8103,16 @@
         <w:tc>
           <w:tcPr>
             <w:tcW w:w="4678" w:type="dxa"/>
-            <w:hideMark/>
+            <w:tcBorders>
+              <w:top w:val="nil"/>
+              <w:left w:val="nil"/>
+              <w:bottom w:val="nil"/>
+              <w:right w:val="nil"/>
+            </w:tcBorders>
           </w:tcPr>
           <w:p>
             <w:pPr>
-              <w:spacing w:line="240" w:lineRule="auto"/>
+              <w:spacing w:after="0" w:line="240" w:lineRule="auto"/>
               <w:ind w:left="-567" w:firstLine="567"/>
               <w:jc w:val="both"/>
               <w:rPr>
@@ -4879,7 +8132,7 @@
           </w:p>
           <w:p>
             <w:pPr>
-              <w:spacing w:line="240" w:lineRule="auto"/>
+              <w:spacing w:after="0" w:line="240" w:lineRule="auto"/>
               <w:ind w:left="-567" w:firstLine="567"/>
               <w:jc w:val="both"/>
               <w:rPr>
@@ -4901,10 +8154,16 @@
         <w:tc>
           <w:tcPr>
             <w:tcW w:w="4678" w:type="dxa"/>
+            <w:tcBorders>
+              <w:top w:val="nil"/>
+              <w:left w:val="nil"/>
+              <w:bottom w:val="nil"/>
+              <w:right w:val="nil"/>
+            </w:tcBorders>
           </w:tcPr>
           <w:p>
             <w:pPr>
-              <w:spacing w:line="240" w:lineRule="auto"/>
+              <w:spacing w:after="0" w:line="240" w:lineRule="auto"/>
               <w:ind w:left="-567" w:firstLine="567"/>
               <w:jc w:val="both"/>
               <w:rPr>
@@ -4920,10 +8179,16 @@
         <w:tc>
           <w:tcPr>
             <w:tcW w:w="4678" w:type="dxa"/>
+            <w:tcBorders>
+              <w:top w:val="nil"/>
+              <w:left w:val="nil"/>
+              <w:bottom w:val="nil"/>
+              <w:right w:val="nil"/>
+            </w:tcBorders>
           </w:tcPr>
           <w:p>
             <w:pPr>
-              <w:spacing w:line="240" w:lineRule="auto"/>
+              <w:spacing w:after="0" w:line="240" w:lineRule="auto"/>
               <w:ind w:left="-567" w:firstLine="567"/>
               <w:jc w:val="both"/>
               <w:rPr>
@@ -4937,10 +8202,16 @@
         <w:tc>
           <w:tcPr>
             <w:tcW w:w="4678" w:type="dxa"/>
+            <w:tcBorders>
+              <w:top w:val="nil"/>
+              <w:left w:val="nil"/>
+              <w:bottom w:val="nil"/>
+              <w:right w:val="nil"/>
+            </w:tcBorders>
           </w:tcPr>
           <w:p>
             <w:pPr>
-              <w:spacing w:line="240" w:lineRule="auto"/>
+              <w:spacing w:after="0" w:line="240" w:lineRule="auto"/>
               <w:ind w:left="-567" w:firstLine="567"/>
               <w:jc w:val="both"/>
               <w:rPr>
@@ -4956,11 +8227,16 @@
         <w:tc>
           <w:tcPr>
             <w:tcW w:w="4678" w:type="dxa"/>
-            <w:hideMark/>
+            <w:tcBorders>
+              <w:top w:val="nil"/>
+              <w:left w:val="nil"/>
+              <w:bottom w:val="nil"/>
+              <w:right w:val="nil"/>
+            </w:tcBorders>
           </w:tcPr>
           <w:p>
             <w:pPr>
-              <w:spacing w:line="240" w:lineRule="auto"/>
+              <w:spacing w:after="0" w:line="240" w:lineRule="auto"/>
               <w:ind w:left="-567" w:firstLine="567"/>
               <w:jc w:val="both"/>
               <w:rPr>
@@ -4975,18 +8251,39 @@
                 <w:sz w:val="24"/>
                 <w:szCs w:val="24"/>
               </w:rPr>
-              <w:t>_______________ / Б.А. Смолин /</w:t>
+              <w:t xml:space="preserve">_______________ / </w:t>
+            </w:r>
+            <w:r>
+              <w:rPr>
+                <w:rFonts w:ascii="Times New Roman" w:hAnsi="Times New Roman"/>
+                <w:sz w:val="24"/>
+                <w:szCs w:val="24"/>
+              </w:rPr>
+              <w:t xml:space="preserve">Б.А. Смолин </w:t>
+            </w:r>
+            <w:r>
+              <w:rPr>
+                <w:rFonts w:ascii="Times New Roman" w:hAnsi="Times New Roman"/>
+                <w:sz w:val="24"/>
+                <w:szCs w:val="24"/>
+              </w:rPr>
+              <w:t>/</w:t>
             </w:r>
           </w:p>
         </w:tc>
         <w:tc>
           <w:tcPr>
             <w:tcW w:w="4678" w:type="dxa"/>
-            <w:hideMark/>
+            <w:tcBorders>
+              <w:top w:val="nil"/>
+              <w:left w:val="nil"/>
+              <w:bottom w:val="nil"/>
+              <w:right w:val="nil"/>
+            </w:tcBorders>
           </w:tcPr>
           <w:p>
             <w:pPr>
-              <w:spacing w:line="240" w:lineRule="auto"/>
+              <w:spacing w:after="0" w:line="240" w:lineRule="auto"/>
               <w:ind w:left="-567" w:firstLine="567"/>
               <w:jc w:val="both"/>
               <w:rPr>
@@ -5001,7 +8298,74 @@
                 <w:sz w:val="24"/>
                 <w:szCs w:val="24"/>
               </w:rPr>
-              <w:t>____________/ {{CLIENT_INITIALS}} /</w:t>
+              <w:t>____________/</w:t>
+            </w:r>
+            <w:r>
+              <w:rPr>
+                <w:rFonts w:ascii="Times New Roman" w:hAnsi="Times New Roman"/>
+                <w:sz w:val="24"/>
+                <w:szCs w:val="24"/>
+              </w:rPr>
+              <w:t xml:space="preserve"> </w:t>
+            </w:r>
+            <w:r>
+              <w:rPr>
+                <w:rFonts w:ascii="Times New Roman" w:hAnsi="Times New Roman"/>
+                <w:color w:val="FF0000"/>
+                <w:sz w:val="24"/>
+                <w:szCs w:val="24"/>
+              </w:rPr>
+              <w:t>{{CLIENT_INITIALS}}</w:t>
+            </w:r>
+            <w:r>
+              <w:rPr>
+                <w:rFonts w:ascii="Times New Roman" w:hAnsi="Times New Roman"/>
+                <w:color w:val="FF0000"/>
+                <w:sz w:val="24"/>
+                <w:szCs w:val="24"/>
+              </w:rPr>
+            </w:r>
+            <w:r>
+              <w:rPr>
+                <w:rFonts w:ascii="Times New Roman" w:hAnsi="Times New Roman"/>
+                <w:color w:val="FF0000"/>
+                <w:sz w:val="24"/>
+                <w:szCs w:val="24"/>
+              </w:rPr>
+            </w:r>
+            <w:r>
+              <w:rPr>
+                <w:rFonts w:ascii="Times New Roman" w:hAnsi="Times New Roman"/>
+                <w:color w:val="FF0000"/>
+                <w:sz w:val="24"/>
+                <w:szCs w:val="24"/>
+              </w:rPr>
+            </w:r>
+            <w:proofErr w:type="spellStart"/>
+            <w:r>
+              <w:rPr>
+                <w:rFonts w:ascii="Times New Roman" w:hAnsi="Times New Roman"/>
+                <w:color w:val="FF0000"/>
+                <w:sz w:val="24"/>
+                <w:szCs w:val="24"/>
+              </w:rPr>
+            </w:r>
+            <w:proofErr w:type="spellEnd"/>
+            <w:r>
+              <w:rPr>
+                <w:rFonts w:ascii="Times New Roman" w:hAnsi="Times New Roman"/>
+                <w:color w:val="FF0000"/>
+                <w:sz w:val="24"/>
+                <w:szCs w:val="24"/>
+              </w:rPr>
+            </w:r>
+            <w:r>
+              <w:rPr>
+                <w:rFonts w:ascii="Times New Roman" w:hAnsi="Times New Roman"/>
+                <w:sz w:val="24"/>
+                <w:szCs w:val="24"/>
+              </w:rPr>
+              <w:t>/</w:t>
             </w:r>
           </w:p>
         </w:tc>
@@ -5096,7 +8460,6 @@
           <w:sz w:val="24"/>
           <w:szCs w:val="24"/>
         </w:rPr>
-        <w:lastRenderedPageBreak/>
         <w:t>Приложение</w:t>
       </w:r>
       <w:r>
@@ -5205,23 +8568,40 @@
           <w:sz w:val="24"/>
           <w:szCs w:val="24"/>
         </w:rPr>
-        <w:t>№ {{CONTRACT_NUMBER}} от «{{CONTRACT_DATE}}»</w:t>
-      </w:r>
-      <w:proofErr w:type="gramStart"/>
-      <w:r>
-        <w:rPr>
-          <w:rFonts w:ascii="Times New Roman" w:hAnsi="Times New Roman"/>
-          <w:color w:val="000000" w:themeColor="text1"/>
-          <w:sz w:val="24"/>
-          <w:szCs w:val="24"/>
-        </w:rPr>
-      </w:r>
-      <w:r>
-        <w:rPr>
-          <w:rFonts w:ascii="Times New Roman" w:hAnsi="Times New Roman"/>
-          <w:sz w:val="24"/>
-          <w:szCs w:val="24"/>
-        </w:rPr>
+        <w:t>№</w:t>
+      </w:r>
+      <w:r>
+        <w:rPr>
+          <w:rFonts w:ascii="Times New Roman" w:hAnsi="Times New Roman"/>
+          <w:sz w:val="24"/>
+          <w:szCs w:val="24"/>
+        </w:rPr>
+        <w:t xml:space="preserve"> </w:t>
+      </w:r>
+      <w:r>
+        <w:rPr>
+          <w:rFonts w:ascii="Times New Roman" w:hAnsi="Times New Roman"/>
+          <w:color w:val="FF0000"/>
+          <w:sz w:val="24"/>
+          <w:szCs w:val="24"/>
+        </w:rPr>
+        <w:t>{{CONTRACT_NUMBER}}</w:t>
+      </w:r>
+      <w:r>
+        <w:rPr>
+          <w:rFonts w:ascii="Times New Roman" w:hAnsi="Times New Roman"/>
+          <w:color w:val="FF0000"/>
+          <w:sz w:val="24"/>
+          <w:szCs w:val="24"/>
+        </w:rPr>
+      </w:r>
+      <w:r>
+        <w:rPr>
+          <w:rFonts w:ascii="Times New Roman" w:hAnsi="Times New Roman"/>
+          <w:sz w:val="24"/>
+          <w:szCs w:val="24"/>
+        </w:rPr>
+        <w:t xml:space="preserve"> </w:t>
       </w:r>
       <w:r>
         <w:rPr>
@@ -5230,20 +8610,78 @@
           <w:sz w:val="24"/>
           <w:szCs w:val="24"/>
         </w:rPr>
-      </w:r>
-      <w:proofErr w:type="gramEnd"/>
-      <w:r>
-        <w:rPr>
-          <w:rFonts w:ascii="Times New Roman" w:hAnsi="Times New Roman"/>
+        <w:t>от «</w:t>
+      </w:r>
+      <w:r>
+        <w:rPr>
+          <w:rFonts w:ascii="Times New Roman" w:hAnsi="Times New Roman"/>
+          <w:color w:val="FF0000"/>
           <w:spacing w:val="-9"/>
           <w:sz w:val="24"/>
           <w:szCs w:val="24"/>
         </w:rPr>
-      </w:r>
-    </w:p>
-    <w:p>
-      <w:pPr>
-        <w:pStyle w:val="a4"/>
+        <w:t>{{CONTRACT_DAY}}</w:t>
+      </w:r>
+      <w:r>
+        <w:rPr>
+          <w:rFonts w:ascii="Times New Roman" w:hAnsi="Times New Roman"/>
+          <w:spacing w:val="-9"/>
+          <w:sz w:val="24"/>
+          <w:szCs w:val="24"/>
+        </w:rPr>
+        <w:t xml:space="preserve">» </w:t>
+      </w:r>
+      <w:r>
+        <w:rPr>
+          <w:rFonts w:ascii="Times New Roman" w:hAnsi="Times New Roman"/>
+          <w:color w:val="FF0000"/>
+          <w:spacing w:val="-9"/>
+          <w:sz w:val="24"/>
+          <w:szCs w:val="24"/>
+        </w:rPr>
+        <w:t>{{CONTRACT_MONTH}}</w:t>
+      </w:r>
+      <w:r>
+        <w:rPr>
+          <w:rFonts w:ascii="Times New Roman" w:hAnsi="Times New Roman"/>
+          <w:spacing w:val="-9"/>
+          <w:sz w:val="24"/>
+          <w:szCs w:val="24"/>
+        </w:rPr>
+        <w:t xml:space="preserve"> 20</w:t>
+      </w:r>
+      <w:r>
+        <w:rPr>
+          <w:rFonts w:ascii="Times New Roman" w:hAnsi="Times New Roman"/>
+          <w:color w:val="FF0000"/>
+          <w:spacing w:val="-9"/>
+          <w:sz w:val="24"/>
+          <w:szCs w:val="24"/>
+        </w:rPr>
+        <w:t>{{CONTRACT_YEAR_2}}</w:t>
+      </w:r>
+      <w:r>
+        <w:rPr>
+          <w:rFonts w:ascii="Times New Roman" w:hAnsi="Times New Roman"/>
+          <w:color w:val="FF0000"/>
+          <w:spacing w:val="-9"/>
+          <w:sz w:val="24"/>
+          <w:szCs w:val="24"/>
+        </w:rPr>
+      </w:r>
+      <w:r>
+        <w:rPr>
+          <w:rFonts w:ascii="Times New Roman" w:hAnsi="Times New Roman"/>
+          <w:spacing w:val="-9"/>
+          <w:sz w:val="24"/>
+          <w:szCs w:val="24"/>
+        </w:rPr>
+        <w:t xml:space="preserve"> г.</w:t>
+      </w:r>
+    </w:p>
+    <w:p>
+      <w:pPr>
+        <w:pStyle w:val="ab"/>
         <w:ind w:left="-567" w:firstLine="567"/>
         <w:jc w:val="both"/>
         <w:rPr>
@@ -5297,7 +8735,17 @@
           <w:sz w:val="24"/>
           <w:szCs w:val="24"/>
         </w:rPr>
-        <w:t>Отчет агента о выполнении агентского договора на проведение финансовых операций</w:t>
+        <w:t xml:space="preserve">Отчет агента о выполнении агентского договора </w:t>
+      </w:r>
+      <w:r>
+        <w:rPr>
+          <w:rFonts w:ascii="Times New Roman" w:hAnsi="Times New Roman"/>
+          <w:b/>
+          <w:bCs/>
+          <w:sz w:val="24"/>
+          <w:szCs w:val="24"/>
+        </w:rPr>
+        <w:t>на проведение финансовых операций</w:t>
       </w:r>
     </w:p>
     <w:p>
@@ -5420,12 +8868,87 @@
           <w:sz w:val="24"/>
           <w:szCs w:val="24"/>
         </w:rPr>
-        <w:t>Общество с ограниченной ответственностью «Авто ЛР», именуемое в дальнейшем «Агент», в лице Генерального директора Смолина Бориса Анатольевича, действующего на основании Устава, с одной стороны, и {{CLIENT_FULL_NAME}}, именуемый (</w:t>
+        <w:t>Общество с ограниченной ответственностью «</w:t>
+      </w:r>
+      <w:r>
+        <w:rPr>
+          <w:rFonts w:ascii="Times New Roman" w:hAnsi="Times New Roman"/>
+          <w:sz w:val="24"/>
+          <w:szCs w:val="24"/>
+        </w:rPr>
+        <w:t xml:space="preserve">Авто </w:t>
+      </w:r>
+      <w:r>
+        <w:rPr>
+          <w:rFonts w:ascii="Times New Roman" w:hAnsi="Times New Roman"/>
+          <w:sz w:val="24"/>
+          <w:szCs w:val="24"/>
+        </w:rPr>
+        <w:t xml:space="preserve">ЛР», именуемое в дальнейшем «Агент», в лице Генерального директора </w:t>
+      </w:r>
+      <w:r>
+        <w:rPr>
+          <w:rFonts w:ascii="Times New Roman" w:hAnsi="Times New Roman"/>
+          <w:sz w:val="24"/>
+          <w:szCs w:val="24"/>
+        </w:rPr>
+        <w:t xml:space="preserve">Смолина </w:t>
+      </w:r>
+      <w:r>
+        <w:rPr>
+          <w:rFonts w:ascii="Times New Roman" w:hAnsi="Times New Roman"/>
+          <w:sz w:val="24"/>
+          <w:szCs w:val="24"/>
+        </w:rPr>
+        <w:t>Бориса Анатольевича</w:t>
+      </w:r>
+      <w:r>
+        <w:rPr>
+          <w:rFonts w:ascii="Times New Roman" w:hAnsi="Times New Roman"/>
+          <w:sz w:val="24"/>
+          <w:szCs w:val="24"/>
+        </w:rPr>
+        <w:t>, действующего на основании Устава, с одной стороны, и</w:t>
+      </w:r>
+      <w:r>
+        <w:rPr>
+          <w:rFonts w:ascii="Times New Roman" w:hAnsi="Times New Roman"/>
+          <w:sz w:val="24"/>
+          <w:szCs w:val="24"/>
+        </w:rPr>
+        <w:t xml:space="preserve"> </w:t>
       </w:r>
       <w:proofErr w:type="spellStart"/>
       <w:r>
         <w:rPr>
           <w:rFonts w:ascii="Times New Roman" w:hAnsi="Times New Roman"/>
+          <w:color w:val="FF0000"/>
+          <w:sz w:val="24"/>
+          <w:szCs w:val="24"/>
+        </w:rPr>
+        <w:t>{{CLIENT_FULL_NAME}}</w:t>
+      </w:r>
+      <w:proofErr w:type="spellEnd"/>
+      <w:r>
+        <w:rPr>
+          <w:rFonts w:ascii="Times New Roman" w:hAnsi="Times New Roman"/>
+          <w:color w:val="FF0000"/>
+          <w:sz w:val="24"/>
+          <w:szCs w:val="24"/>
+        </w:rPr>
+      </w:r>
+      <w:r>
+        <w:rPr>
+          <w:rFonts w:ascii="Times New Roman" w:hAnsi="Times New Roman"/>
+          <w:sz w:val="24"/>
+          <w:szCs w:val="24"/>
+        </w:rPr>
+        <w:t>, именуемый (</w:t>
+      </w:r>
+      <w:proofErr w:type="spellStart"/>
+      <w:r>
+        <w:rPr>
+          <w:rFonts w:ascii="Times New Roman" w:hAnsi="Times New Roman"/>
           <w:sz w:val="24"/>
           <w:szCs w:val="24"/>
         </w:rPr>
@@ -5438,7 +8961,55 @@
           <w:sz w:val="24"/>
           <w:szCs w:val="24"/>
         </w:rPr>
-        <w:t>) в дальнейшем «Принципал», с другой стороны, во исполнение обязательств по агентскому договору на выполнение финансовых операций по приобретению транспортного средства, составил настоящий Отчет о нижеследующем:</w:t>
+        <w:t xml:space="preserve">) в дальнейшем «Принципал», с другой стороны, во исполнение обязательств по агентскому договору </w:t>
+      </w:r>
+      <w:r>
+        <w:rPr>
+          <w:rFonts w:ascii="Times New Roman" w:hAnsi="Times New Roman"/>
+          <w:sz w:val="24"/>
+          <w:szCs w:val="24"/>
+        </w:rPr>
+        <w:t xml:space="preserve">на выполнение финансовых операций </w:t>
+      </w:r>
+      <w:r>
+        <w:rPr>
+          <w:rFonts w:ascii="Times New Roman" w:hAnsi="Times New Roman"/>
+          <w:sz w:val="24"/>
+          <w:szCs w:val="24"/>
+        </w:rPr>
+        <w:t xml:space="preserve">по </w:t>
+      </w:r>
+      <w:r>
+        <w:rPr>
+          <w:rFonts w:ascii="Times New Roman" w:hAnsi="Times New Roman"/>
+          <w:sz w:val="24"/>
+          <w:szCs w:val="24"/>
+        </w:rPr>
+        <w:t xml:space="preserve">приобретению </w:t>
+      </w:r>
+      <w:r>
+        <w:rPr>
+          <w:rFonts w:ascii="Times New Roman" w:hAnsi="Times New Roman"/>
+          <w:sz w:val="24"/>
+          <w:szCs w:val="24"/>
+        </w:rPr>
+        <w:t>транспортного</w:t>
+      </w:r>
+      <w:r>
+        <w:rPr>
+          <w:rFonts w:ascii="Times New Roman" w:hAnsi="Times New Roman"/>
+          <w:sz w:val="24"/>
+          <w:szCs w:val="24"/>
+        </w:rPr>
+        <w:t xml:space="preserve"> средства</w:t>
+      </w:r>
+      <w:r>
+        <w:rPr>
+          <w:rFonts w:ascii="Times New Roman" w:hAnsi="Times New Roman"/>
+          <w:sz w:val="24"/>
+          <w:szCs w:val="24"/>
+        </w:rPr>
+        <w:t>, составил настоящий Отчет о нижеследующем:</w:t>
       </w:r>
     </w:p>
     <w:p>
@@ -5458,7 +9029,41 @@
           <w:sz w:val="24"/>
           <w:szCs w:val="24"/>
         </w:rPr>
-        <w:t>1. Агент осуществил юридические и иные действия по проведению финансовых операций для приобретения и транспортировки на территорию Российской Федерации в собственность Принципала транспортного средства.</w:t>
+        <w:t xml:space="preserve">1. </w:t>
+      </w:r>
+      <w:r>
+        <w:rPr>
+          <w:rFonts w:ascii="Times New Roman" w:hAnsi="Times New Roman"/>
+          <w:sz w:val="24"/>
+          <w:szCs w:val="24"/>
+        </w:rPr>
+        <w:t xml:space="preserve">Агент осуществил юридические и иные действия по проведению финансовых операций для приобретения </w:t>
+      </w:r>
+      <w:r>
+        <w:rPr>
+          <w:rFonts w:ascii="Times New Roman" w:hAnsi="Times New Roman"/>
+          <w:sz w:val="24"/>
+          <w:szCs w:val="24"/>
+        </w:rPr>
+        <w:t>и транспортировки на территорию Российской Феде</w:t>
+      </w:r>
+      <w:bookmarkStart w:id="1" w:name="_GoBack"/>
+      <w:bookmarkEnd w:id="1"/>
+      <w:r>
+        <w:rPr>
+          <w:rFonts w:ascii="Times New Roman" w:hAnsi="Times New Roman"/>
+          <w:sz w:val="24"/>
+          <w:szCs w:val="24"/>
+        </w:rPr>
+        <w:t xml:space="preserve">рации </w:t>
+      </w:r>
+      <w:r>
+        <w:rPr>
+          <w:rFonts w:ascii="Times New Roman" w:hAnsi="Times New Roman"/>
+          <w:sz w:val="24"/>
+          <w:szCs w:val="24"/>
+        </w:rPr>
+        <w:t>в собственность Принципала транспортного средства.</w:t>
       </w:r>
     </w:p>
     <w:p>
@@ -5478,7 +9083,39 @@
           <w:sz w:val="24"/>
           <w:szCs w:val="24"/>
         </w:rPr>
-        <w:t xml:space="preserve">2. Агентом выполнены все принятые обязательства, обусловленные агентским договором. </w:t>
+        <w:t>2</w:t>
+      </w:r>
+      <w:r>
+        <w:rPr>
+          <w:rFonts w:ascii="Times New Roman" w:hAnsi="Times New Roman"/>
+          <w:sz w:val="24"/>
+          <w:szCs w:val="24"/>
+        </w:rPr>
+        <w:t xml:space="preserve">. Агентом выполнены </w:t>
+      </w:r>
+      <w:r>
+        <w:rPr>
+          <w:rFonts w:ascii="Times New Roman" w:hAnsi="Times New Roman"/>
+          <w:sz w:val="24"/>
+          <w:szCs w:val="24"/>
+        </w:rPr>
+        <w:t xml:space="preserve">все принятые </w:t>
+      </w:r>
+      <w:r>
+        <w:rPr>
+          <w:rFonts w:ascii="Times New Roman" w:hAnsi="Times New Roman"/>
+          <w:sz w:val="24"/>
+          <w:szCs w:val="24"/>
+        </w:rPr>
+        <w:t>обязательства, обусловленные агентским договором.</w:t>
+      </w:r>
+      <w:r>
+        <w:rPr>
+          <w:rFonts w:ascii="Times New Roman" w:hAnsi="Times New Roman"/>
+          <w:sz w:val="24"/>
+          <w:szCs w:val="24"/>
+        </w:rPr>
+        <w:t xml:space="preserve"> </w:t>
       </w:r>
     </w:p>
     <w:p>
@@ -5498,7 +9135,23 @@
           <w:sz w:val="24"/>
           <w:szCs w:val="24"/>
         </w:rPr>
-        <w:t>Платеж осуществлен в адрес:</w:t>
+        <w:t xml:space="preserve">Платеж осуществлен </w:t>
+      </w:r>
+      <w:r>
+        <w:rPr>
+          <w:rFonts w:ascii="Times New Roman" w:hAnsi="Times New Roman"/>
+          <w:sz w:val="24"/>
+          <w:szCs w:val="24"/>
+        </w:rPr>
+        <w:t>в адрес</w:t>
+      </w:r>
+      <w:r>
+        <w:rPr>
+          <w:rFonts w:ascii="Times New Roman" w:hAnsi="Times New Roman"/>
+          <w:sz w:val="24"/>
+          <w:szCs w:val="24"/>
+        </w:rPr>
+        <w:t>:</w:t>
       </w:r>
     </w:p>
     <w:p>
@@ -5538,7 +9191,15 @@
           <w:sz w:val="24"/>
           <w:szCs w:val="24"/>
         </w:rPr>
-        <w:t>Платеж осуществлен в размере ______________, согласно пункту 1.12 Приложения № 1 и подтверждается следующими документами:</w:t>
+        <w:t xml:space="preserve">Платеж осуществлен в размере ______________, согласно пункту 1.12 Приложения № 1 </w:t>
+      </w:r>
+      <w:r>
+        <w:rPr>
+          <w:rFonts w:ascii="Times New Roman" w:hAnsi="Times New Roman"/>
+          <w:sz w:val="24"/>
+          <w:szCs w:val="24"/>
+        </w:rPr>
+        <w:t>и подтверждается следующими документами:</w:t>
       </w:r>
     </w:p>
     <w:p>
@@ -5578,7 +9239,23 @@
           <w:sz w:val="24"/>
           <w:szCs w:val="24"/>
         </w:rPr>
-        <w:t>Претензий к составу и качеству исполненных обязательств, совершенных Агентом действий Принципал не имеет.</w:t>
+        <w:t>Претензий к составу и качеству исполненных обязательств</w:t>
+      </w:r>
+      <w:r>
+        <w:rPr>
+          <w:rFonts w:ascii="Times New Roman" w:hAnsi="Times New Roman"/>
+          <w:sz w:val="24"/>
+          <w:szCs w:val="24"/>
+        </w:rPr>
+        <w:t>,</w:t>
+      </w:r>
+      <w:r>
+        <w:rPr>
+          <w:rFonts w:ascii="Times New Roman" w:hAnsi="Times New Roman"/>
+          <w:sz w:val="24"/>
+          <w:szCs w:val="24"/>
+        </w:rPr>
+        <w:t xml:space="preserve"> совершенных Агентом действий Принципал не имеет.</w:t>
       </w:r>
     </w:p>
     <w:p>
@@ -5598,7 +9275,103 @@
           <w:sz w:val="24"/>
           <w:szCs w:val="24"/>
         </w:rPr>
-        <w:t xml:space="preserve">3. За надлежащее выполнение обязательств по агентскому договору размер вознаграждения составил 100 000 (сто тысяч) рублей, НДС не облагается. </w:t>
+        <w:t xml:space="preserve">3. </w:t>
+      </w:r>
+      <w:r>
+        <w:rPr>
+          <w:rFonts w:ascii="Times New Roman" w:hAnsi="Times New Roman"/>
+          <w:sz w:val="24"/>
+          <w:szCs w:val="24"/>
+        </w:rPr>
+        <w:t xml:space="preserve">За надлежащее выполнение обязательств по агентскому договору </w:t>
+      </w:r>
+      <w:r>
+        <w:rPr>
+          <w:rFonts w:ascii="Times New Roman" w:hAnsi="Times New Roman"/>
+          <w:sz w:val="24"/>
+          <w:szCs w:val="24"/>
+        </w:rPr>
+        <w:t xml:space="preserve">размер </w:t>
+      </w:r>
+      <w:r>
+        <w:rPr>
+          <w:rFonts w:ascii="Times New Roman" w:hAnsi="Times New Roman"/>
+          <w:sz w:val="24"/>
+          <w:szCs w:val="24"/>
+        </w:rPr>
+        <w:t>вознаграждени</w:t>
+      </w:r>
+      <w:r>
+        <w:rPr>
+          <w:rFonts w:ascii="Times New Roman" w:hAnsi="Times New Roman"/>
+          <w:sz w:val="24"/>
+          <w:szCs w:val="24"/>
+        </w:rPr>
+        <w:t>я</w:t>
+      </w:r>
+      <w:r>
+        <w:rPr>
+          <w:rFonts w:ascii="Times New Roman" w:hAnsi="Times New Roman"/>
+          <w:sz w:val="24"/>
+          <w:szCs w:val="24"/>
+        </w:rPr>
+        <w:t xml:space="preserve"> </w:t>
+      </w:r>
+      <w:r>
+        <w:rPr>
+          <w:rFonts w:ascii="Times New Roman" w:hAnsi="Times New Roman"/>
+          <w:sz w:val="24"/>
+          <w:szCs w:val="24"/>
+        </w:rPr>
+        <w:t xml:space="preserve">составил </w:t>
+      </w:r>
+      <w:r>
+        <w:rPr>
+          <w:rFonts w:ascii="Times New Roman" w:hAnsi="Times New Roman"/>
+          <w:sz w:val="24"/>
+          <w:szCs w:val="24"/>
+        </w:rPr>
+        <w:t>100 000 (сто тысяч)</w:t>
+      </w:r>
+      <w:r>
+        <w:rPr>
+          <w:rFonts w:ascii="Times New Roman" w:hAnsi="Times New Roman"/>
+          <w:sz w:val="24"/>
+          <w:szCs w:val="24"/>
+        </w:rPr>
+        <w:t xml:space="preserve"> рубл</w:t>
+      </w:r>
+      <w:r>
+        <w:rPr>
+          <w:rFonts w:ascii="Times New Roman" w:hAnsi="Times New Roman"/>
+          <w:sz w:val="24"/>
+          <w:szCs w:val="24"/>
+        </w:rPr>
+        <w:t>ей, НДС</w:t>
+      </w:r>
+      <w:r>
+        <w:rPr>
+          <w:rFonts w:ascii="Times New Roman" w:hAnsi="Times New Roman"/>
+          <w:sz w:val="24"/>
+          <w:szCs w:val="24"/>
+        </w:rPr>
+        <w:t xml:space="preserve"> не облагается</w:t>
+      </w:r>
+      <w:r>
+        <w:rPr>
+          <w:rFonts w:ascii="Times New Roman" w:hAnsi="Times New Roman"/>
+          <w:sz w:val="24"/>
+          <w:szCs w:val="24"/>
+        </w:rPr>
+        <w:t>.</w:t>
+      </w:r>
+      <w:r>
+        <w:rPr>
+          <w:rFonts w:ascii="Times New Roman" w:hAnsi="Times New Roman"/>
+          <w:sz w:val="24"/>
+          <w:szCs w:val="24"/>
+        </w:rPr>
+        <w:t xml:space="preserve"> </w:t>
       </w:r>
     </w:p>
     <w:p>
@@ -5618,7 +9391,15 @@
           <w:sz w:val="24"/>
           <w:szCs w:val="24"/>
         </w:rPr>
-        <w:t>4. Вознаграждение Агентом уплачено, Претензий Принципал к Агенту не имеет.</w:t>
+        <w:t xml:space="preserve">4. </w:t>
+      </w:r>
+      <w:r>
+        <w:rPr>
+          <w:rFonts w:ascii="Times New Roman" w:hAnsi="Times New Roman"/>
+          <w:sz w:val="24"/>
+          <w:szCs w:val="24"/>
+        </w:rPr>
+        <w:t>Вознаграждение Агентом уплачено, Претензий Принципал к Агенту не имеет.</w:t>
       </w:r>
     </w:p>
     <w:p>
@@ -5729,6 +9510,13 @@
           <w:szCs w:val="24"/>
         </w:rPr>
         <w:tab/>
+      </w:r>
+      <w:r>
+        <w:rPr>
+          <w:rFonts w:ascii="Times New Roman" w:hAnsi="Times New Roman"/>
+          <w:sz w:val="24"/>
+          <w:szCs w:val="24"/>
+        </w:rPr>
         <w:t xml:space="preserve">Принципал:                      </w:t>
       </w:r>
     </w:p>
@@ -5765,7 +9553,39 @@
           <w:sz w:val="24"/>
           <w:szCs w:val="24"/>
         </w:rPr>
-        <w:t>_______________ 202__ г.  Принципал _______________________</w:t>
+        <w:t xml:space="preserve">_______________ 202__ г. </w:t>
+      </w:r>
+      <w:r>
+        <w:rPr>
+          <w:rFonts w:ascii="Times New Roman" w:hAnsi="Times New Roman"/>
+          <w:sz w:val="24"/>
+          <w:szCs w:val="24"/>
+        </w:rPr>
+        <w:t xml:space="preserve"> </w:t>
+      </w:r>
+      <w:r>
+        <w:rPr>
+          <w:rFonts w:ascii="Times New Roman" w:hAnsi="Times New Roman"/>
+          <w:sz w:val="24"/>
+          <w:szCs w:val="24"/>
+        </w:rPr>
+        <w:t>Принципал</w:t>
+      </w:r>
+      <w:r>
+        <w:rPr>
+          <w:rFonts w:ascii="Times New Roman" w:hAnsi="Times New Roman"/>
+          <w:sz w:val="24"/>
+          <w:szCs w:val="24"/>
+        </w:rPr>
+        <w:t xml:space="preserve"> </w:t>
+      </w:r>
+      <w:r>
+        <w:rPr>
+          <w:rFonts w:ascii="Times New Roman" w:hAnsi="Times New Roman"/>
+          <w:sz w:val="24"/>
+          <w:szCs w:val="24"/>
+        </w:rPr>
+        <w:t>_______________________</w:t>
       </w:r>
     </w:p>
     <w:p>
@@ -5818,9 +9638,8 @@
     </w:p>
     <w:tbl>
       <w:tblPr>
-        <w:tblStyle w:val="a8"/>
+        <w:tblStyle w:val="af1"/>
         <w:tblW w:w="0" w:type="auto"/>
-        <w:tblInd w:w="0" w:type="dxa"/>
         <w:tblBorders>
           <w:top w:val="none" w:sz="0" w:space="0" w:color="auto"/>
           <w:left w:val="none" w:sz="0" w:space="0" w:color="auto"/>
@@ -5840,11 +9659,16 @@
         <w:tc>
           <w:tcPr>
             <w:tcW w:w="4678" w:type="dxa"/>
-            <w:hideMark/>
+            <w:tcBorders>
+              <w:top w:val="nil"/>
+              <w:left w:val="nil"/>
+              <w:bottom w:val="nil"/>
+              <w:right w:val="nil"/>
+            </w:tcBorders>
           </w:tcPr>
           <w:p>
             <w:pPr>
-              <w:spacing w:line="240" w:lineRule="auto"/>
+              <w:spacing w:after="0" w:line="240" w:lineRule="auto"/>
               <w:jc w:val="both"/>
               <w:rPr>
                 <w:rFonts w:ascii="Times New Roman" w:hAnsi="Times New Roman"/>
@@ -5867,11 +9691,16 @@
         <w:tc>
           <w:tcPr>
             <w:tcW w:w="4678" w:type="dxa"/>
-            <w:hideMark/>
+            <w:tcBorders>
+              <w:top w:val="nil"/>
+              <w:left w:val="nil"/>
+              <w:bottom w:val="nil"/>
+              <w:right w:val="nil"/>
+            </w:tcBorders>
           </w:tcPr>
           <w:p>
             <w:pPr>
-              <w:spacing w:line="240" w:lineRule="auto"/>
+              <w:spacing w:after="0" w:line="240" w:lineRule="auto"/>
               <w:ind w:left="-567" w:firstLine="567"/>
               <w:jc w:val="both"/>
               <w:rPr>
@@ -5897,11 +9726,16 @@
         <w:tc>
           <w:tcPr>
             <w:tcW w:w="4678" w:type="dxa"/>
-            <w:hideMark/>
+            <w:tcBorders>
+              <w:top w:val="nil"/>
+              <w:left w:val="nil"/>
+              <w:bottom w:val="nil"/>
+              <w:right w:val="nil"/>
+            </w:tcBorders>
           </w:tcPr>
           <w:p>
             <w:pPr>
-              <w:spacing w:line="240" w:lineRule="auto"/>
+              <w:spacing w:after="0" w:line="240" w:lineRule="auto"/>
               <w:ind w:left="-567" w:firstLine="567"/>
               <w:jc w:val="both"/>
               <w:rPr>
@@ -5921,7 +9755,7 @@
           </w:p>
           <w:p>
             <w:pPr>
-              <w:spacing w:line="240" w:lineRule="auto"/>
+              <w:spacing w:after="0" w:line="240" w:lineRule="auto"/>
               <w:ind w:left="-567" w:firstLine="567"/>
               <w:jc w:val="both"/>
               <w:rPr>
@@ -5943,10 +9777,16 @@
         <w:tc>
           <w:tcPr>
             <w:tcW w:w="4678" w:type="dxa"/>
+            <w:tcBorders>
+              <w:top w:val="nil"/>
+              <w:left w:val="nil"/>
+              <w:bottom w:val="nil"/>
+              <w:right w:val="nil"/>
+            </w:tcBorders>
           </w:tcPr>
           <w:p>
             <w:pPr>
-              <w:spacing w:line="240" w:lineRule="auto"/>
+              <w:spacing w:after="0" w:line="240" w:lineRule="auto"/>
               <w:ind w:left="-567" w:firstLine="567"/>
               <w:jc w:val="both"/>
               <w:rPr>
@@ -5962,10 +9802,16 @@
         <w:tc>
           <w:tcPr>
             <w:tcW w:w="4678" w:type="dxa"/>
+            <w:tcBorders>
+              <w:top w:val="nil"/>
+              <w:left w:val="nil"/>
+              <w:bottom w:val="nil"/>
+              <w:right w:val="nil"/>
+            </w:tcBorders>
           </w:tcPr>
           <w:p>
             <w:pPr>
-              <w:spacing w:line="240" w:lineRule="auto"/>
+              <w:spacing w:after="0" w:line="240" w:lineRule="auto"/>
               <w:ind w:left="-567" w:firstLine="567"/>
               <w:jc w:val="both"/>
               <w:rPr>
@@ -5979,10 +9825,16 @@
         <w:tc>
           <w:tcPr>
             <w:tcW w:w="4678" w:type="dxa"/>
+            <w:tcBorders>
+              <w:top w:val="nil"/>
+              <w:left w:val="nil"/>
+              <w:bottom w:val="nil"/>
+              <w:right w:val="nil"/>
+            </w:tcBorders>
           </w:tcPr>
           <w:p>
             <w:pPr>
-              <w:spacing w:line="240" w:lineRule="auto"/>
+              <w:spacing w:after="0" w:line="240" w:lineRule="auto"/>
               <w:jc w:val="both"/>
               <w:rPr>
                 <w:rFonts w:ascii="Times New Roman" w:hAnsi="Times New Roman"/>
@@ -5997,11 +9849,16 @@
         <w:tc>
           <w:tcPr>
             <w:tcW w:w="4678" w:type="dxa"/>
-            <w:hideMark/>
+            <w:tcBorders>
+              <w:top w:val="nil"/>
+              <w:left w:val="nil"/>
+              <w:bottom w:val="nil"/>
+              <w:right w:val="nil"/>
+            </w:tcBorders>
           </w:tcPr>
           <w:p>
             <w:pPr>
-              <w:spacing w:line="240" w:lineRule="auto"/>
+              <w:spacing w:after="0" w:line="240" w:lineRule="auto"/>
               <w:ind w:left="-567" w:firstLine="567"/>
               <w:jc w:val="both"/>
               <w:rPr>
@@ -6016,18 +9873,39 @@
                 <w:sz w:val="24"/>
                 <w:szCs w:val="24"/>
               </w:rPr>
-              <w:t>_______________ / Б.А. Смолин /</w:t>
+              <w:t xml:space="preserve">_______________ / </w:t>
+            </w:r>
+            <w:r>
+              <w:rPr>
+                <w:rFonts w:ascii="Times New Roman" w:hAnsi="Times New Roman"/>
+                <w:sz w:val="24"/>
+                <w:szCs w:val="24"/>
+              </w:rPr>
+              <w:t xml:space="preserve">Б.А. Смолин </w:t>
+            </w:r>
+            <w:r>
+              <w:rPr>
+                <w:rFonts w:ascii="Times New Roman" w:hAnsi="Times New Roman"/>
+                <w:sz w:val="24"/>
+                <w:szCs w:val="24"/>
+              </w:rPr>
+              <w:t>/</w:t>
             </w:r>
           </w:p>
         </w:tc>
         <w:tc>
           <w:tcPr>
             <w:tcW w:w="4678" w:type="dxa"/>
-            <w:hideMark/>
+            <w:tcBorders>
+              <w:top w:val="nil"/>
+              <w:left w:val="nil"/>
+              <w:bottom w:val="nil"/>
+              <w:right w:val="nil"/>
+            </w:tcBorders>
           </w:tcPr>
           <w:p>
             <w:pPr>
-              <w:spacing w:line="240" w:lineRule="auto"/>
+              <w:spacing w:after="0" w:line="240" w:lineRule="auto"/>
               <w:ind w:left="-567" w:firstLine="567"/>
               <w:jc w:val="both"/>
               <w:rPr>
@@ -6042,7 +9920,66 @@
                 <w:sz w:val="24"/>
                 <w:szCs w:val="24"/>
               </w:rPr>
-              <w:t>____________/ {{CLIENT_INITIALS}} /</w:t>
+              <w:t xml:space="preserve">____________/ </w:t>
+            </w:r>
+            <w:r>
+              <w:rPr>
+                <w:rFonts w:ascii="Times New Roman" w:hAnsi="Times New Roman"/>
+                <w:color w:val="FF0000"/>
+                <w:sz w:val="24"/>
+                <w:szCs w:val="24"/>
+              </w:rPr>
+              <w:t>{{CLIENT_INITIALS}}</w:t>
+            </w:r>
+            <w:r>
+              <w:rPr>
+                <w:rFonts w:ascii="Times New Roman" w:hAnsi="Times New Roman"/>
+                <w:color w:val="FF0000"/>
+                <w:sz w:val="24"/>
+                <w:szCs w:val="24"/>
+              </w:rPr>
+            </w:r>
+            <w:r>
+              <w:rPr>
+                <w:rFonts w:ascii="Times New Roman" w:hAnsi="Times New Roman"/>
+                <w:color w:val="FF0000"/>
+                <w:sz w:val="24"/>
+                <w:szCs w:val="24"/>
+              </w:rPr>
+            </w:r>
+            <w:r>
+              <w:rPr>
+                <w:rFonts w:ascii="Times New Roman" w:hAnsi="Times New Roman"/>
+                <w:color w:val="FF0000"/>
+                <w:sz w:val="24"/>
+                <w:szCs w:val="24"/>
+              </w:rPr>
+            </w:r>
+            <w:proofErr w:type="spellStart"/>
+            <w:r>
+              <w:rPr>
+                <w:rFonts w:ascii="Times New Roman" w:hAnsi="Times New Roman"/>
+                <w:color w:val="FF0000"/>
+                <w:sz w:val="24"/>
+                <w:szCs w:val="24"/>
+              </w:rPr>
+            </w:r>
+            <w:proofErr w:type="spellEnd"/>
+            <w:r>
+              <w:rPr>
+                <w:rFonts w:ascii="Times New Roman" w:hAnsi="Times New Roman"/>
+                <w:color w:val="FF0000"/>
+                <w:sz w:val="24"/>
+                <w:szCs w:val="24"/>
+              </w:rPr>
+            </w:r>
+            <w:r>
+              <w:rPr>
+                <w:rFonts w:ascii="Times New Roman" w:hAnsi="Times New Roman"/>
+                <w:sz w:val="24"/>
+                <w:szCs w:val="24"/>
+              </w:rPr>
+              <w:t>/</w:t>
             </w:r>
           </w:p>
         </w:tc>
@@ -6058,16 +9995,150 @@
         </w:rPr>
       </w:pPr>
     </w:p>
-    <w:p/>
-    <w:p/>
     <w:sectPr>
+      <w:footerReference w:type="default" r:id="rId8"/>
       <w:pgSz w:w="11906" w:h="16838"/>
-      <w:pgMar w:top="1134" w:right="850" w:bottom="1134" w:left="1701" w:header="708" w:footer="708" w:gutter="0"/>
-      <w:cols w:space="708"/>
-      <w:docGrid w:linePitch="360"/>
+      <w:pgMar w:top="851" w:right="851" w:bottom="851" w:left="1418" w:header="709" w:footer="709" w:gutter="0"/>
+      <w:pgNumType w:start="1"/>
+      <w:cols w:space="720"/>
     </w:sectPr>
   </w:body>
 </w:document>
+</file>
+
+<file path=word/endnotes.xml><?xml version="1.0" encoding="utf-8"?>
+<w:endnotes xmlns:wpc="http://schemas.microsoft.com/office/word/2010/wordprocessingCanvas" xmlns:cx="http://schemas.microsoft.com/office/drawing/2014/chartex" xmlns:cx1="http://schemas.microsoft.com/office/drawing/2015/9/8/chartex" xmlns:cx2="http://schemas.microsoft.com/office/drawing/2015/10/21/chartex" xmlns:cx3="http://schemas.microsoft.com/office/drawing/2016/5/9/chartex" xmlns:cx4="http://schemas.microsoft.com/office/drawing/2016/5/10/chartex" xmlns:cx5="http://schemas.microsoft.com/office/drawing/2016/5/11/chartex" xmlns:cx6="http://schemas.microsoft.com/office/drawing/2016/5/12/chartex" xmlns:cx7="http://schemas.microsoft.com/office/drawing/2016/5/13/chartex" xmlns:cx8="http://schemas.microsoft.com/office/drawing/2016/5/14/chartex" xmlns:mc="http://schemas.openxmlformats.org/markup-compatibility/2006" xmlns:aink="http://schemas.microsoft.com/office/drawing/2016/ink" xmlns:am3d="http://schemas.microsoft.com/office/drawing/2017/model3d" xmlns:o="urn:schemas-microsoft-com:office:office" xmlns:r="http://schemas.openxmlformats.org/officeDocument/2006/relationships" xmlns:m="http://schemas.openxmlformats.org/officeDocument/2006/math" xmlns:v="urn:schemas-microsoft-com:vml" xmlns:wp14="http://schemas.microsoft.com/office/word/2010/wordprocessingDrawing" xmlns:wp="http://schemas.openxmlformats.org/drawingml/2006/wordprocessingDrawing" xmlns:w10="urn:schemas-microsoft-com:office:word" xmlns:w="http://schemas.openxmlformats.org/wordprocessingml/2006/main" xmlns:w14="http://schemas.microsoft.com/office/word/2010/wordml" xmlns:w15="http://schemas.microsoft.com/office/word/2012/wordml" xmlns:w16cex="http://schemas.microsoft.com/office/word/2018/wordml/cex" xmlns:w16cid="http://schemas.microsoft.com/office/word/2016/wordml/cid" xmlns:w16="http://schemas.microsoft.com/office/word/2018/wordml" xmlns:w16se="http://schemas.microsoft.com/office/word/2015/wordml/symex" xmlns:wpg="http://schemas.microsoft.com/office/word/2010/wordprocessingGroup" xmlns:wpi="http://schemas.microsoft.com/office/word/2010/wordprocessingInk" xmlns:wne="http://schemas.microsoft.com/office/word/2006/wordml" xmlns:wps="http://schemas.microsoft.com/office/word/2010/wordprocessingShape" mc:Ignorable="w14 w15 w16se w16cid w16 w16cex wp14">
+  <w:endnote w:type="separator" w:id="-1">
+    <w:p>
+      <w:pPr>
+        <w:spacing w:line="240" w:lineRule="auto"/>
+      </w:pPr>
+      <w:r>
+        <w:separator/>
+      </w:r>
+    </w:p>
+  </w:endnote>
+  <w:endnote w:type="continuationSeparator" w:id="0">
+    <w:p>
+      <w:pPr>
+        <w:spacing w:line="240" w:lineRule="auto"/>
+      </w:pPr>
+      <w:r>
+        <w:continuationSeparator/>
+      </w:r>
+    </w:p>
+  </w:endnote>
+</w:endnotes>
+</file>
+
+<file path=word/footer1.xml><?xml version="1.0" encoding="utf-8"?>
+<w:ftr xmlns:wpc="http://schemas.microsoft.com/office/word/2010/wordprocessingCanvas" xmlns:cx="http://schemas.microsoft.com/office/drawing/2014/chartex" xmlns:cx1="http://schemas.microsoft.com/office/drawing/2015/9/8/chartex" xmlns:cx2="http://schemas.microsoft.com/office/drawing/2015/10/21/chartex" xmlns:cx3="http://schemas.microsoft.com/office/drawing/2016/5/9/chartex" xmlns:cx4="http://schemas.microsoft.com/office/drawing/2016/5/10/chartex" xmlns:cx5="http://schemas.microsoft.com/office/drawing/2016/5/11/chartex" xmlns:cx6="http://schemas.microsoft.com/office/drawing/2016/5/12/chartex" xmlns:cx7="http://schemas.microsoft.com/office/drawing/2016/5/13/chartex" xmlns:cx8="http://schemas.microsoft.com/office/drawing/2016/5/14/chartex" xmlns:mc="http://schemas.openxmlformats.org/markup-compatibility/2006" xmlns:aink="http://schemas.microsoft.com/office/drawing/2016/ink" xmlns:am3d="http://schemas.microsoft.com/office/drawing/2017/model3d" xmlns:o="urn:schemas-microsoft-com:office:office" xmlns:r="http://schemas.openxmlformats.org/officeDocument/2006/relationships" xmlns:m="http://schemas.openxmlformats.org/officeDocument/2006/math" xmlns:v="urn:schemas-microsoft-com:vml" xmlns:wp14="http://schemas.microsoft.com/office/word/2010/wordprocessingDrawing" xmlns:wp="http://schemas.openxmlformats.org/drawingml/2006/wordprocessingDrawing" xmlns:w10="urn:schemas-microsoft-com:office:word" xmlns:w="http://schemas.openxmlformats.org/wordprocessingml/2006/main" xmlns:w14="http://schemas.microsoft.com/office/word/2010/wordml" xmlns:w15="http://schemas.microsoft.com/office/word/2012/wordml" xmlns:w16cex="http://schemas.microsoft.com/office/word/2018/wordml/cex" xmlns:w16cid="http://schemas.microsoft.com/office/word/2016/wordml/cid" xmlns:w16="http://schemas.microsoft.com/office/word/2018/wordml" xmlns:w16se="http://schemas.microsoft.com/office/word/2015/wordml/symex" xmlns:wpg="http://schemas.microsoft.com/office/word/2010/wordprocessingGroup" xmlns:wpi="http://schemas.microsoft.com/office/word/2010/wordprocessingInk" xmlns:wne="http://schemas.microsoft.com/office/word/2006/wordml" xmlns:wps="http://schemas.microsoft.com/office/word/2010/wordprocessingShape" mc:Ignorable="w14 w15 w16se w16cid w16 w16cex wp14">
+  <w:sdt>
+    <w:sdtPr>
+      <w:id w:val="-48758270"/>
+      <w:docPartObj>
+        <w:docPartGallery w:val="Page Numbers (Bottom of Page)"/>
+        <w:docPartUnique/>
+      </w:docPartObj>
+    </w:sdtPr>
+    <w:sdtEndPr>
+      <w:rPr>
+        <w:rFonts w:ascii="Times New Roman" w:hAnsi="Times New Roman"/>
+        <w:sz w:val="18"/>
+        <w:szCs w:val="18"/>
+      </w:rPr>
+    </w:sdtEndPr>
+    <w:sdtContent>
+      <w:p>
+        <w:pPr>
+          <w:pStyle w:val="af6"/>
+          <w:jc w:val="right"/>
+          <w:rPr>
+            <w:rFonts w:ascii="Times New Roman" w:hAnsi="Times New Roman"/>
+            <w:sz w:val="18"/>
+            <w:szCs w:val="18"/>
+          </w:rPr>
+        </w:pPr>
+        <w:r>
+          <w:rPr>
+            <w:rFonts w:ascii="Times New Roman" w:hAnsi="Times New Roman"/>
+            <w:sz w:val="18"/>
+            <w:szCs w:val="18"/>
+          </w:rPr>
+          <w:fldChar w:fldCharType="begin"/>
+        </w:r>
+        <w:r>
+          <w:rPr>
+            <w:rFonts w:ascii="Times New Roman" w:hAnsi="Times New Roman"/>
+            <w:sz w:val="18"/>
+            <w:szCs w:val="18"/>
+          </w:rPr>
+          <w:instrText>PAGE   \* MERGEFORMAT</w:instrText>
+        </w:r>
+        <w:r>
+          <w:rPr>
+            <w:rFonts w:ascii="Times New Roman" w:hAnsi="Times New Roman"/>
+            <w:sz w:val="18"/>
+            <w:szCs w:val="18"/>
+          </w:rPr>
+          <w:fldChar w:fldCharType="separate"/>
+        </w:r>
+        <w:r>
+          <w:rPr>
+            <w:rFonts w:ascii="Times New Roman" w:hAnsi="Times New Roman"/>
+            <w:noProof/>
+            <w:sz w:val="18"/>
+            <w:szCs w:val="18"/>
+          </w:rPr>
+          <w:t>4</w:t>
+        </w:r>
+        <w:r>
+          <w:rPr>
+            <w:rFonts w:ascii="Times New Roman" w:hAnsi="Times New Roman"/>
+            <w:sz w:val="18"/>
+            <w:szCs w:val="18"/>
+          </w:rPr>
+          <w:fldChar w:fldCharType="end"/>
+        </w:r>
+      </w:p>
+    </w:sdtContent>
+  </w:sdt>
+  <w:p>
+    <w:pPr>
+      <w:pStyle w:val="ab"/>
+      <w:spacing w:line="12" w:lineRule="auto"/>
+      <w:ind w:left="0"/>
+      <w:rPr>
+        <w:sz w:val="2"/>
+      </w:rPr>
+    </w:pPr>
+  </w:p>
+</w:ftr>
+</file>
+
+<file path=word/footnotes.xml><?xml version="1.0" encoding="utf-8"?>
+<w:footnotes xmlns:wpc="http://schemas.microsoft.com/office/word/2010/wordprocessingCanvas" xmlns:cx="http://schemas.microsoft.com/office/drawing/2014/chartex" xmlns:cx1="http://schemas.microsoft.com/office/drawing/2015/9/8/chartex" xmlns:cx2="http://schemas.microsoft.com/office/drawing/2015/10/21/chartex" xmlns:cx3="http://schemas.microsoft.com/office/drawing/2016/5/9/chartex" xmlns:cx4="http://schemas.microsoft.com/office/drawing/2016/5/10/chartex" xmlns:cx5="http://schemas.microsoft.com/office/drawing/2016/5/11/chartex" xmlns:cx6="http://schemas.microsoft.com/office/drawing/2016/5/12/chartex" xmlns:cx7="http://schemas.microsoft.com/office/drawing/2016/5/13/chartex" xmlns:cx8="http://schemas.microsoft.com/office/drawing/2016/5/14/chartex" xmlns:mc="http://schemas.openxmlformats.org/markup-compatibility/2006" xmlns:aink="http://schemas.microsoft.com/office/drawing/2016/ink" xmlns:am3d="http://schemas.microsoft.com/office/drawing/2017/model3d" xmlns:o="urn:schemas-microsoft-com:office:office" xmlns:r="http://schemas.openxmlformats.org/officeDocument/2006/relationships" xmlns:m="http://schemas.openxmlformats.org/officeDocument/2006/math" xmlns:v="urn:schemas-microsoft-com:vml" xmlns:wp14="http://schemas.microsoft.com/office/word/2010/wordprocessingDrawing" xmlns:wp="http://schemas.openxmlformats.org/drawingml/2006/wordprocessingDrawing" xmlns:w10="urn:schemas-microsoft-com:office:word" xmlns:w="http://schemas.openxmlformats.org/wordprocessingml/2006/main" xmlns:w14="http://schemas.microsoft.com/office/word/2010/wordml" xmlns:w15="http://schemas.microsoft.com/office/word/2012/wordml" xmlns:w16cex="http://schemas.microsoft.com/office/word/2018/wordml/cex" xmlns:w16cid="http://schemas.microsoft.com/office/word/2016/wordml/cid" xmlns:w16="http://schemas.microsoft.com/office/word/2018/wordml" xmlns:w16se="http://schemas.microsoft.com/office/word/2015/wordml/symex" xmlns:wpg="http://schemas.microsoft.com/office/word/2010/wordprocessingGroup" xmlns:wpi="http://schemas.microsoft.com/office/word/2010/wordprocessingInk" xmlns:wne="http://schemas.microsoft.com/office/word/2006/wordml" xmlns:wps="http://schemas.microsoft.com/office/word/2010/wordprocessingShape" mc:Ignorable="w14 w15 w16se w16cid w16 w16cex wp14">
+  <w:footnote w:type="separator" w:id="-1">
+    <w:p>
+      <w:pPr>
+        <w:spacing w:after="0"/>
+      </w:pPr>
+      <w:r>
+        <w:separator/>
+      </w:r>
+    </w:p>
+  </w:footnote>
+  <w:footnote w:type="continuationSeparator" w:id="0">
+    <w:p>
+      <w:pPr>
+        <w:spacing w:after="0"/>
+      </w:pPr>
+      <w:r>
+        <w:continuationSeparator/>
+      </w:r>
+    </w:p>
+  </w:footnote>
+</w:footnotes>
 </file>
 
 <file path=word/numbering.xml><?xml version="1.0" encoding="utf-8"?>
@@ -6084,6 +10155,9 @@
       <w:pPr>
         <w:ind w:left="720" w:hanging="360"/>
       </w:pPr>
+      <w:rPr>
+        <w:rFonts w:hint="default"/>
+      </w:rPr>
     </w:lvl>
     <w:lvl w:ilvl="1" w:tplc="04190019">
       <w:start w:val="1"/>
@@ -6094,7 +10168,7 @@
         <w:ind w:left="1440" w:hanging="360"/>
       </w:pPr>
     </w:lvl>
-    <w:lvl w:ilvl="2" w:tplc="0419001B">
+    <w:lvl w:ilvl="2" w:tplc="0419001B" w:tentative="1">
       <w:start w:val="1"/>
       <w:numFmt w:val="lowerRoman"/>
       <w:lvlText w:val="%3."/>
@@ -6103,7 +10177,7 @@
         <w:ind w:left="2160" w:hanging="180"/>
       </w:pPr>
     </w:lvl>
-    <w:lvl w:ilvl="3" w:tplc="0419000F">
+    <w:lvl w:ilvl="3" w:tplc="0419000F" w:tentative="1">
       <w:start w:val="1"/>
       <w:numFmt w:val="decimal"/>
       <w:lvlText w:val="%4."/>
@@ -6112,7 +10186,7 @@
         <w:ind w:left="2880" w:hanging="360"/>
       </w:pPr>
     </w:lvl>
-    <w:lvl w:ilvl="4" w:tplc="04190019">
+    <w:lvl w:ilvl="4" w:tplc="04190019" w:tentative="1">
       <w:start w:val="1"/>
       <w:numFmt w:val="lowerLetter"/>
       <w:lvlText w:val="%5."/>
@@ -6121,7 +10195,7 @@
         <w:ind w:left="3600" w:hanging="360"/>
       </w:pPr>
     </w:lvl>
-    <w:lvl w:ilvl="5" w:tplc="0419001B">
+    <w:lvl w:ilvl="5" w:tplc="0419001B" w:tentative="1">
       <w:start w:val="1"/>
       <w:numFmt w:val="lowerRoman"/>
       <w:lvlText w:val="%6."/>
@@ -6130,7 +10204,7 @@
         <w:ind w:left="4320" w:hanging="180"/>
       </w:pPr>
     </w:lvl>
-    <w:lvl w:ilvl="6" w:tplc="0419000F">
+    <w:lvl w:ilvl="6" w:tplc="0419000F" w:tentative="1">
       <w:start w:val="1"/>
       <w:numFmt w:val="decimal"/>
       <w:lvlText w:val="%7."/>
@@ -6139,7 +10213,7 @@
         <w:ind w:left="5040" w:hanging="360"/>
       </w:pPr>
     </w:lvl>
-    <w:lvl w:ilvl="7" w:tplc="04190019">
+    <w:lvl w:ilvl="7" w:tplc="04190019" w:tentative="1">
       <w:start w:val="1"/>
       <w:numFmt w:val="lowerLetter"/>
       <w:lvlText w:val="%8."/>
@@ -6148,7 +10222,7 @@
         <w:ind w:left="5760" w:hanging="360"/>
       </w:pPr>
     </w:lvl>
-    <w:lvl w:ilvl="8" w:tplc="0419001B">
+    <w:lvl w:ilvl="8" w:tplc="0419001B" w:tentative="1">
       <w:start w:val="1"/>
       <w:numFmt w:val="lowerRoman"/>
       <w:lvlText w:val="%9."/>
@@ -6159,6 +10233,208 @@
     </w:lvl>
   </w:abstractNum>
   <w:abstractNum w:abstractNumId="1" w15:restartNumberingAfterBreak="0">
+    <w:nsid w:val="3CCB685E"/>
+    <w:multiLevelType w:val="hybridMultilevel"/>
+    <w:tmpl w:val="F356CA84"/>
+    <w:lvl w:ilvl="0" w:tplc="0419000F">
+      <w:start w:val="4"/>
+      <w:numFmt w:val="decimal"/>
+      <w:lvlText w:val="%1."/>
+      <w:lvlJc w:val="left"/>
+      <w:pPr>
+        <w:ind w:left="720" w:hanging="360"/>
+      </w:pPr>
+      <w:rPr>
+        <w:rFonts w:hint="default"/>
+      </w:rPr>
+    </w:lvl>
+    <w:lvl w:ilvl="1" w:tplc="04190019" w:tentative="1">
+      <w:start w:val="1"/>
+      <w:numFmt w:val="lowerLetter"/>
+      <w:lvlText w:val="%2."/>
+      <w:lvlJc w:val="left"/>
+      <w:pPr>
+        <w:ind w:left="1440" w:hanging="360"/>
+      </w:pPr>
+    </w:lvl>
+    <w:lvl w:ilvl="2" w:tplc="0419001B" w:tentative="1">
+      <w:start w:val="1"/>
+      <w:numFmt w:val="lowerRoman"/>
+      <w:lvlText w:val="%3."/>
+      <w:lvlJc w:val="right"/>
+      <w:pPr>
+        <w:ind w:left="2160" w:hanging="180"/>
+      </w:pPr>
+    </w:lvl>
+    <w:lvl w:ilvl="3" w:tplc="0419000F" w:tentative="1">
+      <w:start w:val="1"/>
+      <w:numFmt w:val="decimal"/>
+      <w:lvlText w:val="%4."/>
+      <w:lvlJc w:val="left"/>
+      <w:pPr>
+        <w:ind w:left="2880" w:hanging="360"/>
+      </w:pPr>
+    </w:lvl>
+    <w:lvl w:ilvl="4" w:tplc="04190019" w:tentative="1">
+      <w:start w:val="1"/>
+      <w:numFmt w:val="lowerLetter"/>
+      <w:lvlText w:val="%5."/>
+      <w:lvlJc w:val="left"/>
+      <w:pPr>
+        <w:ind w:left="3600" w:hanging="360"/>
+      </w:pPr>
+    </w:lvl>
+    <w:lvl w:ilvl="5" w:tplc="0419001B" w:tentative="1">
+      <w:start w:val="1"/>
+      <w:numFmt w:val="lowerRoman"/>
+      <w:lvlText w:val="%6."/>
+      <w:lvlJc w:val="right"/>
+      <w:pPr>
+        <w:ind w:left="4320" w:hanging="180"/>
+      </w:pPr>
+    </w:lvl>
+    <w:lvl w:ilvl="6" w:tplc="0419000F" w:tentative="1">
+      <w:start w:val="1"/>
+      <w:numFmt w:val="decimal"/>
+      <w:lvlText w:val="%7."/>
+      <w:lvlJc w:val="left"/>
+      <w:pPr>
+        <w:ind w:left="5040" w:hanging="360"/>
+      </w:pPr>
+    </w:lvl>
+    <w:lvl w:ilvl="7" w:tplc="04190019" w:tentative="1">
+      <w:start w:val="1"/>
+      <w:numFmt w:val="lowerLetter"/>
+      <w:lvlText w:val="%8."/>
+      <w:lvlJc w:val="left"/>
+      <w:pPr>
+        <w:ind w:left="5760" w:hanging="360"/>
+      </w:pPr>
+    </w:lvl>
+    <w:lvl w:ilvl="8" w:tplc="0419001B" w:tentative="1">
+      <w:start w:val="1"/>
+      <w:numFmt w:val="lowerRoman"/>
+      <w:lvlText w:val="%9."/>
+      <w:lvlJc w:val="right"/>
+      <w:pPr>
+        <w:ind w:left="6480" w:hanging="180"/>
+      </w:pPr>
+    </w:lvl>
+  </w:abstractNum>
+  <w:abstractNum w:abstractNumId="2" w15:restartNumberingAfterBreak="0">
+    <w:nsid w:val="59926DAE"/>
+    <w:multiLevelType w:val="multilevel"/>
+    <w:tmpl w:val="D08E5F98"/>
+    <w:lvl w:ilvl="0">
+      <w:start w:val="7"/>
+      <w:numFmt w:val="decimal"/>
+      <w:lvlText w:val="%1."/>
+      <w:lvlJc w:val="left"/>
+      <w:pPr>
+        <w:ind w:left="360" w:hanging="360"/>
+      </w:pPr>
+      <w:rPr>
+        <w:rFonts w:hint="default"/>
+      </w:rPr>
+    </w:lvl>
+    <w:lvl w:ilvl="1">
+      <w:start w:val="1"/>
+      <w:numFmt w:val="decimal"/>
+      <w:lvlText w:val="%1.%2."/>
+      <w:lvlJc w:val="left"/>
+      <w:pPr>
+        <w:ind w:left="1440" w:hanging="360"/>
+      </w:pPr>
+      <w:rPr>
+        <w:rFonts w:hint="default"/>
+      </w:rPr>
+    </w:lvl>
+    <w:lvl w:ilvl="2">
+      <w:start w:val="1"/>
+      <w:numFmt w:val="decimal"/>
+      <w:lvlText w:val="%1.%2.%3."/>
+      <w:lvlJc w:val="left"/>
+      <w:pPr>
+        <w:ind w:left="2880" w:hanging="720"/>
+      </w:pPr>
+      <w:rPr>
+        <w:rFonts w:hint="default"/>
+      </w:rPr>
+    </w:lvl>
+    <w:lvl w:ilvl="3">
+      <w:start w:val="1"/>
+      <w:numFmt w:val="decimal"/>
+      <w:lvlText w:val="%1.%2.%3.%4."/>
+      <w:lvlJc w:val="left"/>
+      <w:pPr>
+        <w:ind w:left="3960" w:hanging="720"/>
+      </w:pPr>
+      <w:rPr>
+        <w:rFonts w:hint="default"/>
+      </w:rPr>
+    </w:lvl>
+    <w:lvl w:ilvl="4">
+      <w:start w:val="1"/>
+      <w:numFmt w:val="decimal"/>
+      <w:lvlText w:val="%1.%2.%3.%4.%5."/>
+      <w:lvlJc w:val="left"/>
+      <w:pPr>
+        <w:ind w:left="5400" w:hanging="1080"/>
+      </w:pPr>
+      <w:rPr>
+        <w:rFonts w:hint="default"/>
+      </w:rPr>
+    </w:lvl>
+    <w:lvl w:ilvl="5">
+      <w:start w:val="1"/>
+      <w:numFmt w:val="decimal"/>
+      <w:lvlText w:val="%1.%2.%3.%4.%5.%6."/>
+      <w:lvlJc w:val="left"/>
+      <w:pPr>
+        <w:ind w:left="6480" w:hanging="1080"/>
+      </w:pPr>
+      <w:rPr>
+        <w:rFonts w:hint="default"/>
+      </w:rPr>
+    </w:lvl>
+    <w:lvl w:ilvl="6">
+      <w:start w:val="1"/>
+      <w:numFmt w:val="decimal"/>
+      <w:lvlText w:val="%1.%2.%3.%4.%5.%6.%7."/>
+      <w:lvlJc w:val="left"/>
+      <w:pPr>
+        <w:ind w:left="7920" w:hanging="1440"/>
+      </w:pPr>
+      <w:rPr>
+        <w:rFonts w:hint="default"/>
+      </w:rPr>
+    </w:lvl>
+    <w:lvl w:ilvl="7">
+      <w:start w:val="1"/>
+      <w:numFmt w:val="decimal"/>
+      <w:lvlText w:val="%1.%2.%3.%4.%5.%6.%7.%8."/>
+      <w:lvlJc w:val="left"/>
+      <w:pPr>
+        <w:ind w:left="9000" w:hanging="1440"/>
+      </w:pPr>
+      <w:rPr>
+        <w:rFonts w:hint="default"/>
+      </w:rPr>
+    </w:lvl>
+    <w:lvl w:ilvl="8">
+      <w:start w:val="1"/>
+      <w:numFmt w:val="decimal"/>
+      <w:lvlText w:val="%1.%2.%3.%4.%5.%6.%7.%8.%9."/>
+      <w:lvlJc w:val="left"/>
+      <w:pPr>
+        <w:ind w:left="10440" w:hanging="1800"/>
+      </w:pPr>
+      <w:rPr>
+        <w:rFonts w:hint="default"/>
+      </w:rPr>
+    </w:lvl>
+  </w:abstractNum>
+  <w:abstractNum w:abstractNumId="3" w15:restartNumberingAfterBreak="0">
     <w:nsid w:val="61C50ADC"/>
     <w:multiLevelType w:val="multilevel"/>
     <w:tmpl w:val="829AF3B0"/>
@@ -6170,6 +10446,9 @@
       <w:pPr>
         <w:ind w:left="360" w:hanging="360"/>
       </w:pPr>
+      <w:rPr>
+        <w:rFonts w:hint="default"/>
+      </w:rPr>
     </w:lvl>
     <w:lvl w:ilvl="1">
       <w:start w:val="1"/>
@@ -6179,6 +10458,9 @@
       <w:pPr>
         <w:ind w:left="360" w:hanging="360"/>
       </w:pPr>
+      <w:rPr>
+        <w:rFonts w:hint="default"/>
+      </w:rPr>
     </w:lvl>
     <w:lvl w:ilvl="2">
       <w:start w:val="1"/>
@@ -6188,6 +10470,9 @@
       <w:pPr>
         <w:ind w:left="720" w:hanging="720"/>
       </w:pPr>
+      <w:rPr>
+        <w:rFonts w:hint="default"/>
+      </w:rPr>
     </w:lvl>
     <w:lvl w:ilvl="3">
       <w:start w:val="1"/>
@@ -6197,6 +10482,9 @@
       <w:pPr>
         <w:ind w:left="720" w:hanging="720"/>
       </w:pPr>
+      <w:rPr>
+        <w:rFonts w:hint="default"/>
+      </w:rPr>
     </w:lvl>
     <w:lvl w:ilvl="4">
       <w:start w:val="1"/>
@@ -6206,6 +10494,9 @@
       <w:pPr>
         <w:ind w:left="1080" w:hanging="1080"/>
       </w:pPr>
+      <w:rPr>
+        <w:rFonts w:hint="default"/>
+      </w:rPr>
     </w:lvl>
     <w:lvl w:ilvl="5">
       <w:start w:val="1"/>
@@ -6215,6 +10506,9 @@
       <w:pPr>
         <w:ind w:left="1080" w:hanging="1080"/>
       </w:pPr>
+      <w:rPr>
+        <w:rFonts w:hint="default"/>
+      </w:rPr>
     </w:lvl>
     <w:lvl w:ilvl="6">
       <w:start w:val="1"/>
@@ -6224,6 +10518,9 @@
       <w:pPr>
         <w:ind w:left="1440" w:hanging="1440"/>
       </w:pPr>
+      <w:rPr>
+        <w:rFonts w:hint="default"/>
+      </w:rPr>
     </w:lvl>
     <w:lvl w:ilvl="7">
       <w:start w:val="1"/>
@@ -6233,6 +10530,9 @@
       <w:pPr>
         <w:ind w:left="1440" w:hanging="1440"/>
       </w:pPr>
+      <w:rPr>
+        <w:rFonts w:hint="default"/>
+      </w:rPr>
     </w:lvl>
     <w:lvl w:ilvl="8">
       <w:start w:val="1"/>
@@ -6242,9 +10542,12 @@
       <w:pPr>
         <w:ind w:left="1800" w:hanging="1800"/>
       </w:pPr>
+      <w:rPr>
+        <w:rFonts w:hint="default"/>
+      </w:rPr>
     </w:lvl>
   </w:abstractNum>
-  <w:abstractNum w:abstractNumId="2" w15:restartNumberingAfterBreak="0">
+  <w:abstractNum w:abstractNumId="4" w15:restartNumberingAfterBreak="0">
     <w:nsid w:val="69F827AB"/>
     <w:multiLevelType w:val="multilevel"/>
     <w:tmpl w:val="69F827AB"/>
@@ -6257,10 +10560,7 @@
         <w:ind w:left="360" w:hanging="360"/>
       </w:pPr>
       <w:rPr>
-        <w:strike w:val="0"/>
-        <w:dstrike w:val="0"/>
         <w:u w:val="none"/>
-        <w:effect w:val="none"/>
       </w:rPr>
     </w:lvl>
     <w:lvl w:ilvl="1">
@@ -6273,10 +10573,7 @@
       </w:pPr>
       <w:rPr>
         <w:rFonts w:ascii="Times New Roman" w:hAnsi="Times New Roman"/>
-        <w:strike w:val="0"/>
-        <w:dstrike w:val="0"/>
         <w:u w:val="none"/>
-        <w:effect w:val="none"/>
       </w:rPr>
     </w:lvl>
     <w:lvl w:ilvl="2">
@@ -6288,10 +10585,7 @@
         <w:ind w:left="720" w:hanging="720"/>
       </w:pPr>
       <w:rPr>
-        <w:strike w:val="0"/>
-        <w:dstrike w:val="0"/>
         <w:u w:val="none"/>
-        <w:effect w:val="none"/>
       </w:rPr>
     </w:lvl>
     <w:lvl w:ilvl="3">
@@ -6303,10 +10597,7 @@
         <w:ind w:left="720" w:hanging="720"/>
       </w:pPr>
       <w:rPr>
-        <w:strike w:val="0"/>
-        <w:dstrike w:val="0"/>
         <w:u w:val="none"/>
-        <w:effect w:val="none"/>
       </w:rPr>
     </w:lvl>
     <w:lvl w:ilvl="4">
@@ -6318,10 +10609,7 @@
         <w:ind w:left="1080" w:hanging="1080"/>
       </w:pPr>
       <w:rPr>
-        <w:strike w:val="0"/>
-        <w:dstrike w:val="0"/>
         <w:u w:val="none"/>
-        <w:effect w:val="none"/>
       </w:rPr>
     </w:lvl>
     <w:lvl w:ilvl="5">
@@ -6333,10 +10621,7 @@
         <w:ind w:left="1080" w:hanging="1080"/>
       </w:pPr>
       <w:rPr>
-        <w:strike w:val="0"/>
-        <w:dstrike w:val="0"/>
         <w:u w:val="none"/>
-        <w:effect w:val="none"/>
       </w:rPr>
     </w:lvl>
     <w:lvl w:ilvl="6">
@@ -6348,10 +10633,7 @@
         <w:ind w:left="1080" w:hanging="1080"/>
       </w:pPr>
       <w:rPr>
-        <w:strike w:val="0"/>
-        <w:dstrike w:val="0"/>
         <w:u w:val="none"/>
-        <w:effect w:val="none"/>
       </w:rPr>
     </w:lvl>
     <w:lvl w:ilvl="7">
@@ -6363,10 +10645,7 @@
         <w:ind w:left="1440" w:hanging="1440"/>
       </w:pPr>
       <w:rPr>
-        <w:strike w:val="0"/>
-        <w:dstrike w:val="0"/>
         <w:u w:val="none"/>
-        <w:effect w:val="none"/>
       </w:rPr>
     </w:lvl>
     <w:lvl w:ilvl="8">
@@ -6378,102 +10657,24 @@
         <w:ind w:left="1440" w:hanging="1440"/>
       </w:pPr>
       <w:rPr>
-        <w:strike w:val="0"/>
-        <w:dstrike w:val="0"/>
         <w:u w:val="none"/>
-        <w:effect w:val="none"/>
       </w:rPr>
     </w:lvl>
   </w:abstractNum>
   <w:num w:numId="1">
-    <w:abstractNumId w:val="2"/>
-    <w:lvlOverride w:ilvl="0">
-      <w:startOverride w:val="1"/>
-    </w:lvlOverride>
-    <w:lvlOverride w:ilvl="1">
-      <w:startOverride w:val="1"/>
-    </w:lvlOverride>
-    <w:lvlOverride w:ilvl="2">
-      <w:startOverride w:val="1"/>
-    </w:lvlOverride>
-    <w:lvlOverride w:ilvl="3">
-      <w:startOverride w:val="1"/>
-    </w:lvlOverride>
-    <w:lvlOverride w:ilvl="4">
-      <w:startOverride w:val="1"/>
-    </w:lvlOverride>
-    <w:lvlOverride w:ilvl="5">
-      <w:startOverride w:val="1"/>
-    </w:lvlOverride>
-    <w:lvlOverride w:ilvl="6">
-      <w:startOverride w:val="1"/>
-    </w:lvlOverride>
-    <w:lvlOverride w:ilvl="7">
-      <w:startOverride w:val="1"/>
-    </w:lvlOverride>
-    <w:lvlOverride w:ilvl="8">
-      <w:startOverride w:val="1"/>
-    </w:lvlOverride>
+    <w:abstractNumId w:val="4"/>
   </w:num>
   <w:num w:numId="2">
     <w:abstractNumId w:val="0"/>
-    <w:lvlOverride w:ilvl="0">
-      <w:startOverride w:val="4"/>
-    </w:lvlOverride>
-    <w:lvlOverride w:ilvl="1">
-      <w:startOverride w:val="1"/>
-    </w:lvlOverride>
-    <w:lvlOverride w:ilvl="2">
-      <w:startOverride w:val="1"/>
-    </w:lvlOverride>
-    <w:lvlOverride w:ilvl="3">
-      <w:startOverride w:val="1"/>
-    </w:lvlOverride>
-    <w:lvlOverride w:ilvl="4">
-      <w:startOverride w:val="1"/>
-    </w:lvlOverride>
-    <w:lvlOverride w:ilvl="5">
-      <w:startOverride w:val="1"/>
-    </w:lvlOverride>
-    <w:lvlOverride w:ilvl="6">
-      <w:startOverride w:val="1"/>
-    </w:lvlOverride>
-    <w:lvlOverride w:ilvl="7">
-      <w:startOverride w:val="1"/>
-    </w:lvlOverride>
-    <w:lvlOverride w:ilvl="8">
-      <w:startOverride w:val="1"/>
-    </w:lvlOverride>
   </w:num>
   <w:num w:numId="3">
+    <w:abstractNumId w:val="3"/>
+  </w:num>
+  <w:num w:numId="4">
+    <w:abstractNumId w:val="2"/>
+  </w:num>
+  <w:num w:numId="5">
     <w:abstractNumId w:val="1"/>
-    <w:lvlOverride w:ilvl="0">
-      <w:startOverride w:val="4"/>
-    </w:lvlOverride>
-    <w:lvlOverride w:ilvl="1">
-      <w:startOverride w:val="1"/>
-    </w:lvlOverride>
-    <w:lvlOverride w:ilvl="2">
-      <w:startOverride w:val="1"/>
-    </w:lvlOverride>
-    <w:lvlOverride w:ilvl="3">
-      <w:startOverride w:val="1"/>
-    </w:lvlOverride>
-    <w:lvlOverride w:ilvl="4">
-      <w:startOverride w:val="1"/>
-    </w:lvlOverride>
-    <w:lvlOverride w:ilvl="5">
-      <w:startOverride w:val="1"/>
-    </w:lvlOverride>
-    <w:lvlOverride w:ilvl="6">
-      <w:startOverride w:val="1"/>
-    </w:lvlOverride>
-    <w:lvlOverride w:ilvl="7">
-      <w:startOverride w:val="1"/>
-    </w:lvlOverride>
-    <w:lvlOverride w:ilvl="8">
-      <w:startOverride w:val="1"/>
-    </w:lvlOverride>
   </w:num>
 </w:numbering>
 </file>
@@ -6483,25 +10684,19 @@
   <w:docDefaults>
     <w:rPrDefault>
       <w:rPr>
-        <w:rFonts w:asciiTheme="minorHAnsi" w:eastAsiaTheme="minorHAnsi" w:hAnsiTheme="minorHAnsi" w:cstheme="minorBidi"/>
-        <w:sz w:val="22"/>
-        <w:szCs w:val="22"/>
-        <w:lang w:val="ru-RU" w:eastAsia="en-US" w:bidi="ar-SA"/>
+        <w:rFonts w:asciiTheme="minorHAnsi" w:eastAsia="Times New Roman" w:hAnsiTheme="minorHAnsi" w:cs="Times New Roman"/>
+        <w:lang w:val="ru-RU" w:eastAsia="ru-RU" w:bidi="ar-SA"/>
       </w:rPr>
     </w:rPrDefault>
-    <w:pPrDefault>
-      <w:pPr>
-        <w:spacing w:after="160" w:line="259" w:lineRule="auto"/>
-      </w:pPr>
-    </w:pPrDefault>
+    <w:pPrDefault/>
   </w:docDefaults>
   <w:latentStyles w:defLockedState="0" w:defUIPriority="99" w:defSemiHidden="0" w:defUnhideWhenUsed="0" w:defQFormat="0" w:count="376">
     <w:lsdException w:name="Normal" w:uiPriority="0" w:qFormat="1"/>
     <w:lsdException w:name="heading 1" w:uiPriority="9" w:qFormat="1"/>
-    <w:lsdException w:name="heading 2" w:semiHidden="1" w:uiPriority="9" w:unhideWhenUsed="1" w:qFormat="1"/>
-    <w:lsdException w:name="heading 3" w:semiHidden="1" w:uiPriority="9" w:unhideWhenUsed="1" w:qFormat="1"/>
-    <w:lsdException w:name="heading 4" w:semiHidden="1" w:uiPriority="9" w:unhideWhenUsed="1" w:qFormat="1"/>
-    <w:lsdException w:name="heading 5" w:semiHidden="1" w:uiPriority="9" w:unhideWhenUsed="1" w:qFormat="1"/>
+    <w:lsdException w:name="heading 2" w:uiPriority="9" w:qFormat="1"/>
+    <w:lsdException w:name="heading 3" w:uiPriority="9" w:qFormat="1"/>
+    <w:lsdException w:name="heading 4" w:uiPriority="9" w:qFormat="1"/>
+    <w:lsdException w:name="heading 5" w:uiPriority="9" w:qFormat="1"/>
     <w:lsdException w:name="heading 6" w:semiHidden="1" w:uiPriority="9" w:unhideWhenUsed="1" w:qFormat="1"/>
     <w:lsdException w:name="heading 7" w:semiHidden="1" w:uiPriority="9" w:unhideWhenUsed="1" w:qFormat="1"/>
     <w:lsdException w:name="heading 8" w:semiHidden="1" w:uiPriority="9" w:unhideWhenUsed="1" w:qFormat="1"/>
@@ -6515,18 +10710,18 @@
     <w:lsdException w:name="index 7" w:semiHidden="1" w:unhideWhenUsed="1"/>
     <w:lsdException w:name="index 8" w:semiHidden="1" w:unhideWhenUsed="1"/>
     <w:lsdException w:name="index 9" w:semiHidden="1" w:unhideWhenUsed="1"/>
-    <w:lsdException w:name="toc 1" w:semiHidden="1" w:uiPriority="39" w:unhideWhenUsed="1"/>
-    <w:lsdException w:name="toc 2" w:semiHidden="1" w:uiPriority="39" w:unhideWhenUsed="1"/>
-    <w:lsdException w:name="toc 3" w:semiHidden="1" w:uiPriority="39" w:unhideWhenUsed="1"/>
-    <w:lsdException w:name="toc 4" w:semiHidden="1" w:uiPriority="39" w:unhideWhenUsed="1"/>
-    <w:lsdException w:name="toc 5" w:semiHidden="1" w:uiPriority="39" w:unhideWhenUsed="1"/>
-    <w:lsdException w:name="toc 6" w:semiHidden="1" w:uiPriority="39" w:unhideWhenUsed="1"/>
-    <w:lsdException w:name="toc 7" w:semiHidden="1" w:uiPriority="39" w:unhideWhenUsed="1"/>
-    <w:lsdException w:name="toc 8" w:semiHidden="1" w:uiPriority="39" w:unhideWhenUsed="1"/>
-    <w:lsdException w:name="toc 9" w:semiHidden="1" w:uiPriority="39" w:unhideWhenUsed="1"/>
+    <w:lsdException w:name="toc 1" w:uiPriority="39" w:qFormat="1"/>
+    <w:lsdException w:name="toc 2" w:uiPriority="39" w:qFormat="1"/>
+    <w:lsdException w:name="toc 3" w:uiPriority="39" w:qFormat="1"/>
+    <w:lsdException w:name="toc 4" w:uiPriority="39" w:qFormat="1"/>
+    <w:lsdException w:name="toc 5" w:uiPriority="39" w:qFormat="1"/>
+    <w:lsdException w:name="toc 6" w:uiPriority="39" w:qFormat="1"/>
+    <w:lsdException w:name="toc 7" w:uiPriority="39" w:qFormat="1"/>
+    <w:lsdException w:name="toc 8" w:uiPriority="39" w:qFormat="1"/>
+    <w:lsdException w:name="toc 9" w:uiPriority="39" w:qFormat="1"/>
     <w:lsdException w:name="Normal Indent" w:semiHidden="1" w:unhideWhenUsed="1"/>
     <w:lsdException w:name="footnote text" w:semiHidden="1" w:unhideWhenUsed="1"/>
-    <w:lsdException w:name="annotation text" w:semiHidden="1" w:unhideWhenUsed="1"/>
+    <w:lsdException w:name="annotation text" w:uiPriority="0" w:qFormat="1"/>
     <w:lsdException w:name="header" w:semiHidden="1" w:unhideWhenUsed="1"/>
     <w:lsdException w:name="footer" w:semiHidden="1" w:unhideWhenUsed="1"/>
     <w:lsdException w:name="index heading" w:semiHidden="1" w:unhideWhenUsed="1"/>
@@ -6535,7 +10730,7 @@
     <w:lsdException w:name="envelope address" w:semiHidden="1" w:unhideWhenUsed="1"/>
     <w:lsdException w:name="envelope return" w:semiHidden="1" w:unhideWhenUsed="1"/>
     <w:lsdException w:name="footnote reference" w:semiHidden="1" w:unhideWhenUsed="1"/>
-    <w:lsdException w:name="annotation reference" w:semiHidden="1" w:unhideWhenUsed="1"/>
+    <w:lsdException w:name="annotation reference" w:uiPriority="0" w:qFormat="1"/>
     <w:lsdException w:name="line number" w:semiHidden="1" w:unhideWhenUsed="1"/>
     <w:lsdException w:name="page number" w:semiHidden="1" w:unhideWhenUsed="1"/>
     <w:lsdException w:name="endnote reference" w:semiHidden="1" w:unhideWhenUsed="1"/>
@@ -6561,8 +10756,8 @@
     <w:lsdException w:name="Title" w:uiPriority="10" w:qFormat="1"/>
     <w:lsdException w:name="Closing" w:semiHidden="1" w:unhideWhenUsed="1"/>
     <w:lsdException w:name="Signature" w:semiHidden="1" w:unhideWhenUsed="1"/>
-    <w:lsdException w:name="Default Paragraph Font" w:semiHidden="1" w:uiPriority="1" w:unhideWhenUsed="1"/>
-    <w:lsdException w:name="Body Text" w:semiHidden="1" w:unhideWhenUsed="1" w:qFormat="1"/>
+    <w:lsdException w:name="Default Paragraph Font" w:semiHidden="1" w:uiPriority="1" w:unhideWhenUsed="1" w:qFormat="1"/>
+    <w:lsdException w:name="Body Text" w:uiPriority="0" w:qFormat="1"/>
     <w:lsdException w:name="Body Text Indent" w:semiHidden="1" w:unhideWhenUsed="1"/>
     <w:lsdException w:name="List Continue" w:semiHidden="1" w:unhideWhenUsed="1"/>
     <w:lsdException w:name="List Continue 2" w:semiHidden="1" w:unhideWhenUsed="1"/>
@@ -6581,7 +10776,7 @@
     <w:lsdException w:name="Body Text Indent 2" w:semiHidden="1" w:unhideWhenUsed="1"/>
     <w:lsdException w:name="Body Text Indent 3" w:semiHidden="1" w:unhideWhenUsed="1"/>
     <w:lsdException w:name="Block Text" w:semiHidden="1" w:unhideWhenUsed="1"/>
-    <w:lsdException w:name="Hyperlink" w:semiHidden="1" w:unhideWhenUsed="1"/>
+    <w:lsdException w:name="Hyperlink" w:uiPriority="0" w:qFormat="1"/>
     <w:lsdException w:name="FollowedHyperlink" w:semiHidden="1" w:unhideWhenUsed="1"/>
     <w:lsdException w:name="Strong" w:uiPriority="22" w:qFormat="1"/>
     <w:lsdException w:name="Emphasis" w:uiPriority="20" w:qFormat="1"/>
@@ -6601,8 +10796,8 @@
     <w:lsdException w:name="HTML Sample" w:semiHidden="1" w:unhideWhenUsed="1"/>
     <w:lsdException w:name="HTML Typewriter" w:semiHidden="1" w:unhideWhenUsed="1"/>
     <w:lsdException w:name="HTML Variable" w:semiHidden="1" w:unhideWhenUsed="1"/>
-    <w:lsdException w:name="Normal Table" w:semiHidden="1" w:unhideWhenUsed="1"/>
-    <w:lsdException w:name="annotation subject" w:semiHidden="1" w:unhideWhenUsed="1"/>
+    <w:lsdException w:name="Normal Table" w:semiHidden="1" w:unhideWhenUsed="1" w:qFormat="1"/>
+    <w:lsdException w:name="annotation subject" w:semiHidden="1" w:uiPriority="0" w:unhideWhenUsed="1" w:qFormat="1"/>
     <w:lsdException w:name="No List" w:semiHidden="1" w:unhideWhenUsed="1"/>
     <w:lsdException w:name="Outline List 1" w:semiHidden="1" w:unhideWhenUsed="1"/>
     <w:lsdException w:name="Outline List 2" w:semiHidden="1" w:unhideWhenUsed="1"/>
@@ -6649,113 +10844,110 @@
     <w:lsdException w:name="Table Web 1" w:semiHidden="1" w:unhideWhenUsed="1"/>
     <w:lsdException w:name="Table Web 2" w:semiHidden="1" w:unhideWhenUsed="1"/>
     <w:lsdException w:name="Table Web 3" w:semiHidden="1" w:unhideWhenUsed="1"/>
-    <w:lsdException w:name="Balloon Text" w:semiHidden="1" w:unhideWhenUsed="1"/>
+    <w:lsdException w:name="Balloon Text" w:semiHidden="1" w:uiPriority="0" w:unhideWhenUsed="1" w:qFormat="1"/>
     <w:lsdException w:name="Table Grid" w:uiPriority="0" w:qFormat="1"/>
     <w:lsdException w:name="Table Theme" w:semiHidden="1" w:unhideWhenUsed="1"/>
     <w:lsdException w:name="Placeholder Text" w:semiHidden="1"/>
-    <w:lsdException w:name="No Spacing" w:uiPriority="1" w:qFormat="1"/>
-    <w:lsdException w:name="Light Shading" w:uiPriority="60"/>
-    <w:lsdException w:name="Light List" w:uiPriority="61"/>
-    <w:lsdException w:name="Light Grid" w:uiPriority="62"/>
-    <w:lsdException w:name="Medium Shading 1" w:uiPriority="63"/>
-    <w:lsdException w:name="Medium Shading 2" w:uiPriority="64"/>
-    <w:lsdException w:name="Medium List 1" w:uiPriority="65"/>
-    <w:lsdException w:name="Medium List 2" w:uiPriority="66"/>
-    <w:lsdException w:name="Medium Grid 1" w:uiPriority="67"/>
-    <w:lsdException w:name="Medium Grid 2" w:uiPriority="68"/>
-    <w:lsdException w:name="Medium Grid 3" w:uiPriority="69"/>
-    <w:lsdException w:name="Dark List" w:uiPriority="70"/>
-    <w:lsdException w:name="Colorful Shading" w:uiPriority="71"/>
-    <w:lsdException w:name="Colorful List" w:uiPriority="72"/>
-    <w:lsdException w:name="Colorful Grid" w:uiPriority="73"/>
-    <w:lsdException w:name="Light Shading Accent 1" w:uiPriority="60"/>
-    <w:lsdException w:name="Light List Accent 1" w:uiPriority="61"/>
-    <w:lsdException w:name="Light Grid Accent 1" w:uiPriority="62"/>
-    <w:lsdException w:name="Medium Shading 1 Accent 1" w:uiPriority="63"/>
-    <w:lsdException w:name="Medium Shading 2 Accent 1" w:uiPriority="64"/>
-    <w:lsdException w:name="Medium List 1 Accent 1" w:uiPriority="65"/>
+    <w:lsdException w:name="Light Shading"/>
+    <w:lsdException w:name="Light List"/>
+    <w:lsdException w:name="Light Grid"/>
+    <w:lsdException w:name="Medium Shading 1"/>
+    <w:lsdException w:name="Medium Shading 2"/>
+    <w:lsdException w:name="Medium List 1"/>
+    <w:lsdException w:name="Medium List 2"/>
+    <w:lsdException w:name="Medium Grid 1"/>
+    <w:lsdException w:name="Medium Grid 2"/>
+    <w:lsdException w:name="Medium Grid 3"/>
+    <w:lsdException w:name="Dark List"/>
+    <w:lsdException w:name="Colorful Shading"/>
+    <w:lsdException w:name="Colorful List"/>
+    <w:lsdException w:name="Colorful Grid"/>
+    <w:lsdException w:name="Light Shading Accent 1"/>
+    <w:lsdException w:name="Light List Accent 1"/>
+    <w:lsdException w:name="Light Grid Accent 1"/>
+    <w:lsdException w:name="Medium Shading 1 Accent 1"/>
+    <w:lsdException w:name="Medium Shading 2 Accent 1"/>
+    <w:lsdException w:name="Medium List 1 Accent 1"/>
     <w:lsdException w:name="Revision" w:semiHidden="1"/>
     <w:lsdException w:name="List Paragraph" w:uiPriority="0" w:qFormat="1"/>
-    <w:lsdException w:name="Quote" w:uiPriority="29" w:qFormat="1"/>
-    <w:lsdException w:name="Intense Quote" w:uiPriority="30" w:qFormat="1"/>
-    <w:lsdException w:name="Medium List 2 Accent 1" w:uiPriority="66"/>
-    <w:lsdException w:name="Medium Grid 1 Accent 1" w:uiPriority="67"/>
-    <w:lsdException w:name="Medium Grid 2 Accent 1" w:uiPriority="68"/>
-    <w:lsdException w:name="Medium Grid 3 Accent 1" w:uiPriority="69"/>
-    <w:lsdException w:name="Dark List Accent 1" w:uiPriority="70"/>
-    <w:lsdException w:name="Colorful Shading Accent 1" w:uiPriority="71"/>
-    <w:lsdException w:name="Colorful List Accent 1" w:uiPriority="72"/>
-    <w:lsdException w:name="Colorful Grid Accent 1" w:uiPriority="73"/>
-    <w:lsdException w:name="Light Shading Accent 2" w:uiPriority="60"/>
-    <w:lsdException w:name="Light List Accent 2" w:uiPriority="61"/>
-    <w:lsdException w:name="Light Grid Accent 2" w:uiPriority="62"/>
-    <w:lsdException w:name="Medium Shading 1 Accent 2" w:uiPriority="63"/>
-    <w:lsdException w:name="Medium Shading 2 Accent 2" w:uiPriority="64"/>
-    <w:lsdException w:name="Medium List 1 Accent 2" w:uiPriority="65"/>
-    <w:lsdException w:name="Medium List 2 Accent 2" w:uiPriority="66"/>
-    <w:lsdException w:name="Medium Grid 1 Accent 2" w:uiPriority="67"/>
-    <w:lsdException w:name="Medium Grid 2 Accent 2" w:uiPriority="68"/>
-    <w:lsdException w:name="Medium Grid 3 Accent 2" w:uiPriority="69"/>
-    <w:lsdException w:name="Dark List Accent 2" w:uiPriority="70"/>
-    <w:lsdException w:name="Colorful Shading Accent 2" w:uiPriority="71"/>
-    <w:lsdException w:name="Colorful List Accent 2" w:uiPriority="72"/>
-    <w:lsdException w:name="Colorful Grid Accent 2" w:uiPriority="73"/>
-    <w:lsdException w:name="Light Shading Accent 3" w:uiPriority="60"/>
-    <w:lsdException w:name="Light List Accent 3" w:uiPriority="61"/>
-    <w:lsdException w:name="Light Grid Accent 3" w:uiPriority="62"/>
-    <w:lsdException w:name="Medium Shading 1 Accent 3" w:uiPriority="63"/>
-    <w:lsdException w:name="Medium Shading 2 Accent 3" w:uiPriority="64"/>
-    <w:lsdException w:name="Medium List 1 Accent 3" w:uiPriority="65"/>
-    <w:lsdException w:name="Medium List 2 Accent 3" w:uiPriority="66"/>
-    <w:lsdException w:name="Medium Grid 1 Accent 3" w:uiPriority="67"/>
-    <w:lsdException w:name="Medium Grid 2 Accent 3" w:uiPriority="68"/>
-    <w:lsdException w:name="Medium Grid 3 Accent 3" w:uiPriority="69"/>
-    <w:lsdException w:name="Dark List Accent 3" w:uiPriority="70"/>
-    <w:lsdException w:name="Colorful Shading Accent 3" w:uiPriority="71"/>
-    <w:lsdException w:name="Colorful List Accent 3" w:uiPriority="72"/>
-    <w:lsdException w:name="Colorful Grid Accent 3" w:uiPriority="73"/>
-    <w:lsdException w:name="Light Shading Accent 4" w:uiPriority="60"/>
-    <w:lsdException w:name="Light List Accent 4" w:uiPriority="61"/>
-    <w:lsdException w:name="Light Grid Accent 4" w:uiPriority="62"/>
-    <w:lsdException w:name="Medium Shading 1 Accent 4" w:uiPriority="63"/>
-    <w:lsdException w:name="Medium Shading 2 Accent 4" w:uiPriority="64"/>
-    <w:lsdException w:name="Medium List 1 Accent 4" w:uiPriority="65"/>
-    <w:lsdException w:name="Medium List 2 Accent 4" w:uiPriority="66"/>
-    <w:lsdException w:name="Medium Grid 1 Accent 4" w:uiPriority="67"/>
-    <w:lsdException w:name="Medium Grid 2 Accent 4" w:uiPriority="68"/>
-    <w:lsdException w:name="Medium Grid 3 Accent 4" w:uiPriority="69"/>
-    <w:lsdException w:name="Dark List Accent 4" w:uiPriority="70"/>
-    <w:lsdException w:name="Colorful Shading Accent 4" w:uiPriority="71"/>
-    <w:lsdException w:name="Colorful List Accent 4" w:uiPriority="72"/>
-    <w:lsdException w:name="Colorful Grid Accent 4" w:uiPriority="73"/>
-    <w:lsdException w:name="Light Shading Accent 5" w:uiPriority="60"/>
-    <w:lsdException w:name="Light List Accent 5" w:uiPriority="61"/>
-    <w:lsdException w:name="Light Grid Accent 5" w:uiPriority="62"/>
-    <w:lsdException w:name="Medium Shading 1 Accent 5" w:uiPriority="63"/>
-    <w:lsdException w:name="Medium Shading 2 Accent 5" w:uiPriority="64"/>
-    <w:lsdException w:name="Medium List 1 Accent 5" w:uiPriority="65"/>
-    <w:lsdException w:name="Medium List 2 Accent 5" w:uiPriority="66"/>
-    <w:lsdException w:name="Medium Grid 1 Accent 5" w:uiPriority="67"/>
-    <w:lsdException w:name="Medium Grid 2 Accent 5" w:uiPriority="68"/>
-    <w:lsdException w:name="Medium Grid 3 Accent 5" w:uiPriority="69"/>
-    <w:lsdException w:name="Dark List Accent 5" w:uiPriority="70"/>
-    <w:lsdException w:name="Colorful Shading Accent 5" w:uiPriority="71"/>
-    <w:lsdException w:name="Colorful List Accent 5" w:uiPriority="72"/>
-    <w:lsdException w:name="Colorful Grid Accent 5" w:uiPriority="73"/>
-    <w:lsdException w:name="Light Shading Accent 6" w:uiPriority="60"/>
-    <w:lsdException w:name="Light List Accent 6" w:uiPriority="61"/>
-    <w:lsdException w:name="Light Grid Accent 6" w:uiPriority="62"/>
-    <w:lsdException w:name="Medium Shading 1 Accent 6" w:uiPriority="63"/>
-    <w:lsdException w:name="Medium Shading 2 Accent 6" w:uiPriority="64"/>
-    <w:lsdException w:name="Medium List 1 Accent 6" w:uiPriority="65"/>
-    <w:lsdException w:name="Medium List 2 Accent 6" w:uiPriority="66"/>
-    <w:lsdException w:name="Medium Grid 1 Accent 6" w:uiPriority="67"/>
-    <w:lsdException w:name="Medium Grid 2 Accent 6" w:uiPriority="68"/>
-    <w:lsdException w:name="Medium Grid 3 Accent 6" w:uiPriority="69"/>
-    <w:lsdException w:name="Dark List Accent 6" w:uiPriority="70"/>
-    <w:lsdException w:name="Colorful Shading Accent 6" w:uiPriority="71"/>
-    <w:lsdException w:name="Colorful List Accent 6" w:uiPriority="72"/>
-    <w:lsdException w:name="Colorful Grid Accent 6" w:uiPriority="73"/>
+    <w:lsdException w:name="Medium List 2 Accent 1"/>
+    <w:lsdException w:name="Medium Grid 1 Accent 1"/>
+    <w:lsdException w:name="Medium Grid 2 Accent 1"/>
+    <w:lsdException w:name="Medium Grid 3 Accent 1"/>
+    <w:lsdException w:name="Dark List Accent 1"/>
+    <w:lsdException w:name="Colorful Shading Accent 1"/>
+    <w:lsdException w:name="Colorful List Accent 1"/>
+    <w:lsdException w:name="Colorful Grid Accent 1"/>
+    <w:lsdException w:name="Light Shading Accent 2"/>
+    <w:lsdException w:name="Light List Accent 2"/>
+    <w:lsdException w:name="Light Grid Accent 2"/>
+    <w:lsdException w:name="Medium Shading 1 Accent 2"/>
+    <w:lsdException w:name="Medium Shading 2 Accent 2"/>
+    <w:lsdException w:name="Medium List 1 Accent 2"/>
+    <w:lsdException w:name="Medium List 2 Accent 2"/>
+    <w:lsdException w:name="Medium Grid 1 Accent 2"/>
+    <w:lsdException w:name="Medium Grid 2 Accent 2"/>
+    <w:lsdException w:name="Medium Grid 3 Accent 2"/>
+    <w:lsdException w:name="Dark List Accent 2"/>
+    <w:lsdException w:name="Colorful Shading Accent 2"/>
+    <w:lsdException w:name="Colorful List Accent 2"/>
+    <w:lsdException w:name="Colorful Grid Accent 2"/>
+    <w:lsdException w:name="Light Shading Accent 3"/>
+    <w:lsdException w:name="Light List Accent 3"/>
+    <w:lsdException w:name="Light Grid Accent 3"/>
+    <w:lsdException w:name="Medium Shading 1 Accent 3"/>
+    <w:lsdException w:name="Medium Shading 2 Accent 3"/>
+    <w:lsdException w:name="Medium List 1 Accent 3"/>
+    <w:lsdException w:name="Medium List 2 Accent 3"/>
+    <w:lsdException w:name="Medium Grid 1 Accent 3"/>
+    <w:lsdException w:name="Medium Grid 2 Accent 3"/>
+    <w:lsdException w:name="Medium Grid 3 Accent 3"/>
+    <w:lsdException w:name="Dark List Accent 3"/>
+    <w:lsdException w:name="Colorful Shading Accent 3"/>
+    <w:lsdException w:name="Colorful List Accent 3"/>
+    <w:lsdException w:name="Colorful Grid Accent 3"/>
+    <w:lsdException w:name="Light Shading Accent 4"/>
+    <w:lsdException w:name="Light List Accent 4"/>
+    <w:lsdException w:name="Light Grid Accent 4"/>
+    <w:lsdException w:name="Medium Shading 1 Accent 4"/>
+    <w:lsdException w:name="Medium Shading 2 Accent 4"/>
+    <w:lsdException w:name="Medium List 1 Accent 4"/>
+    <w:lsdException w:name="Medium List 2 Accent 4"/>
+    <w:lsdException w:name="Medium Grid 1 Accent 4"/>
+    <w:lsdException w:name="Medium Grid 2 Accent 4"/>
+    <w:lsdException w:name="Medium Grid 3 Accent 4"/>
+    <w:lsdException w:name="Dark List Accent 4"/>
+    <w:lsdException w:name="Colorful Shading Accent 4"/>
+    <w:lsdException w:name="Colorful List Accent 4"/>
+    <w:lsdException w:name="Colorful Grid Accent 4"/>
+    <w:lsdException w:name="Light Shading Accent 5"/>
+    <w:lsdException w:name="Light List Accent 5"/>
+    <w:lsdException w:name="Light Grid Accent 5"/>
+    <w:lsdException w:name="Medium Shading 1 Accent 5"/>
+    <w:lsdException w:name="Medium Shading 2 Accent 5"/>
+    <w:lsdException w:name="Medium List 1 Accent 5"/>
+    <w:lsdException w:name="Medium List 2 Accent 5"/>
+    <w:lsdException w:name="Medium Grid 1 Accent 5"/>
+    <w:lsdException w:name="Medium Grid 2 Accent 5"/>
+    <w:lsdException w:name="Medium Grid 3 Accent 5"/>
+    <w:lsdException w:name="Dark List Accent 5"/>
+    <w:lsdException w:name="Colorful Shading Accent 5"/>
+    <w:lsdException w:name="Colorful List Accent 5"/>
+    <w:lsdException w:name="Colorful Grid Accent 5"/>
+    <w:lsdException w:name="Light Shading Accent 6"/>
+    <w:lsdException w:name="Light List Accent 6"/>
+    <w:lsdException w:name="Light Grid Accent 6"/>
+    <w:lsdException w:name="Medium Shading 1 Accent 6"/>
+    <w:lsdException w:name="Medium Shading 2 Accent 6"/>
+    <w:lsdException w:name="Medium List 1 Accent 6"/>
+    <w:lsdException w:name="Medium List 2 Accent 6"/>
+    <w:lsdException w:name="Medium Grid 1 Accent 6"/>
+    <w:lsdException w:name="Medium Grid 2 Accent 6"/>
+    <w:lsdException w:name="Medium Grid 3 Accent 6"/>
+    <w:lsdException w:name="Dark List Accent 6"/>
+    <w:lsdException w:name="Colorful Shading Accent 6"/>
+    <w:lsdException w:name="Colorful List Accent 6"/>
+    <w:lsdException w:name="Colorful Grid Accent 6"/>
     <w:lsdException w:name="Subtle Emphasis" w:uiPriority="19" w:qFormat="1"/>
     <w:lsdException w:name="Intense Emphasis" w:uiPriority="21" w:qFormat="1"/>
     <w:lsdException w:name="Subtle Reference" w:uiPriority="31" w:qFormat="1"/>
@@ -6876,15 +11068,13 @@
   <w:style w:type="paragraph" w:default="1" w:styleId="a">
     <w:name w:val="Normal"/>
     <w:qFormat/>
-    <w:rsid w:val="00101BF8"/>
+    <w:rsid w:val="00B21612"/>
     <w:pPr>
-      <w:spacing w:line="264" w:lineRule="auto"/>
+      <w:spacing w:after="160" w:line="264" w:lineRule="auto"/>
     </w:pPr>
     <w:rPr>
-      <w:rFonts w:eastAsia="Times New Roman" w:cs="Times New Roman"/>
       <w:color w:val="000000"/>
-      <w:szCs w:val="20"/>
-      <w:lang w:eastAsia="ru-RU"/>
+      <w:sz w:val="22"/>
     </w:rPr>
   </w:style>
   <w:style w:type="paragraph" w:styleId="1">
@@ -6893,7 +11083,6 @@
     <w:link w:val="10"/>
     <w:uiPriority w:val="9"/>
     <w:qFormat/>
-    <w:rsid w:val="00101BF8"/>
     <w:pPr>
       <w:widowControl w:val="0"/>
       <w:spacing w:after="0" w:line="240" w:lineRule="auto"/>
@@ -6903,6 +11092,78 @@
       <w:rFonts w:ascii="Tahoma" w:hAnsi="Tahoma"/>
       <w:b/>
       <w:sz w:val="18"/>
+    </w:rPr>
+  </w:style>
+  <w:style w:type="paragraph" w:styleId="2">
+    <w:name w:val="heading 2"/>
+    <w:next w:val="a"/>
+    <w:link w:val="20"/>
+    <w:uiPriority w:val="9"/>
+    <w:qFormat/>
+    <w:pPr>
+      <w:spacing w:before="120" w:after="120" w:line="264" w:lineRule="auto"/>
+      <w:jc w:val="both"/>
+      <w:outlineLvl w:val="1"/>
+    </w:pPr>
+    <w:rPr>
+      <w:rFonts w:ascii="XO Thames" w:hAnsi="XO Thames"/>
+      <w:b/>
+      <w:color w:val="000000"/>
+      <w:sz w:val="28"/>
+    </w:rPr>
+  </w:style>
+  <w:style w:type="paragraph" w:styleId="3">
+    <w:name w:val="heading 3"/>
+    <w:next w:val="a"/>
+    <w:link w:val="30"/>
+    <w:uiPriority w:val="9"/>
+    <w:qFormat/>
+    <w:pPr>
+      <w:spacing w:before="120" w:after="120" w:line="264" w:lineRule="auto"/>
+      <w:jc w:val="both"/>
+      <w:outlineLvl w:val="2"/>
+    </w:pPr>
+    <w:rPr>
+      <w:rFonts w:ascii="XO Thames" w:hAnsi="XO Thames"/>
+      <w:b/>
+      <w:color w:val="000000"/>
+      <w:sz w:val="26"/>
+    </w:rPr>
+  </w:style>
+  <w:style w:type="paragraph" w:styleId="4">
+    <w:name w:val="heading 4"/>
+    <w:next w:val="a"/>
+    <w:link w:val="40"/>
+    <w:uiPriority w:val="9"/>
+    <w:qFormat/>
+    <w:pPr>
+      <w:spacing w:before="120" w:after="120" w:line="264" w:lineRule="auto"/>
+      <w:jc w:val="both"/>
+      <w:outlineLvl w:val="3"/>
+    </w:pPr>
+    <w:rPr>
+      <w:rFonts w:ascii="XO Thames" w:hAnsi="XO Thames"/>
+      <w:b/>
+      <w:color w:val="000000"/>
+      <w:sz w:val="24"/>
+    </w:rPr>
+  </w:style>
+  <w:style w:type="paragraph" w:styleId="5">
+    <w:name w:val="heading 5"/>
+    <w:next w:val="a"/>
+    <w:link w:val="50"/>
+    <w:uiPriority w:val="9"/>
+    <w:qFormat/>
+    <w:pPr>
+      <w:spacing w:before="120" w:after="120" w:line="264" w:lineRule="auto"/>
+      <w:jc w:val="both"/>
+      <w:outlineLvl w:val="4"/>
+    </w:pPr>
+    <w:rPr>
+      <w:rFonts w:ascii="XO Thames" w:hAnsi="XO Thames"/>
+      <w:b/>
+      <w:color w:val="000000"/>
+      <w:sz w:val="22"/>
     </w:rPr>
   </w:style>
   <w:style w:type="character" w:default="1" w:styleId="a0">
@@ -6932,29 +11193,676 @@
     <w:semiHidden/>
     <w:unhideWhenUsed/>
   </w:style>
+  <w:style w:type="character" w:styleId="a3">
+    <w:name w:val="annotation reference"/>
+    <w:basedOn w:val="a0"/>
+    <w:link w:val="11"/>
+    <w:qFormat/>
+    <w:rPr>
+      <w:sz w:val="16"/>
+    </w:rPr>
+  </w:style>
+  <w:style w:type="paragraph" w:customStyle="1" w:styleId="11">
+    <w:name w:val="Знак примечания1"/>
+    <w:basedOn w:val="12"/>
+    <w:link w:val="a3"/>
+    <w:qFormat/>
+    <w:rPr>
+      <w:sz w:val="16"/>
+    </w:rPr>
+  </w:style>
+  <w:style w:type="paragraph" w:customStyle="1" w:styleId="12">
+    <w:name w:val="Основной шрифт абзаца1"/>
+    <w:qFormat/>
+    <w:pPr>
+      <w:spacing w:after="160" w:line="264" w:lineRule="auto"/>
+    </w:pPr>
+    <w:rPr>
+      <w:color w:val="000000"/>
+      <w:sz w:val="22"/>
+    </w:rPr>
+  </w:style>
+  <w:style w:type="character" w:styleId="a4">
+    <w:name w:val="Hyperlink"/>
+    <w:basedOn w:val="a0"/>
+    <w:link w:val="13"/>
+    <w:qFormat/>
+    <w:rPr>
+      <w:color w:val="0563C1" w:themeColor="hyperlink"/>
+      <w:u w:val="single"/>
+    </w:rPr>
+  </w:style>
+  <w:style w:type="paragraph" w:customStyle="1" w:styleId="13">
+    <w:name w:val="Гиперссылка1"/>
+    <w:basedOn w:val="12"/>
+    <w:link w:val="a4"/>
+    <w:qFormat/>
+    <w:rPr>
+      <w:color w:val="0563C1" w:themeColor="hyperlink"/>
+      <w:u w:val="single"/>
+    </w:rPr>
+  </w:style>
+  <w:style w:type="paragraph" w:styleId="a5">
+    <w:name w:val="Balloon Text"/>
+    <w:basedOn w:val="a"/>
+    <w:link w:val="a6"/>
+    <w:qFormat/>
+    <w:pPr>
+      <w:spacing w:after="0" w:line="240" w:lineRule="auto"/>
+    </w:pPr>
+    <w:rPr>
+      <w:rFonts w:ascii="Segoe UI" w:hAnsi="Segoe UI"/>
+      <w:sz w:val="18"/>
+    </w:rPr>
+  </w:style>
+  <w:style w:type="paragraph" w:styleId="a7">
+    <w:name w:val="annotation text"/>
+    <w:basedOn w:val="a"/>
+    <w:link w:val="a8"/>
+    <w:qFormat/>
+    <w:pPr>
+      <w:spacing w:line="240" w:lineRule="auto"/>
+    </w:pPr>
+    <w:rPr>
+      <w:sz w:val="20"/>
+    </w:rPr>
+  </w:style>
+  <w:style w:type="paragraph" w:styleId="a9">
+    <w:name w:val="annotation subject"/>
+    <w:basedOn w:val="a7"/>
+    <w:next w:val="a7"/>
+    <w:link w:val="aa"/>
+    <w:qFormat/>
+    <w:rPr>
+      <w:b/>
+    </w:rPr>
+  </w:style>
+  <w:style w:type="paragraph" w:styleId="8">
+    <w:name w:val="toc 8"/>
+    <w:next w:val="a"/>
+    <w:link w:val="80"/>
+    <w:uiPriority w:val="39"/>
+    <w:qFormat/>
+    <w:pPr>
+      <w:spacing w:after="160" w:line="264" w:lineRule="auto"/>
+      <w:ind w:left="1400"/>
+    </w:pPr>
+    <w:rPr>
+      <w:rFonts w:ascii="XO Thames" w:hAnsi="XO Thames"/>
+      <w:color w:val="000000"/>
+      <w:sz w:val="28"/>
+    </w:rPr>
+  </w:style>
+  <w:style w:type="paragraph" w:styleId="9">
+    <w:name w:val="toc 9"/>
+    <w:next w:val="a"/>
+    <w:link w:val="90"/>
+    <w:uiPriority w:val="39"/>
+    <w:qFormat/>
+    <w:pPr>
+      <w:spacing w:after="160" w:line="264" w:lineRule="auto"/>
+      <w:ind w:left="1600"/>
+    </w:pPr>
+    <w:rPr>
+      <w:rFonts w:ascii="XO Thames" w:hAnsi="XO Thames"/>
+      <w:color w:val="000000"/>
+      <w:sz w:val="28"/>
+    </w:rPr>
+  </w:style>
+  <w:style w:type="paragraph" w:styleId="7">
+    <w:name w:val="toc 7"/>
+    <w:next w:val="a"/>
+    <w:link w:val="70"/>
+    <w:uiPriority w:val="39"/>
+    <w:qFormat/>
+    <w:pPr>
+      <w:spacing w:after="160" w:line="264" w:lineRule="auto"/>
+      <w:ind w:left="1200"/>
+    </w:pPr>
+    <w:rPr>
+      <w:rFonts w:ascii="XO Thames" w:hAnsi="XO Thames"/>
+      <w:color w:val="000000"/>
+      <w:sz w:val="28"/>
+    </w:rPr>
+  </w:style>
+  <w:style w:type="paragraph" w:styleId="ab">
+    <w:name w:val="Body Text"/>
+    <w:basedOn w:val="a"/>
+    <w:link w:val="ac"/>
+    <w:qFormat/>
+    <w:pPr>
+      <w:widowControl w:val="0"/>
+      <w:spacing w:after="0" w:line="240" w:lineRule="auto"/>
+      <w:ind w:left="100"/>
+    </w:pPr>
+    <w:rPr>
+      <w:rFonts w:ascii="Verdana" w:hAnsi="Verdana"/>
+      <w:sz w:val="18"/>
+    </w:rPr>
+  </w:style>
+  <w:style w:type="paragraph" w:styleId="14">
+    <w:name w:val="toc 1"/>
+    <w:next w:val="a"/>
+    <w:link w:val="15"/>
+    <w:uiPriority w:val="39"/>
+    <w:qFormat/>
+    <w:pPr>
+      <w:spacing w:after="160" w:line="264" w:lineRule="auto"/>
+    </w:pPr>
+    <w:rPr>
+      <w:rFonts w:ascii="XO Thames" w:hAnsi="XO Thames"/>
+      <w:b/>
+      <w:color w:val="000000"/>
+      <w:sz w:val="28"/>
+    </w:rPr>
+  </w:style>
+  <w:style w:type="paragraph" w:styleId="6">
+    <w:name w:val="toc 6"/>
+    <w:next w:val="a"/>
+    <w:link w:val="60"/>
+    <w:uiPriority w:val="39"/>
+    <w:qFormat/>
+    <w:pPr>
+      <w:spacing w:after="160" w:line="264" w:lineRule="auto"/>
+      <w:ind w:left="1000"/>
+    </w:pPr>
+    <w:rPr>
+      <w:rFonts w:ascii="XO Thames" w:hAnsi="XO Thames"/>
+      <w:color w:val="000000"/>
+      <w:sz w:val="28"/>
+    </w:rPr>
+  </w:style>
+  <w:style w:type="paragraph" w:styleId="31">
+    <w:name w:val="toc 3"/>
+    <w:next w:val="a"/>
+    <w:link w:val="32"/>
+    <w:uiPriority w:val="39"/>
+    <w:qFormat/>
+    <w:pPr>
+      <w:spacing w:after="160" w:line="264" w:lineRule="auto"/>
+      <w:ind w:left="400"/>
+    </w:pPr>
+    <w:rPr>
+      <w:rFonts w:ascii="XO Thames" w:hAnsi="XO Thames"/>
+      <w:color w:val="000000"/>
+      <w:sz w:val="28"/>
+    </w:rPr>
+  </w:style>
+  <w:style w:type="paragraph" w:styleId="21">
+    <w:name w:val="toc 2"/>
+    <w:next w:val="a"/>
+    <w:link w:val="22"/>
+    <w:uiPriority w:val="39"/>
+    <w:qFormat/>
+    <w:pPr>
+      <w:spacing w:after="160" w:line="264" w:lineRule="auto"/>
+      <w:ind w:left="200"/>
+    </w:pPr>
+    <w:rPr>
+      <w:rFonts w:ascii="XO Thames" w:hAnsi="XO Thames"/>
+      <w:color w:val="000000"/>
+      <w:sz w:val="28"/>
+    </w:rPr>
+  </w:style>
+  <w:style w:type="paragraph" w:styleId="41">
+    <w:name w:val="toc 4"/>
+    <w:next w:val="a"/>
+    <w:link w:val="42"/>
+    <w:uiPriority w:val="39"/>
+    <w:qFormat/>
+    <w:pPr>
+      <w:spacing w:after="160" w:line="264" w:lineRule="auto"/>
+      <w:ind w:left="600"/>
+    </w:pPr>
+    <w:rPr>
+      <w:rFonts w:ascii="XO Thames" w:hAnsi="XO Thames"/>
+      <w:color w:val="000000"/>
+      <w:sz w:val="28"/>
+    </w:rPr>
+  </w:style>
+  <w:style w:type="paragraph" w:styleId="51">
+    <w:name w:val="toc 5"/>
+    <w:next w:val="a"/>
+    <w:link w:val="52"/>
+    <w:uiPriority w:val="39"/>
+    <w:qFormat/>
+    <w:pPr>
+      <w:spacing w:after="160" w:line="264" w:lineRule="auto"/>
+      <w:ind w:left="800"/>
+    </w:pPr>
+    <w:rPr>
+      <w:rFonts w:ascii="XO Thames" w:hAnsi="XO Thames"/>
+      <w:color w:val="000000"/>
+      <w:sz w:val="28"/>
+    </w:rPr>
+  </w:style>
+  <w:style w:type="paragraph" w:styleId="ad">
+    <w:name w:val="Title"/>
+    <w:next w:val="a"/>
+    <w:link w:val="ae"/>
+    <w:uiPriority w:val="10"/>
+    <w:qFormat/>
+    <w:pPr>
+      <w:spacing w:before="567" w:after="567" w:line="264" w:lineRule="auto"/>
+      <w:jc w:val="center"/>
+    </w:pPr>
+    <w:rPr>
+      <w:rFonts w:ascii="XO Thames" w:hAnsi="XO Thames"/>
+      <w:b/>
+      <w:caps/>
+      <w:color w:val="000000"/>
+      <w:sz w:val="40"/>
+    </w:rPr>
+  </w:style>
+  <w:style w:type="paragraph" w:styleId="af">
+    <w:name w:val="Subtitle"/>
+    <w:next w:val="a"/>
+    <w:link w:val="af0"/>
+    <w:uiPriority w:val="11"/>
+    <w:qFormat/>
+    <w:pPr>
+      <w:spacing w:after="160" w:line="264" w:lineRule="auto"/>
+      <w:jc w:val="both"/>
+    </w:pPr>
+    <w:rPr>
+      <w:rFonts w:ascii="XO Thames" w:hAnsi="XO Thames"/>
+      <w:i/>
+      <w:color w:val="000000"/>
+      <w:sz w:val="24"/>
+    </w:rPr>
+  </w:style>
+  <w:style w:type="table" w:styleId="af1">
+    <w:name w:val="Table Grid"/>
+    <w:basedOn w:val="a1"/>
+    <w:qFormat/>
+    <w:tblPr>
+      <w:tblBorders>
+        <w:top w:val="single" w:sz="4" w:space="0" w:color="000000"/>
+        <w:left w:val="single" w:sz="4" w:space="0" w:color="000000"/>
+        <w:bottom w:val="single" w:sz="4" w:space="0" w:color="000000"/>
+        <w:right w:val="single" w:sz="4" w:space="0" w:color="000000"/>
+        <w:insideH w:val="single" w:sz="4" w:space="0" w:color="000000"/>
+        <w:insideV w:val="single" w:sz="4" w:space="0" w:color="000000"/>
+      </w:tblBorders>
+    </w:tblPr>
+  </w:style>
+  <w:style w:type="character" w:customStyle="1" w:styleId="16">
+    <w:name w:val="Обычный1"/>
+    <w:qFormat/>
+  </w:style>
+  <w:style w:type="character" w:customStyle="1" w:styleId="aa">
+    <w:name w:val="Тема примечания Знак"/>
+    <w:basedOn w:val="a8"/>
+    <w:link w:val="a9"/>
+    <w:qFormat/>
+    <w:rPr>
+      <w:b/>
+      <w:sz w:val="20"/>
+    </w:rPr>
+  </w:style>
+  <w:style w:type="character" w:customStyle="1" w:styleId="a8">
+    <w:name w:val="Текст примечания Знак"/>
+    <w:basedOn w:val="16"/>
+    <w:link w:val="a7"/>
+    <w:qFormat/>
+    <w:rPr>
+      <w:sz w:val="20"/>
+    </w:rPr>
+  </w:style>
+  <w:style w:type="character" w:customStyle="1" w:styleId="22">
+    <w:name w:val="Оглавление 2 Знак"/>
+    <w:link w:val="21"/>
+    <w:qFormat/>
+    <w:rPr>
+      <w:rFonts w:ascii="XO Thames" w:hAnsi="XO Thames"/>
+      <w:sz w:val="28"/>
+    </w:rPr>
+  </w:style>
+  <w:style w:type="character" w:customStyle="1" w:styleId="42">
+    <w:name w:val="Оглавление 4 Знак"/>
+    <w:link w:val="41"/>
+    <w:qFormat/>
+    <w:rPr>
+      <w:rFonts w:ascii="XO Thames" w:hAnsi="XO Thames"/>
+      <w:sz w:val="28"/>
+    </w:rPr>
+  </w:style>
+  <w:style w:type="character" w:customStyle="1" w:styleId="60">
+    <w:name w:val="Оглавление 6 Знак"/>
+    <w:link w:val="6"/>
+    <w:qFormat/>
+    <w:rPr>
+      <w:rFonts w:ascii="XO Thames" w:hAnsi="XO Thames"/>
+      <w:sz w:val="28"/>
+    </w:rPr>
+  </w:style>
+  <w:style w:type="character" w:customStyle="1" w:styleId="70">
+    <w:name w:val="Оглавление 7 Знак"/>
+    <w:link w:val="7"/>
+    <w:qFormat/>
+    <w:rPr>
+      <w:rFonts w:ascii="XO Thames" w:hAnsi="XO Thames"/>
+      <w:sz w:val="28"/>
+    </w:rPr>
+  </w:style>
+  <w:style w:type="character" w:customStyle="1" w:styleId="30">
+    <w:name w:val="Заголовок 3 Знак"/>
+    <w:link w:val="3"/>
+    <w:qFormat/>
+    <w:rPr>
+      <w:rFonts w:ascii="XO Thames" w:hAnsi="XO Thames"/>
+      <w:b/>
+      <w:sz w:val="26"/>
+    </w:rPr>
+  </w:style>
+  <w:style w:type="character" w:customStyle="1" w:styleId="ac">
+    <w:name w:val="Основной текст Знак"/>
+    <w:basedOn w:val="16"/>
+    <w:link w:val="ab"/>
+    <w:qFormat/>
+    <w:rPr>
+      <w:rFonts w:ascii="Verdana" w:hAnsi="Verdana"/>
+      <w:color w:val="000000"/>
+      <w:sz w:val="18"/>
+    </w:rPr>
+  </w:style>
+  <w:style w:type="paragraph" w:customStyle="1" w:styleId="TableParagraph">
+    <w:name w:val="Table Paragraph"/>
+    <w:basedOn w:val="a"/>
+    <w:link w:val="TableParagraph11"/>
+    <w:qFormat/>
+    <w:pPr>
+      <w:widowControl w:val="0"/>
+      <w:spacing w:before="33" w:after="0" w:line="240" w:lineRule="auto"/>
+      <w:ind w:left="90"/>
+    </w:pPr>
+    <w:rPr>
+      <w:rFonts w:ascii="Verdana" w:hAnsi="Verdana"/>
+    </w:rPr>
+  </w:style>
+  <w:style w:type="character" w:customStyle="1" w:styleId="TableParagraph11">
+    <w:name w:val="Table Paragraph11"/>
+    <w:basedOn w:val="16"/>
+    <w:link w:val="TableParagraph"/>
+    <w:qFormat/>
+    <w:rPr>
+      <w:rFonts w:ascii="Verdana" w:hAnsi="Verdana"/>
+      <w:color w:val="000000"/>
+    </w:rPr>
+  </w:style>
+  <w:style w:type="character" w:customStyle="1" w:styleId="32">
+    <w:name w:val="Оглавление 3 Знак"/>
+    <w:link w:val="31"/>
+    <w:qFormat/>
+    <w:rPr>
+      <w:rFonts w:ascii="XO Thames" w:hAnsi="XO Thames"/>
+      <w:sz w:val="28"/>
+    </w:rPr>
+  </w:style>
+  <w:style w:type="character" w:customStyle="1" w:styleId="50">
+    <w:name w:val="Заголовок 5 Знак"/>
+    <w:link w:val="5"/>
+    <w:qFormat/>
+    <w:rPr>
+      <w:rFonts w:ascii="XO Thames" w:hAnsi="XO Thames"/>
+      <w:b/>
+      <w:sz w:val="22"/>
+    </w:rPr>
+  </w:style>
+  <w:style w:type="character" w:customStyle="1" w:styleId="a6">
+    <w:name w:val="Текст выноски Знак"/>
+    <w:basedOn w:val="16"/>
+    <w:link w:val="a5"/>
+    <w:qFormat/>
+    <w:rPr>
+      <w:rFonts w:ascii="Segoe UI" w:hAnsi="Segoe UI"/>
+      <w:sz w:val="18"/>
+    </w:rPr>
+  </w:style>
   <w:style w:type="character" w:customStyle="1" w:styleId="10">
     <w:name w:val="Заголовок 1 Знак"/>
-    <w:basedOn w:val="a0"/>
+    <w:basedOn w:val="16"/>
     <w:link w:val="1"/>
     <w:uiPriority w:val="9"/>
     <w:qFormat/>
-    <w:rsid w:val="00101BF8"/>
     <w:rPr>
-      <w:rFonts w:ascii="Tahoma" w:eastAsia="Times New Roman" w:hAnsi="Tahoma" w:cs="Times New Roman"/>
+      <w:rFonts w:ascii="Tahoma" w:hAnsi="Tahoma"/>
       <w:b/>
       <w:color w:val="000000"/>
       <w:sz w:val="18"/>
-      <w:szCs w:val="20"/>
-      <w:lang w:eastAsia="ru-RU"/>
     </w:rPr>
   </w:style>
-  <w:style w:type="paragraph" w:styleId="a3">
+  <w:style w:type="paragraph" w:customStyle="1" w:styleId="Footnote">
+    <w:name w:val="Footnote"/>
+    <w:link w:val="Footnote1"/>
+    <w:qFormat/>
+    <w:pPr>
+      <w:spacing w:after="160" w:line="264" w:lineRule="auto"/>
+      <w:ind w:firstLine="851"/>
+      <w:jc w:val="both"/>
+    </w:pPr>
+    <w:rPr>
+      <w:rFonts w:ascii="XO Thames" w:hAnsi="XO Thames"/>
+      <w:color w:val="000000"/>
+      <w:sz w:val="22"/>
+    </w:rPr>
+  </w:style>
+  <w:style w:type="character" w:customStyle="1" w:styleId="Footnote1">
+    <w:name w:val="Footnote1"/>
+    <w:link w:val="Footnote"/>
+    <w:qFormat/>
+    <w:rPr>
+      <w:rFonts w:ascii="XO Thames" w:hAnsi="XO Thames"/>
+      <w:sz w:val="22"/>
+    </w:rPr>
+  </w:style>
+  <w:style w:type="character" w:customStyle="1" w:styleId="15">
+    <w:name w:val="Оглавление 1 Знак"/>
+    <w:link w:val="14"/>
+    <w:qFormat/>
+    <w:rPr>
+      <w:rFonts w:ascii="XO Thames" w:hAnsi="XO Thames"/>
+      <w:b/>
+      <w:sz w:val="28"/>
+    </w:rPr>
+  </w:style>
+  <w:style w:type="paragraph" w:customStyle="1" w:styleId="HeaderandFooter">
+    <w:name w:val="Header and Footer"/>
+    <w:link w:val="HeaderandFooter1"/>
+    <w:qFormat/>
+    <w:pPr>
+      <w:spacing w:after="160"/>
+      <w:jc w:val="both"/>
+    </w:pPr>
+    <w:rPr>
+      <w:rFonts w:ascii="XO Thames" w:hAnsi="XO Thames"/>
+      <w:color w:val="000000"/>
+    </w:rPr>
+  </w:style>
+  <w:style w:type="character" w:customStyle="1" w:styleId="HeaderandFooter1">
+    <w:name w:val="Header and Footer1"/>
+    <w:link w:val="HeaderandFooter"/>
+    <w:qFormat/>
+    <w:rPr>
+      <w:rFonts w:ascii="XO Thames" w:hAnsi="XO Thames"/>
+      <w:sz w:val="20"/>
+    </w:rPr>
+  </w:style>
+  <w:style w:type="paragraph" w:styleId="af2">
+    <w:name w:val="List Paragraph"/>
+    <w:basedOn w:val="a"/>
+    <w:link w:val="af3"/>
+    <w:qFormat/>
+    <w:pPr>
+      <w:ind w:left="720"/>
+      <w:contextualSpacing/>
+    </w:pPr>
+  </w:style>
+  <w:style w:type="character" w:customStyle="1" w:styleId="af3">
+    <w:name w:val="Абзац списка Знак"/>
+    <w:basedOn w:val="16"/>
+    <w:link w:val="af2"/>
+    <w:qFormat/>
+  </w:style>
+  <w:style w:type="character" w:customStyle="1" w:styleId="90">
+    <w:name w:val="Оглавление 9 Знак"/>
+    <w:link w:val="9"/>
+    <w:qFormat/>
+    <w:rPr>
+      <w:rFonts w:ascii="XO Thames" w:hAnsi="XO Thames"/>
+      <w:sz w:val="28"/>
+    </w:rPr>
+  </w:style>
+  <w:style w:type="character" w:customStyle="1" w:styleId="80">
+    <w:name w:val="Оглавление 8 Знак"/>
+    <w:link w:val="8"/>
+    <w:qFormat/>
+    <w:rPr>
+      <w:rFonts w:ascii="XO Thames" w:hAnsi="XO Thames"/>
+      <w:sz w:val="28"/>
+    </w:rPr>
+  </w:style>
+  <w:style w:type="character" w:customStyle="1" w:styleId="52">
+    <w:name w:val="Оглавление 5 Знак"/>
+    <w:link w:val="51"/>
+    <w:qFormat/>
+    <w:rPr>
+      <w:rFonts w:ascii="XO Thames" w:hAnsi="XO Thames"/>
+      <w:sz w:val="28"/>
+    </w:rPr>
+  </w:style>
+  <w:style w:type="character" w:customStyle="1" w:styleId="af0">
+    <w:name w:val="Подзаголовок Знак"/>
+    <w:link w:val="af"/>
+    <w:qFormat/>
+    <w:rPr>
+      <w:rFonts w:ascii="XO Thames" w:hAnsi="XO Thames"/>
+      <w:i/>
+      <w:sz w:val="24"/>
+    </w:rPr>
+  </w:style>
+  <w:style w:type="character" w:customStyle="1" w:styleId="ae">
+    <w:name w:val="Заголовок Знак"/>
+    <w:link w:val="ad"/>
+    <w:qFormat/>
+    <w:rPr>
+      <w:rFonts w:ascii="XO Thames" w:hAnsi="XO Thames"/>
+      <w:b/>
+      <w:caps/>
+      <w:sz w:val="40"/>
+    </w:rPr>
+  </w:style>
+  <w:style w:type="character" w:customStyle="1" w:styleId="40">
+    <w:name w:val="Заголовок 4 Знак"/>
+    <w:link w:val="4"/>
+    <w:qFormat/>
+    <w:rPr>
+      <w:rFonts w:ascii="XO Thames" w:hAnsi="XO Thames"/>
+      <w:b/>
+      <w:sz w:val="24"/>
+    </w:rPr>
+  </w:style>
+  <w:style w:type="character" w:customStyle="1" w:styleId="20">
+    <w:name w:val="Заголовок 2 Знак"/>
+    <w:link w:val="2"/>
+    <w:qFormat/>
+    <w:rPr>
+      <w:rFonts w:ascii="XO Thames" w:hAnsi="XO Thames"/>
+      <w:b/>
+      <w:sz w:val="28"/>
+    </w:rPr>
+  </w:style>
+  <w:style w:type="table" w:customStyle="1" w:styleId="TableNormal">
+    <w:name w:val="Table Normal"/>
+    <w:qFormat/>
+    <w:pPr>
+      <w:widowControl w:val="0"/>
+    </w:pPr>
+    <w:tblPr>
+      <w:tblCellMar>
+        <w:top w:w="0" w:type="dxa"/>
+        <w:left w:w="0" w:type="dxa"/>
+        <w:bottom w:w="0" w:type="dxa"/>
+        <w:right w:w="0" w:type="dxa"/>
+      </w:tblCellMar>
+    </w:tblPr>
+  </w:style>
+  <w:style w:type="character" w:customStyle="1" w:styleId="43">
+    <w:name w:val="Основной текст Знак4"/>
+    <w:uiPriority w:val="99"/>
+    <w:semiHidden/>
+    <w:qFormat/>
+    <w:rPr>
+      <w:color w:val="000000"/>
+    </w:rPr>
+  </w:style>
+  <w:style w:type="character" w:customStyle="1" w:styleId="TableParagraph1">
+    <w:name w:val="Table Paragraph1"/>
+    <w:basedOn w:val="16"/>
+    <w:qFormat/>
+    <w:rPr>
+      <w:rFonts w:ascii="Verdana" w:hAnsi="Verdana"/>
+      <w:color w:val="000000"/>
+    </w:rPr>
+  </w:style>
+  <w:style w:type="paragraph" w:styleId="af4">
+    <w:name w:val="header"/>
+    <w:basedOn w:val="a"/>
+    <w:link w:val="af5"/>
+    <w:uiPriority w:val="99"/>
+    <w:unhideWhenUsed/>
+    <w:rsid w:val="0065013D"/>
+    <w:pPr>
+      <w:tabs>
+        <w:tab w:val="center" w:pos="4677"/>
+        <w:tab w:val="right" w:pos="9355"/>
+      </w:tabs>
+      <w:spacing w:after="0" w:line="240" w:lineRule="auto"/>
+    </w:pPr>
+  </w:style>
+  <w:style w:type="character" w:customStyle="1" w:styleId="af5">
+    <w:name w:val="Верхний колонтитул Знак"/>
+    <w:basedOn w:val="a0"/>
+    <w:link w:val="af4"/>
+    <w:uiPriority w:val="99"/>
+    <w:rsid w:val="0065013D"/>
+    <w:rPr>
+      <w:color w:val="000000"/>
+      <w:sz w:val="22"/>
+    </w:rPr>
+  </w:style>
+  <w:style w:type="paragraph" w:styleId="af6">
+    <w:name w:val="footer"/>
+    <w:basedOn w:val="a"/>
+    <w:link w:val="af7"/>
+    <w:uiPriority w:val="99"/>
+    <w:unhideWhenUsed/>
+    <w:rsid w:val="0065013D"/>
+    <w:pPr>
+      <w:tabs>
+        <w:tab w:val="center" w:pos="4677"/>
+        <w:tab w:val="right" w:pos="9355"/>
+      </w:tabs>
+      <w:spacing w:after="0" w:line="240" w:lineRule="auto"/>
+    </w:pPr>
+  </w:style>
+  <w:style w:type="character" w:customStyle="1" w:styleId="af7">
+    <w:name w:val="Нижний колонтитул Знак"/>
+    <w:basedOn w:val="a0"/>
+    <w:link w:val="af6"/>
+    <w:uiPriority w:val="99"/>
+    <w:rsid w:val="0065013D"/>
+    <w:rPr>
+      <w:color w:val="000000"/>
+      <w:sz w:val="22"/>
+    </w:rPr>
+  </w:style>
+  <w:style w:type="paragraph" w:styleId="af8">
     <w:name w:val="Normal (Web)"/>
     <w:basedOn w:val="a"/>
     <w:uiPriority w:val="99"/>
-    <w:semiHidden/>
     <w:unhideWhenUsed/>
-    <w:rsid w:val="00101BF8"/>
+    <w:rsid w:val="00DE6DCB"/>
     <w:pPr>
       <w:spacing w:before="100" w:beforeAutospacing="1" w:after="100" w:afterAutospacing="1" w:line="240" w:lineRule="auto"/>
     </w:pPr>
@@ -6965,154 +11873,17 @@
       <w:szCs w:val="24"/>
     </w:rPr>
   </w:style>
-  <w:style w:type="paragraph" w:styleId="a4">
-    <w:name w:val="Body Text"/>
-    <w:basedOn w:val="a"/>
-    <w:link w:val="a5"/>
+  <w:style w:type="character" w:styleId="af9">
+    <w:name w:val="Unresolved Mention"/>
+    <w:basedOn w:val="a0"/>
     <w:uiPriority w:val="99"/>
     <w:semiHidden/>
     <w:unhideWhenUsed/>
-    <w:qFormat/>
-    <w:rsid w:val="00101BF8"/>
-    <w:pPr>
-      <w:widowControl w:val="0"/>
-      <w:spacing w:after="0" w:line="240" w:lineRule="auto"/>
-      <w:ind w:left="100"/>
-    </w:pPr>
+    <w:rsid w:val="007E0504"/>
     <w:rPr>
-      <w:rFonts w:ascii="Verdana" w:hAnsi="Verdana"/>
-      <w:sz w:val="18"/>
+      <w:color w:val="605E5C"/>
+      <w:shd w:val="clear" w:color="auto" w:fill="E1DFDD"/>
     </w:rPr>
-  </w:style>
-  <w:style w:type="character" w:customStyle="1" w:styleId="a5">
-    <w:name w:val="Основной текст Знак"/>
-    <w:basedOn w:val="a0"/>
-    <w:link w:val="a4"/>
-    <w:uiPriority w:val="99"/>
-    <w:semiHidden/>
-    <w:qFormat/>
-    <w:rsid w:val="00101BF8"/>
-    <w:rPr>
-      <w:rFonts w:ascii="Verdana" w:eastAsia="Times New Roman" w:hAnsi="Verdana" w:cs="Times New Roman"/>
-      <w:color w:val="000000"/>
-      <w:sz w:val="18"/>
-      <w:szCs w:val="20"/>
-      <w:lang w:eastAsia="ru-RU"/>
-    </w:rPr>
-  </w:style>
-  <w:style w:type="character" w:customStyle="1" w:styleId="a6">
-    <w:name w:val="Абзац списка Знак"/>
-    <w:basedOn w:val="a0"/>
-    <w:link w:val="a7"/>
-    <w:qFormat/>
-    <w:locked/>
-    <w:rsid w:val="00101BF8"/>
-    <w:rPr>
-      <w:rFonts w:ascii="Times New Roman" w:eastAsia="Times New Roman" w:hAnsi="Times New Roman" w:cs="Times New Roman"/>
-      <w:color w:val="000000"/>
-      <w:szCs w:val="20"/>
-      <w:lang w:eastAsia="ru-RU"/>
-    </w:rPr>
-  </w:style>
-  <w:style w:type="paragraph" w:styleId="a7">
-    <w:name w:val="List Paragraph"/>
-    <w:basedOn w:val="a"/>
-    <w:link w:val="a6"/>
-    <w:qFormat/>
-    <w:rsid w:val="00101BF8"/>
-    <w:pPr>
-      <w:ind w:left="720"/>
-      <w:contextualSpacing/>
-    </w:pPr>
-    <w:rPr>
-      <w:rFonts w:ascii="Times New Roman" w:hAnsi="Times New Roman"/>
-    </w:rPr>
-  </w:style>
-  <w:style w:type="character" w:customStyle="1" w:styleId="TableParagraph11">
-    <w:name w:val="Table Paragraph11"/>
-    <w:basedOn w:val="a0"/>
-    <w:link w:val="TableParagraph"/>
-    <w:qFormat/>
-    <w:locked/>
-    <w:rsid w:val="00101BF8"/>
-    <w:rPr>
-      <w:rFonts w:ascii="Verdana" w:eastAsia="Times New Roman" w:hAnsi="Verdana" w:cs="Times New Roman"/>
-      <w:color w:val="000000"/>
-      <w:szCs w:val="20"/>
-      <w:lang w:eastAsia="ru-RU"/>
-    </w:rPr>
-  </w:style>
-  <w:style w:type="paragraph" w:customStyle="1" w:styleId="TableParagraph">
-    <w:name w:val="Table Paragraph"/>
-    <w:basedOn w:val="a"/>
-    <w:link w:val="TableParagraph11"/>
-    <w:qFormat/>
-    <w:rsid w:val="00101BF8"/>
-    <w:pPr>
-      <w:widowControl w:val="0"/>
-      <w:spacing w:before="33" w:after="0" w:line="240" w:lineRule="auto"/>
-      <w:ind w:left="90"/>
-    </w:pPr>
-    <w:rPr>
-      <w:rFonts w:ascii="Verdana" w:hAnsi="Verdana"/>
-    </w:rPr>
-  </w:style>
-  <w:style w:type="character" w:customStyle="1" w:styleId="4">
-    <w:name w:val="Основной текст Знак4"/>
-    <w:uiPriority w:val="99"/>
-    <w:semiHidden/>
-    <w:qFormat/>
-    <w:rsid w:val="00101BF8"/>
-    <w:rPr>
-      <w:color w:val="000000"/>
-    </w:rPr>
-  </w:style>
-  <w:style w:type="table" w:styleId="a8">
-    <w:name w:val="Table Grid"/>
-    <w:basedOn w:val="a1"/>
-    <w:qFormat/>
-    <w:rsid w:val="00101BF8"/>
-    <w:pPr>
-      <w:spacing w:after="0" w:line="240" w:lineRule="auto"/>
-    </w:pPr>
-    <w:rPr>
-      <w:rFonts w:eastAsia="Times New Roman" w:cs="Times New Roman"/>
-      <w:sz w:val="20"/>
-      <w:szCs w:val="20"/>
-    </w:rPr>
-    <w:tblPr>
-      <w:tblInd w:w="0" w:type="nil"/>
-      <w:tblBorders>
-        <w:top w:val="single" w:sz="4" w:space="0" w:color="000000"/>
-        <w:left w:val="single" w:sz="4" w:space="0" w:color="000000"/>
-        <w:bottom w:val="single" w:sz="4" w:space="0" w:color="000000"/>
-        <w:right w:val="single" w:sz="4" w:space="0" w:color="000000"/>
-        <w:insideH w:val="single" w:sz="4" w:space="0" w:color="000000"/>
-        <w:insideV w:val="single" w:sz="4" w:space="0" w:color="000000"/>
-      </w:tblBorders>
-    </w:tblPr>
-  </w:style>
-  <w:style w:type="table" w:customStyle="1" w:styleId="TableNormal">
-    <w:name w:val="Table Normal"/>
-    <w:qFormat/>
-    <w:rsid w:val="00101BF8"/>
-    <w:pPr>
-      <w:widowControl w:val="0"/>
-      <w:spacing w:after="0" w:line="240" w:lineRule="auto"/>
-    </w:pPr>
-    <w:rPr>
-      <w:rFonts w:eastAsia="Times New Roman" w:cs="Times New Roman"/>
-      <w:sz w:val="20"/>
-      <w:szCs w:val="20"/>
-    </w:rPr>
-    <w:tblPr>
-      <w:tblCellMar>
-        <w:top w:w="0" w:type="dxa"/>
-        <w:left w:w="0" w:type="dxa"/>
-        <w:bottom w:w="0" w:type="dxa"/>
-        <w:right w:w="0" w:type="dxa"/>
-      </w:tblCellMar>
-    </w:tblPr>
   </w:style>
 </w:styles>
 </file>
@@ -7122,10 +11893,10 @@
   <a:themeElements>
     <a:clrScheme name="Стандартная">
       <a:dk1>
-        <a:sysClr val="windowText" lastClr="000000"/>
+        <a:srgbClr val="000000"/>
       </a:dk1>
       <a:lt1>
-        <a:sysClr val="window" lastClr="FFFFFF"/>
+        <a:srgbClr val="FFFFFF"/>
       </a:lt1>
       <a:dk2>
         <a:srgbClr val="44546A"/>
@@ -7134,7 +11905,7 @@
         <a:srgbClr val="E7E6E6"/>
       </a:lt2>
       <a:accent1>
-        <a:srgbClr val="4472C4"/>
+        <a:srgbClr val="5B9BD5"/>
       </a:accent1>
       <a:accent2>
         <a:srgbClr val="ED7D31"/>
@@ -7146,7 +11917,7 @@
         <a:srgbClr val="FFC000"/>
       </a:accent4>
       <a:accent5>
-        <a:srgbClr val="5B9BD5"/>
+        <a:srgbClr val="4472C4"/>
       </a:accent5>
       <a:accent6>
         <a:srgbClr val="70AD47"/>
@@ -7160,108 +11931,14 @@
     </a:clrScheme>
     <a:fontScheme name="Стандартная">
       <a:majorFont>
-        <a:latin typeface="Calibri Light" panose="020F0302020204030204"/>
+        <a:latin typeface="Calibri Light"/>
         <a:ea typeface=""/>
         <a:cs typeface=""/>
-        <a:font script="Jpan" typeface="游ゴシック Light"/>
-        <a:font script="Hang" typeface="맑은 고딕"/>
-        <a:font script="Hans" typeface="等线 Light"/>
-        <a:font script="Hant" typeface="新細明體"/>
-        <a:font script="Arab" typeface="Times New Roman"/>
-        <a:font script="Hebr" typeface="Times New Roman"/>
-        <a:font script="Thai" typeface="Angsana New"/>
-        <a:font script="Ethi" typeface="Nyala"/>
-        <a:font script="Beng" typeface="Vrinda"/>
-        <a:font script="Gujr" typeface="Shruti"/>
-        <a:font script="Khmr" typeface="MoolBoran"/>
-        <a:font script="Knda" typeface="Tunga"/>
-        <a:font script="Guru" typeface="Raavi"/>
-        <a:font script="Cans" typeface="Euphemia"/>
-        <a:font script="Cher" typeface="Plantagenet Cherokee"/>
-        <a:font script="Yiii" typeface="Microsoft Yi Baiti"/>
-        <a:font script="Tibt" typeface="Microsoft Himalaya"/>
-        <a:font script="Thaa" typeface="MV Boli"/>
-        <a:font script="Deva" typeface="Mangal"/>
-        <a:font script="Telu" typeface="Gautami"/>
-        <a:font script="Taml" typeface="Latha"/>
-        <a:font script="Syrc" typeface="Estrangelo Edessa"/>
-        <a:font script="Orya" typeface="Kalinga"/>
-        <a:font script="Mlym" typeface="Kartika"/>
-        <a:font script="Laoo" typeface="DokChampa"/>
-        <a:font script="Sinh" typeface="Iskoola Pota"/>
-        <a:font script="Mong" typeface="Mongolian Baiti"/>
-        <a:font script="Viet" typeface="Times New Roman"/>
-        <a:font script="Uigh" typeface="Microsoft Uighur"/>
-        <a:font script="Geor" typeface="Sylfaen"/>
-        <a:font script="Armn" typeface="Arial"/>
-        <a:font script="Bugi" typeface="Leelawadee UI"/>
-        <a:font script="Bopo" typeface="Microsoft JhengHei"/>
-        <a:font script="Java" typeface="Javanese Text"/>
-        <a:font script="Lisu" typeface="Segoe UI"/>
-        <a:font script="Mymr" typeface="Myanmar Text"/>
-        <a:font script="Nkoo" typeface="Ebrima"/>
-        <a:font script="Olck" typeface="Nirmala UI"/>
-        <a:font script="Osma" typeface="Ebrima"/>
-        <a:font script="Phag" typeface="Phagspa"/>
-        <a:font script="Syrn" typeface="Estrangelo Edessa"/>
-        <a:font script="Syrj" typeface="Estrangelo Edessa"/>
-        <a:font script="Syre" typeface="Estrangelo Edessa"/>
-        <a:font script="Sora" typeface="Nirmala UI"/>
-        <a:font script="Tale" typeface="Microsoft Tai Le"/>
-        <a:font script="Talu" typeface="Microsoft New Tai Lue"/>
-        <a:font script="Tfng" typeface="Ebrima"/>
       </a:majorFont>
       <a:minorFont>
-        <a:latin typeface="Calibri" panose="020F0502020204030204"/>
+        <a:latin typeface="Calibri"/>
         <a:ea typeface=""/>
         <a:cs typeface=""/>
-        <a:font script="Jpan" typeface="游明朝"/>
-        <a:font script="Hang" typeface="맑은 고딕"/>
-        <a:font script="Hans" typeface="等线"/>
-        <a:font script="Hant" typeface="新細明體"/>
-        <a:font script="Arab" typeface="Arial"/>
-        <a:font script="Hebr" typeface="Arial"/>
-        <a:font script="Thai" typeface="Cordia New"/>
-        <a:font script="Ethi" typeface="Nyala"/>
-        <a:font script="Beng" typeface="Vrinda"/>
-        <a:font script="Gujr" typeface="Shruti"/>
-        <a:font script="Khmr" typeface="DaunPenh"/>
-        <a:font script="Knda" typeface="Tunga"/>
-        <a:font script="Guru" typeface="Raavi"/>
-        <a:font script="Cans" typeface="Euphemia"/>
-        <a:font script="Cher" typeface="Plantagenet Cherokee"/>
-        <a:font script="Yiii" typeface="Microsoft Yi Baiti"/>
-        <a:font script="Tibt" typeface="Microsoft Himalaya"/>
-        <a:font script="Thaa" typeface="MV Boli"/>
-        <a:font script="Deva" typeface="Mangal"/>
-        <a:font script="Telu" typeface="Gautami"/>
-        <a:font script="Taml" typeface="Latha"/>
-        <a:font script="Syrc" typeface="Estrangelo Edessa"/>
-        <a:font script="Orya" typeface="Kalinga"/>
-        <a:font script="Mlym" typeface="Kartika"/>
-        <a:font script="Laoo" typeface="DokChampa"/>
-        <a:font script="Sinh" typeface="Iskoola Pota"/>
-        <a:font script="Mong" typeface="Mongolian Baiti"/>
-        <a:font script="Viet" typeface="Arial"/>
-        <a:font script="Uigh" typeface="Microsoft Uighur"/>
-        <a:font script="Geor" typeface="Sylfaen"/>
-        <a:font script="Armn" typeface="Arial"/>
-        <a:font script="Bugi" typeface="Leelawadee UI"/>
-        <a:font script="Bopo" typeface="Microsoft JhengHei"/>
-        <a:font script="Java" typeface="Javanese Text"/>
-        <a:font script="Lisu" typeface="Segoe UI"/>
-        <a:font script="Mymr" typeface="Myanmar Text"/>
-        <a:font script="Nkoo" typeface="Ebrima"/>
-        <a:font script="Olck" typeface="Nirmala UI"/>
-        <a:font script="Osma" typeface="Ebrima"/>
-        <a:font script="Phag" typeface="Phagspa"/>
-        <a:font script="Syrn" typeface="Estrangelo Edessa"/>
-        <a:font script="Syrj" typeface="Estrangelo Edessa"/>
-        <a:font script="Syre" typeface="Estrangelo Edessa"/>
-        <a:font script="Sora" typeface="Nirmala UI"/>
-        <a:font script="Tale" typeface="Microsoft Tai Le"/>
-        <a:font script="Talu" typeface="Microsoft New Tai Lue"/>
-        <a:font script="Tfng" typeface="Ebrima"/>
       </a:minorFont>
     </a:fontScheme>
     <a:fmtScheme name="Стандартная">
@@ -7269,7 +11946,7 @@
         <a:solidFill>
           <a:schemeClr val="phClr"/>
         </a:solidFill>
-        <a:gradFill rotWithShape="1">
+        <a:gradFill>
           <a:gsLst>
             <a:gs pos="0">
               <a:schemeClr val="phClr">
@@ -7293,9 +11970,8 @@
               </a:schemeClr>
             </a:gs>
           </a:gsLst>
-          <a:lin ang="5400000" scaled="0"/>
         </a:gradFill>
-        <a:gradFill rotWithShape="1">
+        <a:gradFill>
           <a:gsLst>
             <a:gs pos="0">
               <a:schemeClr val="phClr">
@@ -7319,44 +11995,52 @@
               </a:schemeClr>
             </a:gs>
           </a:gsLst>
-          <a:lin ang="5400000" scaled="0"/>
         </a:gradFill>
       </a:fillStyleLst>
       <a:lnStyleLst>
-        <a:ln w="6350" cap="flat" cmpd="sng" algn="ctr">
+        <a:ln w="6350">
           <a:solidFill>
             <a:schemeClr val="phClr"/>
           </a:solidFill>
           <a:prstDash val="solid"/>
-          <a:miter lim="800000"/>
         </a:ln>
-        <a:ln w="12700" cap="flat" cmpd="sng" algn="ctr">
+        <a:ln w="12700">
           <a:solidFill>
             <a:schemeClr val="phClr"/>
           </a:solidFill>
           <a:prstDash val="solid"/>
-          <a:miter lim="800000"/>
         </a:ln>
-        <a:ln w="19050" cap="flat" cmpd="sng" algn="ctr">
+        <a:ln w="19050">
           <a:solidFill>
             <a:schemeClr val="phClr"/>
           </a:solidFill>
           <a:prstDash val="solid"/>
-          <a:miter lim="800000"/>
         </a:ln>
       </a:lnStyleLst>
       <a:effectStyleLst>
         <a:effectStyle>
-          <a:effectLst/>
-        </a:effectStyle>
-        <a:effectStyle>
-          <a:effectLst/>
+          <a:effectLst>
+            <a:outerShdw>
+              <a:srgbClr val="000000">
+                <a:alpha val="38000"/>
+              </a:srgbClr>
+            </a:outerShdw>
+          </a:effectLst>
         </a:effectStyle>
         <a:effectStyle>
           <a:effectLst>
-            <a:outerShdw blurRad="57150" dist="19050" dir="5400000" algn="ctr" rotWithShape="0">
+            <a:outerShdw>
               <a:srgbClr val="000000">
-                <a:alpha val="63000"/>
+                <a:alpha val="35000"/>
+              </a:srgbClr>
+            </a:outerShdw>
+          </a:effectLst>
+        </a:effectStyle>
+        <a:effectStyle>
+          <a:effectLst>
+            <a:outerShdw>
+              <a:srgbClr val="000000">
+                <a:alpha val="35000"/>
               </a:srgbClr>
             </a:outerShdw>
           </a:effectLst>
@@ -7372,7 +12056,7 @@
             <a:satMod val="170000"/>
           </a:schemeClr>
         </a:solidFill>
-        <a:gradFill rotWithShape="1">
+        <a:gradFill>
           <a:gsLst>
             <a:gs pos="0">
               <a:schemeClr val="phClr">
@@ -7397,17 +12081,23 @@
               </a:schemeClr>
             </a:gs>
           </a:gsLst>
-          <a:lin ang="5400000" scaled="0"/>
         </a:gradFill>
       </a:bgFillStyleLst>
     </a:fmtScheme>
   </a:themeElements>
   <a:objectDefaults/>
   <a:extraClrSchemeLst/>
-  <a:extLst>
-    <a:ext uri="{05A4C25C-085E-4340-85A3-A5531E510DB2}">
-      <thm15:themeFamily xmlns:thm15="http://schemas.microsoft.com/office/thememl/2012/main" name="Office Theme" id="{62F939B6-93AF-4DB8-9C6B-D6C7DFDC589F}" vid="{4A3C46E8-61CC-4603-A589-7422A47A8E4A}"/>
-    </a:ext>
-  </a:extLst>
 </a:theme>
+</file>
+
+<file path=customXml/item1.xml><?xml version="1.0" encoding="utf-8"?>
+<b:Sources xmlns:b="http://schemas.openxmlformats.org/officeDocument/2006/bibliography" xmlns="http://schemas.openxmlformats.org/officeDocument/2006/bibliography" SelectedStyle="\APASixthEditionOfficeOnline.xsl" StyleName="APA" Version="6"/>
+</file>
+
+<file path=customXml/itemProps1.xml><?xml version="1.0" encoding="utf-8"?>
+<ds:datastoreItem xmlns:ds="http://schemas.openxmlformats.org/officeDocument/2006/customXml" ds:itemID="{3A69B939-3D21-46A5-BACE-EDA1882EA68F}">
+  <ds:schemaRefs>
+    <ds:schemaRef ds:uri="http://schemas.openxmlformats.org/officeDocument/2006/bibliography"/>
+  </ds:schemaRefs>
+</ds:datastoreItem>
 </file>
--- a/templates/contract_template_vars.docx
+++ b/templates/contract_template_vars.docx
@@ -64,7 +64,7 @@
         <w:rPr>
           <w:rFonts w:ascii="Times New Roman" w:hAnsi="Times New Roman"/>
           <w:b/>
-          <w:color w:val="FF0000"/>
+          <w:color w:val="000000"/>
           <w:sz w:val="24"/>
           <w:szCs w:val="24"/>
         </w:rPr>
@@ -74,7 +74,7 @@
         <w:rPr>
           <w:rFonts w:ascii="Times New Roman" w:hAnsi="Times New Roman"/>
           <w:b/>
-          <w:color w:val="FF0000"/>
+          <w:color w:val="000000"/>
           <w:sz w:val="24"/>
           <w:szCs w:val="24"/>
         </w:rPr>
@@ -144,7 +144,7 @@
       <w:r>
         <w:rPr>
           <w:rFonts w:ascii="Times New Roman" w:hAnsi="Times New Roman"/>
-          <w:color w:val="FF0000"/>
+          <w:color w:val="000000"/>
           <w:sz w:val="24"/>
           <w:szCs w:val="24"/>
         </w:rPr>
@@ -169,7 +169,7 @@
       <w:r>
         <w:rPr>
           <w:rFonts w:ascii="Times New Roman" w:hAnsi="Times New Roman"/>
-          <w:color w:val="FF0000"/>
+          <w:color w:val="000000"/>
           <w:sz w:val="24"/>
           <w:szCs w:val="24"/>
         </w:rPr>
@@ -194,7 +194,7 @@
       <w:r>
         <w:rPr>
           <w:rFonts w:ascii="Times New Roman" w:hAnsi="Times New Roman"/>
-          <w:color w:val="FF0000"/>
+          <w:color w:val="000000"/>
           <w:sz w:val="24"/>
           <w:szCs w:val="24"/>
         </w:rPr>
@@ -203,7 +203,7 @@
       <w:r>
         <w:rPr>
           <w:rFonts w:ascii="Times New Roman" w:hAnsi="Times New Roman"/>
-          <w:color w:val="FF0000"/>
+          <w:color w:val="000000"/>
           <w:sz w:val="24"/>
           <w:szCs w:val="24"/>
         </w:rPr>
@@ -309,7 +309,7 @@
       <w:r>
         <w:rPr>
           <w:rFonts w:ascii="Times New Roman" w:hAnsi="Times New Roman"/>
-          <w:color w:val="FF0000"/>
+          <w:color w:val="000000"/>
           <w:sz w:val="24"/>
           <w:szCs w:val="24"/>
         </w:rPr>
@@ -319,327 +319,327 @@
       <w:r>
         <w:rPr>
           <w:rFonts w:ascii="Times New Roman" w:hAnsi="Times New Roman"/>
-          <w:color w:val="FF0000"/>
-          <w:sz w:val="24"/>
-          <w:szCs w:val="24"/>
-        </w:rPr>
-      </w:r>
-      <w:r>
-        <w:rPr>
-          <w:rFonts w:ascii="Times New Roman" w:hAnsi="Times New Roman"/>
-          <w:color w:val="FF0000"/>
-          <w:sz w:val="24"/>
-          <w:szCs w:val="24"/>
-        </w:rPr>
-      </w:r>
-      <w:r>
-        <w:rPr>
-          <w:rFonts w:ascii="Times New Roman" w:hAnsi="Times New Roman"/>
-          <w:color w:val="FF0000"/>
-          <w:sz w:val="24"/>
-          <w:szCs w:val="24"/>
-        </w:rPr>
-      </w:r>
-      <w:r>
-        <w:rPr>
-          <w:rFonts w:ascii="Times New Roman" w:hAnsi="Times New Roman"/>
-          <w:color w:val="FF0000"/>
-          <w:sz w:val="24"/>
-          <w:szCs w:val="24"/>
-        </w:rPr>
-      </w:r>
-      <w:r>
-        <w:rPr>
-          <w:rFonts w:ascii="Times New Roman" w:hAnsi="Times New Roman"/>
-          <w:color w:val="FF0000"/>
-          <w:sz w:val="24"/>
-          <w:szCs w:val="24"/>
-        </w:rPr>
-      </w:r>
-      <w:r>
-        <w:rPr>
-          <w:rFonts w:ascii="Times New Roman" w:hAnsi="Times New Roman"/>
-          <w:color w:val="FF0000"/>
-          <w:sz w:val="24"/>
-          <w:szCs w:val="24"/>
-        </w:rPr>
-      </w:r>
-      <w:r>
-        <w:rPr>
-          <w:rFonts w:ascii="Times New Roman" w:hAnsi="Times New Roman"/>
-          <w:color w:val="FF0000"/>
-          <w:sz w:val="24"/>
-          <w:szCs w:val="24"/>
-        </w:rPr>
-      </w:r>
-      <w:r>
-        <w:rPr>
-          <w:rFonts w:ascii="Times New Roman" w:hAnsi="Times New Roman"/>
-          <w:color w:val="FF0000"/>
-          <w:sz w:val="24"/>
-          <w:szCs w:val="24"/>
-        </w:rPr>
-      </w:r>
-      <w:r>
-        <w:rPr>
-          <w:rFonts w:ascii="Times New Roman" w:hAnsi="Times New Roman"/>
-          <w:color w:val="FF0000"/>
-          <w:sz w:val="24"/>
-          <w:szCs w:val="24"/>
-        </w:rPr>
-      </w:r>
-      <w:r>
-        <w:rPr>
-          <w:rFonts w:ascii="Times New Roman" w:hAnsi="Times New Roman"/>
-          <w:color w:val="FF0000"/>
-          <w:sz w:val="24"/>
-          <w:szCs w:val="24"/>
-        </w:rPr>
-      </w:r>
-      <w:r>
-        <w:rPr>
-          <w:rFonts w:ascii="Times New Roman" w:hAnsi="Times New Roman"/>
-          <w:color w:val="FF0000"/>
-          <w:sz w:val="24"/>
-          <w:szCs w:val="24"/>
-        </w:rPr>
-      </w:r>
-      <w:r>
-        <w:rPr>
-          <w:rFonts w:ascii="Times New Roman" w:hAnsi="Times New Roman"/>
-          <w:color w:val="FF0000"/>
-          <w:sz w:val="24"/>
-          <w:szCs w:val="24"/>
-        </w:rPr>
-      </w:r>
-      <w:r>
-        <w:rPr>
-          <w:rFonts w:ascii="Times New Roman" w:hAnsi="Times New Roman"/>
-          <w:color w:val="FF0000"/>
-          <w:sz w:val="24"/>
-          <w:szCs w:val="24"/>
-        </w:rPr>
-      </w:r>
-      <w:r>
-        <w:rPr>
-          <w:rFonts w:ascii="Times New Roman" w:hAnsi="Times New Roman"/>
-          <w:color w:val="FF0000"/>
-          <w:sz w:val="24"/>
-          <w:szCs w:val="24"/>
-        </w:rPr>
-      </w:r>
-      <w:r>
-        <w:rPr>
-          <w:rFonts w:ascii="Times New Roman" w:hAnsi="Times New Roman"/>
-          <w:color w:val="FF0000"/>
-          <w:sz w:val="24"/>
-          <w:szCs w:val="24"/>
-        </w:rPr>
-      </w:r>
-      <w:r>
-        <w:rPr>
-          <w:rFonts w:ascii="Times New Roman" w:hAnsi="Times New Roman"/>
-          <w:color w:val="FF0000"/>
-          <w:sz w:val="24"/>
-          <w:szCs w:val="24"/>
-        </w:rPr>
-      </w:r>
-      <w:r>
-        <w:rPr>
-          <w:rFonts w:ascii="Times New Roman" w:hAnsi="Times New Roman"/>
-          <w:color w:val="FF0000"/>
-          <w:sz w:val="24"/>
-          <w:szCs w:val="24"/>
-        </w:rPr>
-      </w:r>
-      <w:r>
-        <w:rPr>
-          <w:rFonts w:ascii="Times New Roman" w:hAnsi="Times New Roman"/>
-          <w:color w:val="FF0000"/>
-          <w:sz w:val="24"/>
-          <w:szCs w:val="24"/>
-        </w:rPr>
-      </w:r>
-      <w:r>
-        <w:rPr>
-          <w:rFonts w:ascii="Times New Roman" w:hAnsi="Times New Roman"/>
-          <w:color w:val="FF0000"/>
-          <w:sz w:val="24"/>
-          <w:szCs w:val="24"/>
-        </w:rPr>
-      </w:r>
-      <w:r>
-        <w:rPr>
-          <w:rFonts w:ascii="Times New Roman" w:hAnsi="Times New Roman"/>
-          <w:color w:val="FF0000"/>
-          <w:sz w:val="24"/>
-          <w:szCs w:val="24"/>
-        </w:rPr>
-      </w:r>
-      <w:r>
-        <w:rPr>
-          <w:rFonts w:ascii="Times New Roman" w:hAnsi="Times New Roman"/>
-          <w:color w:val="FF0000"/>
-          <w:sz w:val="24"/>
-          <w:szCs w:val="24"/>
-        </w:rPr>
-      </w:r>
-      <w:r>
-        <w:rPr>
-          <w:rFonts w:ascii="Times New Roman" w:hAnsi="Times New Roman"/>
-          <w:color w:val="FF0000"/>
-          <w:sz w:val="24"/>
-          <w:szCs w:val="24"/>
-        </w:rPr>
-      </w:r>
-      <w:r>
-        <w:rPr>
-          <w:rFonts w:ascii="Times New Roman" w:hAnsi="Times New Roman"/>
-          <w:color w:val="FF0000"/>
-          <w:sz w:val="24"/>
-          <w:szCs w:val="24"/>
-        </w:rPr>
-      </w:r>
-      <w:r>
-        <w:rPr>
-          <w:rFonts w:ascii="Times New Roman" w:hAnsi="Times New Roman"/>
-          <w:color w:val="FF0000"/>
-          <w:sz w:val="24"/>
-          <w:szCs w:val="24"/>
-        </w:rPr>
-      </w:r>
-      <w:r>
-        <w:rPr>
-          <w:rFonts w:ascii="Times New Roman" w:hAnsi="Times New Roman"/>
-          <w:color w:val="FF0000"/>
-          <w:sz w:val="24"/>
-          <w:szCs w:val="24"/>
-        </w:rPr>
-      </w:r>
-      <w:r>
-        <w:rPr>
-          <w:rFonts w:ascii="Times New Roman" w:hAnsi="Times New Roman"/>
-          <w:color w:val="FF0000"/>
-          <w:sz w:val="24"/>
-          <w:szCs w:val="24"/>
-        </w:rPr>
-      </w:r>
-      <w:r>
-        <w:rPr>
-          <w:rFonts w:ascii="Times New Roman" w:hAnsi="Times New Roman"/>
-          <w:color w:val="FF0000"/>
-          <w:sz w:val="24"/>
-          <w:szCs w:val="24"/>
-        </w:rPr>
-      </w:r>
-      <w:r>
-        <w:rPr>
-          <w:rFonts w:ascii="Times New Roman" w:hAnsi="Times New Roman"/>
-          <w:color w:val="FF0000"/>
-          <w:sz w:val="24"/>
-          <w:szCs w:val="24"/>
-        </w:rPr>
-      </w:r>
-      <w:r>
-        <w:rPr>
-          <w:rFonts w:ascii="Times New Roman" w:hAnsi="Times New Roman"/>
-          <w:color w:val="FF0000"/>
-          <w:sz w:val="24"/>
-          <w:szCs w:val="24"/>
-        </w:rPr>
-      </w:r>
-      <w:r>
-        <w:rPr>
-          <w:rFonts w:ascii="Times New Roman" w:hAnsi="Times New Roman"/>
-          <w:color w:val="FF0000"/>
-          <w:sz w:val="24"/>
-          <w:szCs w:val="24"/>
-        </w:rPr>
-      </w:r>
-      <w:r>
-        <w:rPr>
-          <w:rFonts w:ascii="Times New Roman" w:hAnsi="Times New Roman"/>
-          <w:color w:val="FF0000"/>
-          <w:sz w:val="24"/>
-          <w:szCs w:val="24"/>
-        </w:rPr>
-      </w:r>
-      <w:r>
-        <w:rPr>
-          <w:rFonts w:ascii="Times New Roman" w:hAnsi="Times New Roman"/>
-          <w:color w:val="FF0000"/>
-          <w:sz w:val="24"/>
-          <w:szCs w:val="24"/>
-        </w:rPr>
-      </w:r>
-      <w:r>
-        <w:rPr>
-          <w:rFonts w:ascii="Times New Roman" w:hAnsi="Times New Roman"/>
-          <w:color w:val="FF0000"/>
-          <w:sz w:val="24"/>
-          <w:szCs w:val="24"/>
-        </w:rPr>
-      </w:r>
-      <w:r>
-        <w:rPr>
-          <w:rFonts w:ascii="Times New Roman" w:hAnsi="Times New Roman"/>
-          <w:color w:val="FF0000"/>
-          <w:sz w:val="24"/>
-          <w:szCs w:val="24"/>
-        </w:rPr>
-      </w:r>
-      <w:r>
-        <w:rPr>
-          <w:rFonts w:ascii="Times New Roman" w:hAnsi="Times New Roman"/>
-          <w:color w:val="FF0000"/>
-          <w:sz w:val="24"/>
-          <w:szCs w:val="24"/>
-        </w:rPr>
-      </w:r>
-      <w:r>
-        <w:rPr>
-          <w:rFonts w:ascii="Times New Roman" w:hAnsi="Times New Roman"/>
-          <w:color w:val="FF0000"/>
-          <w:sz w:val="24"/>
-          <w:szCs w:val="24"/>
-        </w:rPr>
-      </w:r>
-      <w:r>
-        <w:rPr>
-          <w:rFonts w:ascii="Times New Roman" w:hAnsi="Times New Roman"/>
-          <w:color w:val="FF0000"/>
-          <w:sz w:val="24"/>
-          <w:szCs w:val="24"/>
-        </w:rPr>
-      </w:r>
-      <w:r>
-        <w:rPr>
-          <w:rFonts w:ascii="Times New Roman" w:hAnsi="Times New Roman"/>
-          <w:color w:val="FF0000"/>
-          <w:sz w:val="24"/>
-          <w:szCs w:val="24"/>
-        </w:rPr>
-      </w:r>
-      <w:r>
-        <w:rPr>
-          <w:rFonts w:ascii="Times New Roman" w:hAnsi="Times New Roman"/>
-          <w:color w:val="FF0000"/>
-          <w:sz w:val="24"/>
-          <w:szCs w:val="24"/>
-        </w:rPr>
-      </w:r>
-      <w:r>
-        <w:rPr>
-          <w:rFonts w:ascii="Times New Roman" w:hAnsi="Times New Roman"/>
-          <w:color w:val="FF0000"/>
-          <w:sz w:val="24"/>
-          <w:szCs w:val="24"/>
-        </w:rPr>
-      </w:r>
-      <w:r>
-        <w:rPr>
-          <w:rFonts w:ascii="Times New Roman" w:hAnsi="Times New Roman"/>
-          <w:color w:val="FF0000"/>
+          <w:color w:val="000000"/>
+          <w:sz w:val="24"/>
+          <w:szCs w:val="24"/>
+        </w:rPr>
+      </w:r>
+      <w:r>
+        <w:rPr>
+          <w:rFonts w:ascii="Times New Roman" w:hAnsi="Times New Roman"/>
+          <w:color w:val="000000"/>
+          <w:sz w:val="24"/>
+          <w:szCs w:val="24"/>
+        </w:rPr>
+      </w:r>
+      <w:r>
+        <w:rPr>
+          <w:rFonts w:ascii="Times New Roman" w:hAnsi="Times New Roman"/>
+          <w:color w:val="000000"/>
+          <w:sz w:val="24"/>
+          <w:szCs w:val="24"/>
+        </w:rPr>
+      </w:r>
+      <w:r>
+        <w:rPr>
+          <w:rFonts w:ascii="Times New Roman" w:hAnsi="Times New Roman"/>
+          <w:color w:val="000000"/>
+          <w:sz w:val="24"/>
+          <w:szCs w:val="24"/>
+        </w:rPr>
+      </w:r>
+      <w:r>
+        <w:rPr>
+          <w:rFonts w:ascii="Times New Roman" w:hAnsi="Times New Roman"/>
+          <w:color w:val="000000"/>
+          <w:sz w:val="24"/>
+          <w:szCs w:val="24"/>
+        </w:rPr>
+      </w:r>
+      <w:r>
+        <w:rPr>
+          <w:rFonts w:ascii="Times New Roman" w:hAnsi="Times New Roman"/>
+          <w:color w:val="000000"/>
+          <w:sz w:val="24"/>
+          <w:szCs w:val="24"/>
+        </w:rPr>
+      </w:r>
+      <w:r>
+        <w:rPr>
+          <w:rFonts w:ascii="Times New Roman" w:hAnsi="Times New Roman"/>
+          <w:color w:val="000000"/>
+          <w:sz w:val="24"/>
+          <w:szCs w:val="24"/>
+        </w:rPr>
+      </w:r>
+      <w:r>
+        <w:rPr>
+          <w:rFonts w:ascii="Times New Roman" w:hAnsi="Times New Roman"/>
+          <w:color w:val="000000"/>
+          <w:sz w:val="24"/>
+          <w:szCs w:val="24"/>
+        </w:rPr>
+      </w:r>
+      <w:r>
+        <w:rPr>
+          <w:rFonts w:ascii="Times New Roman" w:hAnsi="Times New Roman"/>
+          <w:color w:val="000000"/>
+          <w:sz w:val="24"/>
+          <w:szCs w:val="24"/>
+        </w:rPr>
+      </w:r>
+      <w:r>
+        <w:rPr>
+          <w:rFonts w:ascii="Times New Roman" w:hAnsi="Times New Roman"/>
+          <w:color w:val="000000"/>
+          <w:sz w:val="24"/>
+          <w:szCs w:val="24"/>
+        </w:rPr>
+      </w:r>
+      <w:r>
+        <w:rPr>
+          <w:rFonts w:ascii="Times New Roman" w:hAnsi="Times New Roman"/>
+          <w:color w:val="000000"/>
+          <w:sz w:val="24"/>
+          <w:szCs w:val="24"/>
+        </w:rPr>
+      </w:r>
+      <w:r>
+        <w:rPr>
+          <w:rFonts w:ascii="Times New Roman" w:hAnsi="Times New Roman"/>
+          <w:color w:val="000000"/>
+          <w:sz w:val="24"/>
+          <w:szCs w:val="24"/>
+        </w:rPr>
+      </w:r>
+      <w:r>
+        <w:rPr>
+          <w:rFonts w:ascii="Times New Roman" w:hAnsi="Times New Roman"/>
+          <w:color w:val="000000"/>
+          <w:sz w:val="24"/>
+          <w:szCs w:val="24"/>
+        </w:rPr>
+      </w:r>
+      <w:r>
+        <w:rPr>
+          <w:rFonts w:ascii="Times New Roman" w:hAnsi="Times New Roman"/>
+          <w:color w:val="000000"/>
+          <w:sz w:val="24"/>
+          <w:szCs w:val="24"/>
+        </w:rPr>
+      </w:r>
+      <w:r>
+        <w:rPr>
+          <w:rFonts w:ascii="Times New Roman" w:hAnsi="Times New Roman"/>
+          <w:color w:val="000000"/>
+          <w:sz w:val="24"/>
+          <w:szCs w:val="24"/>
+        </w:rPr>
+      </w:r>
+      <w:r>
+        <w:rPr>
+          <w:rFonts w:ascii="Times New Roman" w:hAnsi="Times New Roman"/>
+          <w:color w:val="000000"/>
+          <w:sz w:val="24"/>
+          <w:szCs w:val="24"/>
+        </w:rPr>
+      </w:r>
+      <w:r>
+        <w:rPr>
+          <w:rFonts w:ascii="Times New Roman" w:hAnsi="Times New Roman"/>
+          <w:color w:val="000000"/>
+          <w:sz w:val="24"/>
+          <w:szCs w:val="24"/>
+        </w:rPr>
+      </w:r>
+      <w:r>
+        <w:rPr>
+          <w:rFonts w:ascii="Times New Roman" w:hAnsi="Times New Roman"/>
+          <w:color w:val="000000"/>
+          <w:sz w:val="24"/>
+          <w:szCs w:val="24"/>
+        </w:rPr>
+      </w:r>
+      <w:r>
+        <w:rPr>
+          <w:rFonts w:ascii="Times New Roman" w:hAnsi="Times New Roman"/>
+          <w:color w:val="000000"/>
+          <w:sz w:val="24"/>
+          <w:szCs w:val="24"/>
+        </w:rPr>
+      </w:r>
+      <w:r>
+        <w:rPr>
+          <w:rFonts w:ascii="Times New Roman" w:hAnsi="Times New Roman"/>
+          <w:color w:val="000000"/>
+          <w:sz w:val="24"/>
+          <w:szCs w:val="24"/>
+        </w:rPr>
+      </w:r>
+      <w:r>
+        <w:rPr>
+          <w:rFonts w:ascii="Times New Roman" w:hAnsi="Times New Roman"/>
+          <w:color w:val="000000"/>
+          <w:sz w:val="24"/>
+          <w:szCs w:val="24"/>
+        </w:rPr>
+      </w:r>
+      <w:r>
+        <w:rPr>
+          <w:rFonts w:ascii="Times New Roman" w:hAnsi="Times New Roman"/>
+          <w:color w:val="000000"/>
+          <w:sz w:val="24"/>
+          <w:szCs w:val="24"/>
+        </w:rPr>
+      </w:r>
+      <w:r>
+        <w:rPr>
+          <w:rFonts w:ascii="Times New Roman" w:hAnsi="Times New Roman"/>
+          <w:color w:val="000000"/>
+          <w:sz w:val="24"/>
+          <w:szCs w:val="24"/>
+        </w:rPr>
+      </w:r>
+      <w:r>
+        <w:rPr>
+          <w:rFonts w:ascii="Times New Roman" w:hAnsi="Times New Roman"/>
+          <w:color w:val="000000"/>
+          <w:sz w:val="24"/>
+          <w:szCs w:val="24"/>
+        </w:rPr>
+      </w:r>
+      <w:r>
+        <w:rPr>
+          <w:rFonts w:ascii="Times New Roman" w:hAnsi="Times New Roman"/>
+          <w:color w:val="000000"/>
+          <w:sz w:val="24"/>
+          <w:szCs w:val="24"/>
+        </w:rPr>
+      </w:r>
+      <w:r>
+        <w:rPr>
+          <w:rFonts w:ascii="Times New Roman" w:hAnsi="Times New Roman"/>
+          <w:color w:val="000000"/>
+          <w:sz w:val="24"/>
+          <w:szCs w:val="24"/>
+        </w:rPr>
+      </w:r>
+      <w:r>
+        <w:rPr>
+          <w:rFonts w:ascii="Times New Roman" w:hAnsi="Times New Roman"/>
+          <w:color w:val="000000"/>
+          <w:sz w:val="24"/>
+          <w:szCs w:val="24"/>
+        </w:rPr>
+      </w:r>
+      <w:r>
+        <w:rPr>
+          <w:rFonts w:ascii="Times New Roman" w:hAnsi="Times New Roman"/>
+          <w:color w:val="000000"/>
+          <w:sz w:val="24"/>
+          <w:szCs w:val="24"/>
+        </w:rPr>
+      </w:r>
+      <w:r>
+        <w:rPr>
+          <w:rFonts w:ascii="Times New Roman" w:hAnsi="Times New Roman"/>
+          <w:color w:val="000000"/>
+          <w:sz w:val="24"/>
+          <w:szCs w:val="24"/>
+        </w:rPr>
+      </w:r>
+      <w:r>
+        <w:rPr>
+          <w:rFonts w:ascii="Times New Roman" w:hAnsi="Times New Roman"/>
+          <w:color w:val="000000"/>
+          <w:sz w:val="24"/>
+          <w:szCs w:val="24"/>
+        </w:rPr>
+      </w:r>
+      <w:r>
+        <w:rPr>
+          <w:rFonts w:ascii="Times New Roman" w:hAnsi="Times New Roman"/>
+          <w:color w:val="000000"/>
+          <w:sz w:val="24"/>
+          <w:szCs w:val="24"/>
+        </w:rPr>
+      </w:r>
+      <w:r>
+        <w:rPr>
+          <w:rFonts w:ascii="Times New Roman" w:hAnsi="Times New Roman"/>
+          <w:color w:val="000000"/>
+          <w:sz w:val="24"/>
+          <w:szCs w:val="24"/>
+        </w:rPr>
+      </w:r>
+      <w:r>
+        <w:rPr>
+          <w:rFonts w:ascii="Times New Roman" w:hAnsi="Times New Roman"/>
+          <w:color w:val="000000"/>
+          <w:sz w:val="24"/>
+          <w:szCs w:val="24"/>
+        </w:rPr>
+      </w:r>
+      <w:r>
+        <w:rPr>
+          <w:rFonts w:ascii="Times New Roman" w:hAnsi="Times New Roman"/>
+          <w:color w:val="000000"/>
+          <w:sz w:val="24"/>
+          <w:szCs w:val="24"/>
+        </w:rPr>
+      </w:r>
+      <w:r>
+        <w:rPr>
+          <w:rFonts w:ascii="Times New Roman" w:hAnsi="Times New Roman"/>
+          <w:color w:val="000000"/>
+          <w:sz w:val="24"/>
+          <w:szCs w:val="24"/>
+        </w:rPr>
+      </w:r>
+      <w:r>
+        <w:rPr>
+          <w:rFonts w:ascii="Times New Roman" w:hAnsi="Times New Roman"/>
+          <w:color w:val="000000"/>
+          <w:sz w:val="24"/>
+          <w:szCs w:val="24"/>
+        </w:rPr>
+      </w:r>
+      <w:r>
+        <w:rPr>
+          <w:rFonts w:ascii="Times New Roman" w:hAnsi="Times New Roman"/>
+          <w:color w:val="000000"/>
+          <w:sz w:val="24"/>
+          <w:szCs w:val="24"/>
+        </w:rPr>
+      </w:r>
+      <w:r>
+        <w:rPr>
+          <w:rFonts w:ascii="Times New Roman" w:hAnsi="Times New Roman"/>
+          <w:color w:val="000000"/>
+          <w:sz w:val="24"/>
+          <w:szCs w:val="24"/>
+        </w:rPr>
+      </w:r>
+      <w:r>
+        <w:rPr>
+          <w:rFonts w:ascii="Times New Roman" w:hAnsi="Times New Roman"/>
+          <w:color w:val="000000"/>
+          <w:sz w:val="24"/>
+          <w:szCs w:val="24"/>
+        </w:rPr>
+      </w:r>
+      <w:r>
+        <w:rPr>
+          <w:rFonts w:ascii="Times New Roman" w:hAnsi="Times New Roman"/>
+          <w:color w:val="000000"/>
+          <w:sz w:val="24"/>
+          <w:szCs w:val="24"/>
+        </w:rPr>
+      </w:r>
+      <w:r>
+        <w:rPr>
+          <w:rFonts w:ascii="Times New Roman" w:hAnsi="Times New Roman"/>
+          <w:color w:val="000000"/>
           <w:sz w:val="24"/>
           <w:szCs w:val="24"/>
         </w:rPr>
@@ -648,7 +648,7 @@
       <w:r>
         <w:rPr>
           <w:rFonts w:ascii="Times New Roman" w:hAnsi="Times New Roman"/>
-          <w:color w:val="FF0000"/>
+          <w:color w:val="000000"/>
           <w:sz w:val="24"/>
           <w:szCs w:val="24"/>
         </w:rPr>
@@ -657,23 +657,23 @@
       <w:r>
         <w:rPr>
           <w:rFonts w:ascii="Times New Roman" w:hAnsi="Times New Roman"/>
-          <w:color w:val="FF0000"/>
-          <w:sz w:val="24"/>
-          <w:szCs w:val="24"/>
-        </w:rPr>
-      </w:r>
-      <w:r>
-        <w:rPr>
-          <w:rFonts w:ascii="Times New Roman" w:hAnsi="Times New Roman"/>
-          <w:color w:val="FF0000"/>
-          <w:sz w:val="24"/>
-          <w:szCs w:val="24"/>
-        </w:rPr>
-      </w:r>
-      <w:r>
-        <w:rPr>
-          <w:rFonts w:ascii="Times New Roman" w:hAnsi="Times New Roman"/>
-          <w:color w:val="FF0000"/>
+          <w:color w:val="000000"/>
+          <w:sz w:val="24"/>
+          <w:szCs w:val="24"/>
+        </w:rPr>
+      </w:r>
+      <w:r>
+        <w:rPr>
+          <w:rFonts w:ascii="Times New Roman" w:hAnsi="Times New Roman"/>
+          <w:color w:val="000000"/>
+          <w:sz w:val="24"/>
+          <w:szCs w:val="24"/>
+        </w:rPr>
+      </w:r>
+      <w:r>
+        <w:rPr>
+          <w:rFonts w:ascii="Times New Roman" w:hAnsi="Times New Roman"/>
+          <w:color w:val="000000"/>
           <w:sz w:val="24"/>
           <w:szCs w:val="24"/>
         </w:rPr>
@@ -682,7 +682,7 @@
       <w:r>
         <w:rPr>
           <w:rFonts w:ascii="Times New Roman" w:hAnsi="Times New Roman"/>
-          <w:color w:val="FF0000"/>
+          <w:color w:val="000000"/>
           <w:sz w:val="24"/>
           <w:szCs w:val="24"/>
         </w:rPr>
@@ -691,7 +691,7 @@
       <w:r>
         <w:rPr>
           <w:rFonts w:ascii="Times New Roman" w:hAnsi="Times New Roman"/>
-          <w:color w:val="FF0000"/>
+          <w:color w:val="000000"/>
           <w:sz w:val="24"/>
           <w:szCs w:val="24"/>
         </w:rPr>
@@ -700,7 +700,7 @@
       <w:r>
         <w:rPr>
           <w:rFonts w:ascii="Times New Roman" w:hAnsi="Times New Roman"/>
-          <w:color w:val="FF0000"/>
+          <w:color w:val="000000"/>
           <w:sz w:val="24"/>
           <w:szCs w:val="24"/>
         </w:rPr>
@@ -709,15 +709,15 @@
       <w:r>
         <w:rPr>
           <w:rFonts w:ascii="Times New Roman" w:hAnsi="Times New Roman"/>
-          <w:color w:val="FF0000"/>
-          <w:sz w:val="24"/>
-          <w:szCs w:val="24"/>
-        </w:rPr>
-      </w:r>
-      <w:r>
-        <w:rPr>
-          <w:rFonts w:ascii="Times New Roman" w:hAnsi="Times New Roman"/>
-          <w:color w:val="FF0000"/>
+          <w:color w:val="000000"/>
+          <w:sz w:val="24"/>
+          <w:szCs w:val="24"/>
+        </w:rPr>
+      </w:r>
+      <w:r>
+        <w:rPr>
+          <w:rFonts w:ascii="Times New Roman" w:hAnsi="Times New Roman"/>
+          <w:color w:val="000000"/>
           <w:sz w:val="24"/>
           <w:szCs w:val="24"/>
         </w:rPr>
@@ -1212,7 +1212,7 @@
       <w:pPr>
         <w:pStyle w:val="af8"/>
         <w:rPr>
-          <w:color w:val="FF0000"/>
+          <w:color w:val="000000"/>
         </w:rPr>
       </w:pPr>
       <w:r>
@@ -1233,7 +1233,7 @@
       <w:r>
         <w:rPr>
           <w:rFonts w:ascii="Helvetica" w:hAnsi="Helvetica"/>
-          <w:color w:val="FF0000"/>
+          <w:color w:val="000000"/>
           <w:shd w:val="clear" w:color="auto" w:fill="FFFFFF"/>
         </w:rPr>
         <w:t>{{CLIENT_EMAIL}}</w:t>
@@ -1460,7 +1460,7 @@
       <w:r>
         <w:rPr>
           <w:rFonts w:ascii="Times New Roman" w:hAnsi="Times New Roman"/>
-          <w:color w:val="FF0000"/>
+          <w:color w:val="000000"/>
           <w:sz w:val="24"/>
           <w:szCs w:val="24"/>
         </w:rPr>
@@ -5628,7 +5628,7 @@
             <w:pPr>
               <w:pStyle w:val="af8"/>
               <w:rPr>
-                <w:color w:val="FF0000"/>
+                <w:color w:val="000000"/>
                 <w:sz w:val="22"/>
                 <w:szCs w:val="22"/>
               </w:rPr>
@@ -5654,50 +5654,50 @@
             <w:proofErr w:type="spellStart"/>
             <w:r>
               <w:rPr>
-                <w:color w:val="FF0000"/>
+                <w:color w:val="000000"/>
               </w:rPr>
               <w:t>{{CLIENT_DETAILS}}</w:t>
             </w:r>
             <w:proofErr w:type="spellEnd"/>
             <w:r>
               <w:rPr>
-                <w:color w:val="FF0000"/>
+                <w:color w:val="000000"/>
               </w:rPr>
             </w:r>
             <w:proofErr w:type="spellStart"/>
             <w:r>
               <w:rPr>
-                <w:color w:val="FF0000"/>
+                <w:color w:val="000000"/>
               </w:rPr>
             </w:r>
             <w:proofErr w:type="spellEnd"/>
             <w:r>
               <w:rPr>
-                <w:color w:val="FF0000"/>
+                <w:color w:val="000000"/>
               </w:rPr>
             </w:r>
             <w:proofErr w:type="spellStart"/>
             <w:r>
               <w:rPr>
-                <w:color w:val="FF0000"/>
+                <w:color w:val="000000"/>
               </w:rPr>
             </w:r>
             <w:proofErr w:type="spellEnd"/>
             <w:r>
               <w:rPr>
-                <w:color w:val="FF0000"/>
+                <w:color w:val="000000"/>
               </w:rPr>
             </w:r>
             <w:proofErr w:type="spellStart"/>
             <w:r>
               <w:rPr>
-                <w:color w:val="FF0000"/>
+                <w:color w:val="000000"/>
               </w:rPr>
             </w:r>
             <w:proofErr w:type="spellEnd"/>
             <w:r>
               <w:rPr>
-                <w:color w:val="FF0000"/>
+                <w:color w:val="000000"/>
               </w:rPr>
             </w:r>
           </w:p>
@@ -5706,7 +5706,7 @@
               <w:pStyle w:val="af8"/>
               <w:rPr>
                 <w:rStyle w:val="43"/>
-                <w:color w:val="FF0000"/>
+                <w:color w:val="000000"/>
                 <w:sz w:val="22"/>
                 <w:szCs w:val="22"/>
               </w:rPr>
@@ -5714,7 +5714,7 @@
             <w:r>
               <w:rPr>
                 <w:rStyle w:val="43"/>
-                <w:color w:val="FF0000"/>
+                <w:color w:val="000000"/>
                 <w:sz w:val="22"/>
                 <w:szCs w:val="22"/>
               </w:rPr>
@@ -5723,7 +5723,7 @@
             <w:r>
               <w:rPr>
                 <w:rStyle w:val="43"/>
-                <w:color w:val="FF0000"/>
+                <w:color w:val="000000"/>
                 <w:sz w:val="22"/>
                 <w:szCs w:val="22"/>
               </w:rPr>
@@ -5731,14 +5731,14 @@
             <w:r>
               <w:rPr>
                 <w:rStyle w:val="43"/>
-                <w:color w:val="FF0000"/>
+                <w:color w:val="000000"/>
                 <w:sz w:val="22"/>
                 <w:szCs w:val="22"/>
               </w:rPr>
             </w:r>
             <w:r>
               <w:rPr>
-                <w:color w:val="FF0000"/>
+                <w:color w:val="000000"/>
                 <w:sz w:val="22"/>
                 <w:szCs w:val="22"/>
               </w:rPr>
@@ -5746,7 +5746,7 @@
             <w:r>
               <w:rPr>
                 <w:rStyle w:val="43"/>
-                <w:color w:val="FF0000"/>
+                <w:color w:val="000000"/>
                 <w:sz w:val="22"/>
                 <w:szCs w:val="22"/>
               </w:rPr>
@@ -5762,7 +5762,7 @@
             </w:pPr>
             <w:r>
               <w:rPr>
-                <w:color w:val="FF0000"/>
+                <w:color w:val="000000"/>
                 <w:sz w:val="22"/>
                 <w:szCs w:val="22"/>
               </w:rPr>
@@ -5980,7 +5980,7 @@
             <w:r>
               <w:rPr>
                 <w:rFonts w:ascii="Times New Roman" w:hAnsi="Times New Roman"/>
-                <w:color w:val="FF0000"/>
+                <w:color w:val="000000"/>
                 <w:sz w:val="24"/>
                 <w:szCs w:val="24"/>
               </w:rPr>
@@ -5989,23 +5989,23 @@
             <w:r>
               <w:rPr>
                 <w:rFonts w:ascii="Times New Roman" w:hAnsi="Times New Roman"/>
-                <w:color w:val="FF0000"/>
-                <w:sz w:val="24"/>
-                <w:szCs w:val="24"/>
-              </w:rPr>
-            </w:r>
-            <w:r>
-              <w:rPr>
-                <w:rFonts w:ascii="Times New Roman" w:hAnsi="Times New Roman"/>
-                <w:color w:val="FF0000"/>
-                <w:sz w:val="24"/>
-                <w:szCs w:val="24"/>
-              </w:rPr>
-            </w:r>
-            <w:r>
-              <w:rPr>
-                <w:rFonts w:ascii="Times New Roman" w:hAnsi="Times New Roman"/>
-                <w:color w:val="FF0000"/>
+                <w:color w:val="000000"/>
+                <w:sz w:val="24"/>
+                <w:szCs w:val="24"/>
+              </w:rPr>
+            </w:r>
+            <w:r>
+              <w:rPr>
+                <w:rFonts w:ascii="Times New Roman" w:hAnsi="Times New Roman"/>
+                <w:color w:val="000000"/>
+                <w:sz w:val="24"/>
+                <w:szCs w:val="24"/>
+              </w:rPr>
+            </w:r>
+            <w:r>
+              <w:rPr>
+                <w:rFonts w:ascii="Times New Roman" w:hAnsi="Times New Roman"/>
+                <w:color w:val="000000"/>
                 <w:sz w:val="24"/>
                 <w:szCs w:val="24"/>
               </w:rPr>
@@ -6014,7 +6014,7 @@
             <w:r>
               <w:rPr>
                 <w:rFonts w:ascii="Times New Roman" w:hAnsi="Times New Roman"/>
-                <w:color w:val="FF0000"/>
+                <w:color w:val="000000"/>
                 <w:sz w:val="24"/>
                 <w:szCs w:val="24"/>
               </w:rPr>
@@ -6023,7 +6023,7 @@
             <w:r>
               <w:rPr>
                 <w:rFonts w:ascii="Times New Roman" w:hAnsi="Times New Roman"/>
-                <w:color w:val="FF0000"/>
+                <w:color w:val="000000"/>
                 <w:sz w:val="24"/>
                 <w:szCs w:val="24"/>
               </w:rPr>
@@ -6233,7 +6233,7 @@
       <w:r>
         <w:rPr>
           <w:rFonts w:ascii="Times New Roman" w:hAnsi="Times New Roman"/>
-          <w:color w:val="FF0000"/>
+          <w:color w:val="000000"/>
           <w:sz w:val="24"/>
           <w:szCs w:val="24"/>
         </w:rPr>
@@ -6242,7 +6242,7 @@
       <w:r>
         <w:rPr>
           <w:rFonts w:ascii="Times New Roman" w:hAnsi="Times New Roman"/>
-          <w:color w:val="FF0000"/>
+          <w:color w:val="000000"/>
           <w:sz w:val="24"/>
           <w:szCs w:val="24"/>
         </w:rPr>
@@ -6268,7 +6268,7 @@
       <w:r>
         <w:rPr>
           <w:rFonts w:ascii="Times New Roman" w:hAnsi="Times New Roman"/>
-          <w:color w:val="FF0000"/>
+          <w:color w:val="000000"/>
           <w:spacing w:val="-9"/>
           <w:sz w:val="24"/>
           <w:szCs w:val="24"/>
@@ -6287,7 +6287,7 @@
       <w:r>
         <w:rPr>
           <w:rFonts w:ascii="Times New Roman" w:hAnsi="Times New Roman"/>
-          <w:color w:val="FF0000"/>
+          <w:color w:val="000000"/>
           <w:spacing w:val="-9"/>
           <w:sz w:val="24"/>
           <w:szCs w:val="24"/>
@@ -6315,7 +6315,7 @@
       <w:r>
         <w:rPr>
           <w:rFonts w:ascii="Times New Roman" w:hAnsi="Times New Roman"/>
-          <w:color w:val="FF0000"/>
+          <w:color w:val="000000"/>
           <w:spacing w:val="-9"/>
           <w:sz w:val="24"/>
           <w:szCs w:val="24"/>
@@ -6325,7 +6325,7 @@
       <w:r>
         <w:rPr>
           <w:rFonts w:ascii="Times New Roman" w:hAnsi="Times New Roman"/>
-          <w:color w:val="FF0000"/>
+          <w:color w:val="000000"/>
           <w:spacing w:val="-9"/>
           <w:sz w:val="24"/>
           <w:szCs w:val="24"/>
@@ -6564,7 +6564,7 @@
               <w:jc w:val="both"/>
               <w:rPr>
                 <w:rFonts w:ascii="Times New Roman" w:hAnsi="Times New Roman"/>
-                <w:color w:val="FF0000"/>
+                <w:color w:val="000000"/>
                 <w:sz w:val="24"/>
                 <w:szCs w:val="24"/>
               </w:rPr>
@@ -6572,7 +6572,7 @@
             <w:r>
               <w:rPr>
                 <w:rFonts w:ascii="Times New Roman" w:hAnsi="Times New Roman"/>
-                <w:color w:val="FF0000"/>
+                <w:color w:val="000000"/>
                 <w:sz w:val="24"/>
                 <w:szCs w:val="24"/>
               </w:rPr>
@@ -6657,7 +6657,7 @@
               <w:jc w:val="both"/>
               <w:rPr>
                 <w:rFonts w:ascii="Times New Roman" w:hAnsi="Times New Roman"/>
-                <w:color w:val="FF0000"/>
+                <w:color w:val="000000"/>
                 <w:sz w:val="24"/>
                 <w:szCs w:val="24"/>
                 <w:lang w:val="en-US"/>
@@ -6667,7 +6667,7 @@
             <w:r>
               <w:rPr>
                 <w:rFonts w:ascii="Times New Roman" w:hAnsi="Times New Roman"/>
-                <w:color w:val="FF0000"/>
+                <w:color w:val="000000"/>
                 <w:szCs w:val="22"/>
               </w:rPr>
               <w:t>{{CAR_BRAND}}</w:t>
@@ -6752,7 +6752,7 @@
               <w:ind w:left="0"/>
               <w:rPr>
                 <w:rFonts w:ascii="Times New Roman" w:hAnsi="Times New Roman"/>
-                <w:color w:val="FF0000"/>
+                <w:color w:val="000000"/>
                 <w:sz w:val="24"/>
                 <w:szCs w:val="24"/>
                 <w:lang w:val="en-US"/>
@@ -6761,7 +6761,7 @@
             <w:r>
               <w:rPr>
                 <w:rFonts w:ascii="Times New Roman" w:hAnsi="Times New Roman"/>
-                <w:color w:val="FF0000"/>
+                <w:color w:val="000000"/>
                 <w:szCs w:val="22"/>
                 <w:lang w:val="en-US"/>
               </w:rPr>
@@ -6770,7 +6770,7 @@
             <w:r>
               <w:rPr>
                 <w:rFonts w:ascii="Times New Roman" w:hAnsi="Times New Roman"/>
-                <w:color w:val="FF0000"/>
+                <w:color w:val="000000"/>
                 <w:szCs w:val="22"/>
                 <w:lang w:val="en-US"/>
               </w:rPr>
@@ -6866,7 +6866,7 @@
               <w:jc w:val="both"/>
               <w:rPr>
                 <w:rFonts w:ascii="Times New Roman" w:hAnsi="Times New Roman"/>
-                <w:color w:val="FF0000"/>
+                <w:color w:val="000000"/>
                 <w:sz w:val="24"/>
                 <w:szCs w:val="24"/>
               </w:rPr>
@@ -6874,7 +6874,7 @@
             <w:r>
               <w:rPr>
                 <w:rFonts w:ascii="Times New Roman" w:hAnsi="Times New Roman"/>
-                <w:color w:val="FF0000"/>
+                <w:color w:val="000000"/>
                 <w:sz w:val="24"/>
                 <w:szCs w:val="24"/>
               </w:rPr>
@@ -6883,7 +6883,7 @@
             <w:r>
               <w:rPr>
                 <w:rFonts w:ascii="Times New Roman" w:hAnsi="Times New Roman"/>
-                <w:color w:val="FF0000"/>
+                <w:color w:val="000000"/>
                 <w:sz w:val="24"/>
                 <w:szCs w:val="24"/>
               </w:rPr>
@@ -6980,7 +6980,7 @@
               <w:jc w:val="both"/>
               <w:rPr>
                 <w:rFonts w:ascii="Times New Roman" w:hAnsi="Times New Roman"/>
-                <w:color w:val="FF0000"/>
+                <w:color w:val="000000"/>
                 <w:sz w:val="24"/>
                 <w:szCs w:val="24"/>
               </w:rPr>
@@ -6988,7 +6988,7 @@
             <w:r>
               <w:rPr>
                 <w:rFonts w:ascii="Times New Roman" w:hAnsi="Times New Roman"/>
-                <w:color w:val="FF0000"/>
+                <w:color w:val="000000"/>
                 <w:sz w:val="24"/>
                 <w:szCs w:val="24"/>
               </w:rPr>
@@ -7085,7 +7085,7 @@
               <w:jc w:val="both"/>
               <w:rPr>
                 <w:rFonts w:ascii="Times New Roman" w:hAnsi="Times New Roman"/>
-                <w:color w:val="FF0000"/>
+                <w:color w:val="000000"/>
                 <w:sz w:val="24"/>
                 <w:szCs w:val="24"/>
               </w:rPr>
@@ -7093,7 +7093,7 @@
             <w:r>
               <w:rPr>
                 <w:rFonts w:ascii="Times New Roman" w:hAnsi="Times New Roman"/>
-                <w:color w:val="FF0000"/>
+                <w:color w:val="000000"/>
                 <w:sz w:val="24"/>
                 <w:szCs w:val="24"/>
               </w:rPr>
@@ -7173,7 +7173,7 @@
               <w:jc w:val="both"/>
               <w:rPr>
                 <w:rFonts w:ascii="Times New Roman" w:hAnsi="Times New Roman"/>
-                <w:color w:val="FF0000"/>
+                <w:color w:val="000000"/>
                 <w:sz w:val="24"/>
                 <w:szCs w:val="24"/>
               </w:rPr>
@@ -7181,7 +7181,7 @@
             <w:r>
               <w:rPr>
                 <w:rFonts w:ascii="Times New Roman" w:hAnsi="Times New Roman"/>
-                <w:color w:val="FF0000"/>
+                <w:color w:val="000000"/>
                 <w:sz w:val="24"/>
                 <w:szCs w:val="24"/>
               </w:rPr>
@@ -7261,7 +7261,7 @@
               <w:jc w:val="both"/>
               <w:rPr>
                 <w:rFonts w:ascii="Times New Roman" w:hAnsi="Times New Roman"/>
-                <w:color w:val="FF0000"/>
+                <w:color w:val="000000"/>
                 <w:sz w:val="24"/>
                 <w:szCs w:val="24"/>
               </w:rPr>
@@ -7269,7 +7269,7 @@
             <w:r>
               <w:rPr>
                 <w:rFonts w:ascii="Times New Roman" w:hAnsi="Times New Roman"/>
-                <w:color w:val="FF0000"/>
+                <w:color w:val="000000"/>
                 <w:sz w:val="24"/>
                 <w:szCs w:val="24"/>
               </w:rPr>
@@ -7278,7 +7278,7 @@
             <w:r>
               <w:rPr>
                 <w:rFonts w:ascii="Times New Roman" w:hAnsi="Times New Roman"/>
-                <w:color w:val="FF0000"/>
+                <w:color w:val="000000"/>
                 <w:sz w:val="24"/>
                 <w:szCs w:val="24"/>
               </w:rPr>
@@ -7361,7 +7361,7 @@
               <w:jc w:val="both"/>
               <w:rPr>
                 <w:rFonts w:ascii="Times New Roman" w:hAnsi="Times New Roman"/>
-                <w:color w:val="FF0000"/>
+                <w:color w:val="000000"/>
                 <w:sz w:val="24"/>
                 <w:szCs w:val="24"/>
               </w:rPr>
@@ -7369,7 +7369,7 @@
             <w:r>
               <w:rPr>
                 <w:rFonts w:ascii="Times New Roman" w:hAnsi="Times New Roman"/>
-                <w:color w:val="FF0000"/>
+                <w:color w:val="000000"/>
                 <w:sz w:val="24"/>
                 <w:szCs w:val="24"/>
                 <w:lang w:val="en-US"/>
@@ -7379,7 +7379,7 @@
             <w:r>
               <w:rPr>
                 <w:rFonts w:ascii="Times New Roman" w:hAnsi="Times New Roman"/>
-                <w:color w:val="FF0000"/>
+                <w:color w:val="000000"/>
                 <w:sz w:val="24"/>
                 <w:szCs w:val="24"/>
                 <w:lang w:val="en-US"/>
@@ -7388,7 +7388,7 @@
             <w:r>
               <w:rPr>
                 <w:rFonts w:ascii="Times New Roman" w:hAnsi="Times New Roman"/>
-                <w:color w:val="FF0000"/>
+                <w:color w:val="000000"/>
                 <w:sz w:val="24"/>
                 <w:szCs w:val="24"/>
                 <w:lang w:val="en-US"/>
@@ -7468,7 +7468,7 @@
               <w:jc w:val="both"/>
               <w:rPr>
                 <w:rFonts w:ascii="Times New Roman" w:hAnsi="Times New Roman"/>
-                <w:color w:val="FF0000"/>
+                <w:color w:val="000000"/>
                 <w:sz w:val="24"/>
                 <w:szCs w:val="24"/>
               </w:rPr>
@@ -7476,7 +7476,7 @@
             <w:r>
               <w:rPr>
                 <w:rFonts w:ascii="Times New Roman" w:hAnsi="Times New Roman"/>
-                <w:color w:val="FF0000"/>
+                <w:color w:val="000000"/>
                 <w:sz w:val="24"/>
                 <w:szCs w:val="24"/>
               </w:rPr>
@@ -7573,7 +7573,7 @@
               <w:jc w:val="both"/>
               <w:rPr>
                 <w:rFonts w:ascii="Times New Roman" w:hAnsi="Times New Roman"/>
-                <w:color w:val="FF0000"/>
+                <w:color w:val="000000"/>
                 <w:sz w:val="24"/>
                 <w:szCs w:val="24"/>
               </w:rPr>
@@ -7581,7 +7581,7 @@
             <w:r>
               <w:rPr>
                 <w:rFonts w:ascii="Times New Roman" w:hAnsi="Times New Roman"/>
-                <w:color w:val="FF0000"/>
+                <w:color w:val="000000"/>
                 <w:sz w:val="24"/>
                 <w:szCs w:val="24"/>
               </w:rPr>
@@ -7724,7 +7724,7 @@
               <w:jc w:val="both"/>
               <w:rPr>
                 <w:rFonts w:ascii="Times New Roman" w:hAnsi="Times New Roman"/>
-                <w:color w:val="FF0000"/>
+                <w:color w:val="000000"/>
                 <w:sz w:val="24"/>
                 <w:szCs w:val="24"/>
               </w:rPr>
@@ -7732,7 +7732,7 @@
             <w:r>
               <w:rPr>
                 <w:rFonts w:ascii="Times New Roman" w:hAnsi="Times New Roman"/>
-                <w:color w:val="FF0000"/>
+                <w:color w:val="000000"/>
                 <w:sz w:val="24"/>
                 <w:szCs w:val="24"/>
               </w:rPr>
@@ -7741,31 +7741,31 @@
             <w:r>
               <w:rPr>
                 <w:rFonts w:ascii="Times New Roman" w:hAnsi="Times New Roman"/>
-                <w:color w:val="FF0000"/>
-                <w:sz w:val="24"/>
-                <w:szCs w:val="24"/>
-              </w:rPr>
-            </w:r>
-            <w:r>
-              <w:rPr>
-                <w:rFonts w:ascii="Times New Roman" w:hAnsi="Times New Roman"/>
-                <w:color w:val="FF0000"/>
-                <w:sz w:val="24"/>
-                <w:szCs w:val="24"/>
-              </w:rPr>
-            </w:r>
-            <w:r>
-              <w:rPr>
-                <w:rFonts w:ascii="Times New Roman" w:hAnsi="Times New Roman"/>
-                <w:color w:val="FF0000"/>
-                <w:sz w:val="24"/>
-                <w:szCs w:val="24"/>
-              </w:rPr>
-            </w:r>
-            <w:r>
-              <w:rPr>
-                <w:rFonts w:ascii="Times New Roman" w:hAnsi="Times New Roman"/>
-                <w:color w:val="FF0000"/>
+                <w:color w:val="000000"/>
+                <w:sz w:val="24"/>
+                <w:szCs w:val="24"/>
+              </w:rPr>
+            </w:r>
+            <w:r>
+              <w:rPr>
+                <w:rFonts w:ascii="Times New Roman" w:hAnsi="Times New Roman"/>
+                <w:color w:val="000000"/>
+                <w:sz w:val="24"/>
+                <w:szCs w:val="24"/>
+              </w:rPr>
+            </w:r>
+            <w:r>
+              <w:rPr>
+                <w:rFonts w:ascii="Times New Roman" w:hAnsi="Times New Roman"/>
+                <w:color w:val="000000"/>
+                <w:sz w:val="24"/>
+                <w:szCs w:val="24"/>
+              </w:rPr>
+            </w:r>
+            <w:r>
+              <w:rPr>
+                <w:rFonts w:ascii="Times New Roman" w:hAnsi="Times New Roman"/>
+                <w:color w:val="000000"/>
                 <w:sz w:val="24"/>
                 <w:szCs w:val="24"/>
               </w:rPr>
@@ -7834,7 +7834,7 @@
             <w:r>
               <w:rPr>
                 <w:rFonts w:ascii="Times New Roman" w:hAnsi="Times New Roman"/>
-                <w:color w:val="FF0000"/>
+                <w:color w:val="000000"/>
                 <w:sz w:val="24"/>
                 <w:szCs w:val="24"/>
               </w:rPr>
@@ -7843,7 +7843,7 @@
             <w:r>
               <w:rPr>
                 <w:rFonts w:ascii="Times New Roman" w:hAnsi="Times New Roman"/>
-                <w:color w:val="FF0000"/>
+                <w:color w:val="000000"/>
                 <w:sz w:val="24"/>
                 <w:szCs w:val="24"/>
               </w:rPr>
@@ -8311,7 +8311,7 @@
             <w:r>
               <w:rPr>
                 <w:rFonts w:ascii="Times New Roman" w:hAnsi="Times New Roman"/>
-                <w:color w:val="FF0000"/>
+                <w:color w:val="000000"/>
                 <w:sz w:val="24"/>
                 <w:szCs w:val="24"/>
               </w:rPr>
@@ -8320,23 +8320,23 @@
             <w:r>
               <w:rPr>
                 <w:rFonts w:ascii="Times New Roman" w:hAnsi="Times New Roman"/>
-                <w:color w:val="FF0000"/>
-                <w:sz w:val="24"/>
-                <w:szCs w:val="24"/>
-              </w:rPr>
-            </w:r>
-            <w:r>
-              <w:rPr>
-                <w:rFonts w:ascii="Times New Roman" w:hAnsi="Times New Roman"/>
-                <w:color w:val="FF0000"/>
-                <w:sz w:val="24"/>
-                <w:szCs w:val="24"/>
-              </w:rPr>
-            </w:r>
-            <w:r>
-              <w:rPr>
-                <w:rFonts w:ascii="Times New Roman" w:hAnsi="Times New Roman"/>
-                <w:color w:val="FF0000"/>
+                <w:color w:val="000000"/>
+                <w:sz w:val="24"/>
+                <w:szCs w:val="24"/>
+              </w:rPr>
+            </w:r>
+            <w:r>
+              <w:rPr>
+                <w:rFonts w:ascii="Times New Roman" w:hAnsi="Times New Roman"/>
+                <w:color w:val="000000"/>
+                <w:sz w:val="24"/>
+                <w:szCs w:val="24"/>
+              </w:rPr>
+            </w:r>
+            <w:r>
+              <w:rPr>
+                <w:rFonts w:ascii="Times New Roman" w:hAnsi="Times New Roman"/>
+                <w:color w:val="000000"/>
                 <w:sz w:val="24"/>
                 <w:szCs w:val="24"/>
               </w:rPr>
@@ -8345,7 +8345,7 @@
             <w:r>
               <w:rPr>
                 <w:rFonts w:ascii="Times New Roman" w:hAnsi="Times New Roman"/>
-                <w:color w:val="FF0000"/>
+                <w:color w:val="000000"/>
                 <w:sz w:val="24"/>
                 <w:szCs w:val="24"/>
               </w:rPr>
@@ -8354,7 +8354,7 @@
             <w:r>
               <w:rPr>
                 <w:rFonts w:ascii="Times New Roman" w:hAnsi="Times New Roman"/>
-                <w:color w:val="FF0000"/>
+                <w:color w:val="000000"/>
                 <w:sz w:val="24"/>
                 <w:szCs w:val="24"/>
               </w:rPr>
@@ -8581,7 +8581,7 @@
       <w:r>
         <w:rPr>
           <w:rFonts w:ascii="Times New Roman" w:hAnsi="Times New Roman"/>
-          <w:color w:val="FF0000"/>
+          <w:color w:val="000000"/>
           <w:sz w:val="24"/>
           <w:szCs w:val="24"/>
         </w:rPr>
@@ -8590,7 +8590,7 @@
       <w:r>
         <w:rPr>
           <w:rFonts w:ascii="Times New Roman" w:hAnsi="Times New Roman"/>
-          <w:color w:val="FF0000"/>
+          <w:color w:val="000000"/>
           <w:sz w:val="24"/>
           <w:szCs w:val="24"/>
         </w:rPr>
@@ -8615,7 +8615,7 @@
       <w:r>
         <w:rPr>
           <w:rFonts w:ascii="Times New Roman" w:hAnsi="Times New Roman"/>
-          <w:color w:val="FF0000"/>
+          <w:color w:val="000000"/>
           <w:spacing w:val="-9"/>
           <w:sz w:val="24"/>
           <w:szCs w:val="24"/>
@@ -8634,7 +8634,7 @@
       <w:r>
         <w:rPr>
           <w:rFonts w:ascii="Times New Roman" w:hAnsi="Times New Roman"/>
-          <w:color w:val="FF0000"/>
+          <w:color w:val="000000"/>
           <w:spacing w:val="-9"/>
           <w:sz w:val="24"/>
           <w:szCs w:val="24"/>
@@ -8653,7 +8653,7 @@
       <w:r>
         <w:rPr>
           <w:rFonts w:ascii="Times New Roman" w:hAnsi="Times New Roman"/>
-          <w:color w:val="FF0000"/>
+          <w:color w:val="000000"/>
           <w:spacing w:val="-9"/>
           <w:sz w:val="24"/>
           <w:szCs w:val="24"/>
@@ -8663,7 +8663,7 @@
       <w:r>
         <w:rPr>
           <w:rFonts w:ascii="Times New Roman" w:hAnsi="Times New Roman"/>
-          <w:color w:val="FF0000"/>
+          <w:color w:val="000000"/>
           <w:spacing w:val="-9"/>
           <w:sz w:val="24"/>
           <w:szCs w:val="24"/>
@@ -8922,7 +8922,7 @@
       <w:r>
         <w:rPr>
           <w:rFonts w:ascii="Times New Roman" w:hAnsi="Times New Roman"/>
-          <w:color w:val="FF0000"/>
+          <w:color w:val="000000"/>
           <w:sz w:val="24"/>
           <w:szCs w:val="24"/>
         </w:rPr>
@@ -8932,7 +8932,7 @@
       <w:r>
         <w:rPr>
           <w:rFonts w:ascii="Times New Roman" w:hAnsi="Times New Roman"/>
-          <w:color w:val="FF0000"/>
+          <w:color w:val="000000"/>
           <w:sz w:val="24"/>
           <w:szCs w:val="24"/>
         </w:rPr>
@@ -9925,7 +9925,7 @@
             <w:r>
               <w:rPr>
                 <w:rFonts w:ascii="Times New Roman" w:hAnsi="Times New Roman"/>
-                <w:color w:val="FF0000"/>
+                <w:color w:val="000000"/>
                 <w:sz w:val="24"/>
                 <w:szCs w:val="24"/>
               </w:rPr>
@@ -9934,23 +9934,23 @@
             <w:r>
               <w:rPr>
                 <w:rFonts w:ascii="Times New Roman" w:hAnsi="Times New Roman"/>
-                <w:color w:val="FF0000"/>
-                <w:sz w:val="24"/>
-                <w:szCs w:val="24"/>
-              </w:rPr>
-            </w:r>
-            <w:r>
-              <w:rPr>
-                <w:rFonts w:ascii="Times New Roman" w:hAnsi="Times New Roman"/>
-                <w:color w:val="FF0000"/>
-                <w:sz w:val="24"/>
-                <w:szCs w:val="24"/>
-              </w:rPr>
-            </w:r>
-            <w:r>
-              <w:rPr>
-                <w:rFonts w:ascii="Times New Roman" w:hAnsi="Times New Roman"/>
-                <w:color w:val="FF0000"/>
+                <w:color w:val="000000"/>
+                <w:sz w:val="24"/>
+                <w:szCs w:val="24"/>
+              </w:rPr>
+            </w:r>
+            <w:r>
+              <w:rPr>
+                <w:rFonts w:ascii="Times New Roman" w:hAnsi="Times New Roman"/>
+                <w:color w:val="000000"/>
+                <w:sz w:val="24"/>
+                <w:szCs w:val="24"/>
+              </w:rPr>
+            </w:r>
+            <w:r>
+              <w:rPr>
+                <w:rFonts w:ascii="Times New Roman" w:hAnsi="Times New Roman"/>
+                <w:color w:val="000000"/>
                 <w:sz w:val="24"/>
                 <w:szCs w:val="24"/>
               </w:rPr>
@@ -9959,7 +9959,7 @@
             <w:r>
               <w:rPr>
                 <w:rFonts w:ascii="Times New Roman" w:hAnsi="Times New Roman"/>
-                <w:color w:val="FF0000"/>
+                <w:color w:val="000000"/>
                 <w:sz w:val="24"/>
                 <w:szCs w:val="24"/>
               </w:rPr>
@@ -9968,7 +9968,7 @@
             <w:r>
               <w:rPr>
                 <w:rFonts w:ascii="Times New Roman" w:hAnsi="Times New Roman"/>
-                <w:color w:val="FF0000"/>
+                <w:color w:val="000000"/>
                 <w:sz w:val="24"/>
                 <w:szCs w:val="24"/>
               </w:rPr>
